--- a/rag - cheet_sheet.docx
+++ b/rag - cheet_sheet.docx
@@ -406,8 +406,13 @@
           <w:numId w:val="6"/>
         </w:numPr>
       </w:pPr>
-      <w:r>
-        <w:t xml:space="preserve">LlamaIndex </w:t>
+      <w:proofErr w:type="spellStart"/>
+      <w:r>
+        <w:t>LlamaIndex</w:t>
+      </w:r>
+      <w:proofErr w:type="spellEnd"/>
+      <w:r>
+        <w:t xml:space="preserve"> </w:t>
       </w:r>
       <w:proofErr w:type="spellStart"/>
       <w:r>
@@ -1414,28 +1419,2393 @@
         <w:t xml:space="preserve"> └ disk-optimized vector layout</w:t>
       </w:r>
     </w:p>
+    <w:p>
+      <w:pPr>
+        <w:ind w:left="1440"/>
+      </w:pPr>
+    </w:p>
+    <w:p>
+      <w:pPr>
+        <w:ind w:left="1440"/>
+      </w:pPr>
+    </w:p>
+    <w:p>
+      <w:pPr>
+        <w:ind w:left="1440"/>
+      </w:pPr>
+    </w:p>
+    <w:p>
+      <w:pPr>
+        <w:ind w:left="1440"/>
+      </w:pPr>
+    </w:p>
+    <w:p>
+      <w:pPr>
+        <w:ind w:left="1440"/>
+      </w:pPr>
+    </w:p>
+    <w:p>
+      <w:pPr>
+        <w:pStyle w:val="Heading2"/>
+      </w:pPr>
+      <w:r>
+        <w:lastRenderedPageBreak/>
+        <w:t>The Vector Database Decision Matrix</w:t>
+      </w:r>
+    </w:p>
+    <w:p>
+      <w:pPr>
+        <w:ind w:left="1440"/>
+      </w:pPr>
+    </w:p>
+    <w:tbl>
+      <w:tblPr>
+        <w:tblW w:w="0" w:type="auto"/>
+        <w:tblCellSpacing w:w="15" w:type="dxa"/>
+        <w:tblCellMar>
+          <w:left w:w="0" w:type="dxa"/>
+          <w:right w:w="0" w:type="dxa"/>
+        </w:tblCellMar>
+        <w:tblLook w:val="04A0" w:firstRow="1" w:lastRow="0" w:firstColumn="1" w:lastColumn="0" w:noHBand="0" w:noVBand="1"/>
+      </w:tblPr>
+      <w:tblGrid>
+        <w:gridCol w:w="1516"/>
+        <w:gridCol w:w="1258"/>
+        <w:gridCol w:w="1494"/>
+        <w:gridCol w:w="1426"/>
+        <w:gridCol w:w="1669"/>
+        <w:gridCol w:w="1647"/>
+      </w:tblGrid>
+      <w:tr>
+        <w:trPr>
+          <w:tblHeader/>
+          <w:tblCellSpacing w:w="15" w:type="dxa"/>
+        </w:trPr>
+        <w:tc>
+          <w:tcPr>
+            <w:tcW w:w="0" w:type="auto"/>
+            <w:tcBorders>
+              <w:top w:val="single" w:sz="6" w:space="0" w:color="auto"/>
+              <w:left w:val="single" w:sz="6" w:space="0" w:color="auto"/>
+              <w:bottom w:val="single" w:sz="6" w:space="0" w:color="auto"/>
+              <w:right w:val="single" w:sz="6" w:space="0" w:color="auto"/>
+            </w:tcBorders>
+            <w:tcMar>
+              <w:top w:w="240" w:type="dxa"/>
+              <w:left w:w="0" w:type="dxa"/>
+              <w:bottom w:w="240" w:type="dxa"/>
+              <w:right w:w="180" w:type="dxa"/>
+            </w:tcMar>
+            <w:vAlign w:val="center"/>
+            <w:hideMark/>
+          </w:tcPr>
+          <w:p>
+            <w:pPr>
+              <w:spacing w:after="0" w:line="240" w:lineRule="auto"/>
+              <w:rPr>
+                <w:rFonts w:ascii="Arial" w:eastAsia="Times New Roman" w:hAnsi="Arial" w:cs="Arial"/>
+                <w:color w:val="1F1F1F"/>
+                <w:kern w:val="0"/>
+                <w:sz w:val="24"/>
+                <w:szCs w:val="24"/>
+                <w:lang w:eastAsia="en-IN"/>
+                <w14:ligatures w14:val="none"/>
+              </w:rPr>
+            </w:pPr>
+            <w:r>
+              <w:rPr>
+                <w:rFonts w:ascii="Arial" w:eastAsia="Times New Roman" w:hAnsi="Arial" w:cs="Arial"/>
+                <w:b/>
+                <w:bCs/>
+                <w:color w:val="1F1F1F"/>
+                <w:kern w:val="0"/>
+                <w:sz w:val="24"/>
+                <w:szCs w:val="24"/>
+                <w:bdr w:val="none" w:sz="0" w:space="0" w:color="auto" w:frame="1"/>
+                <w:lang w:eastAsia="en-IN"/>
+                <w14:ligatures w14:val="none"/>
+              </w:rPr>
+              <w:t>Feature</w:t>
+            </w:r>
+          </w:p>
+        </w:tc>
+        <w:tc>
+          <w:tcPr>
+            <w:tcW w:w="0" w:type="auto"/>
+            <w:tcBorders>
+              <w:top w:val="single" w:sz="6" w:space="0" w:color="auto"/>
+              <w:left w:val="single" w:sz="6" w:space="0" w:color="auto"/>
+              <w:bottom w:val="single" w:sz="6" w:space="0" w:color="auto"/>
+              <w:right w:val="single" w:sz="6" w:space="0" w:color="auto"/>
+            </w:tcBorders>
+            <w:tcMar>
+              <w:top w:w="240" w:type="dxa"/>
+              <w:left w:w="0" w:type="dxa"/>
+              <w:bottom w:w="240" w:type="dxa"/>
+              <w:right w:w="180" w:type="dxa"/>
+            </w:tcMar>
+            <w:vAlign w:val="center"/>
+            <w:hideMark/>
+          </w:tcPr>
+          <w:p>
+            <w:pPr>
+              <w:spacing w:after="0" w:line="240" w:lineRule="auto"/>
+              <w:rPr>
+                <w:rFonts w:ascii="Arial" w:eastAsia="Times New Roman" w:hAnsi="Arial" w:cs="Arial"/>
+                <w:color w:val="1F1F1F"/>
+                <w:kern w:val="0"/>
+                <w:sz w:val="24"/>
+                <w:szCs w:val="24"/>
+                <w:lang w:eastAsia="en-IN"/>
+                <w14:ligatures w14:val="none"/>
+              </w:rPr>
+            </w:pPr>
+            <w:r>
+              <w:rPr>
+                <w:rFonts w:ascii="Arial" w:eastAsia="Times New Roman" w:hAnsi="Arial" w:cs="Arial"/>
+                <w:b/>
+                <w:bCs/>
+                <w:color w:val="1F1F1F"/>
+                <w:kern w:val="0"/>
+                <w:sz w:val="24"/>
+                <w:szCs w:val="24"/>
+                <w:bdr w:val="none" w:sz="0" w:space="0" w:color="auto" w:frame="1"/>
+                <w:lang w:eastAsia="en-IN"/>
+                <w14:ligatures w14:val="none"/>
+              </w:rPr>
+              <w:t>FAISS (Library)</w:t>
+            </w:r>
+          </w:p>
+        </w:tc>
+        <w:tc>
+          <w:tcPr>
+            <w:tcW w:w="1464" w:type="dxa"/>
+            <w:tcBorders>
+              <w:top w:val="single" w:sz="6" w:space="0" w:color="auto"/>
+              <w:left w:val="single" w:sz="6" w:space="0" w:color="auto"/>
+              <w:bottom w:val="single" w:sz="6" w:space="0" w:color="auto"/>
+              <w:right w:val="single" w:sz="6" w:space="0" w:color="auto"/>
+            </w:tcBorders>
+            <w:tcMar>
+              <w:top w:w="240" w:type="dxa"/>
+              <w:left w:w="0" w:type="dxa"/>
+              <w:bottom w:w="240" w:type="dxa"/>
+              <w:right w:w="180" w:type="dxa"/>
+            </w:tcMar>
+            <w:vAlign w:val="center"/>
+            <w:hideMark/>
+          </w:tcPr>
+          <w:p>
+            <w:pPr>
+              <w:spacing w:after="0" w:line="240" w:lineRule="auto"/>
+              <w:rPr>
+                <w:rFonts w:ascii="Arial" w:eastAsia="Times New Roman" w:hAnsi="Arial" w:cs="Arial"/>
+                <w:color w:val="1F1F1F"/>
+                <w:kern w:val="0"/>
+                <w:sz w:val="24"/>
+                <w:szCs w:val="24"/>
+                <w:lang w:eastAsia="en-IN"/>
+                <w14:ligatures w14:val="none"/>
+              </w:rPr>
+            </w:pPr>
+            <w:proofErr w:type="spellStart"/>
+            <w:r>
+              <w:rPr>
+                <w:rFonts w:ascii="Arial" w:eastAsia="Times New Roman" w:hAnsi="Arial" w:cs="Arial"/>
+                <w:b/>
+                <w:bCs/>
+                <w:color w:val="1F1F1F"/>
+                <w:kern w:val="0"/>
+                <w:sz w:val="24"/>
+                <w:szCs w:val="24"/>
+                <w:bdr w:val="none" w:sz="0" w:space="0" w:color="auto" w:frame="1"/>
+                <w:lang w:eastAsia="en-IN"/>
+                <w14:ligatures w14:val="none"/>
+              </w:rPr>
+              <w:t>ChromaDB</w:t>
+            </w:r>
+            <w:proofErr w:type="spellEnd"/>
+            <w:r>
+              <w:rPr>
+                <w:rFonts w:ascii="Arial" w:eastAsia="Times New Roman" w:hAnsi="Arial" w:cs="Arial"/>
+                <w:b/>
+                <w:bCs/>
+                <w:color w:val="1F1F1F"/>
+                <w:kern w:val="0"/>
+                <w:sz w:val="24"/>
+                <w:szCs w:val="24"/>
+                <w:bdr w:val="none" w:sz="0" w:space="0" w:color="auto" w:frame="1"/>
+                <w:lang w:eastAsia="en-IN"/>
+                <w14:ligatures w14:val="none"/>
+              </w:rPr>
+              <w:t xml:space="preserve"> (Local DB)</w:t>
+            </w:r>
+          </w:p>
+        </w:tc>
+        <w:tc>
+          <w:tcPr>
+            <w:tcW w:w="1396" w:type="dxa"/>
+            <w:tcBorders>
+              <w:top w:val="single" w:sz="6" w:space="0" w:color="auto"/>
+              <w:left w:val="single" w:sz="6" w:space="0" w:color="auto"/>
+              <w:bottom w:val="single" w:sz="6" w:space="0" w:color="auto"/>
+              <w:right w:val="single" w:sz="6" w:space="0" w:color="auto"/>
+            </w:tcBorders>
+            <w:tcMar>
+              <w:top w:w="240" w:type="dxa"/>
+              <w:left w:w="0" w:type="dxa"/>
+              <w:bottom w:w="240" w:type="dxa"/>
+              <w:right w:w="180" w:type="dxa"/>
+            </w:tcMar>
+            <w:vAlign w:val="center"/>
+            <w:hideMark/>
+          </w:tcPr>
+          <w:p>
+            <w:pPr>
+              <w:spacing w:after="0" w:line="240" w:lineRule="auto"/>
+              <w:rPr>
+                <w:rFonts w:ascii="Arial" w:eastAsia="Times New Roman" w:hAnsi="Arial" w:cs="Arial"/>
+                <w:color w:val="1F1F1F"/>
+                <w:kern w:val="0"/>
+                <w:sz w:val="24"/>
+                <w:szCs w:val="24"/>
+                <w:lang w:eastAsia="en-IN"/>
+                <w14:ligatures w14:val="none"/>
+              </w:rPr>
+            </w:pPr>
+            <w:r>
+              <w:rPr>
+                <w:rFonts w:ascii="Arial" w:eastAsia="Times New Roman" w:hAnsi="Arial" w:cs="Arial"/>
+                <w:b/>
+                <w:bCs/>
+                <w:color w:val="1F1F1F"/>
+                <w:kern w:val="0"/>
+                <w:sz w:val="24"/>
+                <w:szCs w:val="24"/>
+                <w:bdr w:val="none" w:sz="0" w:space="0" w:color="auto" w:frame="1"/>
+                <w:lang w:eastAsia="en-IN"/>
+                <w14:ligatures w14:val="none"/>
+              </w:rPr>
+              <w:t>Pinecone (SaaS)</w:t>
+            </w:r>
+          </w:p>
+        </w:tc>
+        <w:tc>
+          <w:tcPr>
+            <w:tcW w:w="1639" w:type="dxa"/>
+            <w:tcBorders>
+              <w:top w:val="single" w:sz="6" w:space="0" w:color="auto"/>
+              <w:left w:val="single" w:sz="6" w:space="0" w:color="auto"/>
+              <w:bottom w:val="single" w:sz="6" w:space="0" w:color="auto"/>
+              <w:right w:val="single" w:sz="6" w:space="0" w:color="auto"/>
+            </w:tcBorders>
+            <w:tcMar>
+              <w:top w:w="240" w:type="dxa"/>
+              <w:left w:w="0" w:type="dxa"/>
+              <w:bottom w:w="240" w:type="dxa"/>
+              <w:right w:w="180" w:type="dxa"/>
+            </w:tcMar>
+            <w:vAlign w:val="center"/>
+            <w:hideMark/>
+          </w:tcPr>
+          <w:p>
+            <w:pPr>
+              <w:spacing w:after="0" w:line="240" w:lineRule="auto"/>
+              <w:rPr>
+                <w:rFonts w:ascii="Arial" w:eastAsia="Times New Roman" w:hAnsi="Arial" w:cs="Arial"/>
+                <w:color w:val="1F1F1F"/>
+                <w:kern w:val="0"/>
+                <w:sz w:val="24"/>
+                <w:szCs w:val="24"/>
+                <w:lang w:eastAsia="en-IN"/>
+                <w14:ligatures w14:val="none"/>
+              </w:rPr>
+            </w:pPr>
+            <w:proofErr w:type="spellStart"/>
+            <w:r>
+              <w:rPr>
+                <w:rFonts w:ascii="Arial" w:eastAsia="Times New Roman" w:hAnsi="Arial" w:cs="Arial"/>
+                <w:b/>
+                <w:bCs/>
+                <w:color w:val="1F1F1F"/>
+                <w:kern w:val="0"/>
+                <w:sz w:val="24"/>
+                <w:szCs w:val="24"/>
+                <w:bdr w:val="none" w:sz="0" w:space="0" w:color="auto" w:frame="1"/>
+                <w:lang w:eastAsia="en-IN"/>
+                <w14:ligatures w14:val="none"/>
+              </w:rPr>
+              <w:t>Qdrant</w:t>
+            </w:r>
+            <w:proofErr w:type="spellEnd"/>
+            <w:r>
+              <w:rPr>
+                <w:rFonts w:ascii="Arial" w:eastAsia="Times New Roman" w:hAnsi="Arial" w:cs="Arial"/>
+                <w:b/>
+                <w:bCs/>
+                <w:color w:val="1F1F1F"/>
+                <w:kern w:val="0"/>
+                <w:sz w:val="24"/>
+                <w:szCs w:val="24"/>
+                <w:bdr w:val="none" w:sz="0" w:space="0" w:color="auto" w:frame="1"/>
+                <w:lang w:eastAsia="en-IN"/>
+                <w14:ligatures w14:val="none"/>
+              </w:rPr>
+              <w:t xml:space="preserve"> (Production DB)</w:t>
+            </w:r>
+          </w:p>
+        </w:tc>
+        <w:tc>
+          <w:tcPr>
+            <w:tcW w:w="1602" w:type="dxa"/>
+            <w:tcBorders>
+              <w:top w:val="single" w:sz="6" w:space="0" w:color="auto"/>
+              <w:left w:val="single" w:sz="6" w:space="0" w:color="auto"/>
+              <w:bottom w:val="single" w:sz="6" w:space="0" w:color="auto"/>
+              <w:right w:val="single" w:sz="6" w:space="0" w:color="auto"/>
+            </w:tcBorders>
+            <w:tcMar>
+              <w:top w:w="240" w:type="dxa"/>
+              <w:left w:w="0" w:type="dxa"/>
+              <w:bottom w:w="240" w:type="dxa"/>
+              <w:right w:w="0" w:type="dxa"/>
+            </w:tcMar>
+            <w:vAlign w:val="center"/>
+            <w:hideMark/>
+          </w:tcPr>
+          <w:p>
+            <w:pPr>
+              <w:spacing w:after="0" w:line="240" w:lineRule="auto"/>
+              <w:rPr>
+                <w:rFonts w:ascii="Arial" w:eastAsia="Times New Roman" w:hAnsi="Arial" w:cs="Arial"/>
+                <w:color w:val="1F1F1F"/>
+                <w:kern w:val="0"/>
+                <w:sz w:val="24"/>
+                <w:szCs w:val="24"/>
+                <w:lang w:eastAsia="en-IN"/>
+                <w14:ligatures w14:val="none"/>
+              </w:rPr>
+            </w:pPr>
+            <w:r>
+              <w:rPr>
+                <w:rFonts w:ascii="Arial" w:eastAsia="Times New Roman" w:hAnsi="Arial" w:cs="Arial"/>
+                <w:b/>
+                <w:bCs/>
+                <w:color w:val="1F1F1F"/>
+                <w:kern w:val="0"/>
+                <w:sz w:val="24"/>
+                <w:szCs w:val="24"/>
+                <w:bdr w:val="none" w:sz="0" w:space="0" w:color="auto" w:frame="1"/>
+                <w:lang w:eastAsia="en-IN"/>
+                <w14:ligatures w14:val="none"/>
+              </w:rPr>
+              <w:t>Milvus (Enterprise)</w:t>
+            </w:r>
+          </w:p>
+        </w:tc>
+      </w:tr>
+      <w:tr>
+        <w:trPr>
+          <w:tblCellSpacing w:w="15" w:type="dxa"/>
+        </w:trPr>
+        <w:tc>
+          <w:tcPr>
+            <w:tcW w:w="0" w:type="auto"/>
+            <w:tcBorders>
+              <w:top w:val="single" w:sz="6" w:space="0" w:color="auto"/>
+              <w:left w:val="single" w:sz="6" w:space="0" w:color="auto"/>
+              <w:bottom w:val="single" w:sz="6" w:space="0" w:color="auto"/>
+              <w:right w:val="single" w:sz="6" w:space="0" w:color="auto"/>
+            </w:tcBorders>
+            <w:tcMar>
+              <w:top w:w="240" w:type="dxa"/>
+              <w:left w:w="0" w:type="dxa"/>
+              <w:bottom w:w="240" w:type="dxa"/>
+              <w:right w:w="180" w:type="dxa"/>
+            </w:tcMar>
+            <w:vAlign w:val="center"/>
+            <w:hideMark/>
+          </w:tcPr>
+          <w:p>
+            <w:pPr>
+              <w:spacing w:after="0" w:line="240" w:lineRule="auto"/>
+              <w:rPr>
+                <w:rFonts w:ascii="Arial" w:eastAsia="Times New Roman" w:hAnsi="Arial" w:cs="Arial"/>
+                <w:color w:val="1F1F1F"/>
+                <w:kern w:val="0"/>
+                <w:sz w:val="24"/>
+                <w:szCs w:val="24"/>
+                <w:lang w:eastAsia="en-IN"/>
+                <w14:ligatures w14:val="none"/>
+              </w:rPr>
+            </w:pPr>
+            <w:r>
+              <w:rPr>
+                <w:rFonts w:ascii="Arial" w:eastAsia="Times New Roman" w:hAnsi="Arial" w:cs="Arial"/>
+                <w:b/>
+                <w:bCs/>
+                <w:color w:val="1F1F1F"/>
+                <w:kern w:val="0"/>
+                <w:sz w:val="24"/>
+                <w:szCs w:val="24"/>
+                <w:bdr w:val="none" w:sz="0" w:space="0" w:color="auto" w:frame="1"/>
+                <w:lang w:eastAsia="en-IN"/>
+                <w14:ligatures w14:val="none"/>
+              </w:rPr>
+              <w:t>Primary Indexing</w:t>
+            </w:r>
+          </w:p>
+        </w:tc>
+        <w:tc>
+          <w:tcPr>
+            <w:tcW w:w="0" w:type="auto"/>
+            <w:tcBorders>
+              <w:top w:val="single" w:sz="6" w:space="0" w:color="auto"/>
+              <w:left w:val="single" w:sz="6" w:space="0" w:color="auto"/>
+              <w:bottom w:val="single" w:sz="6" w:space="0" w:color="auto"/>
+              <w:right w:val="single" w:sz="6" w:space="0" w:color="auto"/>
+            </w:tcBorders>
+            <w:tcMar>
+              <w:top w:w="240" w:type="dxa"/>
+              <w:left w:w="0" w:type="dxa"/>
+              <w:bottom w:w="240" w:type="dxa"/>
+              <w:right w:w="180" w:type="dxa"/>
+            </w:tcMar>
+            <w:vAlign w:val="center"/>
+            <w:hideMark/>
+          </w:tcPr>
+          <w:p>
+            <w:pPr>
+              <w:spacing w:after="0" w:line="240" w:lineRule="auto"/>
+              <w:rPr>
+                <w:rFonts w:ascii="Arial" w:eastAsia="Times New Roman" w:hAnsi="Arial" w:cs="Arial"/>
+                <w:color w:val="1F1F1F"/>
+                <w:kern w:val="0"/>
+                <w:lang w:eastAsia="en-IN"/>
+                <w14:ligatures w14:val="none"/>
+              </w:rPr>
+            </w:pPr>
+            <w:r>
+              <w:rPr>
+                <w:rFonts w:ascii="Arial" w:eastAsia="Times New Roman" w:hAnsi="Arial" w:cs="Arial"/>
+                <w:color w:val="1F1F1F"/>
+                <w:kern w:val="0"/>
+                <w:bdr w:val="none" w:sz="0" w:space="0" w:color="auto" w:frame="1"/>
+                <w:lang w:eastAsia="en-IN"/>
+                <w14:ligatures w14:val="none"/>
+              </w:rPr>
+              <w:t>IVF, HNSW, Flat, PQ</w:t>
+            </w:r>
+          </w:p>
+        </w:tc>
+        <w:tc>
+          <w:tcPr>
+            <w:tcW w:w="1464" w:type="dxa"/>
+            <w:tcBorders>
+              <w:top w:val="single" w:sz="6" w:space="0" w:color="auto"/>
+              <w:left w:val="single" w:sz="6" w:space="0" w:color="auto"/>
+              <w:bottom w:val="single" w:sz="6" w:space="0" w:color="auto"/>
+              <w:right w:val="single" w:sz="6" w:space="0" w:color="auto"/>
+            </w:tcBorders>
+            <w:tcMar>
+              <w:top w:w="240" w:type="dxa"/>
+              <w:left w:w="0" w:type="dxa"/>
+              <w:bottom w:w="240" w:type="dxa"/>
+              <w:right w:w="180" w:type="dxa"/>
+            </w:tcMar>
+            <w:vAlign w:val="center"/>
+            <w:hideMark/>
+          </w:tcPr>
+          <w:p>
+            <w:pPr>
+              <w:spacing w:after="0" w:line="240" w:lineRule="auto"/>
+              <w:rPr>
+                <w:rFonts w:ascii="Arial" w:eastAsia="Times New Roman" w:hAnsi="Arial" w:cs="Arial"/>
+                <w:color w:val="1F1F1F"/>
+                <w:kern w:val="0"/>
+                <w:lang w:eastAsia="en-IN"/>
+                <w14:ligatures w14:val="none"/>
+              </w:rPr>
+            </w:pPr>
+            <w:r>
+              <w:rPr>
+                <w:rFonts w:ascii="Arial" w:eastAsia="Times New Roman" w:hAnsi="Arial" w:cs="Arial"/>
+                <w:color w:val="1F1F1F"/>
+                <w:kern w:val="0"/>
+                <w:bdr w:val="none" w:sz="0" w:space="0" w:color="auto" w:frame="1"/>
+                <w:lang w:eastAsia="en-IN"/>
+                <w14:ligatures w14:val="none"/>
+              </w:rPr>
+              <w:t>HNSW</w:t>
+            </w:r>
+          </w:p>
+        </w:tc>
+        <w:tc>
+          <w:tcPr>
+            <w:tcW w:w="1396" w:type="dxa"/>
+            <w:tcBorders>
+              <w:top w:val="single" w:sz="6" w:space="0" w:color="auto"/>
+              <w:left w:val="single" w:sz="6" w:space="0" w:color="auto"/>
+              <w:bottom w:val="single" w:sz="6" w:space="0" w:color="auto"/>
+              <w:right w:val="single" w:sz="6" w:space="0" w:color="auto"/>
+            </w:tcBorders>
+            <w:tcMar>
+              <w:top w:w="240" w:type="dxa"/>
+              <w:left w:w="0" w:type="dxa"/>
+              <w:bottom w:w="240" w:type="dxa"/>
+              <w:right w:w="180" w:type="dxa"/>
+            </w:tcMar>
+            <w:vAlign w:val="center"/>
+            <w:hideMark/>
+          </w:tcPr>
+          <w:p>
+            <w:pPr>
+              <w:spacing w:after="0" w:line="240" w:lineRule="auto"/>
+              <w:rPr>
+                <w:rFonts w:ascii="Arial" w:eastAsia="Times New Roman" w:hAnsi="Arial" w:cs="Arial"/>
+                <w:color w:val="1F1F1F"/>
+                <w:kern w:val="0"/>
+                <w:lang w:eastAsia="en-IN"/>
+                <w14:ligatures w14:val="none"/>
+              </w:rPr>
+            </w:pPr>
+            <w:r>
+              <w:rPr>
+                <w:rFonts w:ascii="Arial" w:eastAsia="Times New Roman" w:hAnsi="Arial" w:cs="Arial"/>
+                <w:color w:val="1F1F1F"/>
+                <w:kern w:val="0"/>
+                <w:bdr w:val="none" w:sz="0" w:space="0" w:color="auto" w:frame="1"/>
+                <w:lang w:eastAsia="en-IN"/>
+                <w14:ligatures w14:val="none"/>
+              </w:rPr>
+              <w:t>Proprietary Graph</w:t>
+            </w:r>
+          </w:p>
+        </w:tc>
+        <w:tc>
+          <w:tcPr>
+            <w:tcW w:w="1639" w:type="dxa"/>
+            <w:tcBorders>
+              <w:top w:val="single" w:sz="6" w:space="0" w:color="auto"/>
+              <w:left w:val="single" w:sz="6" w:space="0" w:color="auto"/>
+              <w:bottom w:val="single" w:sz="6" w:space="0" w:color="auto"/>
+              <w:right w:val="single" w:sz="6" w:space="0" w:color="auto"/>
+            </w:tcBorders>
+            <w:tcMar>
+              <w:top w:w="240" w:type="dxa"/>
+              <w:left w:w="0" w:type="dxa"/>
+              <w:bottom w:w="240" w:type="dxa"/>
+              <w:right w:w="180" w:type="dxa"/>
+            </w:tcMar>
+            <w:vAlign w:val="center"/>
+            <w:hideMark/>
+          </w:tcPr>
+          <w:p>
+            <w:pPr>
+              <w:spacing w:after="0" w:line="240" w:lineRule="auto"/>
+              <w:rPr>
+                <w:rFonts w:ascii="Arial" w:eastAsia="Times New Roman" w:hAnsi="Arial" w:cs="Arial"/>
+                <w:color w:val="1F1F1F"/>
+                <w:kern w:val="0"/>
+                <w:lang w:eastAsia="en-IN"/>
+                <w14:ligatures w14:val="none"/>
+              </w:rPr>
+            </w:pPr>
+            <w:r>
+              <w:rPr>
+                <w:rFonts w:ascii="Arial" w:eastAsia="Times New Roman" w:hAnsi="Arial" w:cs="Arial"/>
+                <w:b/>
+                <w:bCs/>
+                <w:color w:val="1F1F1F"/>
+                <w:kern w:val="0"/>
+                <w:bdr w:val="none" w:sz="0" w:space="0" w:color="auto" w:frame="1"/>
+                <w:lang w:eastAsia="en-IN"/>
+                <w14:ligatures w14:val="none"/>
+              </w:rPr>
+              <w:t>Filtered HNSW</w:t>
+            </w:r>
+          </w:p>
+        </w:tc>
+        <w:tc>
+          <w:tcPr>
+            <w:tcW w:w="1602" w:type="dxa"/>
+            <w:tcBorders>
+              <w:top w:val="single" w:sz="6" w:space="0" w:color="auto"/>
+              <w:left w:val="single" w:sz="6" w:space="0" w:color="auto"/>
+              <w:bottom w:val="single" w:sz="6" w:space="0" w:color="auto"/>
+              <w:right w:val="single" w:sz="6" w:space="0" w:color="auto"/>
+            </w:tcBorders>
+            <w:tcMar>
+              <w:top w:w="240" w:type="dxa"/>
+              <w:left w:w="0" w:type="dxa"/>
+              <w:bottom w:w="240" w:type="dxa"/>
+              <w:right w:w="0" w:type="dxa"/>
+            </w:tcMar>
+            <w:vAlign w:val="center"/>
+            <w:hideMark/>
+          </w:tcPr>
+          <w:p>
+            <w:pPr>
+              <w:spacing w:after="0" w:line="240" w:lineRule="auto"/>
+              <w:rPr>
+                <w:rFonts w:ascii="Arial" w:eastAsia="Times New Roman" w:hAnsi="Arial" w:cs="Arial"/>
+                <w:color w:val="1F1F1F"/>
+                <w:kern w:val="0"/>
+                <w:lang w:eastAsia="en-IN"/>
+                <w14:ligatures w14:val="none"/>
+              </w:rPr>
+            </w:pPr>
+            <w:proofErr w:type="spellStart"/>
+            <w:r>
+              <w:rPr>
+                <w:rFonts w:ascii="Arial" w:eastAsia="Times New Roman" w:hAnsi="Arial" w:cs="Arial"/>
+                <w:color w:val="1F1F1F"/>
+                <w:kern w:val="0"/>
+                <w:bdr w:val="none" w:sz="0" w:space="0" w:color="auto" w:frame="1"/>
+                <w:lang w:eastAsia="en-IN"/>
+                <w14:ligatures w14:val="none"/>
+              </w:rPr>
+              <w:t>DiskANN</w:t>
+            </w:r>
+            <w:proofErr w:type="spellEnd"/>
+            <w:r>
+              <w:rPr>
+                <w:rFonts w:ascii="Arial" w:eastAsia="Times New Roman" w:hAnsi="Arial" w:cs="Arial"/>
+                <w:color w:val="1F1F1F"/>
+                <w:kern w:val="0"/>
+                <w:bdr w:val="none" w:sz="0" w:space="0" w:color="auto" w:frame="1"/>
+                <w:lang w:eastAsia="en-IN"/>
+                <w14:ligatures w14:val="none"/>
+              </w:rPr>
+              <w:t>, HNSW, IVF</w:t>
+            </w:r>
+          </w:p>
+        </w:tc>
+      </w:tr>
+      <w:tr>
+        <w:trPr>
+          <w:tblCellSpacing w:w="15" w:type="dxa"/>
+        </w:trPr>
+        <w:tc>
+          <w:tcPr>
+            <w:tcW w:w="0" w:type="auto"/>
+            <w:tcBorders>
+              <w:top w:val="single" w:sz="6" w:space="0" w:color="auto"/>
+              <w:left w:val="single" w:sz="6" w:space="0" w:color="auto"/>
+              <w:bottom w:val="single" w:sz="6" w:space="0" w:color="auto"/>
+              <w:right w:val="single" w:sz="6" w:space="0" w:color="auto"/>
+            </w:tcBorders>
+            <w:tcMar>
+              <w:top w:w="240" w:type="dxa"/>
+              <w:left w:w="0" w:type="dxa"/>
+              <w:bottom w:w="240" w:type="dxa"/>
+              <w:right w:w="180" w:type="dxa"/>
+            </w:tcMar>
+            <w:vAlign w:val="center"/>
+            <w:hideMark/>
+          </w:tcPr>
+          <w:p>
+            <w:pPr>
+              <w:spacing w:after="0" w:line="240" w:lineRule="auto"/>
+              <w:rPr>
+                <w:rFonts w:ascii="Arial" w:eastAsia="Times New Roman" w:hAnsi="Arial" w:cs="Arial"/>
+                <w:color w:val="1F1F1F"/>
+                <w:kern w:val="0"/>
+                <w:sz w:val="24"/>
+                <w:szCs w:val="24"/>
+                <w:lang w:eastAsia="en-IN"/>
+                <w14:ligatures w14:val="none"/>
+              </w:rPr>
+            </w:pPr>
+            <w:r>
+              <w:rPr>
+                <w:rFonts w:ascii="Arial" w:eastAsia="Times New Roman" w:hAnsi="Arial" w:cs="Arial"/>
+                <w:b/>
+                <w:bCs/>
+                <w:color w:val="1F1F1F"/>
+                <w:kern w:val="0"/>
+                <w:sz w:val="24"/>
+                <w:szCs w:val="24"/>
+                <w:bdr w:val="none" w:sz="0" w:space="0" w:color="auto" w:frame="1"/>
+                <w:lang w:eastAsia="en-IN"/>
+                <w14:ligatures w14:val="none"/>
+              </w:rPr>
+              <w:t>Data Storage</w:t>
+            </w:r>
+          </w:p>
+        </w:tc>
+        <w:tc>
+          <w:tcPr>
+            <w:tcW w:w="0" w:type="auto"/>
+            <w:tcBorders>
+              <w:top w:val="single" w:sz="6" w:space="0" w:color="auto"/>
+              <w:left w:val="single" w:sz="6" w:space="0" w:color="auto"/>
+              <w:bottom w:val="single" w:sz="6" w:space="0" w:color="auto"/>
+              <w:right w:val="single" w:sz="6" w:space="0" w:color="auto"/>
+            </w:tcBorders>
+            <w:tcMar>
+              <w:top w:w="240" w:type="dxa"/>
+              <w:left w:w="0" w:type="dxa"/>
+              <w:bottom w:w="240" w:type="dxa"/>
+              <w:right w:w="180" w:type="dxa"/>
+            </w:tcMar>
+            <w:vAlign w:val="center"/>
+            <w:hideMark/>
+          </w:tcPr>
+          <w:p>
+            <w:pPr>
+              <w:spacing w:after="0" w:line="240" w:lineRule="auto"/>
+              <w:rPr>
+                <w:rFonts w:ascii="Arial" w:eastAsia="Times New Roman" w:hAnsi="Arial" w:cs="Arial"/>
+                <w:color w:val="1F1F1F"/>
+                <w:kern w:val="0"/>
+                <w:lang w:eastAsia="en-IN"/>
+                <w14:ligatures w14:val="none"/>
+              </w:rPr>
+            </w:pPr>
+            <w:r>
+              <w:rPr>
+                <w:rFonts w:ascii="Arial" w:eastAsia="Times New Roman" w:hAnsi="Arial" w:cs="Arial"/>
+                <w:color w:val="1F1F1F"/>
+                <w:kern w:val="0"/>
+                <w:bdr w:val="none" w:sz="0" w:space="0" w:color="auto" w:frame="1"/>
+                <w:lang w:eastAsia="en-IN"/>
+                <w14:ligatures w14:val="none"/>
+              </w:rPr>
+              <w:t>RAM / Local File</w:t>
+            </w:r>
+          </w:p>
+        </w:tc>
+        <w:tc>
+          <w:tcPr>
+            <w:tcW w:w="1464" w:type="dxa"/>
+            <w:tcBorders>
+              <w:top w:val="single" w:sz="6" w:space="0" w:color="auto"/>
+              <w:left w:val="single" w:sz="6" w:space="0" w:color="auto"/>
+              <w:bottom w:val="single" w:sz="6" w:space="0" w:color="auto"/>
+              <w:right w:val="single" w:sz="6" w:space="0" w:color="auto"/>
+            </w:tcBorders>
+            <w:tcMar>
+              <w:top w:w="240" w:type="dxa"/>
+              <w:left w:w="0" w:type="dxa"/>
+              <w:bottom w:w="240" w:type="dxa"/>
+              <w:right w:w="180" w:type="dxa"/>
+            </w:tcMar>
+            <w:vAlign w:val="center"/>
+            <w:hideMark/>
+          </w:tcPr>
+          <w:p>
+            <w:pPr>
+              <w:spacing w:after="0" w:line="240" w:lineRule="auto"/>
+              <w:rPr>
+                <w:rFonts w:ascii="Arial" w:eastAsia="Times New Roman" w:hAnsi="Arial" w:cs="Arial"/>
+                <w:color w:val="1F1F1F"/>
+                <w:kern w:val="0"/>
+                <w:lang w:eastAsia="en-IN"/>
+                <w14:ligatures w14:val="none"/>
+              </w:rPr>
+            </w:pPr>
+            <w:r>
+              <w:rPr>
+                <w:rFonts w:ascii="Arial" w:eastAsia="Times New Roman" w:hAnsi="Arial" w:cs="Arial"/>
+                <w:color w:val="1F1F1F"/>
+                <w:kern w:val="0"/>
+                <w:bdr w:val="none" w:sz="0" w:space="0" w:color="auto" w:frame="1"/>
+                <w:lang w:eastAsia="en-IN"/>
+                <w14:ligatures w14:val="none"/>
+              </w:rPr>
+              <w:t>SQLite / Parquet</w:t>
+            </w:r>
+          </w:p>
+        </w:tc>
+        <w:tc>
+          <w:tcPr>
+            <w:tcW w:w="1396" w:type="dxa"/>
+            <w:tcBorders>
+              <w:top w:val="single" w:sz="6" w:space="0" w:color="auto"/>
+              <w:left w:val="single" w:sz="6" w:space="0" w:color="auto"/>
+              <w:bottom w:val="single" w:sz="6" w:space="0" w:color="auto"/>
+              <w:right w:val="single" w:sz="6" w:space="0" w:color="auto"/>
+            </w:tcBorders>
+            <w:tcMar>
+              <w:top w:w="240" w:type="dxa"/>
+              <w:left w:w="0" w:type="dxa"/>
+              <w:bottom w:w="240" w:type="dxa"/>
+              <w:right w:w="180" w:type="dxa"/>
+            </w:tcMar>
+            <w:vAlign w:val="center"/>
+            <w:hideMark/>
+          </w:tcPr>
+          <w:p>
+            <w:pPr>
+              <w:spacing w:after="0" w:line="240" w:lineRule="auto"/>
+              <w:rPr>
+                <w:rFonts w:ascii="Arial" w:eastAsia="Times New Roman" w:hAnsi="Arial" w:cs="Arial"/>
+                <w:color w:val="1F1F1F"/>
+                <w:kern w:val="0"/>
+                <w:lang w:eastAsia="en-IN"/>
+                <w14:ligatures w14:val="none"/>
+              </w:rPr>
+            </w:pPr>
+            <w:r>
+              <w:rPr>
+                <w:rFonts w:ascii="Arial" w:eastAsia="Times New Roman" w:hAnsi="Arial" w:cs="Arial"/>
+                <w:color w:val="1F1F1F"/>
+                <w:kern w:val="0"/>
+                <w:bdr w:val="none" w:sz="0" w:space="0" w:color="auto" w:frame="1"/>
+                <w:lang w:eastAsia="en-IN"/>
+                <w14:ligatures w14:val="none"/>
+              </w:rPr>
+              <w:t>Cloud Managed</w:t>
+            </w:r>
+          </w:p>
+        </w:tc>
+        <w:tc>
+          <w:tcPr>
+            <w:tcW w:w="1639" w:type="dxa"/>
+            <w:tcBorders>
+              <w:top w:val="single" w:sz="6" w:space="0" w:color="auto"/>
+              <w:left w:val="single" w:sz="6" w:space="0" w:color="auto"/>
+              <w:bottom w:val="single" w:sz="6" w:space="0" w:color="auto"/>
+              <w:right w:val="single" w:sz="6" w:space="0" w:color="auto"/>
+            </w:tcBorders>
+            <w:tcMar>
+              <w:top w:w="240" w:type="dxa"/>
+              <w:left w:w="0" w:type="dxa"/>
+              <w:bottom w:w="240" w:type="dxa"/>
+              <w:right w:w="180" w:type="dxa"/>
+            </w:tcMar>
+            <w:vAlign w:val="center"/>
+            <w:hideMark/>
+          </w:tcPr>
+          <w:p>
+            <w:pPr>
+              <w:spacing w:after="0" w:line="240" w:lineRule="auto"/>
+              <w:rPr>
+                <w:rFonts w:ascii="Arial" w:eastAsia="Times New Roman" w:hAnsi="Arial" w:cs="Arial"/>
+                <w:color w:val="1F1F1F"/>
+                <w:kern w:val="0"/>
+                <w:lang w:eastAsia="en-IN"/>
+                <w14:ligatures w14:val="none"/>
+              </w:rPr>
+            </w:pPr>
+            <w:r>
+              <w:rPr>
+                <w:rFonts w:ascii="Arial" w:eastAsia="Times New Roman" w:hAnsi="Arial" w:cs="Arial"/>
+                <w:b/>
+                <w:bCs/>
+                <w:color w:val="1F1F1F"/>
+                <w:kern w:val="0"/>
+                <w:bdr w:val="none" w:sz="0" w:space="0" w:color="auto" w:frame="1"/>
+                <w:lang w:eastAsia="en-IN"/>
+                <w14:ligatures w14:val="none"/>
+              </w:rPr>
+              <w:t>Local or Cloud (SaaS)</w:t>
+            </w:r>
+          </w:p>
+        </w:tc>
+        <w:tc>
+          <w:tcPr>
+            <w:tcW w:w="1602" w:type="dxa"/>
+            <w:tcBorders>
+              <w:top w:val="single" w:sz="6" w:space="0" w:color="auto"/>
+              <w:left w:val="single" w:sz="6" w:space="0" w:color="auto"/>
+              <w:bottom w:val="single" w:sz="6" w:space="0" w:color="auto"/>
+              <w:right w:val="single" w:sz="6" w:space="0" w:color="auto"/>
+            </w:tcBorders>
+            <w:tcMar>
+              <w:top w:w="240" w:type="dxa"/>
+              <w:left w:w="0" w:type="dxa"/>
+              <w:bottom w:w="240" w:type="dxa"/>
+              <w:right w:w="0" w:type="dxa"/>
+            </w:tcMar>
+            <w:vAlign w:val="center"/>
+            <w:hideMark/>
+          </w:tcPr>
+          <w:p>
+            <w:pPr>
+              <w:spacing w:after="0" w:line="240" w:lineRule="auto"/>
+              <w:rPr>
+                <w:rFonts w:ascii="Arial" w:eastAsia="Times New Roman" w:hAnsi="Arial" w:cs="Arial"/>
+                <w:color w:val="1F1F1F"/>
+                <w:kern w:val="0"/>
+                <w:lang w:eastAsia="en-IN"/>
+                <w14:ligatures w14:val="none"/>
+              </w:rPr>
+            </w:pPr>
+            <w:r>
+              <w:rPr>
+                <w:rFonts w:ascii="Arial" w:eastAsia="Times New Roman" w:hAnsi="Arial" w:cs="Arial"/>
+                <w:color w:val="1F1F1F"/>
+                <w:kern w:val="0"/>
+                <w:bdr w:val="none" w:sz="0" w:space="0" w:color="auto" w:frame="1"/>
+                <w:lang w:eastAsia="en-IN"/>
+                <w14:ligatures w14:val="none"/>
+              </w:rPr>
+              <w:t xml:space="preserve">S3 / </w:t>
+            </w:r>
+            <w:proofErr w:type="spellStart"/>
+            <w:r>
+              <w:rPr>
+                <w:rFonts w:ascii="Arial" w:eastAsia="Times New Roman" w:hAnsi="Arial" w:cs="Arial"/>
+                <w:color w:val="1F1F1F"/>
+                <w:kern w:val="0"/>
+                <w:bdr w:val="none" w:sz="0" w:space="0" w:color="auto" w:frame="1"/>
+                <w:lang w:eastAsia="en-IN"/>
+                <w14:ligatures w14:val="none"/>
+              </w:rPr>
+              <w:t>MinIO</w:t>
+            </w:r>
+            <w:proofErr w:type="spellEnd"/>
+            <w:r>
+              <w:rPr>
+                <w:rFonts w:ascii="Arial" w:eastAsia="Times New Roman" w:hAnsi="Arial" w:cs="Arial"/>
+                <w:color w:val="1F1F1F"/>
+                <w:kern w:val="0"/>
+                <w:bdr w:val="none" w:sz="0" w:space="0" w:color="auto" w:frame="1"/>
+                <w:lang w:eastAsia="en-IN"/>
+                <w14:ligatures w14:val="none"/>
+              </w:rPr>
+              <w:t xml:space="preserve"> / Distributed</w:t>
+            </w:r>
+          </w:p>
+        </w:tc>
+      </w:tr>
+      <w:tr>
+        <w:trPr>
+          <w:tblCellSpacing w:w="15" w:type="dxa"/>
+        </w:trPr>
+        <w:tc>
+          <w:tcPr>
+            <w:tcW w:w="0" w:type="auto"/>
+            <w:tcBorders>
+              <w:top w:val="single" w:sz="6" w:space="0" w:color="auto"/>
+              <w:left w:val="single" w:sz="6" w:space="0" w:color="auto"/>
+              <w:bottom w:val="single" w:sz="6" w:space="0" w:color="auto"/>
+              <w:right w:val="single" w:sz="6" w:space="0" w:color="auto"/>
+            </w:tcBorders>
+            <w:tcMar>
+              <w:top w:w="240" w:type="dxa"/>
+              <w:left w:w="0" w:type="dxa"/>
+              <w:bottom w:w="240" w:type="dxa"/>
+              <w:right w:w="180" w:type="dxa"/>
+            </w:tcMar>
+            <w:vAlign w:val="center"/>
+            <w:hideMark/>
+          </w:tcPr>
+          <w:p>
+            <w:pPr>
+              <w:spacing w:after="0" w:line="240" w:lineRule="auto"/>
+              <w:rPr>
+                <w:rFonts w:ascii="Arial" w:eastAsia="Times New Roman" w:hAnsi="Arial" w:cs="Arial"/>
+                <w:color w:val="1F1F1F"/>
+                <w:kern w:val="0"/>
+                <w:sz w:val="24"/>
+                <w:szCs w:val="24"/>
+                <w:lang w:eastAsia="en-IN"/>
+                <w14:ligatures w14:val="none"/>
+              </w:rPr>
+            </w:pPr>
+            <w:r>
+              <w:rPr>
+                <w:rFonts w:ascii="Arial" w:eastAsia="Times New Roman" w:hAnsi="Arial" w:cs="Arial"/>
+                <w:b/>
+                <w:bCs/>
+                <w:color w:val="1F1F1F"/>
+                <w:kern w:val="0"/>
+                <w:sz w:val="24"/>
+                <w:szCs w:val="24"/>
+                <w:bdr w:val="none" w:sz="0" w:space="0" w:color="auto" w:frame="1"/>
+                <w:lang w:eastAsia="en-IN"/>
+                <w14:ligatures w14:val="none"/>
+              </w:rPr>
+              <w:t>Metadata Filtering</w:t>
+            </w:r>
+          </w:p>
+        </w:tc>
+        <w:tc>
+          <w:tcPr>
+            <w:tcW w:w="0" w:type="auto"/>
+            <w:tcBorders>
+              <w:top w:val="single" w:sz="6" w:space="0" w:color="auto"/>
+              <w:left w:val="single" w:sz="6" w:space="0" w:color="auto"/>
+              <w:bottom w:val="single" w:sz="6" w:space="0" w:color="auto"/>
+              <w:right w:val="single" w:sz="6" w:space="0" w:color="auto"/>
+            </w:tcBorders>
+            <w:tcMar>
+              <w:top w:w="240" w:type="dxa"/>
+              <w:left w:w="0" w:type="dxa"/>
+              <w:bottom w:w="240" w:type="dxa"/>
+              <w:right w:w="180" w:type="dxa"/>
+            </w:tcMar>
+            <w:vAlign w:val="center"/>
+            <w:hideMark/>
+          </w:tcPr>
+          <w:p>
+            <w:pPr>
+              <w:spacing w:after="0" w:line="240" w:lineRule="auto"/>
+              <w:rPr>
+                <w:rFonts w:ascii="Arial" w:eastAsia="Times New Roman" w:hAnsi="Arial" w:cs="Arial"/>
+                <w:color w:val="1F1F1F"/>
+                <w:kern w:val="0"/>
+                <w:lang w:eastAsia="en-IN"/>
+                <w14:ligatures w14:val="none"/>
+              </w:rPr>
+            </w:pPr>
+            <w:r>
+              <w:rPr>
+                <w:rFonts w:ascii="Arial" w:eastAsia="Times New Roman" w:hAnsi="Arial" w:cs="Arial"/>
+                <w:color w:val="1F1F1F"/>
+                <w:kern w:val="0"/>
+                <w:bdr w:val="none" w:sz="0" w:space="0" w:color="auto" w:frame="1"/>
+                <w:lang w:eastAsia="en-IN"/>
+                <w14:ligatures w14:val="none"/>
+              </w:rPr>
+              <w:t>Post-filtering (Manual)</w:t>
+            </w:r>
+          </w:p>
+        </w:tc>
+        <w:tc>
+          <w:tcPr>
+            <w:tcW w:w="1464" w:type="dxa"/>
+            <w:tcBorders>
+              <w:top w:val="single" w:sz="6" w:space="0" w:color="auto"/>
+              <w:left w:val="single" w:sz="6" w:space="0" w:color="auto"/>
+              <w:bottom w:val="single" w:sz="6" w:space="0" w:color="auto"/>
+              <w:right w:val="single" w:sz="6" w:space="0" w:color="auto"/>
+            </w:tcBorders>
+            <w:tcMar>
+              <w:top w:w="240" w:type="dxa"/>
+              <w:left w:w="0" w:type="dxa"/>
+              <w:bottom w:w="240" w:type="dxa"/>
+              <w:right w:w="180" w:type="dxa"/>
+            </w:tcMar>
+            <w:vAlign w:val="center"/>
+            <w:hideMark/>
+          </w:tcPr>
+          <w:p>
+            <w:pPr>
+              <w:spacing w:after="0" w:line="240" w:lineRule="auto"/>
+              <w:rPr>
+                <w:rFonts w:ascii="Arial" w:eastAsia="Times New Roman" w:hAnsi="Arial" w:cs="Arial"/>
+                <w:color w:val="1F1F1F"/>
+                <w:kern w:val="0"/>
+                <w:lang w:eastAsia="en-IN"/>
+                <w14:ligatures w14:val="none"/>
+              </w:rPr>
+            </w:pPr>
+            <w:r>
+              <w:rPr>
+                <w:rFonts w:ascii="Arial" w:eastAsia="Times New Roman" w:hAnsi="Arial" w:cs="Arial"/>
+                <w:color w:val="1F1F1F"/>
+                <w:kern w:val="0"/>
+                <w:bdr w:val="none" w:sz="0" w:space="0" w:color="auto" w:frame="1"/>
+                <w:lang w:eastAsia="en-IN"/>
+                <w14:ligatures w14:val="none"/>
+              </w:rPr>
+              <w:t>Pre-filtering (Native)</w:t>
+            </w:r>
+          </w:p>
+        </w:tc>
+        <w:tc>
+          <w:tcPr>
+            <w:tcW w:w="1396" w:type="dxa"/>
+            <w:tcBorders>
+              <w:top w:val="single" w:sz="6" w:space="0" w:color="auto"/>
+              <w:left w:val="single" w:sz="6" w:space="0" w:color="auto"/>
+              <w:bottom w:val="single" w:sz="6" w:space="0" w:color="auto"/>
+              <w:right w:val="single" w:sz="6" w:space="0" w:color="auto"/>
+            </w:tcBorders>
+            <w:tcMar>
+              <w:top w:w="240" w:type="dxa"/>
+              <w:left w:w="0" w:type="dxa"/>
+              <w:bottom w:w="240" w:type="dxa"/>
+              <w:right w:w="180" w:type="dxa"/>
+            </w:tcMar>
+            <w:vAlign w:val="center"/>
+            <w:hideMark/>
+          </w:tcPr>
+          <w:p>
+            <w:pPr>
+              <w:spacing w:after="0" w:line="240" w:lineRule="auto"/>
+              <w:rPr>
+                <w:rFonts w:ascii="Arial" w:eastAsia="Times New Roman" w:hAnsi="Arial" w:cs="Arial"/>
+                <w:color w:val="1F1F1F"/>
+                <w:kern w:val="0"/>
+                <w:lang w:eastAsia="en-IN"/>
+                <w14:ligatures w14:val="none"/>
+              </w:rPr>
+            </w:pPr>
+            <w:r>
+              <w:rPr>
+                <w:rFonts w:ascii="Arial" w:eastAsia="Times New Roman" w:hAnsi="Arial" w:cs="Arial"/>
+                <w:color w:val="1F1F1F"/>
+                <w:kern w:val="0"/>
+                <w:bdr w:val="none" w:sz="0" w:space="0" w:color="auto" w:frame="1"/>
+                <w:lang w:eastAsia="en-IN"/>
+                <w14:ligatures w14:val="none"/>
+              </w:rPr>
+              <w:t>Pre-filtering (Native)</w:t>
+            </w:r>
+          </w:p>
+        </w:tc>
+        <w:tc>
+          <w:tcPr>
+            <w:tcW w:w="1639" w:type="dxa"/>
+            <w:tcBorders>
+              <w:top w:val="single" w:sz="6" w:space="0" w:color="auto"/>
+              <w:left w:val="single" w:sz="6" w:space="0" w:color="auto"/>
+              <w:bottom w:val="single" w:sz="6" w:space="0" w:color="auto"/>
+              <w:right w:val="single" w:sz="6" w:space="0" w:color="auto"/>
+            </w:tcBorders>
+            <w:tcMar>
+              <w:top w:w="240" w:type="dxa"/>
+              <w:left w:w="0" w:type="dxa"/>
+              <w:bottom w:w="240" w:type="dxa"/>
+              <w:right w:w="180" w:type="dxa"/>
+            </w:tcMar>
+            <w:vAlign w:val="center"/>
+            <w:hideMark/>
+          </w:tcPr>
+          <w:p>
+            <w:pPr>
+              <w:spacing w:after="0" w:line="240" w:lineRule="auto"/>
+              <w:rPr>
+                <w:rFonts w:ascii="Arial" w:eastAsia="Times New Roman" w:hAnsi="Arial" w:cs="Arial"/>
+                <w:color w:val="1F1F1F"/>
+                <w:kern w:val="0"/>
+                <w:lang w:eastAsia="en-IN"/>
+                <w14:ligatures w14:val="none"/>
+              </w:rPr>
+            </w:pPr>
+            <w:r>
+              <w:rPr>
+                <w:rFonts w:ascii="Arial" w:eastAsia="Times New Roman" w:hAnsi="Arial" w:cs="Arial"/>
+                <w:b/>
+                <w:bCs/>
+                <w:color w:val="1F1F1F"/>
+                <w:kern w:val="0"/>
+                <w:bdr w:val="none" w:sz="0" w:space="0" w:color="auto" w:frame="1"/>
+                <w:lang w:eastAsia="en-IN"/>
+                <w14:ligatures w14:val="none"/>
+              </w:rPr>
+              <w:t>Advanced Boolean</w:t>
+            </w:r>
+          </w:p>
+        </w:tc>
+        <w:tc>
+          <w:tcPr>
+            <w:tcW w:w="1602" w:type="dxa"/>
+            <w:tcBorders>
+              <w:top w:val="single" w:sz="6" w:space="0" w:color="auto"/>
+              <w:left w:val="single" w:sz="6" w:space="0" w:color="auto"/>
+              <w:bottom w:val="single" w:sz="6" w:space="0" w:color="auto"/>
+              <w:right w:val="single" w:sz="6" w:space="0" w:color="auto"/>
+            </w:tcBorders>
+            <w:tcMar>
+              <w:top w:w="240" w:type="dxa"/>
+              <w:left w:w="0" w:type="dxa"/>
+              <w:bottom w:w="240" w:type="dxa"/>
+              <w:right w:w="0" w:type="dxa"/>
+            </w:tcMar>
+            <w:vAlign w:val="center"/>
+            <w:hideMark/>
+          </w:tcPr>
+          <w:p>
+            <w:pPr>
+              <w:spacing w:after="0" w:line="240" w:lineRule="auto"/>
+              <w:rPr>
+                <w:rFonts w:ascii="Arial" w:eastAsia="Times New Roman" w:hAnsi="Arial" w:cs="Arial"/>
+                <w:color w:val="1F1F1F"/>
+                <w:kern w:val="0"/>
+                <w:lang w:eastAsia="en-IN"/>
+                <w14:ligatures w14:val="none"/>
+              </w:rPr>
+            </w:pPr>
+            <w:r>
+              <w:rPr>
+                <w:rFonts w:ascii="Arial" w:eastAsia="Times New Roman" w:hAnsi="Arial" w:cs="Arial"/>
+                <w:color w:val="1F1F1F"/>
+                <w:kern w:val="0"/>
+                <w:bdr w:val="none" w:sz="0" w:space="0" w:color="auto" w:frame="1"/>
+                <w:lang w:eastAsia="en-IN"/>
+                <w14:ligatures w14:val="none"/>
+              </w:rPr>
+              <w:t>Expression-based</w:t>
+            </w:r>
+          </w:p>
+        </w:tc>
+      </w:tr>
+      <w:tr>
+        <w:trPr>
+          <w:tblCellSpacing w:w="15" w:type="dxa"/>
+        </w:trPr>
+        <w:tc>
+          <w:tcPr>
+            <w:tcW w:w="0" w:type="auto"/>
+            <w:tcBorders>
+              <w:top w:val="single" w:sz="6" w:space="0" w:color="auto"/>
+              <w:left w:val="single" w:sz="6" w:space="0" w:color="auto"/>
+              <w:bottom w:val="single" w:sz="6" w:space="0" w:color="auto"/>
+              <w:right w:val="single" w:sz="6" w:space="0" w:color="auto"/>
+            </w:tcBorders>
+            <w:tcMar>
+              <w:top w:w="240" w:type="dxa"/>
+              <w:left w:w="0" w:type="dxa"/>
+              <w:bottom w:w="240" w:type="dxa"/>
+              <w:right w:w="180" w:type="dxa"/>
+            </w:tcMar>
+            <w:vAlign w:val="center"/>
+            <w:hideMark/>
+          </w:tcPr>
+          <w:p>
+            <w:pPr>
+              <w:spacing w:after="0" w:line="240" w:lineRule="auto"/>
+              <w:rPr>
+                <w:rFonts w:ascii="Arial" w:eastAsia="Times New Roman" w:hAnsi="Arial" w:cs="Arial"/>
+                <w:color w:val="1F1F1F"/>
+                <w:kern w:val="0"/>
+                <w:sz w:val="24"/>
+                <w:szCs w:val="24"/>
+                <w:lang w:eastAsia="en-IN"/>
+                <w14:ligatures w14:val="none"/>
+              </w:rPr>
+            </w:pPr>
+            <w:r>
+              <w:rPr>
+                <w:rFonts w:ascii="Arial" w:eastAsia="Times New Roman" w:hAnsi="Arial" w:cs="Arial"/>
+                <w:b/>
+                <w:bCs/>
+                <w:color w:val="1F1F1F"/>
+                <w:kern w:val="0"/>
+                <w:sz w:val="24"/>
+                <w:szCs w:val="24"/>
+                <w:bdr w:val="none" w:sz="0" w:space="0" w:color="auto" w:frame="1"/>
+                <w:lang w:eastAsia="en-IN"/>
+                <w14:ligatures w14:val="none"/>
+              </w:rPr>
+              <w:t>Horizontal Scaling</w:t>
+            </w:r>
+          </w:p>
+        </w:tc>
+        <w:tc>
+          <w:tcPr>
+            <w:tcW w:w="0" w:type="auto"/>
+            <w:tcBorders>
+              <w:top w:val="single" w:sz="6" w:space="0" w:color="auto"/>
+              <w:left w:val="single" w:sz="6" w:space="0" w:color="auto"/>
+              <w:bottom w:val="single" w:sz="6" w:space="0" w:color="auto"/>
+              <w:right w:val="single" w:sz="6" w:space="0" w:color="auto"/>
+            </w:tcBorders>
+            <w:tcMar>
+              <w:top w:w="240" w:type="dxa"/>
+              <w:left w:w="0" w:type="dxa"/>
+              <w:bottom w:w="240" w:type="dxa"/>
+              <w:right w:w="180" w:type="dxa"/>
+            </w:tcMar>
+            <w:vAlign w:val="center"/>
+            <w:hideMark/>
+          </w:tcPr>
+          <w:p>
+            <w:pPr>
+              <w:spacing w:after="0" w:line="240" w:lineRule="auto"/>
+              <w:rPr>
+                <w:rFonts w:ascii="Arial" w:eastAsia="Times New Roman" w:hAnsi="Arial" w:cs="Arial"/>
+                <w:color w:val="1F1F1F"/>
+                <w:kern w:val="0"/>
+                <w:lang w:eastAsia="en-IN"/>
+                <w14:ligatures w14:val="none"/>
+              </w:rPr>
+            </w:pPr>
+            <w:r>
+              <w:rPr>
+                <w:rFonts w:ascii="Arial" w:eastAsia="Times New Roman" w:hAnsi="Arial" w:cs="Arial"/>
+                <w:color w:val="1F1F1F"/>
+                <w:kern w:val="0"/>
+                <w:bdr w:val="none" w:sz="0" w:space="0" w:color="auto" w:frame="1"/>
+                <w:lang w:eastAsia="en-IN"/>
+                <w14:ligatures w14:val="none"/>
+              </w:rPr>
+              <w:t>No (Single node)</w:t>
+            </w:r>
+          </w:p>
+        </w:tc>
+        <w:tc>
+          <w:tcPr>
+            <w:tcW w:w="1464" w:type="dxa"/>
+            <w:tcBorders>
+              <w:top w:val="single" w:sz="6" w:space="0" w:color="auto"/>
+              <w:left w:val="single" w:sz="6" w:space="0" w:color="auto"/>
+              <w:bottom w:val="single" w:sz="6" w:space="0" w:color="auto"/>
+              <w:right w:val="single" w:sz="6" w:space="0" w:color="auto"/>
+            </w:tcBorders>
+            <w:tcMar>
+              <w:top w:w="240" w:type="dxa"/>
+              <w:left w:w="0" w:type="dxa"/>
+              <w:bottom w:w="240" w:type="dxa"/>
+              <w:right w:w="180" w:type="dxa"/>
+            </w:tcMar>
+            <w:vAlign w:val="center"/>
+            <w:hideMark/>
+          </w:tcPr>
+          <w:p>
+            <w:pPr>
+              <w:spacing w:after="0" w:line="240" w:lineRule="auto"/>
+              <w:rPr>
+                <w:rFonts w:ascii="Arial" w:eastAsia="Times New Roman" w:hAnsi="Arial" w:cs="Arial"/>
+                <w:color w:val="1F1F1F"/>
+                <w:kern w:val="0"/>
+                <w:lang w:eastAsia="en-IN"/>
+                <w14:ligatures w14:val="none"/>
+              </w:rPr>
+            </w:pPr>
+            <w:r>
+              <w:rPr>
+                <w:rFonts w:ascii="Arial" w:eastAsia="Times New Roman" w:hAnsi="Arial" w:cs="Arial"/>
+                <w:color w:val="1F1F1F"/>
+                <w:kern w:val="0"/>
+                <w:bdr w:val="none" w:sz="0" w:space="0" w:color="auto" w:frame="1"/>
+                <w:lang w:eastAsia="en-IN"/>
+                <w14:ligatures w14:val="none"/>
+              </w:rPr>
+              <w:t>Limited (Local)</w:t>
+            </w:r>
+          </w:p>
+        </w:tc>
+        <w:tc>
+          <w:tcPr>
+            <w:tcW w:w="1396" w:type="dxa"/>
+            <w:tcBorders>
+              <w:top w:val="single" w:sz="6" w:space="0" w:color="auto"/>
+              <w:left w:val="single" w:sz="6" w:space="0" w:color="auto"/>
+              <w:bottom w:val="single" w:sz="6" w:space="0" w:color="auto"/>
+              <w:right w:val="single" w:sz="6" w:space="0" w:color="auto"/>
+            </w:tcBorders>
+            <w:tcMar>
+              <w:top w:w="240" w:type="dxa"/>
+              <w:left w:w="0" w:type="dxa"/>
+              <w:bottom w:w="240" w:type="dxa"/>
+              <w:right w:w="180" w:type="dxa"/>
+            </w:tcMar>
+            <w:vAlign w:val="center"/>
+            <w:hideMark/>
+          </w:tcPr>
+          <w:p>
+            <w:pPr>
+              <w:spacing w:after="0" w:line="240" w:lineRule="auto"/>
+              <w:rPr>
+                <w:rFonts w:ascii="Arial" w:eastAsia="Times New Roman" w:hAnsi="Arial" w:cs="Arial"/>
+                <w:color w:val="1F1F1F"/>
+                <w:kern w:val="0"/>
+                <w:lang w:eastAsia="en-IN"/>
+                <w14:ligatures w14:val="none"/>
+              </w:rPr>
+            </w:pPr>
+            <w:r>
+              <w:rPr>
+                <w:rFonts w:ascii="Arial" w:eastAsia="Times New Roman" w:hAnsi="Arial" w:cs="Arial"/>
+                <w:color w:val="1F1F1F"/>
+                <w:kern w:val="0"/>
+                <w:bdr w:val="none" w:sz="0" w:space="0" w:color="auto" w:frame="1"/>
+                <w:lang w:eastAsia="en-IN"/>
+                <w14:ligatures w14:val="none"/>
+              </w:rPr>
+              <w:t>Excellent (Serverless)</w:t>
+            </w:r>
+          </w:p>
+        </w:tc>
+        <w:tc>
+          <w:tcPr>
+            <w:tcW w:w="1639" w:type="dxa"/>
+            <w:tcBorders>
+              <w:top w:val="single" w:sz="6" w:space="0" w:color="auto"/>
+              <w:left w:val="single" w:sz="6" w:space="0" w:color="auto"/>
+              <w:bottom w:val="single" w:sz="6" w:space="0" w:color="auto"/>
+              <w:right w:val="single" w:sz="6" w:space="0" w:color="auto"/>
+            </w:tcBorders>
+            <w:tcMar>
+              <w:top w:w="240" w:type="dxa"/>
+              <w:left w:w="0" w:type="dxa"/>
+              <w:bottom w:w="240" w:type="dxa"/>
+              <w:right w:w="180" w:type="dxa"/>
+            </w:tcMar>
+            <w:vAlign w:val="center"/>
+            <w:hideMark/>
+          </w:tcPr>
+          <w:p>
+            <w:pPr>
+              <w:spacing w:after="0" w:line="240" w:lineRule="auto"/>
+              <w:rPr>
+                <w:rFonts w:ascii="Arial" w:eastAsia="Times New Roman" w:hAnsi="Arial" w:cs="Arial"/>
+                <w:color w:val="1F1F1F"/>
+                <w:kern w:val="0"/>
+                <w:lang w:eastAsia="en-IN"/>
+                <w14:ligatures w14:val="none"/>
+              </w:rPr>
+            </w:pPr>
+            <w:r>
+              <w:rPr>
+                <w:rFonts w:ascii="Arial" w:eastAsia="Times New Roman" w:hAnsi="Arial" w:cs="Arial"/>
+                <w:color w:val="1F1F1F"/>
+                <w:kern w:val="0"/>
+                <w:bdr w:val="none" w:sz="0" w:space="0" w:color="auto" w:frame="1"/>
+                <w:lang w:eastAsia="en-IN"/>
+                <w14:ligatures w14:val="none"/>
+              </w:rPr>
+              <w:t>Good (Clustered)</w:t>
+            </w:r>
+          </w:p>
+        </w:tc>
+        <w:tc>
+          <w:tcPr>
+            <w:tcW w:w="1602" w:type="dxa"/>
+            <w:tcBorders>
+              <w:top w:val="single" w:sz="6" w:space="0" w:color="auto"/>
+              <w:left w:val="single" w:sz="6" w:space="0" w:color="auto"/>
+              <w:bottom w:val="single" w:sz="6" w:space="0" w:color="auto"/>
+              <w:right w:val="single" w:sz="6" w:space="0" w:color="auto"/>
+            </w:tcBorders>
+            <w:tcMar>
+              <w:top w:w="240" w:type="dxa"/>
+              <w:left w:w="0" w:type="dxa"/>
+              <w:bottom w:w="240" w:type="dxa"/>
+              <w:right w:w="0" w:type="dxa"/>
+            </w:tcMar>
+            <w:vAlign w:val="center"/>
+            <w:hideMark/>
+          </w:tcPr>
+          <w:p>
+            <w:pPr>
+              <w:spacing w:after="0" w:line="240" w:lineRule="auto"/>
+              <w:rPr>
+                <w:rFonts w:ascii="Arial" w:eastAsia="Times New Roman" w:hAnsi="Arial" w:cs="Arial"/>
+                <w:color w:val="1F1F1F"/>
+                <w:kern w:val="0"/>
+                <w:lang w:eastAsia="en-IN"/>
+                <w14:ligatures w14:val="none"/>
+              </w:rPr>
+            </w:pPr>
+            <w:r>
+              <w:rPr>
+                <w:rFonts w:ascii="Arial" w:eastAsia="Times New Roman" w:hAnsi="Arial" w:cs="Arial"/>
+                <w:b/>
+                <w:bCs/>
+                <w:color w:val="1F1F1F"/>
+                <w:kern w:val="0"/>
+                <w:bdr w:val="none" w:sz="0" w:space="0" w:color="auto" w:frame="1"/>
+                <w:lang w:eastAsia="en-IN"/>
+                <w14:ligatures w14:val="none"/>
+              </w:rPr>
+              <w:t>Extreme (Billion+)</w:t>
+            </w:r>
+          </w:p>
+        </w:tc>
+      </w:tr>
+      <w:tr>
+        <w:trPr>
+          <w:tblCellSpacing w:w="15" w:type="dxa"/>
+        </w:trPr>
+        <w:tc>
+          <w:tcPr>
+            <w:tcW w:w="0" w:type="auto"/>
+            <w:tcBorders>
+              <w:top w:val="single" w:sz="6" w:space="0" w:color="auto"/>
+              <w:left w:val="single" w:sz="6" w:space="0" w:color="auto"/>
+              <w:bottom w:val="single" w:sz="6" w:space="0" w:color="auto"/>
+              <w:right w:val="single" w:sz="6" w:space="0" w:color="auto"/>
+            </w:tcBorders>
+            <w:tcMar>
+              <w:top w:w="240" w:type="dxa"/>
+              <w:left w:w="0" w:type="dxa"/>
+              <w:bottom w:w="240" w:type="dxa"/>
+              <w:right w:w="180" w:type="dxa"/>
+            </w:tcMar>
+            <w:vAlign w:val="center"/>
+            <w:hideMark/>
+          </w:tcPr>
+          <w:p>
+            <w:pPr>
+              <w:spacing w:after="0" w:line="240" w:lineRule="auto"/>
+              <w:rPr>
+                <w:rFonts w:ascii="Arial" w:eastAsia="Times New Roman" w:hAnsi="Arial" w:cs="Arial"/>
+                <w:color w:val="1F1F1F"/>
+                <w:kern w:val="0"/>
+                <w:sz w:val="24"/>
+                <w:szCs w:val="24"/>
+                <w:lang w:eastAsia="en-IN"/>
+                <w14:ligatures w14:val="none"/>
+              </w:rPr>
+            </w:pPr>
+            <w:r>
+              <w:rPr>
+                <w:rFonts w:ascii="Arial" w:eastAsia="Times New Roman" w:hAnsi="Arial" w:cs="Arial"/>
+                <w:b/>
+                <w:bCs/>
+                <w:color w:val="1F1F1F"/>
+                <w:kern w:val="0"/>
+                <w:sz w:val="24"/>
+                <w:szCs w:val="24"/>
+                <w:bdr w:val="none" w:sz="0" w:space="0" w:color="auto" w:frame="1"/>
+                <w:lang w:eastAsia="en-IN"/>
+                <w14:ligatures w14:val="none"/>
+              </w:rPr>
+              <w:t>Memory Efficiency</w:t>
+            </w:r>
+          </w:p>
+        </w:tc>
+        <w:tc>
+          <w:tcPr>
+            <w:tcW w:w="0" w:type="auto"/>
+            <w:tcBorders>
+              <w:top w:val="single" w:sz="6" w:space="0" w:color="auto"/>
+              <w:left w:val="single" w:sz="6" w:space="0" w:color="auto"/>
+              <w:bottom w:val="single" w:sz="6" w:space="0" w:color="auto"/>
+              <w:right w:val="single" w:sz="6" w:space="0" w:color="auto"/>
+            </w:tcBorders>
+            <w:tcMar>
+              <w:top w:w="240" w:type="dxa"/>
+              <w:left w:w="0" w:type="dxa"/>
+              <w:bottom w:w="240" w:type="dxa"/>
+              <w:right w:w="180" w:type="dxa"/>
+            </w:tcMar>
+            <w:vAlign w:val="center"/>
+            <w:hideMark/>
+          </w:tcPr>
+          <w:p>
+            <w:pPr>
+              <w:spacing w:after="0" w:line="240" w:lineRule="auto"/>
+              <w:rPr>
+                <w:rFonts w:ascii="Arial" w:eastAsia="Times New Roman" w:hAnsi="Arial" w:cs="Arial"/>
+                <w:color w:val="1F1F1F"/>
+                <w:kern w:val="0"/>
+                <w:lang w:eastAsia="en-IN"/>
+                <w14:ligatures w14:val="none"/>
+              </w:rPr>
+            </w:pPr>
+            <w:r>
+              <w:rPr>
+                <w:rFonts w:ascii="Arial" w:eastAsia="Times New Roman" w:hAnsi="Arial" w:cs="Arial"/>
+                <w:color w:val="1F1F1F"/>
+                <w:kern w:val="0"/>
+                <w:bdr w:val="none" w:sz="0" w:space="0" w:color="auto" w:frame="1"/>
+                <w:lang w:eastAsia="en-IN"/>
+                <w14:ligatures w14:val="none"/>
+              </w:rPr>
+              <w:t>High (via PQ/IVF)</w:t>
+            </w:r>
+          </w:p>
+        </w:tc>
+        <w:tc>
+          <w:tcPr>
+            <w:tcW w:w="1464" w:type="dxa"/>
+            <w:tcBorders>
+              <w:top w:val="single" w:sz="6" w:space="0" w:color="auto"/>
+              <w:left w:val="single" w:sz="6" w:space="0" w:color="auto"/>
+              <w:bottom w:val="single" w:sz="6" w:space="0" w:color="auto"/>
+              <w:right w:val="single" w:sz="6" w:space="0" w:color="auto"/>
+            </w:tcBorders>
+            <w:tcMar>
+              <w:top w:w="240" w:type="dxa"/>
+              <w:left w:w="0" w:type="dxa"/>
+              <w:bottom w:w="240" w:type="dxa"/>
+              <w:right w:w="180" w:type="dxa"/>
+            </w:tcMar>
+            <w:vAlign w:val="center"/>
+            <w:hideMark/>
+          </w:tcPr>
+          <w:p>
+            <w:pPr>
+              <w:spacing w:after="0" w:line="240" w:lineRule="auto"/>
+              <w:rPr>
+                <w:rFonts w:ascii="Arial" w:eastAsia="Times New Roman" w:hAnsi="Arial" w:cs="Arial"/>
+                <w:color w:val="1F1F1F"/>
+                <w:kern w:val="0"/>
+                <w:lang w:eastAsia="en-IN"/>
+                <w14:ligatures w14:val="none"/>
+              </w:rPr>
+            </w:pPr>
+            <w:r>
+              <w:rPr>
+                <w:rFonts w:ascii="Arial" w:eastAsia="Times New Roman" w:hAnsi="Arial" w:cs="Arial"/>
+                <w:color w:val="1F1F1F"/>
+                <w:kern w:val="0"/>
+                <w:bdr w:val="none" w:sz="0" w:space="0" w:color="auto" w:frame="1"/>
+                <w:lang w:eastAsia="en-IN"/>
+                <w14:ligatures w14:val="none"/>
+              </w:rPr>
+              <w:t>Low (RAM hungry)</w:t>
+            </w:r>
+          </w:p>
+        </w:tc>
+        <w:tc>
+          <w:tcPr>
+            <w:tcW w:w="1396" w:type="dxa"/>
+            <w:tcBorders>
+              <w:top w:val="single" w:sz="6" w:space="0" w:color="auto"/>
+              <w:left w:val="single" w:sz="6" w:space="0" w:color="auto"/>
+              <w:bottom w:val="single" w:sz="6" w:space="0" w:color="auto"/>
+              <w:right w:val="single" w:sz="6" w:space="0" w:color="auto"/>
+            </w:tcBorders>
+            <w:tcMar>
+              <w:top w:w="240" w:type="dxa"/>
+              <w:left w:w="0" w:type="dxa"/>
+              <w:bottom w:w="240" w:type="dxa"/>
+              <w:right w:w="180" w:type="dxa"/>
+            </w:tcMar>
+            <w:vAlign w:val="center"/>
+            <w:hideMark/>
+          </w:tcPr>
+          <w:p>
+            <w:pPr>
+              <w:spacing w:after="0" w:line="240" w:lineRule="auto"/>
+              <w:rPr>
+                <w:rFonts w:ascii="Arial" w:eastAsia="Times New Roman" w:hAnsi="Arial" w:cs="Arial"/>
+                <w:color w:val="1F1F1F"/>
+                <w:kern w:val="0"/>
+                <w:lang w:eastAsia="en-IN"/>
+                <w14:ligatures w14:val="none"/>
+              </w:rPr>
+            </w:pPr>
+            <w:r>
+              <w:rPr>
+                <w:rFonts w:ascii="Arial" w:eastAsia="Times New Roman" w:hAnsi="Arial" w:cs="Arial"/>
+                <w:color w:val="1F1F1F"/>
+                <w:kern w:val="0"/>
+                <w:bdr w:val="none" w:sz="0" w:space="0" w:color="auto" w:frame="1"/>
+                <w:lang w:eastAsia="en-IN"/>
+                <w14:ligatures w14:val="none"/>
+              </w:rPr>
+              <w:t>Managed by Cloud</w:t>
+            </w:r>
+          </w:p>
+        </w:tc>
+        <w:tc>
+          <w:tcPr>
+            <w:tcW w:w="1639" w:type="dxa"/>
+            <w:tcBorders>
+              <w:top w:val="single" w:sz="6" w:space="0" w:color="auto"/>
+              <w:left w:val="single" w:sz="6" w:space="0" w:color="auto"/>
+              <w:bottom w:val="single" w:sz="6" w:space="0" w:color="auto"/>
+              <w:right w:val="single" w:sz="6" w:space="0" w:color="auto"/>
+            </w:tcBorders>
+            <w:tcMar>
+              <w:top w:w="240" w:type="dxa"/>
+              <w:left w:w="0" w:type="dxa"/>
+              <w:bottom w:w="240" w:type="dxa"/>
+              <w:right w:w="180" w:type="dxa"/>
+            </w:tcMar>
+            <w:vAlign w:val="center"/>
+            <w:hideMark/>
+          </w:tcPr>
+          <w:p>
+            <w:pPr>
+              <w:spacing w:after="0" w:line="240" w:lineRule="auto"/>
+              <w:rPr>
+                <w:rFonts w:ascii="Arial" w:eastAsia="Times New Roman" w:hAnsi="Arial" w:cs="Arial"/>
+                <w:color w:val="1F1F1F"/>
+                <w:kern w:val="0"/>
+                <w:lang w:eastAsia="en-IN"/>
+                <w14:ligatures w14:val="none"/>
+              </w:rPr>
+            </w:pPr>
+            <w:r>
+              <w:rPr>
+                <w:rFonts w:ascii="Arial" w:eastAsia="Times New Roman" w:hAnsi="Arial" w:cs="Arial"/>
+                <w:b/>
+                <w:bCs/>
+                <w:color w:val="1F1F1F"/>
+                <w:kern w:val="0"/>
+                <w:bdr w:val="none" w:sz="0" w:space="0" w:color="auto" w:frame="1"/>
+                <w:lang w:eastAsia="en-IN"/>
+                <w14:ligatures w14:val="none"/>
+              </w:rPr>
+              <w:t>High (Disk/RAM)</w:t>
+            </w:r>
+          </w:p>
+        </w:tc>
+        <w:tc>
+          <w:tcPr>
+            <w:tcW w:w="1602" w:type="dxa"/>
+            <w:tcBorders>
+              <w:top w:val="single" w:sz="6" w:space="0" w:color="auto"/>
+              <w:left w:val="single" w:sz="6" w:space="0" w:color="auto"/>
+              <w:bottom w:val="single" w:sz="6" w:space="0" w:color="auto"/>
+              <w:right w:val="single" w:sz="6" w:space="0" w:color="auto"/>
+            </w:tcBorders>
+            <w:tcMar>
+              <w:top w:w="240" w:type="dxa"/>
+              <w:left w:w="0" w:type="dxa"/>
+              <w:bottom w:w="240" w:type="dxa"/>
+              <w:right w:w="0" w:type="dxa"/>
+            </w:tcMar>
+            <w:vAlign w:val="center"/>
+            <w:hideMark/>
+          </w:tcPr>
+          <w:p>
+            <w:pPr>
+              <w:spacing w:after="0" w:line="240" w:lineRule="auto"/>
+              <w:rPr>
+                <w:rFonts w:ascii="Arial" w:eastAsia="Times New Roman" w:hAnsi="Arial" w:cs="Arial"/>
+                <w:color w:val="1F1F1F"/>
+                <w:kern w:val="0"/>
+                <w:lang w:eastAsia="en-IN"/>
+                <w14:ligatures w14:val="none"/>
+              </w:rPr>
+            </w:pPr>
+            <w:r>
+              <w:rPr>
+                <w:rFonts w:ascii="Arial" w:eastAsia="Times New Roman" w:hAnsi="Arial" w:cs="Arial"/>
+                <w:color w:val="1F1F1F"/>
+                <w:kern w:val="0"/>
+                <w:bdr w:val="none" w:sz="0" w:space="0" w:color="auto" w:frame="1"/>
+                <w:lang w:eastAsia="en-IN"/>
+                <w14:ligatures w14:val="none"/>
+              </w:rPr>
+              <w:t>Best (Disk-Optimized)</w:t>
+            </w:r>
+          </w:p>
+        </w:tc>
+      </w:tr>
+      <w:tr>
+        <w:trPr>
+          <w:tblCellSpacing w:w="15" w:type="dxa"/>
+        </w:trPr>
+        <w:tc>
+          <w:tcPr>
+            <w:tcW w:w="0" w:type="auto"/>
+            <w:tcBorders>
+              <w:top w:val="single" w:sz="6" w:space="0" w:color="auto"/>
+              <w:left w:val="single" w:sz="6" w:space="0" w:color="auto"/>
+              <w:bottom w:val="single" w:sz="6" w:space="0" w:color="auto"/>
+              <w:right w:val="single" w:sz="6" w:space="0" w:color="auto"/>
+            </w:tcBorders>
+            <w:tcMar>
+              <w:top w:w="240" w:type="dxa"/>
+              <w:left w:w="0" w:type="dxa"/>
+              <w:bottom w:w="240" w:type="dxa"/>
+              <w:right w:w="180" w:type="dxa"/>
+            </w:tcMar>
+            <w:vAlign w:val="center"/>
+            <w:hideMark/>
+          </w:tcPr>
+          <w:p>
+            <w:pPr>
+              <w:spacing w:after="0" w:line="240" w:lineRule="auto"/>
+              <w:rPr>
+                <w:rFonts w:ascii="Arial" w:eastAsia="Times New Roman" w:hAnsi="Arial" w:cs="Arial"/>
+                <w:color w:val="1F1F1F"/>
+                <w:kern w:val="0"/>
+                <w:sz w:val="24"/>
+                <w:szCs w:val="24"/>
+                <w:lang w:eastAsia="en-IN"/>
+                <w14:ligatures w14:val="none"/>
+              </w:rPr>
+            </w:pPr>
+            <w:r>
+              <w:rPr>
+                <w:rFonts w:ascii="Arial" w:eastAsia="Times New Roman" w:hAnsi="Arial" w:cs="Arial"/>
+                <w:b/>
+                <w:bCs/>
+                <w:color w:val="1F1F1F"/>
+                <w:kern w:val="0"/>
+                <w:sz w:val="24"/>
+                <w:szCs w:val="24"/>
+                <w:bdr w:val="none" w:sz="0" w:space="0" w:color="auto" w:frame="1"/>
+                <w:lang w:eastAsia="en-IN"/>
+                <w14:ligatures w14:val="none"/>
+              </w:rPr>
+              <w:t>Language Support</w:t>
+            </w:r>
+          </w:p>
+        </w:tc>
+        <w:tc>
+          <w:tcPr>
+            <w:tcW w:w="0" w:type="auto"/>
+            <w:tcBorders>
+              <w:top w:val="single" w:sz="6" w:space="0" w:color="auto"/>
+              <w:left w:val="single" w:sz="6" w:space="0" w:color="auto"/>
+              <w:bottom w:val="single" w:sz="6" w:space="0" w:color="auto"/>
+              <w:right w:val="single" w:sz="6" w:space="0" w:color="auto"/>
+            </w:tcBorders>
+            <w:tcMar>
+              <w:top w:w="240" w:type="dxa"/>
+              <w:left w:w="0" w:type="dxa"/>
+              <w:bottom w:w="240" w:type="dxa"/>
+              <w:right w:w="180" w:type="dxa"/>
+            </w:tcMar>
+            <w:vAlign w:val="center"/>
+            <w:hideMark/>
+          </w:tcPr>
+          <w:p>
+            <w:pPr>
+              <w:spacing w:after="0" w:line="240" w:lineRule="auto"/>
+              <w:rPr>
+                <w:rFonts w:ascii="Arial" w:eastAsia="Times New Roman" w:hAnsi="Arial" w:cs="Arial"/>
+                <w:color w:val="1F1F1F"/>
+                <w:kern w:val="0"/>
+                <w:lang w:eastAsia="en-IN"/>
+                <w14:ligatures w14:val="none"/>
+              </w:rPr>
+            </w:pPr>
+            <w:r>
+              <w:rPr>
+                <w:rFonts w:ascii="Arial" w:eastAsia="Times New Roman" w:hAnsi="Arial" w:cs="Arial"/>
+                <w:color w:val="1F1F1F"/>
+                <w:kern w:val="0"/>
+                <w:bdr w:val="none" w:sz="0" w:space="0" w:color="auto" w:frame="1"/>
+                <w:lang w:eastAsia="en-IN"/>
+                <w14:ligatures w14:val="none"/>
+              </w:rPr>
+              <w:t>C++, Python</w:t>
+            </w:r>
+          </w:p>
+        </w:tc>
+        <w:tc>
+          <w:tcPr>
+            <w:tcW w:w="1464" w:type="dxa"/>
+            <w:tcBorders>
+              <w:top w:val="single" w:sz="6" w:space="0" w:color="auto"/>
+              <w:left w:val="single" w:sz="6" w:space="0" w:color="auto"/>
+              <w:bottom w:val="single" w:sz="6" w:space="0" w:color="auto"/>
+              <w:right w:val="single" w:sz="6" w:space="0" w:color="auto"/>
+            </w:tcBorders>
+            <w:tcMar>
+              <w:top w:w="240" w:type="dxa"/>
+              <w:left w:w="0" w:type="dxa"/>
+              <w:bottom w:w="240" w:type="dxa"/>
+              <w:right w:w="180" w:type="dxa"/>
+            </w:tcMar>
+            <w:vAlign w:val="center"/>
+            <w:hideMark/>
+          </w:tcPr>
+          <w:p>
+            <w:pPr>
+              <w:spacing w:after="0" w:line="240" w:lineRule="auto"/>
+              <w:rPr>
+                <w:rFonts w:ascii="Arial" w:eastAsia="Times New Roman" w:hAnsi="Arial" w:cs="Arial"/>
+                <w:color w:val="1F1F1F"/>
+                <w:kern w:val="0"/>
+                <w:lang w:eastAsia="en-IN"/>
+                <w14:ligatures w14:val="none"/>
+              </w:rPr>
+            </w:pPr>
+            <w:r>
+              <w:rPr>
+                <w:rFonts w:ascii="Arial" w:eastAsia="Times New Roman" w:hAnsi="Arial" w:cs="Arial"/>
+                <w:color w:val="1F1F1F"/>
+                <w:kern w:val="0"/>
+                <w:bdr w:val="none" w:sz="0" w:space="0" w:color="auto" w:frame="1"/>
+                <w:lang w:eastAsia="en-IN"/>
+                <w14:ligatures w14:val="none"/>
+              </w:rPr>
+              <w:t>Python, JS/TS</w:t>
+            </w:r>
+          </w:p>
+        </w:tc>
+        <w:tc>
+          <w:tcPr>
+            <w:tcW w:w="1396" w:type="dxa"/>
+            <w:tcBorders>
+              <w:top w:val="single" w:sz="6" w:space="0" w:color="auto"/>
+              <w:left w:val="single" w:sz="6" w:space="0" w:color="auto"/>
+              <w:bottom w:val="single" w:sz="6" w:space="0" w:color="auto"/>
+              <w:right w:val="single" w:sz="6" w:space="0" w:color="auto"/>
+            </w:tcBorders>
+            <w:tcMar>
+              <w:top w:w="240" w:type="dxa"/>
+              <w:left w:w="0" w:type="dxa"/>
+              <w:bottom w:w="240" w:type="dxa"/>
+              <w:right w:w="180" w:type="dxa"/>
+            </w:tcMar>
+            <w:vAlign w:val="center"/>
+            <w:hideMark/>
+          </w:tcPr>
+          <w:p>
+            <w:pPr>
+              <w:spacing w:after="0" w:line="240" w:lineRule="auto"/>
+              <w:rPr>
+                <w:rFonts w:ascii="Arial" w:eastAsia="Times New Roman" w:hAnsi="Arial" w:cs="Arial"/>
+                <w:color w:val="1F1F1F"/>
+                <w:kern w:val="0"/>
+                <w:lang w:eastAsia="en-IN"/>
+                <w14:ligatures w14:val="none"/>
+              </w:rPr>
+            </w:pPr>
+            <w:r>
+              <w:rPr>
+                <w:rFonts w:ascii="Arial" w:eastAsia="Times New Roman" w:hAnsi="Arial" w:cs="Arial"/>
+                <w:color w:val="1F1F1F"/>
+                <w:kern w:val="0"/>
+                <w:bdr w:val="none" w:sz="0" w:space="0" w:color="auto" w:frame="1"/>
+                <w:lang w:eastAsia="en-IN"/>
+                <w14:ligatures w14:val="none"/>
+              </w:rPr>
+              <w:t>All (REST API)</w:t>
+            </w:r>
+          </w:p>
+        </w:tc>
+        <w:tc>
+          <w:tcPr>
+            <w:tcW w:w="1639" w:type="dxa"/>
+            <w:tcBorders>
+              <w:top w:val="single" w:sz="6" w:space="0" w:color="auto"/>
+              <w:left w:val="single" w:sz="6" w:space="0" w:color="auto"/>
+              <w:bottom w:val="single" w:sz="6" w:space="0" w:color="auto"/>
+              <w:right w:val="single" w:sz="6" w:space="0" w:color="auto"/>
+            </w:tcBorders>
+            <w:tcMar>
+              <w:top w:w="240" w:type="dxa"/>
+              <w:left w:w="0" w:type="dxa"/>
+              <w:bottom w:w="240" w:type="dxa"/>
+              <w:right w:w="180" w:type="dxa"/>
+            </w:tcMar>
+            <w:vAlign w:val="center"/>
+            <w:hideMark/>
+          </w:tcPr>
+          <w:p>
+            <w:pPr>
+              <w:spacing w:after="0" w:line="240" w:lineRule="auto"/>
+              <w:rPr>
+                <w:rFonts w:ascii="Arial" w:eastAsia="Times New Roman" w:hAnsi="Arial" w:cs="Arial"/>
+                <w:color w:val="1F1F1F"/>
+                <w:kern w:val="0"/>
+                <w:lang w:eastAsia="en-IN"/>
+                <w14:ligatures w14:val="none"/>
+              </w:rPr>
+            </w:pPr>
+            <w:r>
+              <w:rPr>
+                <w:rFonts w:ascii="Arial" w:eastAsia="Times New Roman" w:hAnsi="Arial" w:cs="Arial"/>
+                <w:color w:val="1F1F1F"/>
+                <w:kern w:val="0"/>
+                <w:bdr w:val="none" w:sz="0" w:space="0" w:color="auto" w:frame="1"/>
+                <w:lang w:eastAsia="en-IN"/>
+                <w14:ligatures w14:val="none"/>
+              </w:rPr>
+              <w:t>Python, Rust, Go, Java</w:t>
+            </w:r>
+          </w:p>
+        </w:tc>
+        <w:tc>
+          <w:tcPr>
+            <w:tcW w:w="1602" w:type="dxa"/>
+            <w:tcBorders>
+              <w:top w:val="single" w:sz="6" w:space="0" w:color="auto"/>
+              <w:left w:val="single" w:sz="6" w:space="0" w:color="auto"/>
+              <w:bottom w:val="single" w:sz="6" w:space="0" w:color="auto"/>
+              <w:right w:val="single" w:sz="6" w:space="0" w:color="auto"/>
+            </w:tcBorders>
+            <w:tcMar>
+              <w:top w:w="240" w:type="dxa"/>
+              <w:left w:w="0" w:type="dxa"/>
+              <w:bottom w:w="240" w:type="dxa"/>
+              <w:right w:w="0" w:type="dxa"/>
+            </w:tcMar>
+            <w:vAlign w:val="center"/>
+            <w:hideMark/>
+          </w:tcPr>
+          <w:p>
+            <w:pPr>
+              <w:spacing w:after="0" w:line="240" w:lineRule="auto"/>
+              <w:rPr>
+                <w:rFonts w:ascii="Arial" w:eastAsia="Times New Roman" w:hAnsi="Arial" w:cs="Arial"/>
+                <w:color w:val="1F1F1F"/>
+                <w:kern w:val="0"/>
+                <w:lang w:eastAsia="en-IN"/>
+                <w14:ligatures w14:val="none"/>
+              </w:rPr>
+            </w:pPr>
+            <w:r>
+              <w:rPr>
+                <w:rFonts w:ascii="Arial" w:eastAsia="Times New Roman" w:hAnsi="Arial" w:cs="Arial"/>
+                <w:color w:val="1F1F1F"/>
+                <w:kern w:val="0"/>
+                <w:bdr w:val="none" w:sz="0" w:space="0" w:color="auto" w:frame="1"/>
+                <w:lang w:eastAsia="en-IN"/>
+                <w14:ligatures w14:val="none"/>
+              </w:rPr>
+              <w:t>All (</w:t>
+            </w:r>
+            <w:proofErr w:type="spellStart"/>
+            <w:r>
+              <w:rPr>
+                <w:rFonts w:ascii="Arial" w:eastAsia="Times New Roman" w:hAnsi="Arial" w:cs="Arial"/>
+                <w:color w:val="1F1F1F"/>
+                <w:kern w:val="0"/>
+                <w:bdr w:val="none" w:sz="0" w:space="0" w:color="auto" w:frame="1"/>
+                <w:lang w:eastAsia="en-IN"/>
+                <w14:ligatures w14:val="none"/>
+              </w:rPr>
+              <w:t>gRPC</w:t>
+            </w:r>
+            <w:proofErr w:type="spellEnd"/>
+            <w:r>
+              <w:rPr>
+                <w:rFonts w:ascii="Arial" w:eastAsia="Times New Roman" w:hAnsi="Arial" w:cs="Arial"/>
+                <w:color w:val="1F1F1F"/>
+                <w:kern w:val="0"/>
+                <w:bdr w:val="none" w:sz="0" w:space="0" w:color="auto" w:frame="1"/>
+                <w:lang w:eastAsia="en-IN"/>
+                <w14:ligatures w14:val="none"/>
+              </w:rPr>
+              <w:t>/REST)</w:t>
+            </w:r>
+          </w:p>
+        </w:tc>
+      </w:tr>
+      <w:tr>
+        <w:trPr>
+          <w:tblCellSpacing w:w="15" w:type="dxa"/>
+        </w:trPr>
+        <w:tc>
+          <w:tcPr>
+            <w:tcW w:w="0" w:type="auto"/>
+            <w:tcBorders>
+              <w:top w:val="single" w:sz="6" w:space="0" w:color="auto"/>
+              <w:left w:val="single" w:sz="6" w:space="0" w:color="auto"/>
+              <w:bottom w:val="single" w:sz="6" w:space="0" w:color="auto"/>
+              <w:right w:val="single" w:sz="6" w:space="0" w:color="auto"/>
+            </w:tcBorders>
+            <w:tcMar>
+              <w:top w:w="240" w:type="dxa"/>
+              <w:left w:w="0" w:type="dxa"/>
+              <w:bottom w:w="240" w:type="dxa"/>
+              <w:right w:w="180" w:type="dxa"/>
+            </w:tcMar>
+            <w:vAlign w:val="center"/>
+            <w:hideMark/>
+          </w:tcPr>
+          <w:p>
+            <w:pPr>
+              <w:spacing w:after="0" w:line="240" w:lineRule="auto"/>
+              <w:rPr>
+                <w:rFonts w:ascii="Arial" w:eastAsia="Times New Roman" w:hAnsi="Arial" w:cs="Arial"/>
+                <w:color w:val="1F1F1F"/>
+                <w:kern w:val="0"/>
+                <w:sz w:val="24"/>
+                <w:szCs w:val="24"/>
+                <w:lang w:eastAsia="en-IN"/>
+                <w14:ligatures w14:val="none"/>
+              </w:rPr>
+            </w:pPr>
+            <w:r>
+              <w:rPr>
+                <w:rFonts w:ascii="Arial" w:eastAsia="Times New Roman" w:hAnsi="Arial" w:cs="Arial"/>
+                <w:b/>
+                <w:bCs/>
+                <w:color w:val="1F1F1F"/>
+                <w:kern w:val="0"/>
+                <w:sz w:val="24"/>
+                <w:szCs w:val="24"/>
+                <w:bdr w:val="none" w:sz="0" w:space="0" w:color="auto" w:frame="1"/>
+                <w:lang w:eastAsia="en-IN"/>
+                <w14:ligatures w14:val="none"/>
+              </w:rPr>
+              <w:t>Best Advantage</w:t>
+            </w:r>
+          </w:p>
+        </w:tc>
+        <w:tc>
+          <w:tcPr>
+            <w:tcW w:w="0" w:type="auto"/>
+            <w:tcBorders>
+              <w:top w:val="single" w:sz="6" w:space="0" w:color="auto"/>
+              <w:left w:val="single" w:sz="6" w:space="0" w:color="auto"/>
+              <w:bottom w:val="single" w:sz="6" w:space="0" w:color="auto"/>
+              <w:right w:val="single" w:sz="6" w:space="0" w:color="auto"/>
+            </w:tcBorders>
+            <w:tcMar>
+              <w:top w:w="240" w:type="dxa"/>
+              <w:left w:w="0" w:type="dxa"/>
+              <w:bottom w:w="240" w:type="dxa"/>
+              <w:right w:w="180" w:type="dxa"/>
+            </w:tcMar>
+            <w:vAlign w:val="center"/>
+            <w:hideMark/>
+          </w:tcPr>
+          <w:p>
+            <w:pPr>
+              <w:spacing w:after="0" w:line="240" w:lineRule="auto"/>
+              <w:rPr>
+                <w:rFonts w:ascii="Arial" w:eastAsia="Times New Roman" w:hAnsi="Arial" w:cs="Arial"/>
+                <w:color w:val="1F1F1F"/>
+                <w:kern w:val="0"/>
+                <w:lang w:eastAsia="en-IN"/>
+                <w14:ligatures w14:val="none"/>
+              </w:rPr>
+            </w:pPr>
+            <w:r>
+              <w:rPr>
+                <w:rFonts w:ascii="Arial" w:eastAsia="Times New Roman" w:hAnsi="Arial" w:cs="Arial"/>
+                <w:b/>
+                <w:bCs/>
+                <w:color w:val="1F1F1F"/>
+                <w:kern w:val="0"/>
+                <w:bdr w:val="none" w:sz="0" w:space="0" w:color="auto" w:frame="1"/>
+                <w:lang w:eastAsia="en-IN"/>
+                <w14:ligatures w14:val="none"/>
+              </w:rPr>
+              <w:t>Raw Math Speed.</w:t>
+            </w:r>
+          </w:p>
+        </w:tc>
+        <w:tc>
+          <w:tcPr>
+            <w:tcW w:w="1464" w:type="dxa"/>
+            <w:tcBorders>
+              <w:top w:val="single" w:sz="6" w:space="0" w:color="auto"/>
+              <w:left w:val="single" w:sz="6" w:space="0" w:color="auto"/>
+              <w:bottom w:val="single" w:sz="6" w:space="0" w:color="auto"/>
+              <w:right w:val="single" w:sz="6" w:space="0" w:color="auto"/>
+            </w:tcBorders>
+            <w:tcMar>
+              <w:top w:w="240" w:type="dxa"/>
+              <w:left w:w="0" w:type="dxa"/>
+              <w:bottom w:w="240" w:type="dxa"/>
+              <w:right w:w="180" w:type="dxa"/>
+            </w:tcMar>
+            <w:vAlign w:val="center"/>
+            <w:hideMark/>
+          </w:tcPr>
+          <w:p>
+            <w:pPr>
+              <w:spacing w:after="0" w:line="240" w:lineRule="auto"/>
+              <w:rPr>
+                <w:rFonts w:ascii="Arial" w:eastAsia="Times New Roman" w:hAnsi="Arial" w:cs="Arial"/>
+                <w:color w:val="1F1F1F"/>
+                <w:kern w:val="0"/>
+                <w:lang w:eastAsia="en-IN"/>
+                <w14:ligatures w14:val="none"/>
+              </w:rPr>
+            </w:pPr>
+            <w:r>
+              <w:rPr>
+                <w:rFonts w:ascii="Arial" w:eastAsia="Times New Roman" w:hAnsi="Arial" w:cs="Arial"/>
+                <w:b/>
+                <w:bCs/>
+                <w:color w:val="1F1F1F"/>
+                <w:kern w:val="0"/>
+                <w:bdr w:val="none" w:sz="0" w:space="0" w:color="auto" w:frame="1"/>
+                <w:lang w:eastAsia="en-IN"/>
+                <w14:ligatures w14:val="none"/>
+              </w:rPr>
+              <w:t>Simplicity.</w:t>
+            </w:r>
+          </w:p>
+        </w:tc>
+        <w:tc>
+          <w:tcPr>
+            <w:tcW w:w="1396" w:type="dxa"/>
+            <w:tcBorders>
+              <w:top w:val="single" w:sz="6" w:space="0" w:color="auto"/>
+              <w:left w:val="single" w:sz="6" w:space="0" w:color="auto"/>
+              <w:bottom w:val="single" w:sz="6" w:space="0" w:color="auto"/>
+              <w:right w:val="single" w:sz="6" w:space="0" w:color="auto"/>
+            </w:tcBorders>
+            <w:tcMar>
+              <w:top w:w="240" w:type="dxa"/>
+              <w:left w:w="0" w:type="dxa"/>
+              <w:bottom w:w="240" w:type="dxa"/>
+              <w:right w:w="180" w:type="dxa"/>
+            </w:tcMar>
+            <w:vAlign w:val="center"/>
+            <w:hideMark/>
+          </w:tcPr>
+          <w:p>
+            <w:pPr>
+              <w:spacing w:after="0" w:line="240" w:lineRule="auto"/>
+              <w:rPr>
+                <w:rFonts w:ascii="Arial" w:eastAsia="Times New Roman" w:hAnsi="Arial" w:cs="Arial"/>
+                <w:color w:val="1F1F1F"/>
+                <w:kern w:val="0"/>
+                <w:lang w:eastAsia="en-IN"/>
+                <w14:ligatures w14:val="none"/>
+              </w:rPr>
+            </w:pPr>
+            <w:r>
+              <w:rPr>
+                <w:rFonts w:ascii="Arial" w:eastAsia="Times New Roman" w:hAnsi="Arial" w:cs="Arial"/>
+                <w:b/>
+                <w:bCs/>
+                <w:color w:val="1F1F1F"/>
+                <w:kern w:val="0"/>
+                <w:bdr w:val="none" w:sz="0" w:space="0" w:color="auto" w:frame="1"/>
+                <w:lang w:eastAsia="en-IN"/>
+                <w14:ligatures w14:val="none"/>
+              </w:rPr>
+              <w:t>Zero Ops.</w:t>
+            </w:r>
+          </w:p>
+        </w:tc>
+        <w:tc>
+          <w:tcPr>
+            <w:tcW w:w="1639" w:type="dxa"/>
+            <w:tcBorders>
+              <w:top w:val="single" w:sz="6" w:space="0" w:color="auto"/>
+              <w:left w:val="single" w:sz="6" w:space="0" w:color="auto"/>
+              <w:bottom w:val="single" w:sz="6" w:space="0" w:color="auto"/>
+              <w:right w:val="single" w:sz="6" w:space="0" w:color="auto"/>
+            </w:tcBorders>
+            <w:tcMar>
+              <w:top w:w="240" w:type="dxa"/>
+              <w:left w:w="0" w:type="dxa"/>
+              <w:bottom w:w="240" w:type="dxa"/>
+              <w:right w:w="180" w:type="dxa"/>
+            </w:tcMar>
+            <w:vAlign w:val="center"/>
+            <w:hideMark/>
+          </w:tcPr>
+          <w:p>
+            <w:pPr>
+              <w:spacing w:after="0" w:line="240" w:lineRule="auto"/>
+              <w:rPr>
+                <w:rFonts w:ascii="Arial" w:eastAsia="Times New Roman" w:hAnsi="Arial" w:cs="Arial"/>
+                <w:color w:val="1F1F1F"/>
+                <w:kern w:val="0"/>
+                <w:lang w:eastAsia="en-IN"/>
+                <w14:ligatures w14:val="none"/>
+              </w:rPr>
+            </w:pPr>
+            <w:r>
+              <w:rPr>
+                <w:rFonts w:ascii="Arial" w:eastAsia="Times New Roman" w:hAnsi="Arial" w:cs="Arial"/>
+                <w:b/>
+                <w:bCs/>
+                <w:color w:val="1F1F1F"/>
+                <w:kern w:val="0"/>
+                <w:bdr w:val="none" w:sz="0" w:space="0" w:color="auto" w:frame="1"/>
+                <w:lang w:eastAsia="en-IN"/>
+                <w14:ligatures w14:val="none"/>
+              </w:rPr>
+              <w:t>Filter Precision.</w:t>
+            </w:r>
+          </w:p>
+        </w:tc>
+        <w:tc>
+          <w:tcPr>
+            <w:tcW w:w="1602" w:type="dxa"/>
+            <w:tcBorders>
+              <w:top w:val="single" w:sz="6" w:space="0" w:color="auto"/>
+              <w:left w:val="single" w:sz="6" w:space="0" w:color="auto"/>
+              <w:bottom w:val="single" w:sz="6" w:space="0" w:color="auto"/>
+              <w:right w:val="single" w:sz="6" w:space="0" w:color="auto"/>
+            </w:tcBorders>
+            <w:tcMar>
+              <w:top w:w="240" w:type="dxa"/>
+              <w:left w:w="0" w:type="dxa"/>
+              <w:bottom w:w="240" w:type="dxa"/>
+              <w:right w:w="0" w:type="dxa"/>
+            </w:tcMar>
+            <w:vAlign w:val="center"/>
+            <w:hideMark/>
+          </w:tcPr>
+          <w:p>
+            <w:pPr>
+              <w:spacing w:after="0" w:line="240" w:lineRule="auto"/>
+              <w:rPr>
+                <w:rFonts w:ascii="Arial" w:eastAsia="Times New Roman" w:hAnsi="Arial" w:cs="Arial"/>
+                <w:color w:val="1F1F1F"/>
+                <w:kern w:val="0"/>
+                <w:lang w:eastAsia="en-IN"/>
+                <w14:ligatures w14:val="none"/>
+              </w:rPr>
+            </w:pPr>
+            <w:r>
+              <w:rPr>
+                <w:rFonts w:ascii="Arial" w:eastAsia="Times New Roman" w:hAnsi="Arial" w:cs="Arial"/>
+                <w:b/>
+                <w:bCs/>
+                <w:color w:val="1F1F1F"/>
+                <w:kern w:val="0"/>
+                <w:bdr w:val="none" w:sz="0" w:space="0" w:color="auto" w:frame="1"/>
+                <w:lang w:eastAsia="en-IN"/>
+                <w14:ligatures w14:val="none"/>
+              </w:rPr>
+              <w:t>Scale &amp; Durability.</w:t>
+            </w:r>
+          </w:p>
+        </w:tc>
+      </w:tr>
+    </w:tbl>
     <w:p/>
     <w:p>
       <w:pPr>
         <w:pStyle w:val="Heading1"/>
       </w:pPr>
       <w:r>
+        <w:t xml:space="preserve">STEP </w:t>
+      </w:r>
+      <w:r>
+        <w:t>4</w:t>
+      </w:r>
+      <w:r>
+        <w:t>: RETRIEVAL (Senior-Level Structured View)</w:t>
+      </w:r>
+    </w:p>
+    <w:p>
+      <w:pPr>
+        <w:pStyle w:val="Heading2"/>
+      </w:pPr>
+      <w:r>
+        <w:t>Query Processing Layer (Decision Point 1)</w:t>
+      </w:r>
+    </w:p>
+    <w:p>
+      <w:pPr>
+        <w:pStyle w:val="Heading3"/>
+      </w:pPr>
+      <w:r>
+        <w:t>Option A — Direct Query (Default)</w:t>
+      </w:r>
+    </w:p>
+    <w:p>
+      <w:r>
+        <w:t>Use when:</w:t>
+      </w:r>
+    </w:p>
+    <w:p>
+      <w:r>
         <w:lastRenderedPageBreak/>
-        <w:t xml:space="preserve">STEP </w:t>
-      </w:r>
-      <w:r>
-        <w:t>4</w:t>
-      </w:r>
-      <w:r>
-        <w:t>: RETRIEVAL (Senior-Level Structured View)</w:t>
-      </w:r>
-    </w:p>
+        <w:t>low latency required</w:t>
+      </w:r>
+      <w:r>
+        <w:br/>
+        <w:t>simple queries</w:t>
+      </w:r>
+    </w:p>
+    <w:p>
+      <w:pPr>
+        <w:pStyle w:val="Heading3"/>
+      </w:pPr>
+      <w:r>
+        <w:t>Option B — Query Rewriting (Advanced)</w:t>
+      </w:r>
+    </w:p>
+    <w:p>
+      <w:r>
+        <w:t>user query → LLM rewrite → embedding → retrieval</w:t>
+      </w:r>
+    </w:p>
+    <w:p>
+      <w:pPr>
+        <w:pStyle w:val="Heading3"/>
+      </w:pPr>
+      <w:r>
+        <w:t>Option C — Multi-Query Retrieval (Very Advanced)</w:t>
+      </w:r>
+    </w:p>
+    <w:p>
+      <w:r>
+        <w:t>1 query → multiple variations → multiple retrievals → merge</w:t>
+      </w:r>
+    </w:p>
+    <w:p/>
     <w:p>
       <w:pPr>
         <w:pStyle w:val="Heading2"/>
       </w:pPr>
       <w:r>
-        <w:t>Query Processing Layer (Decision Point 1)</w:t>
+        <w:t>Retrieval Strategy Layer</w:t>
       </w:r>
     </w:p>
     <w:p>
@@ -1443,21 +3813,24 @@
         <w:pStyle w:val="Heading3"/>
       </w:pPr>
       <w:r>
-        <w:t>Option A — Direct Query (Default)</w:t>
-      </w:r>
-    </w:p>
-    <w:p>
-      <w:r>
-        <w:t>Use when:</w:t>
-      </w:r>
-    </w:p>
-    <w:p>
-      <w:r>
-        <w:t>low latency required</w:t>
-      </w:r>
-      <w:r>
-        <w:br/>
-        <w:t>simple queries</w:t>
+        <w:t>A. Dense Retrieval (Vector Search)</w:t>
+      </w:r>
+    </w:p>
+    <w:p>
+      <w:proofErr w:type="gramStart"/>
+      <w:r>
+        <w:t>Uses::</w:t>
+      </w:r>
+      <w:proofErr w:type="gramEnd"/>
+    </w:p>
+    <w:p>
+      <w:r>
+        <w:t>cosine similarity</w:t>
+      </w:r>
+    </w:p>
+    <w:p>
+      <w:r>
+        <w:t>dot product</w:t>
       </w:r>
     </w:p>
     <w:p>
@@ -1465,25 +3838,31 @@
         <w:pStyle w:val="Heading3"/>
       </w:pPr>
       <w:r>
-        <w:t>Option B — Query Rewriting (Advanced)</w:t>
-      </w:r>
-    </w:p>
-    <w:p>
-      <w:r>
-        <w:t>user query → LLM rewrite → embedding → retrieval</w:t>
-      </w:r>
-    </w:p>
+        <w:t>B. Sparse Retrieval (Keyword Search)</w:t>
+      </w:r>
+    </w:p>
+    <w:p>
+      <w:r>
+        <w:t>Uses:</w:t>
+      </w:r>
+    </w:p>
+    <w:p>
+      <w:r>
+        <w:t>BM25</w:t>
+      </w:r>
+    </w:p>
+    <w:p/>
     <w:p>
       <w:pPr>
         <w:pStyle w:val="Heading3"/>
       </w:pPr>
       <w:r>
-        <w:t>Option C — Multi-Query Retrieval (Very Advanced)</w:t>
-      </w:r>
-    </w:p>
-    <w:p>
-      <w:r>
-        <w:t>1 query → multiple variations → multiple retrievals → merge</w:t>
+        <w:t>C. Hybrid Retrieval (Production Standard)</w:t>
+      </w:r>
+    </w:p>
+    <w:p>
+      <w:r>
+        <w:t>dense + sparse → merge results</w:t>
       </w:r>
     </w:p>
     <w:p/>
@@ -1492,7 +3871,95 @@
         <w:pStyle w:val="Heading2"/>
       </w:pPr>
       <w:r>
-        <w:t>Retrieval Strategy Layer</w:t>
+        <w:t>3</w:t>
+      </w:r>
+      <w:r>
+        <w:t xml:space="preserve"> Candidate Selection (</w:t>
+      </w:r>
+      <w:proofErr w:type="spellStart"/>
+      <w:r>
+        <w:t>top_k</w:t>
+      </w:r>
+      <w:proofErr w:type="spellEnd"/>
+      <w:r>
+        <w:t xml:space="preserve"> Strategy)</w:t>
+      </w:r>
+    </w:p>
+    <w:p>
+      <w:pPr>
+        <w:pStyle w:val="Heading2"/>
+      </w:pPr>
+      <w:r>
+        <w:t xml:space="preserve">4 </w:t>
+      </w:r>
+      <w:r>
+        <w:t>Reranking Layer (VERY IMPORTANT)</w:t>
+      </w:r>
+    </w:p>
+    <w:p/>
+    <w:p>
+      <w:pPr>
+        <w:pStyle w:val="Heading2"/>
+      </w:pPr>
+      <w:r>
+        <w:t xml:space="preserve">5 </w:t>
+      </w:r>
+      <w:r>
+        <w:t>Filtering Layer (Metadata Usage)</w:t>
+      </w:r>
+    </w:p>
+    <w:p>
+      <w:r>
+        <w:t>access control</w:t>
+      </w:r>
+    </w:p>
+    <w:p>
+      <w:r>
+        <w:t>domain filtering</w:t>
+      </w:r>
+    </w:p>
+    <w:p>
+      <w:r>
+        <w:t>time filtering</w:t>
+      </w:r>
+    </w:p>
+    <w:p>
+      <w:pPr>
+        <w:pStyle w:val="Heading2"/>
+      </w:pPr>
+      <w:r>
+        <w:t xml:space="preserve">6 </w:t>
+      </w:r>
+      <w:r>
+        <w:t>Context Construction Laye</w:t>
+      </w:r>
+      <w:r>
+        <w:t>r</w:t>
+      </w:r>
+    </w:p>
+    <w:p>
+      <w:r>
+        <w:t>deduplication</w:t>
+      </w:r>
+      <w:r>
+        <w:br/>
+        <w:t>ordering by relevance</w:t>
+      </w:r>
+      <w:r>
+        <w:br/>
+        <w:t>context trimming</w:t>
+      </w:r>
+    </w:p>
+    <w:p>
+      <w:pPr>
+        <w:pStyle w:val="Heading2"/>
+      </w:pPr>
+      <w:r>
+        <w:lastRenderedPageBreak/>
+        <w:t xml:space="preserve">7 </w:t>
+      </w:r>
+      <w:r>
+        <w:t>Advanced Retrieval Techniques (Senior-Level)</w:t>
       </w:r>
     </w:p>
     <w:p>
@@ -1500,24 +3967,27 @@
         <w:pStyle w:val="Heading3"/>
       </w:pPr>
       <w:r>
-        <w:t>A. Dense Retrieval (Vector Search)</w:t>
-      </w:r>
-    </w:p>
-    <w:p>
-      <w:proofErr w:type="gramStart"/>
-      <w:r>
-        <w:t>Uses::</w:t>
-      </w:r>
-      <w:proofErr w:type="gramEnd"/>
-    </w:p>
-    <w:p>
-      <w:r>
-        <w:t>cosine similarity</w:t>
-      </w:r>
-    </w:p>
-    <w:p>
-      <w:r>
-        <w:t>dot product</w:t>
+        <w:t>A. Context Compression</w:t>
+      </w:r>
+    </w:p>
+    <w:p>
+      <w:r>
+        <w:t>Problem:</w:t>
+      </w:r>
+    </w:p>
+    <w:p>
+      <w:r>
+        <w:t>too many tokens</w:t>
+      </w:r>
+    </w:p>
+    <w:p>
+      <w:r>
+        <w:t>Solution:</w:t>
+      </w:r>
+    </w:p>
+    <w:p>
+      <w:r>
+        <w:t>summarize retrieved chunks before sending to LLM</w:t>
       </w:r>
     </w:p>
     <w:p>
@@ -1525,51 +3995,74 @@
         <w:pStyle w:val="Heading3"/>
       </w:pPr>
       <w:r>
-        <w:t>B. Sparse Retrieval (Keyword Search)</w:t>
-      </w:r>
-    </w:p>
-    <w:p>
-      <w:r>
-        <w:t>Uses:</w:t>
-      </w:r>
-    </w:p>
-    <w:p>
-      <w:r>
-        <w:t>BM25</w:t>
+        <w:t>B. Multi-Hop Retrieval</w:t>
+      </w:r>
+    </w:p>
+    <w:p>
+      <w:r>
+        <w:t>Used for complex queries:</w:t>
+      </w:r>
+    </w:p>
+    <w:p>
+      <w:r>
+        <w:t>Q: "What did CEO say about revenue growth?"</w:t>
+      </w:r>
+    </w:p>
+    <w:p>
+      <w:r>
+        <w:t>Steps:</w:t>
+      </w:r>
+    </w:p>
+    <w:p>
+      <w:r>
+        <w:t>retrieve CEO speech</w:t>
+      </w:r>
+      <w:r>
+        <w:br/>
+        <w:t>↓</w:t>
+      </w:r>
+      <w:r>
+        <w:br/>
+        <w:t>retrieve revenue discussion</w:t>
+      </w:r>
+    </w:p>
+    <w:p>
+      <w:pPr>
+        <w:pStyle w:val="Heading3"/>
+      </w:pPr>
+      <w:r>
+        <w:t>C. Adaptive Retrieval</w:t>
+      </w:r>
+    </w:p>
+    <w:p>
+      <w:r>
+        <w:t>System decides:</w:t>
+      </w:r>
+    </w:p>
+    <w:p>
+      <w:r>
+        <w:t>simple query → small retrieval</w:t>
+      </w:r>
+      <w:r>
+        <w:br/>
+        <w:t>complex query → large retrieval</w:t>
       </w:r>
     </w:p>
     <w:p/>
     <w:p>
       <w:pPr>
-        <w:pStyle w:val="Heading3"/>
-      </w:pPr>
-      <w:r>
-        <w:t>C. Hybrid Retrieval (Production Standard)</w:t>
-      </w:r>
-    </w:p>
-    <w:p>
-      <w:r>
-        <w:t>dense + sparse → merge results</w:t>
-      </w:r>
-    </w:p>
-    <w:p/>
+        <w:pStyle w:val="Heading1"/>
+      </w:pPr>
+      <w:r>
+        <w:t>STEP 5: GENERATION (LLM Layer)</w:t>
+      </w:r>
+    </w:p>
     <w:p>
       <w:pPr>
         <w:pStyle w:val="Heading2"/>
       </w:pPr>
       <w:r>
-        <w:t>3</w:t>
-      </w:r>
-      <w:r>
-        <w:t xml:space="preserve"> Candidate Selection (</w:t>
-      </w:r>
-      <w:proofErr w:type="spellStart"/>
-      <w:r>
-        <w:t>top_k</w:t>
-      </w:r>
-      <w:proofErr w:type="spellEnd"/>
-      <w:r>
-        <w:t xml:space="preserve"> Strategy)</w:t>
+        <w:t>Input Construction (VERY IMPORTANT)</w:t>
       </w:r>
     </w:p>
     <w:p>
@@ -1577,37 +4070,24 @@
         <w:pStyle w:val="Heading2"/>
       </w:pPr>
       <w:r>
-        <w:t xml:space="preserve">4 </w:t>
-      </w:r>
-      <w:r>
-        <w:t>Reranking Layer (VERY IMPORTANT)</w:t>
-      </w:r>
-    </w:p>
-    <w:p/>
+        <w:t>2️</w:t>
+      </w:r>
+      <w:r>
+        <w:rPr>
+          <w:rFonts w:ascii="Segoe UI Symbol" w:hAnsi="Segoe UI Symbol" w:cs="Segoe UI Symbol"/>
+        </w:rPr>
+        <w:t>⃣</w:t>
+      </w:r>
+      <w:r>
+        <w:t xml:space="preserve"> Prompt Engineering (Core Decision Layer)</w:t>
+      </w:r>
+    </w:p>
     <w:p>
       <w:pPr>
         <w:pStyle w:val="Heading2"/>
       </w:pPr>
       <w:r>
-        <w:t xml:space="preserve">5 </w:t>
-      </w:r>
-      <w:r>
-        <w:t>Filtering Layer (Metadata Usage)</w:t>
-      </w:r>
-    </w:p>
-    <w:p>
-      <w:r>
-        <w:t>access control</w:t>
-      </w:r>
-    </w:p>
-    <w:p>
-      <w:r>
-        <w:t>domain filtering</w:t>
-      </w:r>
-    </w:p>
-    <w:p>
-      <w:r>
-        <w:t>time filtering</w:t>
+        <w:t>C. Chain-of-Thought Prompt (Advanced)</w:t>
       </w:r>
     </w:p>
     <w:p>
@@ -1615,27 +4095,22 @@
         <w:pStyle w:val="Heading2"/>
       </w:pPr>
       <w:r>
-        <w:lastRenderedPageBreak/>
-        <w:t xml:space="preserve">6 </w:t>
-      </w:r>
-      <w:r>
-        <w:t>Context Construction Laye</w:t>
-      </w:r>
-      <w:r>
-        <w:t>r</w:t>
-      </w:r>
-    </w:p>
-    <w:p>
-      <w:r>
-        <w:t>deduplication</w:t>
-      </w:r>
-      <w:r>
-        <w:br/>
-        <w:t>ordering by relevance</w:t>
-      </w:r>
-      <w:r>
-        <w:br/>
-        <w:t>context trimming</w:t>
+        <w:t>Context Window Management (Critical)</w:t>
+      </w:r>
+    </w:p>
+    <w:p>
+      <w:r>
+        <w:t>A. Top-K trimming</w:t>
+      </w:r>
+    </w:p>
+    <w:p>
+      <w:r>
+        <w:t>B. Context compression</w:t>
+      </w:r>
+    </w:p>
+    <w:p>
+      <w:r>
+        <w:t>C. Sliding window (advanced)</w:t>
       </w:r>
     </w:p>
     <w:p>
@@ -1643,169 +4118,6 @@
         <w:pStyle w:val="Heading2"/>
       </w:pPr>
       <w:r>
-        <w:t xml:space="preserve">7 </w:t>
-      </w:r>
-      <w:r>
-        <w:t>Advanced Retrieval Techniques (Senior-Level)</w:t>
-      </w:r>
-    </w:p>
-    <w:p>
-      <w:pPr>
-        <w:pStyle w:val="Heading3"/>
-      </w:pPr>
-      <w:r>
-        <w:t>A. Context Compression</w:t>
-      </w:r>
-    </w:p>
-    <w:p>
-      <w:r>
-        <w:t>Problem:</w:t>
-      </w:r>
-    </w:p>
-    <w:p>
-      <w:r>
-        <w:t>too many tokens</w:t>
-      </w:r>
-    </w:p>
-    <w:p>
-      <w:r>
-        <w:t>Solution:</w:t>
-      </w:r>
-    </w:p>
-    <w:p>
-      <w:r>
-        <w:t>summarize retrieved chunks before sending to LLM</w:t>
-      </w:r>
-    </w:p>
-    <w:p>
-      <w:pPr>
-        <w:pStyle w:val="Heading3"/>
-      </w:pPr>
-      <w:r>
-        <w:t>B. Multi-Hop Retrieval</w:t>
-      </w:r>
-    </w:p>
-    <w:p>
-      <w:r>
-        <w:t>Used for complex queries:</w:t>
-      </w:r>
-    </w:p>
-    <w:p>
-      <w:r>
-        <w:t>Q: "What did CEO say about revenue growth?"</w:t>
-      </w:r>
-    </w:p>
-    <w:p>
-      <w:r>
-        <w:t>Steps:</w:t>
-      </w:r>
-    </w:p>
-    <w:p>
-      <w:r>
-        <w:t>retrieve CEO speech</w:t>
-      </w:r>
-      <w:r>
-        <w:br/>
-        <w:t>↓</w:t>
-      </w:r>
-      <w:r>
-        <w:br/>
-        <w:t>retrieve revenue discussion</w:t>
-      </w:r>
-    </w:p>
-    <w:p>
-      <w:pPr>
-        <w:pStyle w:val="Heading3"/>
-      </w:pPr>
-      <w:r>
-        <w:t>C. Adaptive Retrieval</w:t>
-      </w:r>
-    </w:p>
-    <w:p>
-      <w:r>
-        <w:t>System decides:</w:t>
-      </w:r>
-    </w:p>
-    <w:p>
-      <w:r>
-        <w:t>simple query → small retrieval</w:t>
-      </w:r>
-      <w:r>
-        <w:br/>
-        <w:t>complex query → large retrieval</w:t>
-      </w:r>
-    </w:p>
-    <w:p/>
-    <w:p>
-      <w:pPr>
-        <w:pStyle w:val="Heading1"/>
-      </w:pPr>
-      <w:r>
-        <w:t>STEP 5: GENERATION (LLM Layer)</w:t>
-      </w:r>
-    </w:p>
-    <w:p>
-      <w:pPr>
-        <w:pStyle w:val="Heading2"/>
-      </w:pPr>
-      <w:r>
-        <w:t>Input Construction (VERY IMPORTANT)</w:t>
-      </w:r>
-    </w:p>
-    <w:p>
-      <w:pPr>
-        <w:pStyle w:val="Heading2"/>
-      </w:pPr>
-      <w:r>
-        <w:t>2️</w:t>
-      </w:r>
-      <w:r>
-        <w:rPr>
-          <w:rFonts w:ascii="Segoe UI Symbol" w:hAnsi="Segoe UI Symbol" w:cs="Segoe UI Symbol"/>
-        </w:rPr>
-        <w:t>⃣</w:t>
-      </w:r>
-      <w:r>
-        <w:t xml:space="preserve"> Prompt Engineering (Core Decision Layer)</w:t>
-      </w:r>
-    </w:p>
-    <w:p>
-      <w:pPr>
-        <w:pStyle w:val="Heading2"/>
-      </w:pPr>
-      <w:r>
-        <w:t>C. Chain-of-Thought Prompt (Advanced)</w:t>
-      </w:r>
-    </w:p>
-    <w:p>
-      <w:pPr>
-        <w:pStyle w:val="Heading2"/>
-      </w:pPr>
-      <w:r>
-        <w:t>Context Window Management (Critical)</w:t>
-      </w:r>
-    </w:p>
-    <w:p>
-      <w:r>
-        <w:t>A. Top-K trimming</w:t>
-      </w:r>
-    </w:p>
-    <w:p>
-      <w:r>
-        <w:t>B. Context compression</w:t>
-      </w:r>
-    </w:p>
-    <w:p>
-      <w:r>
-        <w:t>C. Sliding window (advanced)</w:t>
-      </w:r>
-    </w:p>
-    <w:p>
-      <w:pPr>
-        <w:pStyle w:val="Heading2"/>
-      </w:pPr>
-      <w:r>
-        <w:lastRenderedPageBreak/>
         <w:t>4️</w:t>
       </w:r>
       <w:r>
@@ -1849,7 +4161,7 @@
     <w:p>
       <w:r>
         <w:pict w14:anchorId="23F4E625">
-          <v:rect id="_x0000_i1349" style="width:0;height:1.5pt" o:hralign="center" o:hrstd="t" o:hr="t" fillcolor="#a0a0a0" stroked="f"/>
+          <v:rect id="_x0000_i1025" style="width:0;height:1.5pt" o:hralign="center" o:hrstd="t" o:hr="t" fillcolor="#a0a0a0" stroked="f"/>
         </w:pict>
       </w:r>
     </w:p>
@@ -1884,7 +4196,7 @@
     <w:p>
       <w:r>
         <w:pict w14:anchorId="052DCFC5">
-          <v:rect id="_x0000_i1350" style="width:0;height:1.5pt" o:hralign="center" o:hrstd="t" o:hr="t" fillcolor="#a0a0a0" stroked="f"/>
+          <v:rect id="_x0000_i1026" style="width:0;height:1.5pt" o:hralign="center" o:hrstd="t" o:hr="t" fillcolor="#a0a0a0" stroked="f"/>
         </w:pict>
       </w:r>
     </w:p>
@@ -1908,7 +4220,7 @@
     <w:p>
       <w:r>
         <w:pict w14:anchorId="49886021">
-          <v:rect id="_x0000_i1351" style="width:0;height:1.5pt" o:hralign="center" o:hrstd="t" o:hr="t" fillcolor="#a0a0a0" stroked="f"/>
+          <v:rect id="_x0000_i1027" style="width:0;height:1.5pt" o:hralign="center" o:hrstd="t" o:hr="t" fillcolor="#a0a0a0" stroked="f"/>
         </w:pict>
       </w:r>
     </w:p>
@@ -1959,7 +4271,7 @@
     <w:p>
       <w:r>
         <w:pict w14:anchorId="0FDCA83C">
-          <v:rect id="_x0000_i1352" style="width:0;height:1.5pt" o:hralign="center" o:hrstd="t" o:hr="t" fillcolor="#a0a0a0" stroked="f"/>
+          <v:rect id="_x0000_i1028" style="width:0;height:1.5pt" o:hralign="center" o:hrstd="t" o:hr="t" fillcolor="#a0a0a0" stroked="f"/>
         </w:pict>
       </w:r>
     </w:p>
@@ -2021,7 +4333,7 @@
     <w:p>
       <w:r>
         <w:pict w14:anchorId="1F2EBBE6">
-          <v:rect id="_x0000_i1353" style="width:0;height:1.5pt" o:hralign="center" o:hrstd="t" o:hr="t" fillcolor="#a0a0a0" stroked="f"/>
+          <v:rect id="_x0000_i1029" style="width:0;height:1.5pt" o:hralign="center" o:hrstd="t" o:hr="t" fillcolor="#a0a0a0" stroked="f"/>
         </w:pict>
       </w:r>
     </w:p>
@@ -2090,18 +4402,214 @@
     </w:p>
     <w:p>
       <w:r>
+        <w:pict w14:anchorId="5EEB1F93">
+          <v:rect id="_x0000_i1030" style="width:0;height:1.5pt" o:hralign="center" o:hrstd="t" o:hr="t" fillcolor="#a0a0a0" stroked="f"/>
+        </w:pict>
+      </w:r>
+    </w:p>
+    <w:p>
+      <w:pPr>
+        <w:pStyle w:val="Heading3"/>
+      </w:pPr>
+      <w:r>
+        <w:t>2️</w:t>
+      </w:r>
+      <w:r>
+        <w:rPr>
+          <w:rFonts w:ascii="Segoe UI Symbol" w:hAnsi="Segoe UI Symbol" w:cs="Segoe UI Symbol"/>
+        </w:rPr>
+        <w:t>⃣</w:t>
+      </w:r>
+      <w:r>
+        <w:t xml:space="preserve"> Generation Evaluation</w:t>
+      </w:r>
+    </w:p>
+    <w:p>
+      <w:r>
+        <w:pict w14:anchorId="7D272D01">
+          <v:rect id="_x0000_i1031" style="width:0;height:1.5pt" o:hralign="center" o:hrstd="t" o:hr="t" fillcolor="#a0a0a0" stroked="f"/>
+        </w:pict>
+      </w:r>
+    </w:p>
+    <w:p>
+      <w:pPr>
+        <w:rPr>
+          <w:b/>
+          <w:bCs/>
+        </w:rPr>
+      </w:pPr>
+      <w:r>
+        <w:rPr>
+          <w:rFonts w:ascii="Segoe UI Emoji" w:hAnsi="Segoe UI Emoji" w:cs="Segoe UI Emoji"/>
+          <w:b/>
+          <w:bCs/>
+        </w:rPr>
         <w:lastRenderedPageBreak/>
-        <w:pict w14:anchorId="5EEB1F93">
-          <v:rect id="_x0000_i1354" style="width:0;height:1.5pt" o:hralign="center" o:hrstd="t" o:hr="t" fillcolor="#a0a0a0" stroked="f"/>
+        <w:t>🔹</w:t>
+      </w:r>
+      <w:r>
+        <w:rPr>
+          <w:b/>
+          <w:bCs/>
+        </w:rPr>
+        <w:t xml:space="preserve"> Faithfulness (VERY IMPORTANT)</w:t>
+      </w:r>
+    </w:p>
+    <w:p>
+      <w:r>
+        <w:t>Does the answer strictly come from retrieved context?</w:t>
+      </w:r>
+    </w:p>
+    <w:p>
+      <w:r>
+        <w:rPr>
+          <w:rFonts w:ascii="Segoe UI Emoji" w:hAnsi="Segoe UI Emoji" w:cs="Segoe UI Emoji"/>
+        </w:rPr>
+        <w:t>❌</w:t>
+      </w:r>
+      <w:r>
+        <w:t xml:space="preserve"> Bad:</w:t>
+      </w:r>
+    </w:p>
+    <w:p>
+      <w:r>
+        <w:t>LLM adds extra info not in context</w:t>
+      </w:r>
+    </w:p>
+    <w:p>
+      <w:r>
+        <w:rPr>
+          <w:rFonts w:ascii="Segoe UI Symbol" w:hAnsi="Segoe UI Symbol" w:cs="Segoe UI Symbol"/>
+        </w:rPr>
+        <w:t>✔</w:t>
+      </w:r>
+      <w:r>
+        <w:t xml:space="preserve"> Good:</w:t>
+      </w:r>
+    </w:p>
+    <w:p>
+      <w:r>
+        <w:t>Answer fully grounded in chunks</w:t>
+      </w:r>
+    </w:p>
+    <w:p>
+      <w:r>
+        <w:pict w14:anchorId="62F68110">
+          <v:rect id="_x0000_i1032" style="width:0;height:1.5pt" o:hralign="center" o:hrstd="t" o:hr="t" fillcolor="#a0a0a0" stroked="f"/>
         </w:pict>
       </w:r>
     </w:p>
     <w:p>
       <w:pPr>
+        <w:rPr>
+          <w:b/>
+          <w:bCs/>
+        </w:rPr>
+      </w:pPr>
+      <w:r>
+        <w:rPr>
+          <w:rFonts w:ascii="Segoe UI Emoji" w:hAnsi="Segoe UI Emoji" w:cs="Segoe UI Emoji"/>
+          <w:b/>
+          <w:bCs/>
+        </w:rPr>
+        <w:t>🔹</w:t>
+      </w:r>
+      <w:r>
+        <w:rPr>
+          <w:b/>
+          <w:bCs/>
+        </w:rPr>
+        <w:t xml:space="preserve"> Correctness</w:t>
+      </w:r>
+    </w:p>
+    <w:p>
+      <w:r>
+        <w:t>Is the answer factually correct?</w:t>
+      </w:r>
+    </w:p>
+    <w:p>
+      <w:r>
+        <w:pict w14:anchorId="25C22CD7">
+          <v:rect id="_x0000_i1033" style="width:0;height:1.5pt" o:hralign="center" o:hrstd="t" o:hr="t" fillcolor="#a0a0a0" stroked="f"/>
+        </w:pict>
+      </w:r>
+    </w:p>
+    <w:p>
+      <w:pPr>
+        <w:rPr>
+          <w:b/>
+          <w:bCs/>
+        </w:rPr>
+      </w:pPr>
+      <w:r>
+        <w:rPr>
+          <w:rFonts w:ascii="Segoe UI Emoji" w:hAnsi="Segoe UI Emoji" w:cs="Segoe UI Emoji"/>
+          <w:b/>
+          <w:bCs/>
+        </w:rPr>
+        <w:t>🔹</w:t>
+      </w:r>
+      <w:r>
+        <w:rPr>
+          <w:b/>
+          <w:bCs/>
+        </w:rPr>
+        <w:t xml:space="preserve"> Completeness</w:t>
+      </w:r>
+    </w:p>
+    <w:p>
+      <w:r>
+        <w:t>Does it fully answer the question?</w:t>
+      </w:r>
+    </w:p>
+    <w:p>
+      <w:r>
+        <w:pict w14:anchorId="253EE868">
+          <v:rect id="_x0000_i1034" style="width:0;height:1.5pt" o:hralign="center" o:hrstd="t" o:hr="t" fillcolor="#a0a0a0" stroked="f"/>
+        </w:pict>
+      </w:r>
+    </w:p>
+    <w:p>
+      <w:pPr>
+        <w:rPr>
+          <w:b/>
+          <w:bCs/>
+        </w:rPr>
+      </w:pPr>
+      <w:r>
+        <w:rPr>
+          <w:rFonts w:ascii="Segoe UI Emoji" w:hAnsi="Segoe UI Emoji" w:cs="Segoe UI Emoji"/>
+          <w:b/>
+          <w:bCs/>
+        </w:rPr>
+        <w:t>🔹</w:t>
+      </w:r>
+      <w:r>
+        <w:rPr>
+          <w:b/>
+          <w:bCs/>
+        </w:rPr>
+        <w:t xml:space="preserve"> Relevance</w:t>
+      </w:r>
+    </w:p>
+    <w:p>
+      <w:r>
+        <w:t>Is the answer actually related to the question?</w:t>
+      </w:r>
+    </w:p>
+    <w:p>
+      <w:r>
+        <w:pict w14:anchorId="7966AF60">
+          <v:rect id="_x0000_i1035" style="width:0;height:1.5pt" o:hralign="center" o:hrstd="t" o:hr="t" fillcolor="#a0a0a0" stroked="f"/>
+        </w:pict>
+      </w:r>
+    </w:p>
+    <w:p>
+      <w:pPr>
         <w:pStyle w:val="Heading3"/>
       </w:pPr>
       <w:r>
-        <w:t>2️</w:t>
+        <w:t>3️</w:t>
       </w:r>
       <w:r>
         <w:rPr>
@@ -2110,209 +4618,13 @@
         <w:t>⃣</w:t>
       </w:r>
       <w:r>
-        <w:t xml:space="preserve"> Generation Evaluation</w:t>
-      </w:r>
-    </w:p>
-    <w:p>
-      <w:r>
-        <w:pict w14:anchorId="7D272D01">
-          <v:rect id="_x0000_i1355" style="width:0;height:1.5pt" o:hralign="center" o:hrstd="t" o:hr="t" fillcolor="#a0a0a0" stroked="f"/>
-        </w:pict>
-      </w:r>
-    </w:p>
-    <w:p>
-      <w:pPr>
-        <w:rPr>
-          <w:b/>
-          <w:bCs/>
-        </w:rPr>
-      </w:pPr>
-      <w:r>
-        <w:rPr>
-          <w:rFonts w:ascii="Segoe UI Emoji" w:hAnsi="Segoe UI Emoji" w:cs="Segoe UI Emoji"/>
-          <w:b/>
-          <w:bCs/>
-        </w:rPr>
-        <w:t>🔹</w:t>
-      </w:r>
-      <w:r>
-        <w:rPr>
-          <w:b/>
-          <w:bCs/>
-        </w:rPr>
-        <w:t xml:space="preserve"> Faithfulness (VERY IMPORTANT)</w:t>
-      </w:r>
-    </w:p>
-    <w:p>
-      <w:r>
-        <w:t>Does the answer strictly come from retrieved context?</w:t>
-      </w:r>
-    </w:p>
-    <w:p>
-      <w:r>
-        <w:rPr>
-          <w:rFonts w:ascii="Segoe UI Emoji" w:hAnsi="Segoe UI Emoji" w:cs="Segoe UI Emoji"/>
-        </w:rPr>
-        <w:t>❌</w:t>
-      </w:r>
-      <w:r>
-        <w:t xml:space="preserve"> Bad:</w:t>
-      </w:r>
-    </w:p>
-    <w:p>
-      <w:r>
-        <w:t>LLM adds extra info not in context</w:t>
-      </w:r>
-    </w:p>
-    <w:p>
-      <w:r>
-        <w:rPr>
-          <w:rFonts w:ascii="Segoe UI Symbol" w:hAnsi="Segoe UI Symbol" w:cs="Segoe UI Symbol"/>
-        </w:rPr>
-        <w:t>✔</w:t>
-      </w:r>
-      <w:r>
-        <w:t xml:space="preserve"> Good:</w:t>
-      </w:r>
-    </w:p>
-    <w:p>
-      <w:r>
-        <w:t>Answer fully grounded in chunks</w:t>
-      </w:r>
-    </w:p>
-    <w:p>
-      <w:r>
-        <w:pict w14:anchorId="62F68110">
-          <v:rect id="_x0000_i1356" style="width:0;height:1.5pt" o:hralign="center" o:hrstd="t" o:hr="t" fillcolor="#a0a0a0" stroked="f"/>
-        </w:pict>
-      </w:r>
-    </w:p>
-    <w:p>
-      <w:pPr>
-        <w:rPr>
-          <w:b/>
-          <w:bCs/>
-        </w:rPr>
-      </w:pPr>
-      <w:r>
-        <w:rPr>
-          <w:rFonts w:ascii="Segoe UI Emoji" w:hAnsi="Segoe UI Emoji" w:cs="Segoe UI Emoji"/>
-          <w:b/>
-          <w:bCs/>
-        </w:rPr>
-        <w:t>🔹</w:t>
-      </w:r>
-      <w:r>
-        <w:rPr>
-          <w:b/>
-          <w:bCs/>
-        </w:rPr>
-        <w:t xml:space="preserve"> Correctness</w:t>
-      </w:r>
-    </w:p>
-    <w:p>
-      <w:r>
-        <w:t>Is the answer factually correct?</w:t>
-      </w:r>
-    </w:p>
-    <w:p>
-      <w:r>
-        <w:pict w14:anchorId="25C22CD7">
-          <v:rect id="_x0000_i1357" style="width:0;height:1.5pt" o:hralign="center" o:hrstd="t" o:hr="t" fillcolor="#a0a0a0" stroked="f"/>
-        </w:pict>
-      </w:r>
-    </w:p>
-    <w:p>
-      <w:pPr>
-        <w:rPr>
-          <w:b/>
-          <w:bCs/>
-        </w:rPr>
-      </w:pPr>
-      <w:r>
-        <w:rPr>
-          <w:rFonts w:ascii="Segoe UI Emoji" w:hAnsi="Segoe UI Emoji" w:cs="Segoe UI Emoji"/>
-          <w:b/>
-          <w:bCs/>
-        </w:rPr>
-        <w:t>🔹</w:t>
-      </w:r>
-      <w:r>
-        <w:rPr>
-          <w:b/>
-          <w:bCs/>
-        </w:rPr>
-        <w:t xml:space="preserve"> Completeness</w:t>
-      </w:r>
-    </w:p>
-    <w:p>
-      <w:r>
-        <w:t>Does it fully answer the question?</w:t>
-      </w:r>
-    </w:p>
-    <w:p>
-      <w:r>
-        <w:pict w14:anchorId="253EE868">
-          <v:rect id="_x0000_i1358" style="width:0;height:1.5pt" o:hralign="center" o:hrstd="t" o:hr="t" fillcolor="#a0a0a0" stroked="f"/>
-        </w:pict>
-      </w:r>
-    </w:p>
-    <w:p>
-      <w:pPr>
-        <w:rPr>
-          <w:b/>
-          <w:bCs/>
-        </w:rPr>
-      </w:pPr>
-      <w:r>
-        <w:rPr>
-          <w:rFonts w:ascii="Segoe UI Emoji" w:hAnsi="Segoe UI Emoji" w:cs="Segoe UI Emoji"/>
-          <w:b/>
-          <w:bCs/>
-        </w:rPr>
-        <w:t>🔹</w:t>
-      </w:r>
-      <w:r>
-        <w:rPr>
-          <w:b/>
-          <w:bCs/>
-        </w:rPr>
-        <w:t xml:space="preserve"> Relevance</w:t>
-      </w:r>
-    </w:p>
-    <w:p>
-      <w:r>
-        <w:t>Is the answer actually related to the question?</w:t>
-      </w:r>
-    </w:p>
-    <w:p>
-      <w:r>
-        <w:pict w14:anchorId="7966AF60">
-          <v:rect id="_x0000_i1359" style="width:0;height:1.5pt" o:hralign="center" o:hrstd="t" o:hr="t" fillcolor="#a0a0a0" stroked="f"/>
-        </w:pict>
-      </w:r>
-    </w:p>
-    <w:p>
-      <w:pPr>
-        <w:pStyle w:val="Heading3"/>
-      </w:pPr>
-      <w:r>
-        <w:t>3️</w:t>
-      </w:r>
-      <w:r>
-        <w:rPr>
-          <w:rFonts w:ascii="Segoe UI Symbol" w:hAnsi="Segoe UI Symbol" w:cs="Segoe UI Symbol"/>
-        </w:rPr>
-        <w:t>⃣</w:t>
-      </w:r>
-      <w:r>
         <w:t xml:space="preserve"> How to Evaluate (Without Tools)</w:t>
       </w:r>
     </w:p>
     <w:p>
       <w:r>
         <w:pict w14:anchorId="7362EEA8">
-          <v:rect id="_x0000_i1360" style="width:0;height:1.5pt" o:hralign="center" o:hrstd="t" o:hr="t" fillcolor="#a0a0a0" stroked="f"/>
+          <v:rect id="_x0000_i1036" style="width:0;height:1.5pt" o:hralign="center" o:hrstd="t" o:hr="t" fillcolor="#a0a0a0" stroked="f"/>
         </w:pict>
       </w:r>
     </w:p>
@@ -2378,7 +4690,7 @@
     <w:p>
       <w:r>
         <w:pict w14:anchorId="356A9BBE">
-          <v:rect id="_x0000_i1361" style="width:0;height:1.5pt" o:hralign="center" o:hrstd="t" o:hr="t" fillcolor="#a0a0a0" stroked="f"/>
+          <v:rect id="_x0000_i1037" style="width:0;height:1.5pt" o:hralign="center" o:hrstd="t" o:hr="t" fillcolor="#a0a0a0" stroked="f"/>
         </w:pict>
       </w:r>
     </w:p>
@@ -2399,18 +4711,53 @@
     </w:p>
     <w:p>
       <w:r>
+        <w:t>manual review</w:t>
+      </w:r>
+      <w:r>
+        <w:br/>
+        <w:t>gold dataset</w:t>
+      </w:r>
+    </w:p>
+    <w:p>
+      <w:r>
+        <w:pict w14:anchorId="55E5937A">
+          <v:rect id="_x0000_i1038" style="width:0;height:1.5pt" o:hralign="center" o:hrstd="t" o:hr="t" fillcolor="#a0a0a0" stroked="f"/>
+        </w:pict>
+      </w:r>
+    </w:p>
+    <w:p>
+      <w:pPr>
+        <w:rPr>
+          <w:b/>
+          <w:bCs/>
+        </w:rPr>
+      </w:pPr>
+      <w:r>
+        <w:rPr>
+          <w:b/>
+          <w:bCs/>
+        </w:rPr>
         <w:lastRenderedPageBreak/>
-        <w:t>manual review</w:t>
-      </w:r>
-      <w:r>
-        <w:br/>
-        <w:t>gold dataset</w:t>
-      </w:r>
-    </w:p>
-    <w:p>
-      <w:r>
-        <w:pict w14:anchorId="55E5937A">
-          <v:rect id="_x0000_i1362" style="width:0;height:1.5pt" o:hralign="center" o:hrstd="t" o:hr="t" fillcolor="#a0a0a0" stroked="f"/>
+        <w:t>C. Test Dataset</w:t>
+      </w:r>
+    </w:p>
+    <w:p>
+      <w:r>
+        <w:t>question</w:t>
+      </w:r>
+      <w:r>
+        <w:br/>
+        <w:t>expected answer</w:t>
+      </w:r>
+      <w:r>
+        <w:br/>
+        <w:t>expected document</w:t>
+      </w:r>
+    </w:p>
+    <w:p>
+      <w:r>
+        <w:pict w14:anchorId="635785C9">
+          <v:rect id="_x0000_i1039" style="width:0;height:1.5pt" o:hralign="center" o:hrstd="t" o:hr="t" fillcolor="#a0a0a0" stroked="f"/>
         </w:pict>
       </w:r>
     </w:p>
@@ -2426,107 +4773,153 @@
           <w:b/>
           <w:bCs/>
         </w:rPr>
-        <w:t>C. Test Dataset</w:t>
-      </w:r>
-    </w:p>
-    <w:p>
-      <w:r>
-        <w:t>question</w:t>
-      </w:r>
-      <w:r>
-        <w:br/>
-        <w:t>expected answer</w:t>
-      </w:r>
-      <w:r>
-        <w:br/>
-        <w:t>expected document</w:t>
-      </w:r>
-    </w:p>
-    <w:p>
-      <w:r>
-        <w:pict w14:anchorId="635785C9">
-          <v:rect id="_x0000_i1363" style="width:0;height:1.5pt" o:hralign="center" o:hrstd="t" o:hr="t" fillcolor="#a0a0a0" stroked="f"/>
+        <w:t>4️</w:t>
+      </w:r>
+      <w:r>
+        <w:rPr>
+          <w:rFonts w:ascii="Segoe UI Symbol" w:hAnsi="Segoe UI Symbol" w:cs="Segoe UI Symbol"/>
+          <w:b/>
+          <w:bCs/>
+        </w:rPr>
+        <w:t>⃣</w:t>
+      </w:r>
+      <w:r>
+        <w:rPr>
+          <w:b/>
+          <w:bCs/>
+        </w:rPr>
+        <w:t xml:space="preserve"> Evaluation Pipeline</w:t>
+      </w:r>
+    </w:p>
+    <w:p>
+      <w:r>
+        <w:t>Test Query</w:t>
+      </w:r>
+      <w:r>
+        <w:br/>
+        <w:t xml:space="preserve">   ↓</w:t>
+      </w:r>
+      <w:r>
+        <w:br/>
+        <w:t>Run RAG</w:t>
+      </w:r>
+      <w:r>
+        <w:br/>
+        <w:t xml:space="preserve">   ↓</w:t>
+      </w:r>
+      <w:r>
+        <w:br/>
+        <w:t>Compare with ground truth</w:t>
+      </w:r>
+      <w:r>
+        <w:br/>
+        <w:t xml:space="preserve">   ↓</w:t>
+      </w:r>
+      <w:r>
+        <w:br/>
+        <w:t>Score (recall, faithfulness, correctness)</w:t>
+      </w:r>
+    </w:p>
+    <w:p>
+      <w:r>
+        <w:pict w14:anchorId="2FB46163">
+          <v:rect id="_x0000_i1040" style="width:0;height:1.5pt" o:hralign="center" o:hrstd="t" o:hr="t" fillcolor="#a0a0a0" stroked="f"/>
         </w:pict>
       </w:r>
     </w:p>
     <w:p>
       <w:pPr>
-        <w:rPr>
-          <w:b/>
-          <w:bCs/>
-        </w:rPr>
-      </w:pPr>
-      <w:r>
-        <w:rPr>
-          <w:b/>
-          <w:bCs/>
-        </w:rPr>
-        <w:t>4️</w:t>
+        <w:pStyle w:val="Heading1"/>
+      </w:pPr>
+      <w:r>
+        <w:t>STEP 7: MONITORING + LOGGING (Production Observability)</w:t>
+      </w:r>
+    </w:p>
+    <w:p>
+      <w:r>
+        <w:pict w14:anchorId="3608E5FC">
+          <v:rect id="_x0000_i1041" style="width:0;height:1.5pt" o:hralign="center" o:hrstd="t" o:hr="t" fillcolor="#a0a0a0" stroked="f"/>
+        </w:pict>
+      </w:r>
+    </w:p>
+    <w:p>
+      <w:pPr>
+        <w:rPr>
+          <w:b/>
+          <w:bCs/>
+        </w:rPr>
+      </w:pPr>
+      <w:r>
+        <w:rPr>
+          <w:rFonts w:ascii="Segoe UI Emoji" w:hAnsi="Segoe UI Emoji" w:cs="Segoe UI Emoji"/>
+          <w:b/>
+          <w:bCs/>
+        </w:rPr>
+        <w:t>🎯</w:t>
+      </w:r>
+      <w:r>
+        <w:rPr>
+          <w:b/>
+          <w:bCs/>
+        </w:rPr>
+        <w:t xml:space="preserve"> Goal</w:t>
+      </w:r>
+    </w:p>
+    <w:p>
+      <w:r>
+        <w:t>Track system health, detect failures, improve performance</w:t>
+      </w:r>
+    </w:p>
+    <w:p>
+      <w:r>
+        <w:pict w14:anchorId="0E6BD848">
+          <v:rect id="_x0000_i1042" style="width:0;height:1.5pt" o:hralign="center" o:hrstd="t" o:hr="t" fillcolor="#a0a0a0" stroked="f"/>
+        </w:pict>
+      </w:r>
+    </w:p>
+    <w:p>
+      <w:pPr>
+        <w:pStyle w:val="Heading2"/>
+      </w:pPr>
+      <w:r>
+        <w:t>1️</w:t>
       </w:r>
       <w:r>
         <w:rPr>
           <w:rFonts w:ascii="Segoe UI Symbol" w:hAnsi="Segoe UI Symbol" w:cs="Segoe UI Symbol"/>
-          <w:b/>
-          <w:bCs/>
         </w:rPr>
         <w:t>⃣</w:t>
       </w:r>
       <w:r>
-        <w:rPr>
-          <w:b/>
-          <w:bCs/>
-        </w:rPr>
-        <w:t xml:space="preserve"> Evaluation Pipeline</w:t>
-      </w:r>
-    </w:p>
-    <w:p>
-      <w:r>
-        <w:t>Test Query</w:t>
-      </w:r>
-      <w:r>
-        <w:br/>
-        <w:t xml:space="preserve">   ↓</w:t>
-      </w:r>
-      <w:r>
-        <w:br/>
-        <w:t>Run RAG</w:t>
-      </w:r>
-      <w:r>
-        <w:br/>
-        <w:t xml:space="preserve">   ↓</w:t>
-      </w:r>
-      <w:r>
-        <w:br/>
-        <w:t>Compare with ground truth</w:t>
-      </w:r>
-      <w:r>
-        <w:br/>
-        <w:t xml:space="preserve">   ↓</w:t>
-      </w:r>
-      <w:r>
-        <w:br/>
-        <w:t>Score (recall, faithfulness, correctness)</w:t>
-      </w:r>
-    </w:p>
-    <w:p>
-      <w:r>
-        <w:pict w14:anchorId="2FB46163">
-          <v:rect id="_x0000_i1364" style="width:0;height:1.5pt" o:hralign="center" o:hrstd="t" o:hr="t" fillcolor="#a0a0a0" stroked="f"/>
+        <w:t xml:space="preserve"> What to Log (VERY IMPORTANT)</w:t>
+      </w:r>
+    </w:p>
+    <w:p>
+      <w:r>
+        <w:pict w14:anchorId="5A54EC90">
+          <v:rect id="_x0000_i1043" style="width:0;height:1.5pt" o:hralign="center" o:hrstd="t" o:hr="t" fillcolor="#a0a0a0" stroked="f"/>
         </w:pict>
       </w:r>
     </w:p>
     <w:p>
       <w:pPr>
-        <w:pStyle w:val="Heading1"/>
-      </w:pPr>
-      <w:r>
-        <w:t>STEP 7: MONITORING + LOGGING (Production Observability)</w:t>
-      </w:r>
-    </w:p>
-    <w:p>
-      <w:r>
-        <w:pict w14:anchorId="3608E5FC">
-          <v:rect id="_x0000_i1365" style="width:0;height:1.5pt" o:hralign="center" o:hrstd="t" o:hr="t" fillcolor="#a0a0a0" stroked="f"/>
+        <w:rPr>
+          <w:b/>
+          <w:bCs/>
+        </w:rPr>
+      </w:pPr>
+      <w:r>
+        <w:rPr>
+          <w:b/>
+          <w:bCs/>
+        </w:rPr>
+        <w:t>At EACH step</w:t>
+      </w:r>
+    </w:p>
+    <w:p>
+      <w:r>
+        <w:pict w14:anchorId="0704492D">
+          <v:rect id="_x0000_i1044" style="width:0;height:1.5pt" o:hralign="center" o:hrstd="t" o:hr="t" fillcolor="#a0a0a0" stroked="f"/>
         </w:pict>
       </w:r>
     </w:p>
@@ -2539,38 +4932,194 @@
       </w:pPr>
       <w:r>
         <w:rPr>
-          <w:rFonts w:ascii="Segoe UI Emoji" w:hAnsi="Segoe UI Emoji" w:cs="Segoe UI Emoji"/>
-          <w:b/>
-          <w:bCs/>
-        </w:rPr>
-        <w:t>🎯</w:t>
-      </w:r>
-      <w:r>
-        <w:rPr>
-          <w:b/>
-          <w:bCs/>
-        </w:rPr>
-        <w:t xml:space="preserve"> Goal</w:t>
-      </w:r>
-    </w:p>
-    <w:p>
-      <w:r>
-        <w:t>Track system health, detect failures, improve performance</w:t>
-      </w:r>
-    </w:p>
-    <w:p>
-      <w:r>
-        <w:pict w14:anchorId="0E6BD848">
-          <v:rect id="_x0000_i1366" style="width:0;height:1.5pt" o:hralign="center" o:hrstd="t" o:hr="t" fillcolor="#a0a0a0" stroked="f"/>
+          <w:b/>
+          <w:bCs/>
+        </w:rPr>
+        <w:t>A. Ingestion</w:t>
+      </w:r>
+    </w:p>
+    <w:p>
+      <w:r>
+        <w:t>documents processed</w:t>
+      </w:r>
+      <w:r>
+        <w:br/>
+        <w:t>chunk count</w:t>
+      </w:r>
+      <w:r>
+        <w:br/>
+        <w:t>errors</w:t>
+      </w:r>
+    </w:p>
+    <w:p>
+      <w:r>
+        <w:pict w14:anchorId="4A77F64C">
+          <v:rect id="_x0000_i1045" style="width:0;height:1.5pt" o:hralign="center" o:hrstd="t" o:hr="t" fillcolor="#a0a0a0" stroked="f"/>
         </w:pict>
       </w:r>
     </w:p>
     <w:p>
       <w:pPr>
+        <w:rPr>
+          <w:b/>
+          <w:bCs/>
+        </w:rPr>
+      </w:pPr>
+      <w:r>
+        <w:rPr>
+          <w:b/>
+          <w:bCs/>
+        </w:rPr>
+        <w:t>B. Embedding</w:t>
+      </w:r>
+    </w:p>
+    <w:p>
+      <w:r>
+        <w:t>embedding latency</w:t>
+      </w:r>
+      <w:r>
+        <w:br/>
+        <w:t>model used</w:t>
+      </w:r>
+      <w:r>
+        <w:br/>
+        <w:t>failures</w:t>
+      </w:r>
+    </w:p>
+    <w:p>
+      <w:r>
+        <w:pict w14:anchorId="7730AF3A">
+          <v:rect id="_x0000_i1046" style="width:0;height:1.5pt" o:hralign="center" o:hrstd="t" o:hr="t" fillcolor="#a0a0a0" stroked="f"/>
+        </w:pict>
+      </w:r>
+    </w:p>
+    <w:p>
+      <w:pPr>
+        <w:rPr>
+          <w:b/>
+          <w:bCs/>
+        </w:rPr>
+      </w:pPr>
+      <w:r>
+        <w:rPr>
+          <w:b/>
+          <w:bCs/>
+        </w:rPr>
+        <w:lastRenderedPageBreak/>
+        <w:t>C. Vector DB</w:t>
+      </w:r>
+    </w:p>
+    <w:p>
+      <w:r>
+        <w:t>query latency</w:t>
+      </w:r>
+      <w:r>
+        <w:br/>
+      </w:r>
+      <w:proofErr w:type="spellStart"/>
+      <w:r>
+        <w:t>top_k</w:t>
+      </w:r>
+      <w:proofErr w:type="spellEnd"/>
+      <w:r>
+        <w:t xml:space="preserve"> results</w:t>
+      </w:r>
+      <w:r>
+        <w:br/>
+        <w:t>index performance</w:t>
+      </w:r>
+    </w:p>
+    <w:p>
+      <w:r>
+        <w:pict w14:anchorId="21BF3A4F">
+          <v:rect id="_x0000_i1047" style="width:0;height:1.5pt" o:hralign="center" o:hrstd="t" o:hr="t" fillcolor="#a0a0a0" stroked="f"/>
+        </w:pict>
+      </w:r>
+    </w:p>
+    <w:p>
+      <w:pPr>
+        <w:rPr>
+          <w:b/>
+          <w:bCs/>
+        </w:rPr>
+      </w:pPr>
+      <w:r>
+        <w:rPr>
+          <w:b/>
+          <w:bCs/>
+        </w:rPr>
+        <w:t>D. Retrieval</w:t>
+      </w:r>
+    </w:p>
+    <w:p>
+      <w:r>
+        <w:t>query</w:t>
+      </w:r>
+      <w:r>
+        <w:br/>
+        <w:t>retrieved chunks</w:t>
+      </w:r>
+      <w:r>
+        <w:br/>
+        <w:t>scores</w:t>
+      </w:r>
+      <w:r>
+        <w:br/>
+        <w:t>metadata filters used</w:t>
+      </w:r>
+    </w:p>
+    <w:p>
+      <w:r>
+        <w:pict w14:anchorId="402CB474">
+          <v:rect id="_x0000_i1048" style="width:0;height:1.5pt" o:hralign="center" o:hrstd="t" o:hr="t" fillcolor="#a0a0a0" stroked="f"/>
+        </w:pict>
+      </w:r>
+    </w:p>
+    <w:p>
+      <w:pPr>
+        <w:rPr>
+          <w:b/>
+          <w:bCs/>
+        </w:rPr>
+      </w:pPr>
+      <w:r>
+        <w:rPr>
+          <w:b/>
+          <w:bCs/>
+        </w:rPr>
+        <w:t>E. Generation</w:t>
+      </w:r>
+    </w:p>
+    <w:p>
+      <w:r>
+        <w:t>prompt</w:t>
+      </w:r>
+      <w:r>
+        <w:br/>
+        <w:t>tokens used</w:t>
+      </w:r>
+      <w:r>
+        <w:br/>
+        <w:t>response time</w:t>
+      </w:r>
+      <w:r>
+        <w:br/>
+        <w:t>final answer</w:t>
+      </w:r>
+    </w:p>
+    <w:p>
+      <w:r>
+        <w:pict w14:anchorId="0E13921F">
+          <v:rect id="_x0000_i1049" style="width:0;height:1.5pt" o:hralign="center" o:hrstd="t" o:hr="t" fillcolor="#a0a0a0" stroked="f"/>
+        </w:pict>
+      </w:r>
+    </w:p>
+    <w:p>
+      <w:pPr>
         <w:pStyle w:val="Heading2"/>
       </w:pPr>
       <w:r>
-        <w:t>1️</w:t>
+        <w:t>2️</w:t>
       </w:r>
       <w:r>
         <w:rPr>
@@ -2579,13 +5128,13 @@
         <w:t>⃣</w:t>
       </w:r>
       <w:r>
-        <w:t xml:space="preserve"> What to Log (VERY IMPORTANT)</w:t>
-      </w:r>
-    </w:p>
-    <w:p>
-      <w:r>
-        <w:pict w14:anchorId="5A54EC90">
-          <v:rect id="_x0000_i1367" style="width:0;height:1.5pt" o:hralign="center" o:hrstd="t" o:hr="t" fillcolor="#a0a0a0" stroked="f"/>
+        <w:t xml:space="preserve"> Key Metrics to Monitor</w:t>
+      </w:r>
+    </w:p>
+    <w:p>
+      <w:r>
+        <w:pict w14:anchorId="1FD969C8">
+          <v:rect id="_x0000_i1050" style="width:0;height:1.5pt" o:hralign="center" o:hrstd="t" o:hr="t" fillcolor="#a0a0a0" stroked="f"/>
         </w:pict>
       </w:r>
     </w:p>
@@ -2601,13 +5150,26 @@
           <w:b/>
           <w:bCs/>
         </w:rPr>
-        <w:t>At EACH step</w:t>
-      </w:r>
-    </w:p>
-    <w:p>
-      <w:r>
-        <w:pict w14:anchorId="0704492D">
-          <v:rect id="_x0000_i1368" style="width:0;height:1.5pt" o:hralign="center" o:hrstd="t" o:hr="t" fillcolor="#a0a0a0" stroked="f"/>
+        <w:t>Performance</w:t>
+      </w:r>
+    </w:p>
+    <w:p>
+      <w:r>
+        <w:t>latency (end-to-end)</w:t>
+      </w:r>
+      <w:r>
+        <w:br/>
+        <w:t>throughput (requests/sec)</w:t>
+      </w:r>
+      <w:r>
+        <w:br/>
+        <w:t>token usage</w:t>
+      </w:r>
+    </w:p>
+    <w:p>
+      <w:r>
+        <w:pict w14:anchorId="72BBF22C">
+          <v:rect id="_x0000_i1051" style="width:0;height:1.5pt" o:hralign="center" o:hrstd="t" o:hr="t" fillcolor="#a0a0a0" stroked="f"/>
         </w:pict>
       </w:r>
     </w:p>
@@ -2623,26 +5185,26 @@
           <w:b/>
           <w:bCs/>
         </w:rPr>
-        <w:t>A. Ingestion</w:t>
-      </w:r>
-    </w:p>
-    <w:p>
-      <w:r>
-        <w:t>documents processed</w:t>
-      </w:r>
-      <w:r>
-        <w:br/>
-        <w:t>chunk count</w:t>
-      </w:r>
-      <w:r>
-        <w:br/>
-        <w:t>errors</w:t>
-      </w:r>
-    </w:p>
-    <w:p>
-      <w:r>
-        <w:pict w14:anchorId="4A77F64C">
-          <v:rect id="_x0000_i1369" style="width:0;height:1.5pt" o:hralign="center" o:hrstd="t" o:hr="t" fillcolor="#a0a0a0" stroked="f"/>
+        <w:t>Quality</w:t>
+      </w:r>
+    </w:p>
+    <w:p>
+      <w:r>
+        <w:t>retrieval success rate</w:t>
+      </w:r>
+      <w:r>
+        <w:br/>
+        <w:t>hallucination rate</w:t>
+      </w:r>
+      <w:r>
+        <w:br/>
+        <w:t>user feedback score</w:t>
+      </w:r>
+    </w:p>
+    <w:p>
+      <w:r>
+        <w:pict w14:anchorId="2F467DFE">
+          <v:rect id="_x0000_i1052" style="width:0;height:1.5pt" o:hralign="center" o:hrstd="t" o:hr="t" fillcolor="#a0a0a0" stroked="f"/>
         </w:pict>
       </w:r>
     </w:p>
@@ -2658,262 +5220,11 @@
           <w:b/>
           <w:bCs/>
         </w:rPr>
-        <w:t>B. Embedding</w:t>
-      </w:r>
-    </w:p>
-    <w:p>
-      <w:r>
-        <w:lastRenderedPageBreak/>
-        <w:t>embedding latency</w:t>
-      </w:r>
-      <w:r>
-        <w:br/>
-        <w:t>model used</w:t>
-      </w:r>
-      <w:r>
-        <w:br/>
-        <w:t>failures</w:t>
-      </w:r>
-    </w:p>
-    <w:p>
-      <w:r>
-        <w:pict w14:anchorId="7730AF3A">
-          <v:rect id="_x0000_i1370" style="width:0;height:1.5pt" o:hralign="center" o:hrstd="t" o:hr="t" fillcolor="#a0a0a0" stroked="f"/>
-        </w:pict>
-      </w:r>
-    </w:p>
-    <w:p>
-      <w:pPr>
-        <w:rPr>
-          <w:b/>
-          <w:bCs/>
-        </w:rPr>
-      </w:pPr>
-      <w:r>
-        <w:rPr>
-          <w:b/>
-          <w:bCs/>
-        </w:rPr>
-        <w:t>C. Vector DB</w:t>
-      </w:r>
-    </w:p>
-    <w:p>
-      <w:r>
-        <w:t>query latency</w:t>
-      </w:r>
-      <w:r>
-        <w:br/>
-      </w:r>
-      <w:proofErr w:type="spellStart"/>
-      <w:r>
-        <w:t>top_k</w:t>
-      </w:r>
-      <w:proofErr w:type="spellEnd"/>
-      <w:r>
-        <w:t xml:space="preserve"> results</w:t>
-      </w:r>
-      <w:r>
-        <w:br/>
-        <w:t>index performance</w:t>
-      </w:r>
-    </w:p>
-    <w:p>
-      <w:r>
-        <w:pict w14:anchorId="21BF3A4F">
-          <v:rect id="_x0000_i1371" style="width:0;height:1.5pt" o:hralign="center" o:hrstd="t" o:hr="t" fillcolor="#a0a0a0" stroked="f"/>
-        </w:pict>
-      </w:r>
-    </w:p>
-    <w:p>
-      <w:pPr>
-        <w:rPr>
-          <w:b/>
-          <w:bCs/>
-        </w:rPr>
-      </w:pPr>
-      <w:r>
-        <w:rPr>
-          <w:b/>
-          <w:bCs/>
-        </w:rPr>
-        <w:t>D. Retrieval</w:t>
-      </w:r>
-    </w:p>
-    <w:p>
-      <w:r>
-        <w:t>query</w:t>
-      </w:r>
-      <w:r>
-        <w:br/>
-        <w:t>retrieved chunks</w:t>
-      </w:r>
-      <w:r>
-        <w:br/>
-        <w:t>scores</w:t>
-      </w:r>
-      <w:r>
-        <w:br/>
-        <w:t>metadata filters used</w:t>
-      </w:r>
-    </w:p>
-    <w:p>
-      <w:r>
-        <w:pict w14:anchorId="402CB474">
-          <v:rect id="_x0000_i1372" style="width:0;height:1.5pt" o:hralign="center" o:hrstd="t" o:hr="t" fillcolor="#a0a0a0" stroked="f"/>
-        </w:pict>
-      </w:r>
-    </w:p>
-    <w:p>
-      <w:pPr>
-        <w:rPr>
-          <w:b/>
-          <w:bCs/>
-        </w:rPr>
-      </w:pPr>
-      <w:r>
-        <w:rPr>
-          <w:b/>
-          <w:bCs/>
-        </w:rPr>
-        <w:t>E. Generation</w:t>
-      </w:r>
-    </w:p>
-    <w:p>
-      <w:r>
-        <w:t>prompt</w:t>
-      </w:r>
-      <w:r>
-        <w:br/>
-        <w:t>tokens used</w:t>
-      </w:r>
-      <w:r>
-        <w:br/>
-        <w:t>response time</w:t>
-      </w:r>
-      <w:r>
-        <w:br/>
-        <w:t>final answer</w:t>
-      </w:r>
-    </w:p>
-    <w:p>
-      <w:r>
-        <w:pict w14:anchorId="0E13921F">
-          <v:rect id="_x0000_i1373" style="width:0;height:1.5pt" o:hralign="center" o:hrstd="t" o:hr="t" fillcolor="#a0a0a0" stroked="f"/>
-        </w:pict>
-      </w:r>
-    </w:p>
-    <w:p>
-      <w:pPr>
-        <w:pStyle w:val="Heading2"/>
-      </w:pPr>
-      <w:r>
-        <w:t>2️</w:t>
-      </w:r>
-      <w:r>
-        <w:rPr>
-          <w:rFonts w:ascii="Segoe UI Symbol" w:hAnsi="Segoe UI Symbol" w:cs="Segoe UI Symbol"/>
-        </w:rPr>
-        <w:t>⃣</w:t>
-      </w:r>
-      <w:r>
-        <w:t xml:space="preserve"> Key Metrics to Monitor</w:t>
-      </w:r>
-    </w:p>
-    <w:p>
-      <w:r>
-        <w:pict w14:anchorId="1FD969C8">
-          <v:rect id="_x0000_i1374" style="width:0;height:1.5pt" o:hralign="center" o:hrstd="t" o:hr="t" fillcolor="#a0a0a0" stroked="f"/>
-        </w:pict>
-      </w:r>
-    </w:p>
-    <w:p>
-      <w:pPr>
-        <w:rPr>
-          <w:b/>
-          <w:bCs/>
-        </w:rPr>
-      </w:pPr>
-      <w:r>
-        <w:rPr>
-          <w:b/>
-          <w:bCs/>
-        </w:rPr>
-        <w:t>Performance</w:t>
-      </w:r>
-    </w:p>
-    <w:p>
-      <w:r>
-        <w:t>latency (end-to-end)</w:t>
-      </w:r>
-      <w:r>
-        <w:br/>
-        <w:t>throughput (requests/sec)</w:t>
-      </w:r>
-      <w:r>
-        <w:br/>
-        <w:t>token usage</w:t>
-      </w:r>
-    </w:p>
-    <w:p>
-      <w:r>
-        <w:pict w14:anchorId="72BBF22C">
-          <v:rect id="_x0000_i1375" style="width:0;height:1.5pt" o:hralign="center" o:hrstd="t" o:hr="t" fillcolor="#a0a0a0" stroked="f"/>
-        </w:pict>
-      </w:r>
-    </w:p>
-    <w:p>
-      <w:pPr>
-        <w:rPr>
-          <w:b/>
-          <w:bCs/>
-        </w:rPr>
-      </w:pPr>
-      <w:r>
-        <w:rPr>
-          <w:b/>
-          <w:bCs/>
-        </w:rPr>
-        <w:t>Quality</w:t>
-      </w:r>
-    </w:p>
-    <w:p>
-      <w:r>
-        <w:t>retrieval success rate</w:t>
-      </w:r>
-      <w:r>
-        <w:br/>
-        <w:t>hallucination rate</w:t>
-      </w:r>
-      <w:r>
-        <w:br/>
-        <w:t>user feedback score</w:t>
-      </w:r>
-    </w:p>
-    <w:p>
-      <w:r>
-        <w:pict w14:anchorId="2F467DFE">
-          <v:rect id="_x0000_i1376" style="width:0;height:1.5pt" o:hralign="center" o:hrstd="t" o:hr="t" fillcolor="#a0a0a0" stroked="f"/>
-        </w:pict>
-      </w:r>
-    </w:p>
-    <w:p>
-      <w:pPr>
-        <w:rPr>
-          <w:b/>
-          <w:bCs/>
-        </w:rPr>
-      </w:pPr>
-      <w:r>
-        <w:rPr>
-          <w:b/>
-          <w:bCs/>
-        </w:rPr>
         <w:t>System Health</w:t>
       </w:r>
     </w:p>
     <w:p>
       <w:r>
-        <w:lastRenderedPageBreak/>
         <w:t>error rate</w:t>
       </w:r>
       <w:r>
@@ -2928,7 +5239,7 @@
     <w:p>
       <w:r>
         <w:pict w14:anchorId="3E5C446D">
-          <v:rect id="_x0000_i1377" style="width:0;height:1.5pt" o:hralign="center" o:hrstd="t" o:hr="t" fillcolor="#a0a0a0" stroked="f"/>
+          <v:rect id="_x0000_i1053" style="width:0;height:1.5pt" o:hralign="center" o:hrstd="t" o:hr="t" fillcolor="#a0a0a0" stroked="f"/>
         </w:pict>
       </w:r>
     </w:p>
@@ -2981,13 +5292,14 @@
         </w:numPr>
       </w:pPr>
       <w:r>
+        <w:lastRenderedPageBreak/>
         <w:t xml:space="preserve">Grafana </w:t>
       </w:r>
     </w:p>
     <w:p>
       <w:r>
         <w:pict w14:anchorId="74B9EA8D">
-          <v:rect id="_x0000_i1378" style="width:0;height:1.5pt" o:hralign="center" o:hrstd="t" o:hr="t" fillcolor="#a0a0a0" stroked="f"/>
+          <v:rect id="_x0000_i1054" style="width:0;height:1.5pt" o:hralign="center" o:hrstd="t" o:hr="t" fillcolor="#a0a0a0" stroked="f"/>
         </w:pict>
       </w:r>
     </w:p>
@@ -3061,7 +5373,7 @@
     <w:p>
       <w:r>
         <w:pict w14:anchorId="1B682513">
-          <v:rect id="_x0000_i1379" style="width:0;height:1.5pt" o:hralign="center" o:hrstd="t" o:hr="t" fillcolor="#a0a0a0" stroked="f"/>
+          <v:rect id="_x0000_i1055" style="width:0;height:1.5pt" o:hralign="center" o:hrstd="t" o:hr="t" fillcolor="#a0a0a0" stroked="f"/>
         </w:pict>
       </w:r>
     </w:p>
@@ -3076,7 +5388,7 @@
     <w:p>
       <w:r>
         <w:pict w14:anchorId="05631B81">
-          <v:rect id="_x0000_i1380" style="width:0;height:1.5pt" o:hralign="center" o:hrstd="t" o:hr="t" fillcolor="#a0a0a0" stroked="f"/>
+          <v:rect id="_x0000_i1056" style="width:0;height:1.5pt" o:hralign="center" o:hrstd="t" o:hr="t" fillcolor="#a0a0a0" stroked="f"/>
         </w:pict>
       </w:r>
     </w:p>
@@ -3111,7 +5423,7 @@
     <w:p>
       <w:r>
         <w:pict w14:anchorId="4622CFEC">
-          <v:rect id="_x0000_i1381" style="width:0;height:1.5pt" o:hralign="center" o:hrstd="t" o:hr="t" fillcolor="#a0a0a0" stroked="f"/>
+          <v:rect id="_x0000_i1057" style="width:0;height:1.5pt" o:hralign="center" o:hrstd="t" o:hr="t" fillcolor="#a0a0a0" stroked="f"/>
         </w:pict>
       </w:r>
     </w:p>
@@ -3135,7 +5447,7 @@
     <w:p>
       <w:r>
         <w:pict w14:anchorId="408F6315">
-          <v:rect id="_x0000_i1382" style="width:0;height:1.5pt" o:hralign="center" o:hrstd="t" o:hr="t" fillcolor="#a0a0a0" stroked="f"/>
+          <v:rect id="_x0000_i1058" style="width:0;height:1.5pt" o:hralign="center" o:hrstd="t" o:hr="t" fillcolor="#a0a0a0" stroked="f"/>
         </w:pict>
       </w:r>
     </w:p>
@@ -3170,7 +5482,7 @@
     <w:p>
       <w:r>
         <w:pict w14:anchorId="57D8E801">
-          <v:rect id="_x0000_i1383" style="width:0;height:1.5pt" o:hralign="center" o:hrstd="t" o:hr="t" fillcolor="#a0a0a0" stroked="f"/>
+          <v:rect id="_x0000_i1059" style="width:0;height:1.5pt" o:hralign="center" o:hrstd="t" o:hr="t" fillcolor="#a0a0a0" stroked="f"/>
         </w:pict>
       </w:r>
     </w:p>
@@ -3191,7 +5503,6 @@
     </w:p>
     <w:p>
       <w:r>
-        <w:lastRenderedPageBreak/>
         <w:t>validate format</w:t>
       </w:r>
       <w:r>
@@ -3206,7 +5517,7 @@
     <w:p>
       <w:r>
         <w:pict w14:anchorId="3749643A">
-          <v:rect id="_x0000_i1384" style="width:0;height:1.5pt" o:hralign="center" o:hrstd="t" o:hr="t" fillcolor="#a0a0a0" stroked="f"/>
+          <v:rect id="_x0000_i1060" style="width:0;height:1.5pt" o:hralign="center" o:hrstd="t" o:hr="t" fillcolor="#a0a0a0" stroked="f"/>
         </w:pict>
       </w:r>
     </w:p>
@@ -3239,7 +5550,7 @@
     <w:p>
       <w:r>
         <w:pict w14:anchorId="1596D433">
-          <v:rect id="_x0000_i1385" style="width:0;height:1.5pt" o:hralign="center" o:hrstd="t" o:hr="t" fillcolor="#a0a0a0" stroked="f"/>
+          <v:rect id="_x0000_i1061" style="width:0;height:1.5pt" o:hralign="center" o:hrstd="t" o:hr="t" fillcolor="#a0a0a0" stroked="f"/>
         </w:pict>
       </w:r>
     </w:p>
@@ -3248,6 +5559,7 @@
         <w:pStyle w:val="Heading2"/>
       </w:pPr>
       <w:r>
+        <w:lastRenderedPageBreak/>
         <w:t>2️</w:t>
       </w:r>
       <w:r>
@@ -3263,7 +5575,7 @@
     <w:p>
       <w:r>
         <w:pict w14:anchorId="565754CF">
-          <v:rect id="_x0000_i1386" style="width:0;height:1.5pt" o:hralign="center" o:hrstd="t" o:hr="t" fillcolor="#a0a0a0" stroked="f"/>
+          <v:rect id="_x0000_i1062" style="width:0;height:1.5pt" o:hralign="center" o:hrstd="t" o:hr="t" fillcolor="#a0a0a0" stroked="f"/>
         </w:pict>
       </w:r>
     </w:p>
@@ -3285,7 +5597,7 @@
     <w:p>
       <w:r>
         <w:pict w14:anchorId="6F5D7073">
-          <v:rect id="_x0000_i1387" style="width:0;height:1.5pt" o:hralign="center" o:hrstd="t" o:hr="t" fillcolor="#a0a0a0" stroked="f"/>
+          <v:rect id="_x0000_i1063" style="width:0;height:1.5pt" o:hralign="center" o:hrstd="t" o:hr="t" fillcolor="#a0a0a0" stroked="f"/>
         </w:pict>
       </w:r>
     </w:p>
@@ -3327,7 +5639,7 @@
     <w:p>
       <w:r>
         <w:pict w14:anchorId="6EAFD127">
-          <v:rect id="_x0000_i1388" style="width:0;height:1.5pt" o:hralign="center" o:hrstd="t" o:hr="t" fillcolor="#a0a0a0" stroked="f"/>
+          <v:rect id="_x0000_i1064" style="width:0;height:1.5pt" o:hralign="center" o:hrstd="t" o:hr="t" fillcolor="#a0a0a0" stroked="f"/>
         </w:pict>
       </w:r>
     </w:p>
@@ -3354,7 +5666,7 @@
     <w:p>
       <w:r>
         <w:pict w14:anchorId="69F7BC3A">
-          <v:rect id="_x0000_i1389" style="width:0;height:1.5pt" o:hralign="center" o:hrstd="t" o:hr="t" fillcolor="#a0a0a0" stroked="f"/>
+          <v:rect id="_x0000_i1065" style="width:0;height:1.5pt" o:hralign="center" o:hrstd="t" o:hr="t" fillcolor="#a0a0a0" stroked="f"/>
         </w:pict>
       </w:r>
     </w:p>
@@ -3381,7 +5693,7 @@
     <w:p>
       <w:r>
         <w:pict w14:anchorId="5FFCEF09">
-          <v:rect id="_x0000_i1390" style="width:0;height:1.5pt" o:hralign="center" o:hrstd="t" o:hr="t" fillcolor="#a0a0a0" stroked="f"/>
+          <v:rect id="_x0000_i1066" style="width:0;height:1.5pt" o:hralign="center" o:hrstd="t" o:hr="t" fillcolor="#a0a0a0" stroked="f"/>
         </w:pict>
       </w:r>
     </w:p>
@@ -3405,7 +5717,7 @@
     <w:p>
       <w:r>
         <w:pict w14:anchorId="056B10AD">
-          <v:rect id="_x0000_i1391" style="width:0;height:1.5pt" o:hralign="center" o:hrstd="t" o:hr="t" fillcolor="#a0a0a0" stroked="f"/>
+          <v:rect id="_x0000_i1067" style="width:0;height:1.5pt" o:hralign="center" o:hrstd="t" o:hr="t" fillcolor="#a0a0a0" stroked="f"/>
         </w:pict>
       </w:r>
     </w:p>
@@ -3432,7 +5744,7 @@
     <w:p>
       <w:r>
         <w:pict w14:anchorId="776B7F9B">
-          <v:rect id="_x0000_i1392" style="width:0;height:1.5pt" o:hralign="center" o:hrstd="t" o:hr="t" fillcolor="#a0a0a0" stroked="f"/>
+          <v:rect id="_x0000_i1068" style="width:0;height:1.5pt" o:hralign="center" o:hrstd="t" o:hr="t" fillcolor="#a0a0a0" stroked="f"/>
         </w:pict>
       </w:r>
     </w:p>
@@ -3454,7 +5766,7 @@
     <w:p>
       <w:r>
         <w:pict w14:anchorId="720B5770">
-          <v:rect id="_x0000_i1393" style="width:0;height:1.5pt" o:hralign="center" o:hrstd="t" o:hr="t" fillcolor="#a0a0a0" stroked="f"/>
+          <v:rect id="_x0000_i1069" style="width:0;height:1.5pt" o:hralign="center" o:hrstd="t" o:hr="t" fillcolor="#a0a0a0" stroked="f"/>
         </w:pict>
       </w:r>
     </w:p>
@@ -3481,7 +5793,7 @@
     <w:p>
       <w:r>
         <w:pict w14:anchorId="382666E3">
-          <v:rect id="_x0000_i1394" style="width:0;height:1.5pt" o:hralign="center" o:hrstd="t" o:hr="t" fillcolor="#a0a0a0" stroked="f"/>
+          <v:rect id="_x0000_i1070" style="width:0;height:1.5pt" o:hralign="center" o:hrstd="t" o:hr="t" fillcolor="#a0a0a0" stroked="f"/>
         </w:pict>
       </w:r>
     </w:p>
@@ -3502,14 +5814,72 @@
     </w:p>
     <w:p>
       <w:r>
+        <w:t>user questions change over time</w:t>
+      </w:r>
+    </w:p>
+    <w:p>
+      <w:r>
+        <w:pict w14:anchorId="3445EE67">
+          <v:rect id="_x0000_i1071" style="width:0;height:1.5pt" o:hralign="center" o:hrstd="t" o:hr="t" fillcolor="#a0a0a0" stroked="f"/>
+        </w:pict>
+      </w:r>
+    </w:p>
+    <w:p>
+      <w:pPr>
+        <w:rPr>
+          <w:b/>
+          <w:bCs/>
+        </w:rPr>
+      </w:pPr>
+      <w:r>
+        <w:rPr>
+          <w:b/>
+          <w:bCs/>
+        </w:rPr>
+        <w:t>C. Embedding Drift</w:t>
+      </w:r>
+    </w:p>
+    <w:p>
+      <w:r>
+        <w:t>embedding model updated → vectors mismatch</w:t>
+      </w:r>
+    </w:p>
+    <w:p>
+      <w:r>
+        <w:pict w14:anchorId="79D7BA62">
+          <v:rect id="_x0000_i1072" style="width:0;height:1.5pt" o:hralign="center" o:hrstd="t" o:hr="t" fillcolor="#a0a0a0" stroked="f"/>
+        </w:pict>
+      </w:r>
+    </w:p>
+    <w:p>
+      <w:pPr>
+        <w:rPr>
+          <w:b/>
+          <w:bCs/>
+        </w:rPr>
+      </w:pPr>
+      <w:r>
+        <w:rPr>
+          <w:b/>
+          <w:bCs/>
+        </w:rPr>
+        <w:t>Detection</w:t>
+      </w:r>
+    </w:p>
+    <w:p>
+      <w:r>
         <w:lastRenderedPageBreak/>
-        <w:t>user questions change over time</w:t>
-      </w:r>
-    </w:p>
-    <w:p>
-      <w:r>
-        <w:pict w14:anchorId="3445EE67">
-          <v:rect id="_x0000_i1395" style="width:0;height:1.5pt" o:hralign="center" o:hrstd="t" o:hr="t" fillcolor="#a0a0a0" stroked="f"/>
+        <w:t>drop in retrieval accuracy</w:t>
+      </w:r>
+      <w:r>
+        <w:br/>
+        <w:t>drop in user satisfaction</w:t>
+      </w:r>
+    </w:p>
+    <w:p>
+      <w:r>
+        <w:pict w14:anchorId="6416410D">
+          <v:rect id="_x0000_i1073" style="width:0;height:1.5pt" o:hralign="center" o:hrstd="t" o:hr="t" fillcolor="#a0a0a0" stroked="f"/>
         </w:pict>
       </w:r>
     </w:p>
@@ -3525,49 +5895,50 @@
           <w:b/>
           <w:bCs/>
         </w:rPr>
-        <w:t>C. Embedding Drift</w:t>
-      </w:r>
-    </w:p>
-    <w:p>
-      <w:r>
-        <w:t>embedding model updated → vectors mismatch</w:t>
-      </w:r>
-    </w:p>
-    <w:p>
-      <w:r>
-        <w:pict w14:anchorId="79D7BA62">
-          <v:rect id="_x0000_i1396" style="width:0;height:1.5pt" o:hralign="center" o:hrstd="t" o:hr="t" fillcolor="#a0a0a0" stroked="f"/>
+        <w:t>Solution</w:t>
+      </w:r>
+    </w:p>
+    <w:p>
+      <w:r>
+        <w:t>re-embed data</w:t>
+      </w:r>
+      <w:r>
+        <w:br/>
+        <w:t>rebuild index</w:t>
+      </w:r>
+      <w:r>
+        <w:br/>
+        <w:t>update prompts</w:t>
+      </w:r>
+    </w:p>
+    <w:p>
+      <w:r>
+        <w:pict w14:anchorId="44CA8EE0">
+          <v:rect id="_x0000_i1074" style="width:0;height:1.5pt" o:hralign="center" o:hrstd="t" o:hr="t" fillcolor="#a0a0a0" stroked="f"/>
         </w:pict>
       </w:r>
     </w:p>
     <w:p>
       <w:pPr>
-        <w:rPr>
-          <w:b/>
-          <w:bCs/>
-        </w:rPr>
-      </w:pPr>
-      <w:r>
-        <w:rPr>
-          <w:b/>
-          <w:bCs/>
-        </w:rPr>
-        <w:t>Detection</w:t>
-      </w:r>
-    </w:p>
-    <w:p>
-      <w:r>
-        <w:t>drop in retrieval accuracy</w:t>
-      </w:r>
-      <w:r>
-        <w:br/>
-        <w:t>drop in user satisfaction</w:t>
-      </w:r>
-    </w:p>
-    <w:p>
-      <w:r>
-        <w:pict w14:anchorId="6416410D">
-          <v:rect id="_x0000_i1397" style="width:0;height:1.5pt" o:hralign="center" o:hrstd="t" o:hr="t" fillcolor="#a0a0a0" stroked="f"/>
+        <w:pStyle w:val="Heading2"/>
+      </w:pPr>
+      <w:r>
+        <w:t>4️</w:t>
+      </w:r>
+      <w:r>
+        <w:rPr>
+          <w:rFonts w:ascii="Segoe UI Symbol" w:hAnsi="Segoe UI Symbol" w:cs="Segoe UI Symbol"/>
+        </w:rPr>
+        <w:t>⃣</w:t>
+      </w:r>
+      <w:r>
+        <w:t xml:space="preserve"> Security (Production Critical)</w:t>
+      </w:r>
+    </w:p>
+    <w:p>
+      <w:r>
+        <w:pict w14:anchorId="29D80A95">
+          <v:rect id="_x0000_i1075" style="width:0;height:1.5pt" o:hralign="center" o:hrstd="t" o:hr="t" fillcolor="#a0a0a0" stroked="f"/>
         </w:pict>
       </w:r>
     </w:p>
@@ -3583,50 +5954,49 @@
           <w:b/>
           <w:bCs/>
         </w:rPr>
-        <w:t>Solution</w:t>
-      </w:r>
-    </w:p>
-    <w:p>
-      <w:r>
-        <w:t>re-embed data</w:t>
-      </w:r>
-      <w:r>
-        <w:br/>
-        <w:t>rebuild index</w:t>
-      </w:r>
-      <w:r>
-        <w:br/>
-        <w:t>update prompts</w:t>
-      </w:r>
-    </w:p>
-    <w:p>
-      <w:r>
-        <w:pict w14:anchorId="44CA8EE0">
-          <v:rect id="_x0000_i1398" style="width:0;height:1.5pt" o:hralign="center" o:hrstd="t" o:hr="t" fillcolor="#a0a0a0" stroked="f"/>
+        <w:t>A. Access Control</w:t>
+      </w:r>
+    </w:p>
+    <w:p>
+      <w:r>
+        <w:t>user can only access allowed documents</w:t>
+      </w:r>
+    </w:p>
+    <w:p>
+      <w:r>
+        <w:pict w14:anchorId="601ABC7C">
+          <v:rect id="_x0000_i1076" style="width:0;height:1.5pt" o:hralign="center" o:hrstd="t" o:hr="t" fillcolor="#a0a0a0" stroked="f"/>
         </w:pict>
       </w:r>
     </w:p>
     <w:p>
       <w:pPr>
-        <w:pStyle w:val="Heading2"/>
-      </w:pPr>
-      <w:r>
-        <w:t>4️</w:t>
-      </w:r>
-      <w:r>
-        <w:rPr>
-          <w:rFonts w:ascii="Segoe UI Symbol" w:hAnsi="Segoe UI Symbol" w:cs="Segoe UI Symbol"/>
-        </w:rPr>
-        <w:t>⃣</w:t>
-      </w:r>
-      <w:r>
-        <w:t xml:space="preserve"> Security (Production Critical)</w:t>
-      </w:r>
-    </w:p>
-    <w:p>
-      <w:r>
-        <w:pict w14:anchorId="29D80A95">
-          <v:rect id="_x0000_i1399" style="width:0;height:1.5pt" o:hralign="center" o:hrstd="t" o:hr="t" fillcolor="#a0a0a0" stroked="f"/>
+        <w:rPr>
+          <w:b/>
+          <w:bCs/>
+        </w:rPr>
+      </w:pPr>
+      <w:r>
+        <w:rPr>
+          <w:b/>
+          <w:bCs/>
+        </w:rPr>
+        <w:t>B. Data Privacy</w:t>
+      </w:r>
+    </w:p>
+    <w:p>
+      <w:r>
+        <w:t>mask sensitive data</w:t>
+      </w:r>
+      <w:r>
+        <w:br/>
+        <w:t>encrypt storage</w:t>
+      </w:r>
+    </w:p>
+    <w:p>
+      <w:r>
+        <w:pict w14:anchorId="7CBDD063">
+          <v:rect id="_x0000_i1077" style="width:0;height:1.5pt" o:hralign="center" o:hrstd="t" o:hr="t" fillcolor="#a0a0a0" stroked="f"/>
         </w:pict>
       </w:r>
     </w:p>
@@ -3642,103 +6012,45 @@
           <w:b/>
           <w:bCs/>
         </w:rPr>
-        <w:t>A. Access Control</w:t>
-      </w:r>
-    </w:p>
-    <w:p>
-      <w:r>
-        <w:t>user can only access allowed documents</w:t>
-      </w:r>
-    </w:p>
-    <w:p>
-      <w:r>
-        <w:pict w14:anchorId="601ABC7C">
-          <v:rect id="_x0000_i1400" style="width:0;height:1.5pt" o:hralign="center" o:hrstd="t" o:hr="t" fillcolor="#a0a0a0" stroked="f"/>
+        <w:t>C. Prompt Injection Protection</w:t>
+      </w:r>
+    </w:p>
+    <w:p>
+      <w:r>
+        <w:t>ignore malicious instructions</w:t>
+      </w:r>
+    </w:p>
+    <w:p>
+      <w:r>
+        <w:t>Example:</w:t>
+      </w:r>
+    </w:p>
+    <w:p>
+      <w:r>
+        <w:t>"</w:t>
+      </w:r>
+      <w:proofErr w:type="gramStart"/>
+      <w:r>
+        <w:t>ignore</w:t>
+      </w:r>
+      <w:proofErr w:type="gramEnd"/>
+      <w:r>
+        <w:t xml:space="preserve"> previous instructions"</w:t>
+      </w:r>
+      <w:r>
+        <w:br/>
+        <w:t>→ block</w:t>
+      </w:r>
+    </w:p>
+    <w:p>
+      <w:r>
+        <w:pict w14:anchorId="18F06306">
+          <v:rect id="_x0000_i1078" style="width:0;height:1.5pt" o:hralign="center" o:hrstd="t" o:hr="t" fillcolor="#a0a0a0" stroked="f"/>
         </w:pict>
       </w:r>
     </w:p>
     <w:p>
       <w:pPr>
-        <w:rPr>
-          <w:b/>
-          <w:bCs/>
-        </w:rPr>
-      </w:pPr>
-      <w:r>
-        <w:rPr>
-          <w:b/>
-          <w:bCs/>
-        </w:rPr>
-        <w:t>B. Data Privacy</w:t>
-      </w:r>
-    </w:p>
-    <w:p>
-      <w:r>
-        <w:t>mask sensitive data</w:t>
-      </w:r>
-      <w:r>
-        <w:br/>
-        <w:t>encrypt storage</w:t>
-      </w:r>
-    </w:p>
-    <w:p>
-      <w:r>
-        <w:pict w14:anchorId="7CBDD063">
-          <v:rect id="_x0000_i1401" style="width:0;height:1.5pt" o:hralign="center" o:hrstd="t" o:hr="t" fillcolor="#a0a0a0" stroked="f"/>
-        </w:pict>
-      </w:r>
-    </w:p>
-    <w:p>
-      <w:pPr>
-        <w:rPr>
-          <w:b/>
-          <w:bCs/>
-        </w:rPr>
-      </w:pPr>
-      <w:r>
-        <w:rPr>
-          <w:b/>
-          <w:bCs/>
-        </w:rPr>
-        <w:t>C. Prompt Injection Protection</w:t>
-      </w:r>
-    </w:p>
-    <w:p>
-      <w:r>
-        <w:t>ignore malicious instructions</w:t>
-      </w:r>
-    </w:p>
-    <w:p>
-      <w:r>
-        <w:t>Example:</w:t>
-      </w:r>
-    </w:p>
-    <w:p>
-      <w:r>
-        <w:t>"</w:t>
-      </w:r>
-      <w:proofErr w:type="gramStart"/>
-      <w:r>
-        <w:t>ignore</w:t>
-      </w:r>
-      <w:proofErr w:type="gramEnd"/>
-      <w:r>
-        <w:t xml:space="preserve"> previous instructions"</w:t>
-      </w:r>
-      <w:r>
-        <w:br/>
-        <w:t>→ block</w:t>
-      </w:r>
-    </w:p>
-    <w:p>
-      <w:r>
-        <w:pict w14:anchorId="18F06306">
-          <v:rect id="_x0000_i1402" style="width:0;height:1.5pt" o:hralign="center" o:hrstd="t" o:hr="t" fillcolor="#a0a0a0" stroked="f"/>
-        </w:pict>
-      </w:r>
-    </w:p>
-    <w:p>
-      <w:pPr>
         <w:pStyle w:val="Heading1"/>
       </w:pPr>
       <w:r>
@@ -3761,9 +6073,6 @@
       </w:r>
       <w:r>
         <w:br/>
-      </w:r>
-      <w:r>
-        <w:lastRenderedPageBreak/>
         <w:t>3 Vector DB</w:t>
       </w:r>
       <w:r>

--- a/rag - cheet_sheet.docx
+++ b/rag - cheet_sheet.docx
@@ -6097,6 +6097,1767 @@
       </w:r>
     </w:p>
     <w:p/>
+    <w:p>
+      <w:pPr>
+        <w:pStyle w:val="Heading1"/>
+      </w:pPr>
+      <w:r>
+        <w:lastRenderedPageBreak/>
+        <w:t>Interview questions</w:t>
+      </w:r>
+    </w:p>
+    <w:p>
+      <w:pPr>
+        <w:pStyle w:val="Heading2"/>
+      </w:pPr>
+      <w:r>
+        <w:t>Part 1: Advanced RAG Architecture &amp; Context Injection</w:t>
+      </w:r>
+    </w:p>
+    <w:p>
+      <w:pPr>
+        <w:rPr>
+          <w:b/>
+          <w:bCs/>
+        </w:rPr>
+      </w:pPr>
+      <w:r>
+        <w:rPr>
+          <w:b/>
+          <w:bCs/>
+        </w:rPr>
+        <w:t xml:space="preserve">1. What is the fundamental role of an Orchestrator (like </w:t>
+      </w:r>
+      <w:proofErr w:type="spellStart"/>
+      <w:r>
+        <w:rPr>
+          <w:b/>
+          <w:bCs/>
+        </w:rPr>
+        <w:t>LangChain</w:t>
+      </w:r>
+      <w:proofErr w:type="spellEnd"/>
+      <w:r>
+        <w:rPr>
+          <w:b/>
+          <w:bCs/>
+        </w:rPr>
+        <w:t xml:space="preserve"> or </w:t>
+      </w:r>
+      <w:proofErr w:type="spellStart"/>
+      <w:r>
+        <w:rPr>
+          <w:b/>
+          <w:bCs/>
+        </w:rPr>
+        <w:t>LangGraph</w:t>
+      </w:r>
+      <w:proofErr w:type="spellEnd"/>
+      <w:r>
+        <w:rPr>
+          <w:b/>
+          <w:bCs/>
+        </w:rPr>
+        <w:t>) in a complex RAG pipeline?</w:t>
+      </w:r>
+    </w:p>
+    <w:p>
+      <w:pPr>
+        <w:numPr>
+          <w:ilvl w:val="0"/>
+          <w:numId w:val="12"/>
+        </w:numPr>
+      </w:pPr>
+      <w:r>
+        <w:rPr>
+          <w:b/>
+          <w:bCs/>
+        </w:rPr>
+        <w:t>Answer:</w:t>
+      </w:r>
+      <w:r>
+        <w:t xml:space="preserve"> An orchestrator acts as the central control plane or state manager. Its job is to handle data ingestion pipelines, coordinate the connection between the vector database and the LLM, manage conversation history persistence, and format the retrieved context windows. Instead of writing rigid, hardcoded loops, an orchestrator maps out the execution lifecycle dynamically so we can inject guardrails, logging traces, and conditional fallbacks.</w:t>
+      </w:r>
+    </w:p>
+    <w:p>
+      <w:pPr>
+        <w:rPr>
+          <w:b/>
+          <w:bCs/>
+        </w:rPr>
+      </w:pPr>
+      <w:r>
+        <w:rPr>
+          <w:b/>
+          <w:bCs/>
+        </w:rPr>
+        <w:t>2. How do you handle document layout preservation during the data chunking phase for dense financial tables?</w:t>
+      </w:r>
+    </w:p>
+    <w:p>
+      <w:pPr>
+        <w:numPr>
+          <w:ilvl w:val="0"/>
+          <w:numId w:val="13"/>
+        </w:numPr>
+      </w:pPr>
+      <w:r>
+        <w:rPr>
+          <w:b/>
+          <w:bCs/>
+        </w:rPr>
+        <w:t>Answer:</w:t>
+      </w:r>
+      <w:r>
+        <w:t xml:space="preserve"> Standard naive character or token chunking splits text mid-sentence or mid-row, completely destroying tabular data structures and rendering them unreadable to the LLM.</w:t>
+      </w:r>
+    </w:p>
+    <w:p>
+      <w:r>
+        <w:t xml:space="preserve">To handle this, I use layout-aware parsing tools like </w:t>
+      </w:r>
+      <w:r>
+        <w:rPr>
+          <w:b/>
+          <w:bCs/>
+        </w:rPr>
+        <w:t>Azure AI Document Intelligence</w:t>
+      </w:r>
+      <w:r>
+        <w:t xml:space="preserve"> or specialized PDF parsers to extract tables into structured semantic data formats like </w:t>
+      </w:r>
+      <w:r>
+        <w:rPr>
+          <w:b/>
+          <w:bCs/>
+        </w:rPr>
+        <w:t>Markdown</w:t>
+      </w:r>
+      <w:r>
+        <w:t xml:space="preserve"> or </w:t>
+      </w:r>
+      <w:r>
+        <w:rPr>
+          <w:b/>
+          <w:bCs/>
+        </w:rPr>
+        <w:t>HTML</w:t>
+      </w:r>
+      <w:r>
+        <w:t>. I isolate these table blocks entirely, treat each unified table as its own discrete chunk, and attach descriptive summary metadata headers before converting them to vectors.</w:t>
+      </w:r>
+    </w:p>
+    <w:p>
+      <w:pPr>
+        <w:rPr>
+          <w:b/>
+          <w:bCs/>
+        </w:rPr>
+      </w:pPr>
+      <w:r>
+        <w:rPr>
+          <w:b/>
+          <w:bCs/>
+        </w:rPr>
+        <w:t>3. What is Parent-Child Chunking, and what exact architectural problem does it solve?</w:t>
+      </w:r>
+    </w:p>
+    <w:p>
+      <w:pPr>
+        <w:numPr>
+          <w:ilvl w:val="0"/>
+          <w:numId w:val="14"/>
+        </w:numPr>
+      </w:pPr>
+      <w:r>
+        <w:rPr>
+          <w:b/>
+          <w:bCs/>
+        </w:rPr>
+        <w:t>Answer:</w:t>
+      </w:r>
+      <w:r>
+        <w:t xml:space="preserve"> It solves the conflict between optimal retrieval and optimal generation. Large text chunks give the LLM great context but dilute vector search embeddings, whereas small chunks create sharp vector embeddings but lack surrounding context.</w:t>
+      </w:r>
+    </w:p>
+    <w:p>
+      <w:r>
+        <w:t xml:space="preserve">In a Parent-Child architecture, documents are split into large </w:t>
+      </w:r>
+      <w:r>
+        <w:rPr>
+          <w:b/>
+          <w:bCs/>
+        </w:rPr>
+        <w:t>Parent Chunks</w:t>
+      </w:r>
+      <w:r>
+        <w:t xml:space="preserve"> (e.g., 1000 tokens) and then subdivided into smaller </w:t>
+      </w:r>
+      <w:r>
+        <w:rPr>
+          <w:b/>
+          <w:bCs/>
+        </w:rPr>
+        <w:t>Child Chunks</w:t>
+      </w:r>
+      <w:r>
+        <w:t xml:space="preserve"> (e.g., 200 tokens). Only the child chunks are vectorized and searched. When a child chunk is retrieved, the orchestrator replaces it with its corresponding parent chunk before passing it to the LLM, giving the model a rich context window while keeping semantic searches highly accurate.</w:t>
+      </w:r>
+    </w:p>
+    <w:p>
+      <w:pPr>
+        <w:rPr>
+          <w:b/>
+          <w:bCs/>
+        </w:rPr>
+      </w:pPr>
+      <w:r>
+        <w:rPr>
+          <w:b/>
+          <w:bCs/>
+        </w:rPr>
+        <w:t>4. What is the "Lost in the Middle" phenomenon in RAG context injection, and how do you programmatically design around it?</w:t>
+      </w:r>
+    </w:p>
+    <w:p>
+      <w:pPr>
+        <w:numPr>
+          <w:ilvl w:val="0"/>
+          <w:numId w:val="15"/>
+        </w:numPr>
+      </w:pPr>
+      <w:r>
+        <w:rPr>
+          <w:b/>
+          <w:bCs/>
+        </w:rPr>
+        <w:t>Answer:</w:t>
+      </w:r>
+      <w:r>
+        <w:t xml:space="preserve"> It is an inherent limitation where LLMs efficiently parse text at the absolute beginning and end of an injected context window but overlook or drop facts buried in the middle.</w:t>
+      </w:r>
+    </w:p>
+    <w:p>
+      <w:r>
+        <w:t>To design around this, I implement two distinct steps:</w:t>
+      </w:r>
+    </w:p>
+    <w:p>
+      <w:pPr>
+        <w:numPr>
+          <w:ilvl w:val="1"/>
+          <w:numId w:val="15"/>
+        </w:numPr>
+      </w:pPr>
+      <w:r>
+        <w:rPr>
+          <w:b/>
+          <w:bCs/>
+        </w:rPr>
+        <w:t xml:space="preserve">Reranking (e.g., Cohere </w:t>
+      </w:r>
+      <w:proofErr w:type="spellStart"/>
+      <w:r>
+        <w:rPr>
+          <w:b/>
+          <w:bCs/>
+        </w:rPr>
+        <w:t>Rerank</w:t>
+      </w:r>
+      <w:proofErr w:type="spellEnd"/>
+      <w:r>
+        <w:rPr>
+          <w:b/>
+          <w:bCs/>
+        </w:rPr>
+        <w:t xml:space="preserve"> or BGE-</w:t>
+      </w:r>
+      <w:proofErr w:type="spellStart"/>
+      <w:r>
+        <w:rPr>
+          <w:b/>
+          <w:bCs/>
+        </w:rPr>
+        <w:t>Reranker</w:t>
+      </w:r>
+      <w:proofErr w:type="spellEnd"/>
+      <w:r>
+        <w:rPr>
+          <w:b/>
+          <w:bCs/>
+        </w:rPr>
+        <w:t>):</w:t>
+      </w:r>
+      <w:r>
+        <w:t xml:space="preserve"> Re-orders retrieved documents based on deep cross-attention semantic matches.</w:t>
+      </w:r>
+    </w:p>
+    <w:p>
+      <w:pPr>
+        <w:numPr>
+          <w:ilvl w:val="1"/>
+          <w:numId w:val="15"/>
+        </w:numPr>
+      </w:pPr>
+      <w:r>
+        <w:rPr>
+          <w:b/>
+          <w:bCs/>
+        </w:rPr>
+        <w:t>Context Sorting:</w:t>
+      </w:r>
+      <w:r>
+        <w:t xml:space="preserve"> I systematically position the highest-scoring reranked documents at the absolute top and absolute bottom of the LLM context prompt, leaving the lower-scoring documents in the </w:t>
+      </w:r>
+      <w:proofErr w:type="spellStart"/>
+      <w:r>
+        <w:t>center</w:t>
+      </w:r>
+      <w:proofErr w:type="spellEnd"/>
+      <w:r>
+        <w:t>.</w:t>
+      </w:r>
+    </w:p>
+    <w:p>
+      <w:pPr>
+        <w:rPr>
+          <w:b/>
+          <w:bCs/>
+        </w:rPr>
+      </w:pPr>
+      <w:r>
+        <w:rPr>
+          <w:b/>
+          <w:bCs/>
+        </w:rPr>
+        <w:t>5. What is Query Rewriting/Expansion, and why is it necessary for user-facing RAG systems?</w:t>
+      </w:r>
+    </w:p>
+    <w:p>
+      <w:pPr>
+        <w:numPr>
+          <w:ilvl w:val="0"/>
+          <w:numId w:val="16"/>
+        </w:numPr>
+      </w:pPr>
+      <w:r>
+        <w:rPr>
+          <w:b/>
+          <w:bCs/>
+        </w:rPr>
+        <w:lastRenderedPageBreak/>
+        <w:t>Answer:</w:t>
+      </w:r>
+      <w:r>
+        <w:t xml:space="preserve"> Users frequently write short, ambiguous, or poorly phrased search queries (e.g., "What about the updates?"). Passing this raw string straight to a vector database yields low-quality semantic matches.</w:t>
+      </w:r>
+    </w:p>
+    <w:p>
+      <w:r>
+        <w:t xml:space="preserve">Query Rewriting utilizes a lightweight LLM step </w:t>
+      </w:r>
+      <w:r>
+        <w:rPr>
+          <w:i/>
+          <w:iCs/>
+        </w:rPr>
+        <w:t>before</w:t>
+      </w:r>
+      <w:r>
+        <w:t xml:space="preserve"> retrieval. It takes the current question and the recent chat history to rewrite the input into a standalone, explicit, and keyword-rich search query optimized for vector and keyword extraction engines.</w:t>
+      </w:r>
+    </w:p>
+    <w:p>
+      <w:r>
+        <w:pict w14:anchorId="70A0CF3B">
+          <v:rect id="_x0000_i1103" style="width:0;height:1.5pt" o:hralign="center" o:hrstd="t" o:hr="t" fillcolor="#a0a0a0" stroked="f"/>
+        </w:pict>
+      </w:r>
+    </w:p>
+    <w:p>
+      <w:pPr>
+        <w:pStyle w:val="Heading2"/>
+      </w:pPr>
+      <w:r>
+        <w:t>Part 2: Combatting Hallucinations &amp; Ensuring Deterministic Accuracy</w:t>
+      </w:r>
+    </w:p>
+    <w:p>
+      <w:pPr>
+        <w:rPr>
+          <w:b/>
+          <w:bCs/>
+        </w:rPr>
+      </w:pPr>
+      <w:r>
+        <w:rPr>
+          <w:b/>
+          <w:bCs/>
+        </w:rPr>
+        <w:t>6. How do you force a RAG system to be deterministic and accurate rather than creative?</w:t>
+      </w:r>
+    </w:p>
+    <w:p>
+      <w:pPr>
+        <w:numPr>
+          <w:ilvl w:val="0"/>
+          <w:numId w:val="17"/>
+        </w:numPr>
+      </w:pPr>
+      <w:r>
+        <w:rPr>
+          <w:b/>
+          <w:bCs/>
+        </w:rPr>
+        <w:t>Answer:</w:t>
+      </w:r>
+      <w:r>
+        <w:t xml:space="preserve"> Determinism in a probabilistic model is achieved by eliminating randomness and enforcing strict boundaries across three layers:</w:t>
+      </w:r>
+    </w:p>
+    <w:p>
+      <w:pPr>
+        <w:numPr>
+          <w:ilvl w:val="1"/>
+          <w:numId w:val="17"/>
+        </w:numPr>
+      </w:pPr>
+      <w:r>
+        <w:rPr>
+          <w:b/>
+          <w:bCs/>
+        </w:rPr>
+        <w:t>Hyperparameter Control:</w:t>
+      </w:r>
+      <w:r>
+        <w:t xml:space="preserve"> Set the LLM temperature to 0.0 and </w:t>
+      </w:r>
+      <w:proofErr w:type="spellStart"/>
+      <w:r>
+        <w:t>top_p</w:t>
+      </w:r>
+      <w:proofErr w:type="spellEnd"/>
+      <w:r>
+        <w:t xml:space="preserve"> to 0 to force the model to pick only the most mathematically probable tokens every single time.</w:t>
+      </w:r>
+    </w:p>
+    <w:p>
+      <w:pPr>
+        <w:numPr>
+          <w:ilvl w:val="1"/>
+          <w:numId w:val="17"/>
+        </w:numPr>
+      </w:pPr>
+      <w:r>
+        <w:rPr>
+          <w:b/>
+          <w:bCs/>
+        </w:rPr>
+        <w:t>System Prompt Constraints:</w:t>
+      </w:r>
+      <w:r>
+        <w:t xml:space="preserve"> Instruct the model to operate as a strict "Closed-Book Extraction Engine" and mandate that </w:t>
+      </w:r>
+      <w:proofErr w:type="gramStart"/>
+      <w:r>
+        <w:t>it</w:t>
+      </w:r>
+      <w:proofErr w:type="gramEnd"/>
+      <w:r>
+        <w:t xml:space="preserve"> state "Information not found" if an answer cannot be explicitly verified by the retrieved context.</w:t>
+      </w:r>
+    </w:p>
+    <w:p>
+      <w:pPr>
+        <w:numPr>
+          <w:ilvl w:val="1"/>
+          <w:numId w:val="17"/>
+        </w:numPr>
+      </w:pPr>
+      <w:r>
+        <w:rPr>
+          <w:b/>
+          <w:bCs/>
+        </w:rPr>
+        <w:t>Structured Decoding:</w:t>
+      </w:r>
+      <w:r>
+        <w:t xml:space="preserve"> Enforce JSON Schemas or </w:t>
+      </w:r>
+      <w:proofErr w:type="spellStart"/>
+      <w:r>
+        <w:t>Pydantic</w:t>
+      </w:r>
+      <w:proofErr w:type="spellEnd"/>
+      <w:r>
+        <w:t xml:space="preserve"> output definitions via the API parameters to make the formatting completely predictable for backend parsers.</w:t>
+      </w:r>
+    </w:p>
+    <w:p>
+      <w:pPr>
+        <w:rPr>
+          <w:b/>
+          <w:bCs/>
+        </w:rPr>
+      </w:pPr>
+      <w:r>
+        <w:rPr>
+          <w:b/>
+          <w:bCs/>
+        </w:rPr>
+        <w:t>7. What is the difference between a "Faithfulness" error and an "Answer Relevance" error in RAG output analysis?</w:t>
+      </w:r>
+    </w:p>
+    <w:p>
+      <w:pPr>
+        <w:numPr>
+          <w:ilvl w:val="0"/>
+          <w:numId w:val="18"/>
+        </w:numPr>
+      </w:pPr>
+      <w:r>
+        <w:rPr>
+          <w:b/>
+          <w:bCs/>
+        </w:rPr>
+        <w:t>Answer:</w:t>
+      </w:r>
+    </w:p>
+    <w:p>
+      <w:pPr>
+        <w:numPr>
+          <w:ilvl w:val="1"/>
+          <w:numId w:val="18"/>
+        </w:numPr>
+      </w:pPr>
+      <w:r>
+        <w:rPr>
+          <w:b/>
+          <w:bCs/>
+        </w:rPr>
+        <w:t>Faithfulness (</w:t>
+      </w:r>
+      <w:proofErr w:type="spellStart"/>
+      <w:r>
+        <w:rPr>
+          <w:b/>
+          <w:bCs/>
+        </w:rPr>
+        <w:t>Groundedness</w:t>
+      </w:r>
+      <w:proofErr w:type="spellEnd"/>
+      <w:r>
+        <w:rPr>
+          <w:b/>
+          <w:bCs/>
+        </w:rPr>
+        <w:t>):</w:t>
+      </w:r>
+      <w:r>
+        <w:t xml:space="preserve"> Evaluates if the generated answer is derived </w:t>
+      </w:r>
+      <w:r>
+        <w:rPr>
+          <w:b/>
+          <w:bCs/>
+        </w:rPr>
+        <w:t>solely and completely</w:t>
+      </w:r>
+      <w:r>
+        <w:t xml:space="preserve"> from the retrieved context. A low faithfulness score means the model </w:t>
+      </w:r>
+      <w:proofErr w:type="spellStart"/>
+      <w:r>
+        <w:t>halloucinated</w:t>
+      </w:r>
+      <w:proofErr w:type="spellEnd"/>
+      <w:r>
+        <w:t xml:space="preserve"> or pulled outside training knowledge.</w:t>
+      </w:r>
+    </w:p>
+    <w:p>
+      <w:pPr>
+        <w:numPr>
+          <w:ilvl w:val="1"/>
+          <w:numId w:val="18"/>
+        </w:numPr>
+      </w:pPr>
+      <w:r>
+        <w:rPr>
+          <w:b/>
+          <w:bCs/>
+        </w:rPr>
+        <w:t>Answer Relevance:</w:t>
+      </w:r>
+      <w:r>
+        <w:t xml:space="preserve"> Evaluates if the generated answer actually addresses the user's specific question, regardless of whether it is grounded. A system can be perfectly faithful (only using provided documents) but irrelevant if it answers a completely different question.</w:t>
+      </w:r>
+    </w:p>
+    <w:p>
+      <w:pPr>
+        <w:rPr>
+          <w:b/>
+          <w:bCs/>
+        </w:rPr>
+      </w:pPr>
+      <w:r>
+        <w:rPr>
+          <w:b/>
+          <w:bCs/>
+        </w:rPr>
+        <w:t>8. What is Self-RAG (Self-Reflective Retrieval-Augmented Generation)?</w:t>
+      </w:r>
+    </w:p>
+    <w:p>
+      <w:pPr>
+        <w:numPr>
+          <w:ilvl w:val="0"/>
+          <w:numId w:val="19"/>
+        </w:numPr>
+      </w:pPr>
+      <w:r>
+        <w:rPr>
+          <w:b/>
+          <w:bCs/>
+        </w:rPr>
+        <w:t>Answer:</w:t>
+      </w:r>
+      <w:r>
+        <w:t xml:space="preserve"> It is a dynamic architecture where the agent critiques its own generated outputs using internal reflection tokens or evaluation loops. The system generates an initial answer, checks if the answer is grounded in the retrieved context, and checks if it satisfies the query. If it fails these validation thresholds, the orchestrator automatically triggers a secondary adaptive loop to pull fresh data or rewrite the output before showing it to the user.</w:t>
+      </w:r>
+    </w:p>
+    <w:p>
+      <w:pPr>
+        <w:rPr>
+          <w:b/>
+          <w:bCs/>
+        </w:rPr>
+      </w:pPr>
+      <w:r>
+        <w:rPr>
+          <w:b/>
+          <w:bCs/>
+        </w:rPr>
+        <w:t>9. How do you implement a "Human-in-the-Loop" (HITL) check inside a RAG pipeline handling sensitive data?</w:t>
+      </w:r>
+    </w:p>
+    <w:p>
+      <w:pPr>
+        <w:numPr>
+          <w:ilvl w:val="0"/>
+          <w:numId w:val="20"/>
+        </w:numPr>
+      </w:pPr>
+      <w:r>
+        <w:rPr>
+          <w:b/>
+          <w:bCs/>
+        </w:rPr>
+        <w:t>Answer:</w:t>
+      </w:r>
+      <w:r>
+        <w:t xml:space="preserve"> Instead of a single continuous automated loop, I use a state-graph framework like </w:t>
+      </w:r>
+      <w:proofErr w:type="spellStart"/>
+      <w:r>
+        <w:rPr>
+          <w:b/>
+          <w:bCs/>
+        </w:rPr>
+        <w:t>LangGraph</w:t>
+      </w:r>
+      <w:proofErr w:type="spellEnd"/>
+      <w:r>
+        <w:t xml:space="preserve"> to construct a checkpoint state. When a user makes a high-stakes request or the RAG validation engine flags low confidence, the workflow saves the system state, pauses the </w:t>
+      </w:r>
+      <w:r>
+        <w:lastRenderedPageBreak/>
+        <w:t>active thread, and surfaces a review card on a human dashboard. Once an internal employee reviews and approves or edits the context payload, the system receives an external event signal and resumes the execution path.</w:t>
+      </w:r>
+    </w:p>
+    <w:p>
+      <w:pPr>
+        <w:rPr>
+          <w:b/>
+          <w:bCs/>
+        </w:rPr>
+      </w:pPr>
+      <w:r>
+        <w:rPr>
+          <w:b/>
+          <w:bCs/>
+        </w:rPr>
+        <w:t>10. How do you handle outdated or conflicting facts inside your vector database (e.g., an internal policy document from 2024 vs 2026)?</w:t>
+      </w:r>
+    </w:p>
+    <w:p>
+      <w:pPr>
+        <w:numPr>
+          <w:ilvl w:val="0"/>
+          <w:numId w:val="21"/>
+        </w:numPr>
+      </w:pPr>
+      <w:r>
+        <w:rPr>
+          <w:b/>
+          <w:bCs/>
+        </w:rPr>
+        <w:t>Answer:</w:t>
+      </w:r>
+      <w:r>
+        <w:t xml:space="preserve"> Vector distance metrics alone cannot natively distinguish between old and new text if the wording is highly similar. I resolve this by injecting strict </w:t>
+      </w:r>
+      <w:r>
+        <w:rPr>
+          <w:b/>
+          <w:bCs/>
+        </w:rPr>
+        <w:t>Metadata Filtering</w:t>
+      </w:r>
+      <w:r>
+        <w:t xml:space="preserve">. Every document chunk is stamped with attributes like </w:t>
+      </w:r>
+      <w:proofErr w:type="spellStart"/>
+      <w:r>
+        <w:t>upload_date</w:t>
+      </w:r>
+      <w:proofErr w:type="spellEnd"/>
+      <w:r>
+        <w:t xml:space="preserve"> and </w:t>
+      </w:r>
+      <w:proofErr w:type="spellStart"/>
+      <w:r>
+        <w:t>version_status</w:t>
+      </w:r>
+      <w:proofErr w:type="spellEnd"/>
+      <w:r>
+        <w:t>. When querying the index, I apply a hard metadata filter to ensure the retrieval engine searches only files marked as status == "Active", completely filtering out stale data.</w:t>
+      </w:r>
+    </w:p>
+    <w:p>
+      <w:r>
+        <w:pict w14:anchorId="643B0204">
+          <v:rect id="_x0000_i1104" style="width:0;height:1.5pt" o:hralign="center" o:hrstd="t" o:hr="t" fillcolor="#a0a0a0" stroked="f"/>
+        </w:pict>
+      </w:r>
+    </w:p>
+    <w:p>
+      <w:pPr>
+        <w:pStyle w:val="Heading2"/>
+      </w:pPr>
+      <w:r>
+        <w:t>Part 3: Vector Search, Hybrid Search, &amp; Metadata Optimization</w:t>
+      </w:r>
+    </w:p>
+    <w:p>
+      <w:pPr>
+        <w:rPr>
+          <w:b/>
+          <w:bCs/>
+        </w:rPr>
+      </w:pPr>
+      <w:r>
+        <w:rPr>
+          <w:b/>
+          <w:bCs/>
+        </w:rPr>
+        <w:t>11. What is Hybrid Search, and why is it superior to pure Vector Search?</w:t>
+      </w:r>
+    </w:p>
+    <w:p>
+      <w:pPr>
+        <w:numPr>
+          <w:ilvl w:val="0"/>
+          <w:numId w:val="22"/>
+        </w:numPr>
+      </w:pPr>
+      <w:r>
+        <w:rPr>
+          <w:b/>
+          <w:bCs/>
+        </w:rPr>
+        <w:t>Answer:</w:t>
+      </w:r>
+      <w:r>
+        <w:t xml:space="preserve"> Pure Vector (Dense) Search excels at matching conceptual ideas and semantic intent, but it struggles with exact product IDs, serial numbers, specific acronyms, or precise keywords. </w:t>
+      </w:r>
+      <w:r>
+        <w:rPr>
+          <w:b/>
+          <w:bCs/>
+        </w:rPr>
+        <w:t>Hybrid Search</w:t>
+      </w:r>
+      <w:r>
+        <w:t xml:space="preserve"> executes both </w:t>
+      </w:r>
+      <w:r>
+        <w:rPr>
+          <w:b/>
+          <w:bCs/>
+        </w:rPr>
+        <w:t>Dense Vector Search</w:t>
+      </w:r>
+      <w:r>
+        <w:t xml:space="preserve"> and traditional </w:t>
+      </w:r>
+      <w:r>
+        <w:rPr>
+          <w:b/>
+          <w:bCs/>
+        </w:rPr>
+        <w:t>Sparse Keyword Search (BM25)</w:t>
+      </w:r>
+      <w:r>
+        <w:t xml:space="preserve"> simultaneously over the index. The results are unified and balanced using algorithms like </w:t>
+      </w:r>
+      <w:r>
+        <w:rPr>
+          <w:b/>
+          <w:bCs/>
+        </w:rPr>
+        <w:t>Reciprocal Rank Fusion (RRF)</w:t>
+      </w:r>
+      <w:r>
+        <w:t>, ensuring the system catches both conceptual meaning and hyper-specific keyword matches.</w:t>
+      </w:r>
+    </w:p>
+    <w:p>
+      <w:pPr>
+        <w:rPr>
+          <w:b/>
+          <w:bCs/>
+        </w:rPr>
+      </w:pPr>
+      <w:r>
+        <w:rPr>
+          <w:b/>
+          <w:bCs/>
+        </w:rPr>
+        <w:t>12. What is Reciprocal Rank Fusion (RRF), and how does it combine keyword and vector results?</w:t>
+      </w:r>
+    </w:p>
+    <w:p>
+      <w:pPr>
+        <w:numPr>
+          <w:ilvl w:val="0"/>
+          <w:numId w:val="23"/>
+        </w:numPr>
+      </w:pPr>
+      <w:r>
+        <w:rPr>
+          <w:b/>
+          <w:bCs/>
+        </w:rPr>
+        <w:t>Answer:</w:t>
+      </w:r>
+      <w:r>
+        <w:t xml:space="preserve"> RRF is a model-agnostic ranking scoring algorithm. It takes the rank position of a document in the keyword search list and its rank position in the vector search list, applies a reciprocal scoring function ($\</w:t>
+      </w:r>
+      <w:proofErr w:type="gramStart"/>
+      <w:r>
+        <w:t>frac{1}{</w:t>
+      </w:r>
+      <w:proofErr w:type="gramEnd"/>
+      <w:r>
+        <w:t>k + \text{rank</w:t>
+      </w:r>
+      <w:proofErr w:type="gramStart"/>
+      <w:r>
+        <w:t>}}$</w:t>
+      </w:r>
+      <w:proofErr w:type="gramEnd"/>
+      <w:r>
+        <w:t>), and sums them together. It evaluates relative positions rather than raw distance scores, allowing it to merge two completely different scoring scales fairly and accurately.</w:t>
+      </w:r>
+    </w:p>
+    <w:p>
+      <w:pPr>
+        <w:rPr>
+          <w:b/>
+          <w:bCs/>
+        </w:rPr>
+      </w:pPr>
+      <w:r>
+        <w:rPr>
+          <w:b/>
+          <w:bCs/>
+        </w:rPr>
+        <w:t xml:space="preserve">13. What is the difference between Pre-filtering and </w:t>
+      </w:r>
+      <w:proofErr w:type="gramStart"/>
+      <w:r>
+        <w:rPr>
+          <w:b/>
+          <w:bCs/>
+        </w:rPr>
+        <w:t>Post-filtering</w:t>
+      </w:r>
+      <w:proofErr w:type="gramEnd"/>
+      <w:r>
+        <w:rPr>
+          <w:b/>
+          <w:bCs/>
+        </w:rPr>
+        <w:t xml:space="preserve"> when applying metadata constraints to a vector database?</w:t>
+      </w:r>
+    </w:p>
+    <w:p>
+      <w:pPr>
+        <w:numPr>
+          <w:ilvl w:val="0"/>
+          <w:numId w:val="24"/>
+        </w:numPr>
+      </w:pPr>
+      <w:r>
+        <w:rPr>
+          <w:b/>
+          <w:bCs/>
+        </w:rPr>
+        <w:t>Answer:</w:t>
+      </w:r>
+    </w:p>
+    <w:p>
+      <w:pPr>
+        <w:numPr>
+          <w:ilvl w:val="1"/>
+          <w:numId w:val="24"/>
+        </w:numPr>
+      </w:pPr>
+      <w:r>
+        <w:rPr>
+          <w:b/>
+          <w:bCs/>
+        </w:rPr>
+        <w:t>Post-filtering:</w:t>
+      </w:r>
+      <w:r>
+        <w:t xml:space="preserve"> The database fetches the top $K$ nearest vector </w:t>
+      </w:r>
+      <w:proofErr w:type="spellStart"/>
+      <w:r>
+        <w:t>neighbors</w:t>
+      </w:r>
+      <w:proofErr w:type="spellEnd"/>
+      <w:r>
+        <w:t xml:space="preserve"> first, and </w:t>
+      </w:r>
+      <w:r>
+        <w:rPr>
+          <w:i/>
+          <w:iCs/>
+        </w:rPr>
+        <w:t>then</w:t>
+      </w:r>
+      <w:r>
+        <w:t xml:space="preserve"> drops chunks that do not match your metadata criteria. This can lead to a "relevance starvation" issue where you end up with fewer documents than requested if many are filtered out.</w:t>
+      </w:r>
+    </w:p>
+    <w:p>
+      <w:pPr>
+        <w:numPr>
+          <w:ilvl w:val="1"/>
+          <w:numId w:val="24"/>
+        </w:numPr>
+      </w:pPr>
+      <w:r>
+        <w:rPr>
+          <w:b/>
+          <w:bCs/>
+        </w:rPr>
+        <w:t>Pre-filtering (Preferred):</w:t>
+      </w:r>
+      <w:r>
+        <w:t xml:space="preserve"> The database applies the metadata constraints directly to the index </w:t>
+      </w:r>
+      <w:r>
+        <w:rPr>
+          <w:i/>
+          <w:iCs/>
+        </w:rPr>
+        <w:t>before</w:t>
+      </w:r>
+      <w:r>
+        <w:t xml:space="preserve"> performing the vector distance calculations. This guarantees that your top $K$ results will consist entirely of highly relevant, eligible documents.</w:t>
+      </w:r>
+    </w:p>
+    <w:p>
+      <w:pPr>
+        <w:rPr>
+          <w:b/>
+          <w:bCs/>
+        </w:rPr>
+      </w:pPr>
+      <w:r>
+        <w:rPr>
+          <w:b/>
+          <w:bCs/>
+        </w:rPr>
+        <w:t>14. What are Vector Embeddings, and what is the difference between a dense embedding and a sparse embedding?</w:t>
+      </w:r>
+    </w:p>
+    <w:p>
+      <w:pPr>
+        <w:numPr>
+          <w:ilvl w:val="0"/>
+          <w:numId w:val="25"/>
+        </w:numPr>
+      </w:pPr>
+      <w:r>
+        <w:rPr>
+          <w:b/>
+          <w:bCs/>
+        </w:rPr>
+        <w:t>Answer:</w:t>
+      </w:r>
+      <w:r>
+        <w:t xml:space="preserve"> Embedding models convert natural text chunks into high-dimensional numerical vectors.</w:t>
+      </w:r>
+    </w:p>
+    <w:p>
+      <w:pPr>
+        <w:numPr>
+          <w:ilvl w:val="1"/>
+          <w:numId w:val="25"/>
+        </w:numPr>
+      </w:pPr>
+      <w:r>
+        <w:rPr>
+          <w:b/>
+          <w:bCs/>
+        </w:rPr>
+        <w:lastRenderedPageBreak/>
+        <w:t>Dense Embeddings (e.g., OpenAI text-embedding-3):</w:t>
+      </w:r>
+      <w:r>
+        <w:t xml:space="preserve"> Capture the high-level semantic meaning and conceptual layout of text across hundreds or thousands of continuous dimensions. Almost all values are non-zero.</w:t>
+      </w:r>
+    </w:p>
+    <w:p>
+      <w:pPr>
+        <w:numPr>
+          <w:ilvl w:val="1"/>
+          <w:numId w:val="25"/>
+        </w:numPr>
+      </w:pPr>
+      <w:r>
+        <w:rPr>
+          <w:b/>
+          <w:bCs/>
+        </w:rPr>
+        <w:t>Sparse Embeddings (e.g., BM25 or SPLADE):</w:t>
+      </w:r>
+      <w:r>
+        <w:t xml:space="preserve"> Map text to vast token vocabularies where most entries are zero. They track the direct occurrence, weight, and presence of exact words.</w:t>
+      </w:r>
+    </w:p>
+    <w:p>
+      <w:pPr>
+        <w:rPr>
+          <w:b/>
+          <w:bCs/>
+        </w:rPr>
+      </w:pPr>
+      <w:r>
+        <w:rPr>
+          <w:b/>
+          <w:bCs/>
+        </w:rPr>
+        <w:t>15. What is the difference between Cosine Similarity, Dot Product, and Euclidean Distance (L2)? How do you choose which to use?</w:t>
+      </w:r>
+    </w:p>
+    <w:p>
+      <w:pPr>
+        <w:numPr>
+          <w:ilvl w:val="0"/>
+          <w:numId w:val="26"/>
+        </w:numPr>
+      </w:pPr>
+      <w:r>
+        <w:rPr>
+          <w:b/>
+          <w:bCs/>
+        </w:rPr>
+        <w:t>Answer:</w:t>
+      </w:r>
+      <w:r>
+        <w:t xml:space="preserve"> These are mathematical metrics used to measure the proximity of two vectors in hyperspace:</w:t>
+      </w:r>
+    </w:p>
+    <w:p>
+      <w:pPr>
+        <w:numPr>
+          <w:ilvl w:val="1"/>
+          <w:numId w:val="26"/>
+        </w:numPr>
+      </w:pPr>
+      <w:r>
+        <w:rPr>
+          <w:b/>
+          <w:bCs/>
+        </w:rPr>
+        <w:t>Cosine Similarity:</w:t>
+      </w:r>
+      <w:r>
+        <w:t xml:space="preserve"> Measures the angular difference between two vector directions, completely ignoring the absolute length/magnitude of the text.</w:t>
+      </w:r>
+    </w:p>
+    <w:p>
+      <w:pPr>
+        <w:numPr>
+          <w:ilvl w:val="1"/>
+          <w:numId w:val="26"/>
+        </w:numPr>
+      </w:pPr>
+      <w:r>
+        <w:rPr>
+          <w:b/>
+          <w:bCs/>
+        </w:rPr>
+        <w:t>Dot Product:</w:t>
+      </w:r>
+      <w:r>
+        <w:t xml:space="preserve"> Measures both the angle and magnitude. It is exceptionally fast if your embedding models output normalized vectors (length of 1).</w:t>
+      </w:r>
+    </w:p>
+    <w:p>
+      <w:pPr>
+        <w:numPr>
+          <w:ilvl w:val="1"/>
+          <w:numId w:val="26"/>
+        </w:numPr>
+      </w:pPr>
+      <w:r>
+        <w:rPr>
+          <w:b/>
+          <w:bCs/>
+        </w:rPr>
+        <w:t>Euclidean Distance (L2):</w:t>
+      </w:r>
+      <w:r>
+        <w:t xml:space="preserve"> Measures the direct straight-line distance between two points.</w:t>
+      </w:r>
+    </w:p>
+    <w:p>
+      <w:pPr>
+        <w:numPr>
+          <w:ilvl w:val="1"/>
+          <w:numId w:val="26"/>
+        </w:numPr>
+      </w:pPr>
+      <w:r>
+        <w:rPr>
+          <w:b/>
+          <w:bCs/>
+        </w:rPr>
+        <w:t>Selection rule:</w:t>
+      </w:r>
+      <w:r>
+        <w:t xml:space="preserve"> You must </w:t>
+      </w:r>
+      <w:r>
+        <w:rPr>
+          <w:b/>
+          <w:bCs/>
+        </w:rPr>
+        <w:t>always</w:t>
+      </w:r>
+      <w:r>
+        <w:t xml:space="preserve"> choose the distance metric that matches the exact configuration used during the initial training phase of your selected embedding model.</w:t>
+      </w:r>
+    </w:p>
+    <w:p>
+      <w:r>
+        <w:pict w14:anchorId="46C94FC2">
+          <v:rect id="_x0000_i1105" style="width:0;height:1.5pt" o:hralign="center" o:hrstd="t" o:hr="t" fillcolor="#a0a0a0" stroked="f"/>
+        </w:pict>
+      </w:r>
+    </w:p>
+    <w:p>
+      <w:pPr>
+        <w:pStyle w:val="Heading2"/>
+      </w:pPr>
+      <w:r>
+        <w:t>Part 4: Production Evaluation, Tracing, &amp; Monitoring</w:t>
+      </w:r>
+    </w:p>
+    <w:p>
+      <w:pPr>
+        <w:rPr>
+          <w:b/>
+          <w:bCs/>
+        </w:rPr>
+      </w:pPr>
+      <w:r>
+        <w:rPr>
+          <w:b/>
+          <w:bCs/>
+        </w:rPr>
+        <w:t>16. What is the "RAG Triad" framework in automated system evaluation?</w:t>
+      </w:r>
+    </w:p>
+    <w:p>
+      <w:pPr>
+        <w:numPr>
+          <w:ilvl w:val="0"/>
+          <w:numId w:val="27"/>
+        </w:numPr>
+      </w:pPr>
+      <w:r>
+        <w:rPr>
+          <w:b/>
+          <w:bCs/>
+        </w:rPr>
+        <w:t>Answer:</w:t>
+      </w:r>
+      <w:r>
+        <w:t xml:space="preserve"> The RAG Triad breaks system evaluation down into three independent, core pillars using an LLM-as-a-Judge:</w:t>
+      </w:r>
+    </w:p>
+    <w:p>
+      <w:pPr>
+        <w:numPr>
+          <w:ilvl w:val="1"/>
+          <w:numId w:val="27"/>
+        </w:numPr>
+      </w:pPr>
+      <w:r>
+        <w:rPr>
+          <w:b/>
+          <w:bCs/>
+        </w:rPr>
+        <w:t>Context Relevance:</w:t>
+      </w:r>
+      <w:r>
+        <w:t xml:space="preserve"> Does the retrieved context contain </w:t>
+      </w:r>
+      <w:r>
+        <w:rPr>
+          <w:i/>
+          <w:iCs/>
+        </w:rPr>
+        <w:t>only</w:t>
+      </w:r>
+      <w:r>
+        <w:t xml:space="preserve"> the information needed to answer the user's prompt? (Evaluates the Retrieval Step).</w:t>
+      </w:r>
+    </w:p>
+    <w:p>
+      <w:pPr>
+        <w:numPr>
+          <w:ilvl w:val="1"/>
+          <w:numId w:val="27"/>
+        </w:numPr>
+      </w:pPr>
+      <w:proofErr w:type="spellStart"/>
+      <w:r>
+        <w:rPr>
+          <w:b/>
+          <w:bCs/>
+        </w:rPr>
+        <w:t>Groundedness</w:t>
+      </w:r>
+      <w:proofErr w:type="spellEnd"/>
+      <w:r>
+        <w:rPr>
+          <w:b/>
+          <w:bCs/>
+        </w:rPr>
+        <w:t xml:space="preserve"> / Faithfulness:</w:t>
+      </w:r>
+      <w:r>
+        <w:t xml:space="preserve"> Is the generated answer backed up </w:t>
+      </w:r>
+      <w:r>
+        <w:rPr>
+          <w:i/>
+          <w:iCs/>
+        </w:rPr>
+        <w:t>only</w:t>
+      </w:r>
+      <w:r>
+        <w:t xml:space="preserve"> by the retrieved context? (Evaluates Hallucination).</w:t>
+      </w:r>
+    </w:p>
+    <w:p>
+      <w:pPr>
+        <w:numPr>
+          <w:ilvl w:val="1"/>
+          <w:numId w:val="27"/>
+        </w:numPr>
+      </w:pPr>
+      <w:r>
+        <w:rPr>
+          <w:b/>
+          <w:bCs/>
+        </w:rPr>
+        <w:t>Answer Relevance:</w:t>
+      </w:r>
+      <w:r>
+        <w:t xml:space="preserve"> Does the final answer directly and fully address the user’s original prompt? (Evaluates the Generation Step).</w:t>
+      </w:r>
+    </w:p>
+    <w:p>
+      <w:pPr>
+        <w:rPr>
+          <w:b/>
+          <w:bCs/>
+        </w:rPr>
+      </w:pPr>
+      <w:r>
+        <w:rPr>
+          <w:b/>
+          <w:bCs/>
+        </w:rPr>
+        <w:t>17. How do you track down an explicit failure in production where the system gave a completely wrong answer?</w:t>
+      </w:r>
+    </w:p>
+    <w:p>
+      <w:pPr>
+        <w:numPr>
+          <w:ilvl w:val="0"/>
+          <w:numId w:val="28"/>
+        </w:numPr>
+      </w:pPr>
+      <w:r>
+        <w:rPr>
+          <w:b/>
+          <w:bCs/>
+        </w:rPr>
+        <w:t>Answer:</w:t>
+      </w:r>
+      <w:r>
+        <w:t xml:space="preserve"> I use an LLM </w:t>
+      </w:r>
+      <w:r>
+        <w:rPr>
+          <w:b/>
+          <w:bCs/>
+        </w:rPr>
+        <w:t>Observability and Tracing stack</w:t>
+      </w:r>
+      <w:r>
+        <w:t xml:space="preserve"> (like </w:t>
+      </w:r>
+      <w:proofErr w:type="spellStart"/>
+      <w:r>
+        <w:t>Langfuse</w:t>
+      </w:r>
+      <w:proofErr w:type="spellEnd"/>
+      <w:r>
+        <w:t xml:space="preserve">, Phoenix, or </w:t>
+      </w:r>
+      <w:proofErr w:type="spellStart"/>
+      <w:r>
+        <w:t>Arize</w:t>
+      </w:r>
+      <w:proofErr w:type="spellEnd"/>
+      <w:r>
+        <w:t xml:space="preserve">). Rather than looking at a flat input/output API log, a trace allows me to inspect the complete parent-child span execution tree. I isolate the failing execution thread, check the exact raw text chunks pulled by the retrieval step, and </w:t>
+      </w:r>
+      <w:proofErr w:type="spellStart"/>
+      <w:r>
+        <w:t>analyze</w:t>
+      </w:r>
+      <w:proofErr w:type="spellEnd"/>
+      <w:r>
+        <w:t xml:space="preserve"> whether the failure was caused by bad retrieval metrics or if the LLM hallucinated despite having the correct context in its prompt template.</w:t>
+      </w:r>
+    </w:p>
+    <w:p>
+      <w:pPr>
+        <w:rPr>
+          <w:b/>
+          <w:bCs/>
+        </w:rPr>
+      </w:pPr>
+      <w:r>
+        <w:rPr>
+          <w:b/>
+          <w:bCs/>
+        </w:rPr>
+        <w:lastRenderedPageBreak/>
+        <w:t>18. Why should you avoid using standard metrics like BLEU or ROUGE to evaluate production RAG system outputs?</w:t>
+      </w:r>
+    </w:p>
+    <w:p>
+      <w:pPr>
+        <w:numPr>
+          <w:ilvl w:val="0"/>
+          <w:numId w:val="29"/>
+        </w:numPr>
+      </w:pPr>
+      <w:r>
+        <w:rPr>
+          <w:b/>
+          <w:bCs/>
+        </w:rPr>
+        <w:t>Answer:</w:t>
+      </w:r>
+      <w:r>
+        <w:t xml:space="preserve"> BLEU and ROUGE are traditional, rigid n-gram overlap metrics designed for translation. They compare how closely an output matches a target ground-truth string letter-for-letter. In a production RAG context, an LLM can formulate a perfectly correct, accurate, and grounded answer using different phrasing, synonyms, or structures. BLEU/ROUGE would penalize this accurate answer heavily, leading to false negatives.</w:t>
+      </w:r>
+    </w:p>
+    <w:p>
+      <w:pPr>
+        <w:rPr>
+          <w:b/>
+          <w:bCs/>
+        </w:rPr>
+      </w:pPr>
+      <w:r>
+        <w:rPr>
+          <w:b/>
+          <w:bCs/>
+        </w:rPr>
+        <w:t>19. How do you build a robust Evaluation Dataset (Gold Dataset) for a RAG application if you don't have manual human labels?</w:t>
+      </w:r>
+    </w:p>
+    <w:p>
+      <w:pPr>
+        <w:numPr>
+          <w:ilvl w:val="0"/>
+          <w:numId w:val="30"/>
+        </w:numPr>
+      </w:pPr>
+      <w:r>
+        <w:rPr>
+          <w:b/>
+          <w:bCs/>
+        </w:rPr>
+        <w:t>Answer:</w:t>
+      </w:r>
+      <w:r>
+        <w:t xml:space="preserve"> I use an automated approach like </w:t>
+      </w:r>
+      <w:r>
+        <w:rPr>
+          <w:b/>
+          <w:bCs/>
+        </w:rPr>
+        <w:t>Synthetic Data Generation (SDG)</w:t>
+      </w:r>
+      <w:r>
+        <w:t xml:space="preserve"> via frameworks like Ragas or specialized prompt flows. I take a clean, verified subset of my document library and feed it to a high-tier model (like GPT-4). The prompt directs the model to reverse-engineer the text: look at a document chunk and generate 3 potential user queries that </w:t>
+      </w:r>
+      <w:r>
+        <w:rPr>
+          <w:i/>
+          <w:iCs/>
+        </w:rPr>
+        <w:t>can only be answered by that specific text</w:t>
+      </w:r>
+      <w:r>
+        <w:t>, along with the exact target answer string. This creates a scalable, high-quality benchmark dataset.</w:t>
+      </w:r>
+    </w:p>
+    <w:p>
+      <w:r>
+        <w:pict w14:anchorId="3405AC6E">
+          <v:rect id="_x0000_i1106" style="width:0;height:1.5pt" o:hralign="center" o:hrstd="t" o:hr="t" fillcolor="#a0a0a0" stroked="f"/>
+        </w:pict>
+      </w:r>
+    </w:p>
+    <w:p>
+      <w:pPr>
+        <w:pStyle w:val="Heading2"/>
+      </w:pPr>
+      <w:r>
+        <w:t>Part 5: Performance Optimization, Costs, &amp; Security Guardrails</w:t>
+      </w:r>
+    </w:p>
+    <w:p>
+      <w:pPr>
+        <w:rPr>
+          <w:b/>
+          <w:bCs/>
+        </w:rPr>
+      </w:pPr>
+      <w:r>
+        <w:rPr>
+          <w:b/>
+          <w:bCs/>
+        </w:rPr>
+        <w:t>20. What is Prompt Compression in RAG, and why is it used?</w:t>
+      </w:r>
+    </w:p>
+    <w:p>
+      <w:pPr>
+        <w:numPr>
+          <w:ilvl w:val="0"/>
+          <w:numId w:val="31"/>
+        </w:numPr>
+      </w:pPr>
+      <w:r>
+        <w:rPr>
+          <w:b/>
+          <w:bCs/>
+        </w:rPr>
+        <w:t>Answer:</w:t>
+      </w:r>
+      <w:r>
+        <w:t xml:space="preserve"> In high-volume enterprise pipelines, injecting thousands of tokens of retrieved context into every single user turn blows up API subscription costs and increases latency. Prompt Compression frameworks use lightweight semantic models to parse the retrieved text chunks and programmatically strip away filler words, formatting tags, and redundant sentences while fully preserving the core factual tokens. This reduces token loads by up to 20-40% without harming accuracy.</w:t>
+      </w:r>
+    </w:p>
+    <w:p>
+      <w:pPr>
+        <w:rPr>
+          <w:b/>
+          <w:bCs/>
+        </w:rPr>
+      </w:pPr>
+      <w:r>
+        <w:rPr>
+          <w:b/>
+          <w:bCs/>
+        </w:rPr>
+        <w:t>21. What is Context Pruning and History Trimming?</w:t>
+      </w:r>
+    </w:p>
+    <w:p>
+      <w:pPr>
+        <w:numPr>
+          <w:ilvl w:val="0"/>
+          <w:numId w:val="32"/>
+        </w:numPr>
+      </w:pPr>
+      <w:r>
+        <w:rPr>
+          <w:b/>
+          <w:bCs/>
+        </w:rPr>
+        <w:t>Answer:</w:t>
+      </w:r>
+      <w:r>
+        <w:t xml:space="preserve"> In a multi-turn conversation, appending the full text of every previously retrieved document chunk into the context window causes the prompt length to grow exponentially. To avoid token blowouts, I configure the orchestrator to perform history pruning. While the core user messages are preserved, historical retrieved document chunks from older turns are systematically evicted or compressed into light summary summaries, keeping the prompt window efficient.</w:t>
+      </w:r>
+    </w:p>
+    <w:p>
+      <w:pPr>
+        <w:rPr>
+          <w:b/>
+          <w:bCs/>
+        </w:rPr>
+      </w:pPr>
+      <w:r>
+        <w:rPr>
+          <w:b/>
+          <w:bCs/>
+        </w:rPr>
+        <w:t>22. What is "Graph RAG" (Knowledge Graph RAG), and when is it preferred over vector chunking?</w:t>
+      </w:r>
+    </w:p>
+    <w:p>
+      <w:pPr>
+        <w:numPr>
+          <w:ilvl w:val="0"/>
+          <w:numId w:val="33"/>
+        </w:numPr>
+      </w:pPr>
+      <w:r>
+        <w:rPr>
+          <w:b/>
+          <w:bCs/>
+        </w:rPr>
+        <w:t>Answer:</w:t>
+      </w:r>
+      <w:r>
+        <w:t xml:space="preserve"> Standard vector RAG struggles with global, cross-document aggregation queries (e.g., "What are the main systemic risks across all vendors?"). </w:t>
+      </w:r>
+      <w:r>
+        <w:rPr>
+          <w:b/>
+          <w:bCs/>
+        </w:rPr>
+        <w:t>Graph RAG</w:t>
+      </w:r>
+      <w:r>
+        <w:t xml:space="preserve"> extracts structured entities (people, companies, nodes) and their interactions from text and builds a </w:t>
+      </w:r>
+      <w:r>
+        <w:rPr>
+          <w:b/>
+          <w:bCs/>
+        </w:rPr>
+        <w:t>Knowledge Graph</w:t>
+      </w:r>
+      <w:r>
+        <w:t>. When a query occurs, the system navigates across nodes and structural relationships rather than just matching isolated text blocks. This is preferred for complex relational mapping, deep investigation workflows, and enterprise fraud analysis.</w:t>
+      </w:r>
+    </w:p>
+    <w:p>
+      <w:pPr>
+        <w:rPr>
+          <w:b/>
+          <w:bCs/>
+        </w:rPr>
+      </w:pPr>
+      <w:r>
+        <w:rPr>
+          <w:b/>
+          <w:bCs/>
+        </w:rPr>
+        <w:t>23. What is the difference between an Open-Domain RAG system and a Closed-Domain RAG system?</w:t>
+      </w:r>
+    </w:p>
+    <w:p>
+      <w:pPr>
+        <w:numPr>
+          <w:ilvl w:val="0"/>
+          <w:numId w:val="34"/>
+        </w:numPr>
+      </w:pPr>
+      <w:r>
+        <w:rPr>
+          <w:b/>
+          <w:bCs/>
+        </w:rPr>
+        <w:lastRenderedPageBreak/>
+        <w:t>Answer:</w:t>
+      </w:r>
+    </w:p>
+    <w:p>
+      <w:pPr>
+        <w:numPr>
+          <w:ilvl w:val="1"/>
+          <w:numId w:val="34"/>
+        </w:numPr>
+      </w:pPr>
+      <w:r>
+        <w:rPr>
+          <w:b/>
+          <w:bCs/>
+        </w:rPr>
+        <w:t>Open-Domain RAG:</w:t>
+      </w:r>
+      <w:r>
+        <w:t xml:space="preserve"> Has access to external web search capabilities (e.g., Bing API or Google Search) to retrieve broad, real-time public information.</w:t>
+      </w:r>
+    </w:p>
+    <w:p>
+      <w:pPr>
+        <w:numPr>
+          <w:ilvl w:val="1"/>
+          <w:numId w:val="34"/>
+        </w:numPr>
+      </w:pPr>
+      <w:r>
+        <w:rPr>
+          <w:b/>
+          <w:bCs/>
+        </w:rPr>
+        <w:t>Closed-Domain RAG:</w:t>
+      </w:r>
+      <w:r>
+        <w:t xml:space="preserve"> Is entirely confined to a private, secure corporate database or internal SharePoint repository. It is blocked from accessing the internet to guarantee data security and prevent compliance data leaks.</w:t>
+      </w:r>
+    </w:p>
+    <w:p>
+      <w:pPr>
+        <w:rPr>
+          <w:b/>
+          <w:bCs/>
+        </w:rPr>
+      </w:pPr>
+      <w:r>
+        <w:rPr>
+          <w:b/>
+          <w:bCs/>
+        </w:rPr>
+        <w:t>24. What is Semantic Caching, and how does it optimize RAG operations?</w:t>
+      </w:r>
+    </w:p>
+    <w:p>
+      <w:pPr>
+        <w:numPr>
+          <w:ilvl w:val="0"/>
+          <w:numId w:val="35"/>
+        </w:numPr>
+      </w:pPr>
+      <w:r>
+        <w:rPr>
+          <w:b/>
+          <w:bCs/>
+        </w:rPr>
+        <w:t>Answer:</w:t>
+      </w:r>
+      <w:r>
+        <w:t xml:space="preserve"> Every unique LLM generation incurs a cost and latency delay. A </w:t>
+      </w:r>
+      <w:r>
+        <w:rPr>
+          <w:b/>
+          <w:bCs/>
+        </w:rPr>
+        <w:t>Semantic Cache</w:t>
+      </w:r>
+      <w:r>
+        <w:t xml:space="preserve"> (like </w:t>
+      </w:r>
+      <w:proofErr w:type="spellStart"/>
+      <w:r>
+        <w:t>GPTCache</w:t>
+      </w:r>
+      <w:proofErr w:type="spellEnd"/>
+      <w:r>
+        <w:t xml:space="preserve"> or Redis VL) sits in front of your RAG pipeline. It vectorizes an incoming user query and checks a cache index of previous queries. If a past user asked something semantically identical (e.g., "How do I reset my credentials?" vs "Password reset steps"), the system pulls the previously generated answer directly out of the cache database instantly, completely skipping retrieval and LLM processing costs.</w:t>
+      </w:r>
+    </w:p>
+    <w:p>
+      <w:pPr>
+        <w:rPr>
+          <w:b/>
+          <w:bCs/>
+        </w:rPr>
+      </w:pPr>
+      <w:r>
+        <w:rPr>
+          <w:b/>
+          <w:bCs/>
+        </w:rPr>
+        <w:t>25. How do you protect a production RAG system against Data Exfiltration or unauthorized data visibility?</w:t>
+      </w:r>
+    </w:p>
+    <w:p>
+      <w:pPr>
+        <w:numPr>
+          <w:ilvl w:val="0"/>
+          <w:numId w:val="36"/>
+        </w:numPr>
+      </w:pPr>
+      <w:r>
+        <w:rPr>
+          <w:b/>
+          <w:bCs/>
+        </w:rPr>
+        <w:t>Answer:</w:t>
+      </w:r>
+      <w:r>
+        <w:t xml:space="preserve"> I enforce </w:t>
+      </w:r>
+      <w:r>
+        <w:rPr>
+          <w:b/>
+          <w:bCs/>
+        </w:rPr>
+        <w:t>Security Trimming and ACL (Access Control List) Syncing</w:t>
+      </w:r>
+      <w:r>
+        <w:t xml:space="preserve"> at the retrieval tier. When documents are chunked and ingested from SharePoint into a database like Azure AI Search, the user permission access tags are saved right alongside the vector data as metadata fields. When a user runs a query, the orchestrator injects their specific security group identifier as a mandatory pre-filter. The search index ensures that it </w:t>
+      </w:r>
+      <w:r>
+        <w:rPr>
+          <w:i/>
+          <w:iCs/>
+        </w:rPr>
+        <w:t>only</w:t>
+      </w:r>
+      <w:r>
+        <w:t xml:space="preserve"> evaluates vectors the user has explicit permission to view, preventing lower-clearance users from seeing restricted data in the output.</w:t>
+      </w:r>
+    </w:p>
+    <w:p/>
     <w:sectPr>
       <w:pgSz w:w="11906" w:h="16838"/>
       <w:pgMar w:top="1440" w:right="1440" w:bottom="1440" w:left="1440" w:header="708" w:footer="708" w:gutter="0"/>
@@ -6259,6 +8020,751 @@
     </w:lvl>
   </w:abstractNum>
   <w:abstractNum w:abstractNumId="1" w15:restartNumberingAfterBreak="0">
+    <w:nsid w:val="08141F64"/>
+    <w:multiLevelType w:val="multilevel"/>
+    <w:tmpl w:val="FC24B12C"/>
+    <w:lvl w:ilvl="0">
+      <w:start w:val="1"/>
+      <w:numFmt w:val="bullet"/>
+      <w:lvlText w:val=""/>
+      <w:lvlJc w:val="left"/>
+      <w:pPr>
+        <w:tabs>
+          <w:tab w:val="num" w:pos="720"/>
+        </w:tabs>
+        <w:ind w:left="720" w:hanging="360"/>
+      </w:pPr>
+      <w:rPr>
+        <w:rFonts w:ascii="Symbol" w:hAnsi="Symbol" w:hint="default"/>
+        <w:sz w:val="20"/>
+      </w:rPr>
+    </w:lvl>
+    <w:lvl w:ilvl="1" w:tentative="1">
+      <w:start w:val="1"/>
+      <w:numFmt w:val="bullet"/>
+      <w:lvlText w:val="o"/>
+      <w:lvlJc w:val="left"/>
+      <w:pPr>
+        <w:tabs>
+          <w:tab w:val="num" w:pos="1440"/>
+        </w:tabs>
+        <w:ind w:left="1440" w:hanging="360"/>
+      </w:pPr>
+      <w:rPr>
+        <w:rFonts w:ascii="Courier New" w:hAnsi="Courier New" w:hint="default"/>
+        <w:sz w:val="20"/>
+      </w:rPr>
+    </w:lvl>
+    <w:lvl w:ilvl="2" w:tentative="1">
+      <w:start w:val="1"/>
+      <w:numFmt w:val="bullet"/>
+      <w:lvlText w:val=""/>
+      <w:lvlJc w:val="left"/>
+      <w:pPr>
+        <w:tabs>
+          <w:tab w:val="num" w:pos="2160"/>
+        </w:tabs>
+        <w:ind w:left="2160" w:hanging="360"/>
+      </w:pPr>
+      <w:rPr>
+        <w:rFonts w:ascii="Wingdings" w:hAnsi="Wingdings" w:hint="default"/>
+        <w:sz w:val="20"/>
+      </w:rPr>
+    </w:lvl>
+    <w:lvl w:ilvl="3" w:tentative="1">
+      <w:start w:val="1"/>
+      <w:numFmt w:val="bullet"/>
+      <w:lvlText w:val=""/>
+      <w:lvlJc w:val="left"/>
+      <w:pPr>
+        <w:tabs>
+          <w:tab w:val="num" w:pos="2880"/>
+        </w:tabs>
+        <w:ind w:left="2880" w:hanging="360"/>
+      </w:pPr>
+      <w:rPr>
+        <w:rFonts w:ascii="Wingdings" w:hAnsi="Wingdings" w:hint="default"/>
+        <w:sz w:val="20"/>
+      </w:rPr>
+    </w:lvl>
+    <w:lvl w:ilvl="4" w:tentative="1">
+      <w:start w:val="1"/>
+      <w:numFmt w:val="bullet"/>
+      <w:lvlText w:val=""/>
+      <w:lvlJc w:val="left"/>
+      <w:pPr>
+        <w:tabs>
+          <w:tab w:val="num" w:pos="3600"/>
+        </w:tabs>
+        <w:ind w:left="3600" w:hanging="360"/>
+      </w:pPr>
+      <w:rPr>
+        <w:rFonts w:ascii="Wingdings" w:hAnsi="Wingdings" w:hint="default"/>
+        <w:sz w:val="20"/>
+      </w:rPr>
+    </w:lvl>
+    <w:lvl w:ilvl="5" w:tentative="1">
+      <w:start w:val="1"/>
+      <w:numFmt w:val="bullet"/>
+      <w:lvlText w:val=""/>
+      <w:lvlJc w:val="left"/>
+      <w:pPr>
+        <w:tabs>
+          <w:tab w:val="num" w:pos="4320"/>
+        </w:tabs>
+        <w:ind w:left="4320" w:hanging="360"/>
+      </w:pPr>
+      <w:rPr>
+        <w:rFonts w:ascii="Wingdings" w:hAnsi="Wingdings" w:hint="default"/>
+        <w:sz w:val="20"/>
+      </w:rPr>
+    </w:lvl>
+    <w:lvl w:ilvl="6" w:tentative="1">
+      <w:start w:val="1"/>
+      <w:numFmt w:val="bullet"/>
+      <w:lvlText w:val=""/>
+      <w:lvlJc w:val="left"/>
+      <w:pPr>
+        <w:tabs>
+          <w:tab w:val="num" w:pos="5040"/>
+        </w:tabs>
+        <w:ind w:left="5040" w:hanging="360"/>
+      </w:pPr>
+      <w:rPr>
+        <w:rFonts w:ascii="Wingdings" w:hAnsi="Wingdings" w:hint="default"/>
+        <w:sz w:val="20"/>
+      </w:rPr>
+    </w:lvl>
+    <w:lvl w:ilvl="7" w:tentative="1">
+      <w:start w:val="1"/>
+      <w:numFmt w:val="bullet"/>
+      <w:lvlText w:val=""/>
+      <w:lvlJc w:val="left"/>
+      <w:pPr>
+        <w:tabs>
+          <w:tab w:val="num" w:pos="5760"/>
+        </w:tabs>
+        <w:ind w:left="5760" w:hanging="360"/>
+      </w:pPr>
+      <w:rPr>
+        <w:rFonts w:ascii="Wingdings" w:hAnsi="Wingdings" w:hint="default"/>
+        <w:sz w:val="20"/>
+      </w:rPr>
+    </w:lvl>
+    <w:lvl w:ilvl="8" w:tentative="1">
+      <w:start w:val="1"/>
+      <w:numFmt w:val="bullet"/>
+      <w:lvlText w:val=""/>
+      <w:lvlJc w:val="left"/>
+      <w:pPr>
+        <w:tabs>
+          <w:tab w:val="num" w:pos="6480"/>
+        </w:tabs>
+        <w:ind w:left="6480" w:hanging="360"/>
+      </w:pPr>
+      <w:rPr>
+        <w:rFonts w:ascii="Wingdings" w:hAnsi="Wingdings" w:hint="default"/>
+        <w:sz w:val="20"/>
+      </w:rPr>
+    </w:lvl>
+  </w:abstractNum>
+  <w:abstractNum w:abstractNumId="2" w15:restartNumberingAfterBreak="0">
+    <w:nsid w:val="0A6504B4"/>
+    <w:multiLevelType w:val="multilevel"/>
+    <w:tmpl w:val="5DD87B66"/>
+    <w:lvl w:ilvl="0">
+      <w:start w:val="1"/>
+      <w:numFmt w:val="bullet"/>
+      <w:lvlText w:val=""/>
+      <w:lvlJc w:val="left"/>
+      <w:pPr>
+        <w:tabs>
+          <w:tab w:val="num" w:pos="720"/>
+        </w:tabs>
+        <w:ind w:left="720" w:hanging="360"/>
+      </w:pPr>
+      <w:rPr>
+        <w:rFonts w:ascii="Symbol" w:hAnsi="Symbol" w:hint="default"/>
+        <w:sz w:val="20"/>
+      </w:rPr>
+    </w:lvl>
+    <w:lvl w:ilvl="1" w:tentative="1">
+      <w:start w:val="1"/>
+      <w:numFmt w:val="bullet"/>
+      <w:lvlText w:val="o"/>
+      <w:lvlJc w:val="left"/>
+      <w:pPr>
+        <w:tabs>
+          <w:tab w:val="num" w:pos="1440"/>
+        </w:tabs>
+        <w:ind w:left="1440" w:hanging="360"/>
+      </w:pPr>
+      <w:rPr>
+        <w:rFonts w:ascii="Courier New" w:hAnsi="Courier New" w:hint="default"/>
+        <w:sz w:val="20"/>
+      </w:rPr>
+    </w:lvl>
+    <w:lvl w:ilvl="2" w:tentative="1">
+      <w:start w:val="1"/>
+      <w:numFmt w:val="bullet"/>
+      <w:lvlText w:val=""/>
+      <w:lvlJc w:val="left"/>
+      <w:pPr>
+        <w:tabs>
+          <w:tab w:val="num" w:pos="2160"/>
+        </w:tabs>
+        <w:ind w:left="2160" w:hanging="360"/>
+      </w:pPr>
+      <w:rPr>
+        <w:rFonts w:ascii="Wingdings" w:hAnsi="Wingdings" w:hint="default"/>
+        <w:sz w:val="20"/>
+      </w:rPr>
+    </w:lvl>
+    <w:lvl w:ilvl="3" w:tentative="1">
+      <w:start w:val="1"/>
+      <w:numFmt w:val="bullet"/>
+      <w:lvlText w:val=""/>
+      <w:lvlJc w:val="left"/>
+      <w:pPr>
+        <w:tabs>
+          <w:tab w:val="num" w:pos="2880"/>
+        </w:tabs>
+        <w:ind w:left="2880" w:hanging="360"/>
+      </w:pPr>
+      <w:rPr>
+        <w:rFonts w:ascii="Wingdings" w:hAnsi="Wingdings" w:hint="default"/>
+        <w:sz w:val="20"/>
+      </w:rPr>
+    </w:lvl>
+    <w:lvl w:ilvl="4" w:tentative="1">
+      <w:start w:val="1"/>
+      <w:numFmt w:val="bullet"/>
+      <w:lvlText w:val=""/>
+      <w:lvlJc w:val="left"/>
+      <w:pPr>
+        <w:tabs>
+          <w:tab w:val="num" w:pos="3600"/>
+        </w:tabs>
+        <w:ind w:left="3600" w:hanging="360"/>
+      </w:pPr>
+      <w:rPr>
+        <w:rFonts w:ascii="Wingdings" w:hAnsi="Wingdings" w:hint="default"/>
+        <w:sz w:val="20"/>
+      </w:rPr>
+    </w:lvl>
+    <w:lvl w:ilvl="5" w:tentative="1">
+      <w:start w:val="1"/>
+      <w:numFmt w:val="bullet"/>
+      <w:lvlText w:val=""/>
+      <w:lvlJc w:val="left"/>
+      <w:pPr>
+        <w:tabs>
+          <w:tab w:val="num" w:pos="4320"/>
+        </w:tabs>
+        <w:ind w:left="4320" w:hanging="360"/>
+      </w:pPr>
+      <w:rPr>
+        <w:rFonts w:ascii="Wingdings" w:hAnsi="Wingdings" w:hint="default"/>
+        <w:sz w:val="20"/>
+      </w:rPr>
+    </w:lvl>
+    <w:lvl w:ilvl="6" w:tentative="1">
+      <w:start w:val="1"/>
+      <w:numFmt w:val="bullet"/>
+      <w:lvlText w:val=""/>
+      <w:lvlJc w:val="left"/>
+      <w:pPr>
+        <w:tabs>
+          <w:tab w:val="num" w:pos="5040"/>
+        </w:tabs>
+        <w:ind w:left="5040" w:hanging="360"/>
+      </w:pPr>
+      <w:rPr>
+        <w:rFonts w:ascii="Wingdings" w:hAnsi="Wingdings" w:hint="default"/>
+        <w:sz w:val="20"/>
+      </w:rPr>
+    </w:lvl>
+    <w:lvl w:ilvl="7" w:tentative="1">
+      <w:start w:val="1"/>
+      <w:numFmt w:val="bullet"/>
+      <w:lvlText w:val=""/>
+      <w:lvlJc w:val="left"/>
+      <w:pPr>
+        <w:tabs>
+          <w:tab w:val="num" w:pos="5760"/>
+        </w:tabs>
+        <w:ind w:left="5760" w:hanging="360"/>
+      </w:pPr>
+      <w:rPr>
+        <w:rFonts w:ascii="Wingdings" w:hAnsi="Wingdings" w:hint="default"/>
+        <w:sz w:val="20"/>
+      </w:rPr>
+    </w:lvl>
+    <w:lvl w:ilvl="8" w:tentative="1">
+      <w:start w:val="1"/>
+      <w:numFmt w:val="bullet"/>
+      <w:lvlText w:val=""/>
+      <w:lvlJc w:val="left"/>
+      <w:pPr>
+        <w:tabs>
+          <w:tab w:val="num" w:pos="6480"/>
+        </w:tabs>
+        <w:ind w:left="6480" w:hanging="360"/>
+      </w:pPr>
+      <w:rPr>
+        <w:rFonts w:ascii="Wingdings" w:hAnsi="Wingdings" w:hint="default"/>
+        <w:sz w:val="20"/>
+      </w:rPr>
+    </w:lvl>
+  </w:abstractNum>
+  <w:abstractNum w:abstractNumId="3" w15:restartNumberingAfterBreak="0">
+    <w:nsid w:val="0C5D7A74"/>
+    <w:multiLevelType w:val="multilevel"/>
+    <w:tmpl w:val="30966D56"/>
+    <w:lvl w:ilvl="0">
+      <w:start w:val="1"/>
+      <w:numFmt w:val="bullet"/>
+      <w:lvlText w:val=""/>
+      <w:lvlJc w:val="left"/>
+      <w:pPr>
+        <w:tabs>
+          <w:tab w:val="num" w:pos="720"/>
+        </w:tabs>
+        <w:ind w:left="720" w:hanging="360"/>
+      </w:pPr>
+      <w:rPr>
+        <w:rFonts w:ascii="Symbol" w:hAnsi="Symbol" w:hint="default"/>
+        <w:sz w:val="20"/>
+      </w:rPr>
+    </w:lvl>
+    <w:lvl w:ilvl="1" w:tentative="1">
+      <w:start w:val="1"/>
+      <w:numFmt w:val="bullet"/>
+      <w:lvlText w:val="o"/>
+      <w:lvlJc w:val="left"/>
+      <w:pPr>
+        <w:tabs>
+          <w:tab w:val="num" w:pos="1440"/>
+        </w:tabs>
+        <w:ind w:left="1440" w:hanging="360"/>
+      </w:pPr>
+      <w:rPr>
+        <w:rFonts w:ascii="Courier New" w:hAnsi="Courier New" w:hint="default"/>
+        <w:sz w:val="20"/>
+      </w:rPr>
+    </w:lvl>
+    <w:lvl w:ilvl="2" w:tentative="1">
+      <w:start w:val="1"/>
+      <w:numFmt w:val="bullet"/>
+      <w:lvlText w:val=""/>
+      <w:lvlJc w:val="left"/>
+      <w:pPr>
+        <w:tabs>
+          <w:tab w:val="num" w:pos="2160"/>
+        </w:tabs>
+        <w:ind w:left="2160" w:hanging="360"/>
+      </w:pPr>
+      <w:rPr>
+        <w:rFonts w:ascii="Wingdings" w:hAnsi="Wingdings" w:hint="default"/>
+        <w:sz w:val="20"/>
+      </w:rPr>
+    </w:lvl>
+    <w:lvl w:ilvl="3" w:tentative="1">
+      <w:start w:val="1"/>
+      <w:numFmt w:val="bullet"/>
+      <w:lvlText w:val=""/>
+      <w:lvlJc w:val="left"/>
+      <w:pPr>
+        <w:tabs>
+          <w:tab w:val="num" w:pos="2880"/>
+        </w:tabs>
+        <w:ind w:left="2880" w:hanging="360"/>
+      </w:pPr>
+      <w:rPr>
+        <w:rFonts w:ascii="Wingdings" w:hAnsi="Wingdings" w:hint="default"/>
+        <w:sz w:val="20"/>
+      </w:rPr>
+    </w:lvl>
+    <w:lvl w:ilvl="4" w:tentative="1">
+      <w:start w:val="1"/>
+      <w:numFmt w:val="bullet"/>
+      <w:lvlText w:val=""/>
+      <w:lvlJc w:val="left"/>
+      <w:pPr>
+        <w:tabs>
+          <w:tab w:val="num" w:pos="3600"/>
+        </w:tabs>
+        <w:ind w:left="3600" w:hanging="360"/>
+      </w:pPr>
+      <w:rPr>
+        <w:rFonts w:ascii="Wingdings" w:hAnsi="Wingdings" w:hint="default"/>
+        <w:sz w:val="20"/>
+      </w:rPr>
+    </w:lvl>
+    <w:lvl w:ilvl="5" w:tentative="1">
+      <w:start w:val="1"/>
+      <w:numFmt w:val="bullet"/>
+      <w:lvlText w:val=""/>
+      <w:lvlJc w:val="left"/>
+      <w:pPr>
+        <w:tabs>
+          <w:tab w:val="num" w:pos="4320"/>
+        </w:tabs>
+        <w:ind w:left="4320" w:hanging="360"/>
+      </w:pPr>
+      <w:rPr>
+        <w:rFonts w:ascii="Wingdings" w:hAnsi="Wingdings" w:hint="default"/>
+        <w:sz w:val="20"/>
+      </w:rPr>
+    </w:lvl>
+    <w:lvl w:ilvl="6" w:tentative="1">
+      <w:start w:val="1"/>
+      <w:numFmt w:val="bullet"/>
+      <w:lvlText w:val=""/>
+      <w:lvlJc w:val="left"/>
+      <w:pPr>
+        <w:tabs>
+          <w:tab w:val="num" w:pos="5040"/>
+        </w:tabs>
+        <w:ind w:left="5040" w:hanging="360"/>
+      </w:pPr>
+      <w:rPr>
+        <w:rFonts w:ascii="Wingdings" w:hAnsi="Wingdings" w:hint="default"/>
+        <w:sz w:val="20"/>
+      </w:rPr>
+    </w:lvl>
+    <w:lvl w:ilvl="7" w:tentative="1">
+      <w:start w:val="1"/>
+      <w:numFmt w:val="bullet"/>
+      <w:lvlText w:val=""/>
+      <w:lvlJc w:val="left"/>
+      <w:pPr>
+        <w:tabs>
+          <w:tab w:val="num" w:pos="5760"/>
+        </w:tabs>
+        <w:ind w:left="5760" w:hanging="360"/>
+      </w:pPr>
+      <w:rPr>
+        <w:rFonts w:ascii="Wingdings" w:hAnsi="Wingdings" w:hint="default"/>
+        <w:sz w:val="20"/>
+      </w:rPr>
+    </w:lvl>
+    <w:lvl w:ilvl="8" w:tentative="1">
+      <w:start w:val="1"/>
+      <w:numFmt w:val="bullet"/>
+      <w:lvlText w:val=""/>
+      <w:lvlJc w:val="left"/>
+      <w:pPr>
+        <w:tabs>
+          <w:tab w:val="num" w:pos="6480"/>
+        </w:tabs>
+        <w:ind w:left="6480" w:hanging="360"/>
+      </w:pPr>
+      <w:rPr>
+        <w:rFonts w:ascii="Wingdings" w:hAnsi="Wingdings" w:hint="default"/>
+        <w:sz w:val="20"/>
+      </w:rPr>
+    </w:lvl>
+  </w:abstractNum>
+  <w:abstractNum w:abstractNumId="4" w15:restartNumberingAfterBreak="0">
+    <w:nsid w:val="10054420"/>
+    <w:multiLevelType w:val="multilevel"/>
+    <w:tmpl w:val="7EB462F6"/>
+    <w:lvl w:ilvl="0">
+      <w:start w:val="1"/>
+      <w:numFmt w:val="bullet"/>
+      <w:lvlText w:val=""/>
+      <w:lvlJc w:val="left"/>
+      <w:pPr>
+        <w:tabs>
+          <w:tab w:val="num" w:pos="720"/>
+        </w:tabs>
+        <w:ind w:left="720" w:hanging="360"/>
+      </w:pPr>
+      <w:rPr>
+        <w:rFonts w:ascii="Symbol" w:hAnsi="Symbol" w:hint="default"/>
+        <w:sz w:val="20"/>
+      </w:rPr>
+    </w:lvl>
+    <w:lvl w:ilvl="1" w:tentative="1">
+      <w:start w:val="1"/>
+      <w:numFmt w:val="bullet"/>
+      <w:lvlText w:val="o"/>
+      <w:lvlJc w:val="left"/>
+      <w:pPr>
+        <w:tabs>
+          <w:tab w:val="num" w:pos="1440"/>
+        </w:tabs>
+        <w:ind w:left="1440" w:hanging="360"/>
+      </w:pPr>
+      <w:rPr>
+        <w:rFonts w:ascii="Courier New" w:hAnsi="Courier New" w:hint="default"/>
+        <w:sz w:val="20"/>
+      </w:rPr>
+    </w:lvl>
+    <w:lvl w:ilvl="2" w:tentative="1">
+      <w:start w:val="1"/>
+      <w:numFmt w:val="bullet"/>
+      <w:lvlText w:val=""/>
+      <w:lvlJc w:val="left"/>
+      <w:pPr>
+        <w:tabs>
+          <w:tab w:val="num" w:pos="2160"/>
+        </w:tabs>
+        <w:ind w:left="2160" w:hanging="360"/>
+      </w:pPr>
+      <w:rPr>
+        <w:rFonts w:ascii="Wingdings" w:hAnsi="Wingdings" w:hint="default"/>
+        <w:sz w:val="20"/>
+      </w:rPr>
+    </w:lvl>
+    <w:lvl w:ilvl="3" w:tentative="1">
+      <w:start w:val="1"/>
+      <w:numFmt w:val="bullet"/>
+      <w:lvlText w:val=""/>
+      <w:lvlJc w:val="left"/>
+      <w:pPr>
+        <w:tabs>
+          <w:tab w:val="num" w:pos="2880"/>
+        </w:tabs>
+        <w:ind w:left="2880" w:hanging="360"/>
+      </w:pPr>
+      <w:rPr>
+        <w:rFonts w:ascii="Wingdings" w:hAnsi="Wingdings" w:hint="default"/>
+        <w:sz w:val="20"/>
+      </w:rPr>
+    </w:lvl>
+    <w:lvl w:ilvl="4" w:tentative="1">
+      <w:start w:val="1"/>
+      <w:numFmt w:val="bullet"/>
+      <w:lvlText w:val=""/>
+      <w:lvlJc w:val="left"/>
+      <w:pPr>
+        <w:tabs>
+          <w:tab w:val="num" w:pos="3600"/>
+        </w:tabs>
+        <w:ind w:left="3600" w:hanging="360"/>
+      </w:pPr>
+      <w:rPr>
+        <w:rFonts w:ascii="Wingdings" w:hAnsi="Wingdings" w:hint="default"/>
+        <w:sz w:val="20"/>
+      </w:rPr>
+    </w:lvl>
+    <w:lvl w:ilvl="5" w:tentative="1">
+      <w:start w:val="1"/>
+      <w:numFmt w:val="bullet"/>
+      <w:lvlText w:val=""/>
+      <w:lvlJc w:val="left"/>
+      <w:pPr>
+        <w:tabs>
+          <w:tab w:val="num" w:pos="4320"/>
+        </w:tabs>
+        <w:ind w:left="4320" w:hanging="360"/>
+      </w:pPr>
+      <w:rPr>
+        <w:rFonts w:ascii="Wingdings" w:hAnsi="Wingdings" w:hint="default"/>
+        <w:sz w:val="20"/>
+      </w:rPr>
+    </w:lvl>
+    <w:lvl w:ilvl="6" w:tentative="1">
+      <w:start w:val="1"/>
+      <w:numFmt w:val="bullet"/>
+      <w:lvlText w:val=""/>
+      <w:lvlJc w:val="left"/>
+      <w:pPr>
+        <w:tabs>
+          <w:tab w:val="num" w:pos="5040"/>
+        </w:tabs>
+        <w:ind w:left="5040" w:hanging="360"/>
+      </w:pPr>
+      <w:rPr>
+        <w:rFonts w:ascii="Wingdings" w:hAnsi="Wingdings" w:hint="default"/>
+        <w:sz w:val="20"/>
+      </w:rPr>
+    </w:lvl>
+    <w:lvl w:ilvl="7" w:tentative="1">
+      <w:start w:val="1"/>
+      <w:numFmt w:val="bullet"/>
+      <w:lvlText w:val=""/>
+      <w:lvlJc w:val="left"/>
+      <w:pPr>
+        <w:tabs>
+          <w:tab w:val="num" w:pos="5760"/>
+        </w:tabs>
+        <w:ind w:left="5760" w:hanging="360"/>
+      </w:pPr>
+      <w:rPr>
+        <w:rFonts w:ascii="Wingdings" w:hAnsi="Wingdings" w:hint="default"/>
+        <w:sz w:val="20"/>
+      </w:rPr>
+    </w:lvl>
+    <w:lvl w:ilvl="8" w:tentative="1">
+      <w:start w:val="1"/>
+      <w:numFmt w:val="bullet"/>
+      <w:lvlText w:val=""/>
+      <w:lvlJc w:val="left"/>
+      <w:pPr>
+        <w:tabs>
+          <w:tab w:val="num" w:pos="6480"/>
+        </w:tabs>
+        <w:ind w:left="6480" w:hanging="360"/>
+      </w:pPr>
+      <w:rPr>
+        <w:rFonts w:ascii="Wingdings" w:hAnsi="Wingdings" w:hint="default"/>
+        <w:sz w:val="20"/>
+      </w:rPr>
+    </w:lvl>
+  </w:abstractNum>
+  <w:abstractNum w:abstractNumId="5" w15:restartNumberingAfterBreak="0">
+    <w:nsid w:val="18286EA9"/>
+    <w:multiLevelType w:val="multilevel"/>
+    <w:tmpl w:val="36107AF4"/>
+    <w:lvl w:ilvl="0">
+      <w:start w:val="1"/>
+      <w:numFmt w:val="bullet"/>
+      <w:lvlText w:val=""/>
+      <w:lvlJc w:val="left"/>
+      <w:pPr>
+        <w:tabs>
+          <w:tab w:val="num" w:pos="720"/>
+        </w:tabs>
+        <w:ind w:left="720" w:hanging="360"/>
+      </w:pPr>
+      <w:rPr>
+        <w:rFonts w:ascii="Symbol" w:hAnsi="Symbol" w:hint="default"/>
+        <w:sz w:val="20"/>
+      </w:rPr>
+    </w:lvl>
+    <w:lvl w:ilvl="1">
+      <w:start w:val="1"/>
+      <w:numFmt w:val="bullet"/>
+      <w:lvlText w:val="o"/>
+      <w:lvlJc w:val="left"/>
+      <w:pPr>
+        <w:tabs>
+          <w:tab w:val="num" w:pos="1440"/>
+        </w:tabs>
+        <w:ind w:left="1440" w:hanging="360"/>
+      </w:pPr>
+      <w:rPr>
+        <w:rFonts w:ascii="Courier New" w:hAnsi="Courier New" w:hint="default"/>
+        <w:sz w:val="20"/>
+      </w:rPr>
+    </w:lvl>
+    <w:lvl w:ilvl="2" w:tentative="1">
+      <w:start w:val="1"/>
+      <w:numFmt w:val="bullet"/>
+      <w:lvlText w:val=""/>
+      <w:lvlJc w:val="left"/>
+      <w:pPr>
+        <w:tabs>
+          <w:tab w:val="num" w:pos="2160"/>
+        </w:tabs>
+        <w:ind w:left="2160" w:hanging="360"/>
+      </w:pPr>
+      <w:rPr>
+        <w:rFonts w:ascii="Wingdings" w:hAnsi="Wingdings" w:hint="default"/>
+        <w:sz w:val="20"/>
+      </w:rPr>
+    </w:lvl>
+    <w:lvl w:ilvl="3" w:tentative="1">
+      <w:start w:val="1"/>
+      <w:numFmt w:val="bullet"/>
+      <w:lvlText w:val=""/>
+      <w:lvlJc w:val="left"/>
+      <w:pPr>
+        <w:tabs>
+          <w:tab w:val="num" w:pos="2880"/>
+        </w:tabs>
+        <w:ind w:left="2880" w:hanging="360"/>
+      </w:pPr>
+      <w:rPr>
+        <w:rFonts w:ascii="Wingdings" w:hAnsi="Wingdings" w:hint="default"/>
+        <w:sz w:val="20"/>
+      </w:rPr>
+    </w:lvl>
+    <w:lvl w:ilvl="4" w:tentative="1">
+      <w:start w:val="1"/>
+      <w:numFmt w:val="bullet"/>
+      <w:lvlText w:val=""/>
+      <w:lvlJc w:val="left"/>
+      <w:pPr>
+        <w:tabs>
+          <w:tab w:val="num" w:pos="3600"/>
+        </w:tabs>
+        <w:ind w:left="3600" w:hanging="360"/>
+      </w:pPr>
+      <w:rPr>
+        <w:rFonts w:ascii="Wingdings" w:hAnsi="Wingdings" w:hint="default"/>
+        <w:sz w:val="20"/>
+      </w:rPr>
+    </w:lvl>
+    <w:lvl w:ilvl="5" w:tentative="1">
+      <w:start w:val="1"/>
+      <w:numFmt w:val="bullet"/>
+      <w:lvlText w:val=""/>
+      <w:lvlJc w:val="left"/>
+      <w:pPr>
+        <w:tabs>
+          <w:tab w:val="num" w:pos="4320"/>
+        </w:tabs>
+        <w:ind w:left="4320" w:hanging="360"/>
+      </w:pPr>
+      <w:rPr>
+        <w:rFonts w:ascii="Wingdings" w:hAnsi="Wingdings" w:hint="default"/>
+        <w:sz w:val="20"/>
+      </w:rPr>
+    </w:lvl>
+    <w:lvl w:ilvl="6" w:tentative="1">
+      <w:start w:val="1"/>
+      <w:numFmt w:val="bullet"/>
+      <w:lvlText w:val=""/>
+      <w:lvlJc w:val="left"/>
+      <w:pPr>
+        <w:tabs>
+          <w:tab w:val="num" w:pos="5040"/>
+        </w:tabs>
+        <w:ind w:left="5040" w:hanging="360"/>
+      </w:pPr>
+      <w:rPr>
+        <w:rFonts w:ascii="Wingdings" w:hAnsi="Wingdings" w:hint="default"/>
+        <w:sz w:val="20"/>
+      </w:rPr>
+    </w:lvl>
+    <w:lvl w:ilvl="7" w:tentative="1">
+      <w:start w:val="1"/>
+      <w:numFmt w:val="bullet"/>
+      <w:lvlText w:val=""/>
+      <w:lvlJc w:val="left"/>
+      <w:pPr>
+        <w:tabs>
+          <w:tab w:val="num" w:pos="5760"/>
+        </w:tabs>
+        <w:ind w:left="5760" w:hanging="360"/>
+      </w:pPr>
+      <w:rPr>
+        <w:rFonts w:ascii="Wingdings" w:hAnsi="Wingdings" w:hint="default"/>
+        <w:sz w:val="20"/>
+      </w:rPr>
+    </w:lvl>
+    <w:lvl w:ilvl="8" w:tentative="1">
+      <w:start w:val="1"/>
+      <w:numFmt w:val="bullet"/>
+      <w:lvlText w:val=""/>
+      <w:lvlJc w:val="left"/>
+      <w:pPr>
+        <w:tabs>
+          <w:tab w:val="num" w:pos="6480"/>
+        </w:tabs>
+        <w:ind w:left="6480" w:hanging="360"/>
+      </w:pPr>
+      <w:rPr>
+        <w:rFonts w:ascii="Wingdings" w:hAnsi="Wingdings" w:hint="default"/>
+        <w:sz w:val="20"/>
+      </w:rPr>
+    </w:lvl>
+  </w:abstractNum>
+  <w:abstractNum w:abstractNumId="6" w15:restartNumberingAfterBreak="0">
     <w:nsid w:val="193A0AF0"/>
     <w:multiLevelType w:val="multilevel"/>
     <w:tmpl w:val="B734C12C"/>
@@ -6407,7 +8913,748 @@
       </w:rPr>
     </w:lvl>
   </w:abstractNum>
-  <w:abstractNum w:abstractNumId="2" w15:restartNumberingAfterBreak="0">
+  <w:abstractNum w:abstractNumId="7" w15:restartNumberingAfterBreak="0">
+    <w:nsid w:val="1D2B353D"/>
+    <w:multiLevelType w:val="multilevel"/>
+    <w:tmpl w:val="52D66770"/>
+    <w:lvl w:ilvl="0">
+      <w:start w:val="1"/>
+      <w:numFmt w:val="bullet"/>
+      <w:lvlText w:val=""/>
+      <w:lvlJc w:val="left"/>
+      <w:pPr>
+        <w:tabs>
+          <w:tab w:val="num" w:pos="720"/>
+        </w:tabs>
+        <w:ind w:left="720" w:hanging="360"/>
+      </w:pPr>
+      <w:rPr>
+        <w:rFonts w:ascii="Symbol" w:hAnsi="Symbol" w:hint="default"/>
+        <w:sz w:val="20"/>
+      </w:rPr>
+    </w:lvl>
+    <w:lvl w:ilvl="1" w:tentative="1">
+      <w:start w:val="1"/>
+      <w:numFmt w:val="bullet"/>
+      <w:lvlText w:val="o"/>
+      <w:lvlJc w:val="left"/>
+      <w:pPr>
+        <w:tabs>
+          <w:tab w:val="num" w:pos="1440"/>
+        </w:tabs>
+        <w:ind w:left="1440" w:hanging="360"/>
+      </w:pPr>
+      <w:rPr>
+        <w:rFonts w:ascii="Courier New" w:hAnsi="Courier New" w:hint="default"/>
+        <w:sz w:val="20"/>
+      </w:rPr>
+    </w:lvl>
+    <w:lvl w:ilvl="2" w:tentative="1">
+      <w:start w:val="1"/>
+      <w:numFmt w:val="bullet"/>
+      <w:lvlText w:val=""/>
+      <w:lvlJc w:val="left"/>
+      <w:pPr>
+        <w:tabs>
+          <w:tab w:val="num" w:pos="2160"/>
+        </w:tabs>
+        <w:ind w:left="2160" w:hanging="360"/>
+      </w:pPr>
+      <w:rPr>
+        <w:rFonts w:ascii="Wingdings" w:hAnsi="Wingdings" w:hint="default"/>
+        <w:sz w:val="20"/>
+      </w:rPr>
+    </w:lvl>
+    <w:lvl w:ilvl="3" w:tentative="1">
+      <w:start w:val="1"/>
+      <w:numFmt w:val="bullet"/>
+      <w:lvlText w:val=""/>
+      <w:lvlJc w:val="left"/>
+      <w:pPr>
+        <w:tabs>
+          <w:tab w:val="num" w:pos="2880"/>
+        </w:tabs>
+        <w:ind w:left="2880" w:hanging="360"/>
+      </w:pPr>
+      <w:rPr>
+        <w:rFonts w:ascii="Wingdings" w:hAnsi="Wingdings" w:hint="default"/>
+        <w:sz w:val="20"/>
+      </w:rPr>
+    </w:lvl>
+    <w:lvl w:ilvl="4" w:tentative="1">
+      <w:start w:val="1"/>
+      <w:numFmt w:val="bullet"/>
+      <w:lvlText w:val=""/>
+      <w:lvlJc w:val="left"/>
+      <w:pPr>
+        <w:tabs>
+          <w:tab w:val="num" w:pos="3600"/>
+        </w:tabs>
+        <w:ind w:left="3600" w:hanging="360"/>
+      </w:pPr>
+      <w:rPr>
+        <w:rFonts w:ascii="Wingdings" w:hAnsi="Wingdings" w:hint="default"/>
+        <w:sz w:val="20"/>
+      </w:rPr>
+    </w:lvl>
+    <w:lvl w:ilvl="5" w:tentative="1">
+      <w:start w:val="1"/>
+      <w:numFmt w:val="bullet"/>
+      <w:lvlText w:val=""/>
+      <w:lvlJc w:val="left"/>
+      <w:pPr>
+        <w:tabs>
+          <w:tab w:val="num" w:pos="4320"/>
+        </w:tabs>
+        <w:ind w:left="4320" w:hanging="360"/>
+      </w:pPr>
+      <w:rPr>
+        <w:rFonts w:ascii="Wingdings" w:hAnsi="Wingdings" w:hint="default"/>
+        <w:sz w:val="20"/>
+      </w:rPr>
+    </w:lvl>
+    <w:lvl w:ilvl="6" w:tentative="1">
+      <w:start w:val="1"/>
+      <w:numFmt w:val="bullet"/>
+      <w:lvlText w:val=""/>
+      <w:lvlJc w:val="left"/>
+      <w:pPr>
+        <w:tabs>
+          <w:tab w:val="num" w:pos="5040"/>
+        </w:tabs>
+        <w:ind w:left="5040" w:hanging="360"/>
+      </w:pPr>
+      <w:rPr>
+        <w:rFonts w:ascii="Wingdings" w:hAnsi="Wingdings" w:hint="default"/>
+        <w:sz w:val="20"/>
+      </w:rPr>
+    </w:lvl>
+    <w:lvl w:ilvl="7" w:tentative="1">
+      <w:start w:val="1"/>
+      <w:numFmt w:val="bullet"/>
+      <w:lvlText w:val=""/>
+      <w:lvlJc w:val="left"/>
+      <w:pPr>
+        <w:tabs>
+          <w:tab w:val="num" w:pos="5760"/>
+        </w:tabs>
+        <w:ind w:left="5760" w:hanging="360"/>
+      </w:pPr>
+      <w:rPr>
+        <w:rFonts w:ascii="Wingdings" w:hAnsi="Wingdings" w:hint="default"/>
+        <w:sz w:val="20"/>
+      </w:rPr>
+    </w:lvl>
+    <w:lvl w:ilvl="8" w:tentative="1">
+      <w:start w:val="1"/>
+      <w:numFmt w:val="bullet"/>
+      <w:lvlText w:val=""/>
+      <w:lvlJc w:val="left"/>
+      <w:pPr>
+        <w:tabs>
+          <w:tab w:val="num" w:pos="6480"/>
+        </w:tabs>
+        <w:ind w:left="6480" w:hanging="360"/>
+      </w:pPr>
+      <w:rPr>
+        <w:rFonts w:ascii="Wingdings" w:hAnsi="Wingdings" w:hint="default"/>
+        <w:sz w:val="20"/>
+      </w:rPr>
+    </w:lvl>
+  </w:abstractNum>
+  <w:abstractNum w:abstractNumId="8" w15:restartNumberingAfterBreak="0">
+    <w:nsid w:val="1E707179"/>
+    <w:multiLevelType w:val="multilevel"/>
+    <w:tmpl w:val="F0B4E22A"/>
+    <w:lvl w:ilvl="0">
+      <w:start w:val="1"/>
+      <w:numFmt w:val="bullet"/>
+      <w:lvlText w:val=""/>
+      <w:lvlJc w:val="left"/>
+      <w:pPr>
+        <w:tabs>
+          <w:tab w:val="num" w:pos="720"/>
+        </w:tabs>
+        <w:ind w:left="720" w:hanging="360"/>
+      </w:pPr>
+      <w:rPr>
+        <w:rFonts w:ascii="Symbol" w:hAnsi="Symbol" w:hint="default"/>
+        <w:sz w:val="20"/>
+      </w:rPr>
+    </w:lvl>
+    <w:lvl w:ilvl="1" w:tentative="1">
+      <w:start w:val="1"/>
+      <w:numFmt w:val="bullet"/>
+      <w:lvlText w:val="o"/>
+      <w:lvlJc w:val="left"/>
+      <w:pPr>
+        <w:tabs>
+          <w:tab w:val="num" w:pos="1440"/>
+        </w:tabs>
+        <w:ind w:left="1440" w:hanging="360"/>
+      </w:pPr>
+      <w:rPr>
+        <w:rFonts w:ascii="Courier New" w:hAnsi="Courier New" w:hint="default"/>
+        <w:sz w:val="20"/>
+      </w:rPr>
+    </w:lvl>
+    <w:lvl w:ilvl="2" w:tentative="1">
+      <w:start w:val="1"/>
+      <w:numFmt w:val="bullet"/>
+      <w:lvlText w:val=""/>
+      <w:lvlJc w:val="left"/>
+      <w:pPr>
+        <w:tabs>
+          <w:tab w:val="num" w:pos="2160"/>
+        </w:tabs>
+        <w:ind w:left="2160" w:hanging="360"/>
+      </w:pPr>
+      <w:rPr>
+        <w:rFonts w:ascii="Wingdings" w:hAnsi="Wingdings" w:hint="default"/>
+        <w:sz w:val="20"/>
+      </w:rPr>
+    </w:lvl>
+    <w:lvl w:ilvl="3" w:tentative="1">
+      <w:start w:val="1"/>
+      <w:numFmt w:val="bullet"/>
+      <w:lvlText w:val=""/>
+      <w:lvlJc w:val="left"/>
+      <w:pPr>
+        <w:tabs>
+          <w:tab w:val="num" w:pos="2880"/>
+        </w:tabs>
+        <w:ind w:left="2880" w:hanging="360"/>
+      </w:pPr>
+      <w:rPr>
+        <w:rFonts w:ascii="Wingdings" w:hAnsi="Wingdings" w:hint="default"/>
+        <w:sz w:val="20"/>
+      </w:rPr>
+    </w:lvl>
+    <w:lvl w:ilvl="4" w:tentative="1">
+      <w:start w:val="1"/>
+      <w:numFmt w:val="bullet"/>
+      <w:lvlText w:val=""/>
+      <w:lvlJc w:val="left"/>
+      <w:pPr>
+        <w:tabs>
+          <w:tab w:val="num" w:pos="3600"/>
+        </w:tabs>
+        <w:ind w:left="3600" w:hanging="360"/>
+      </w:pPr>
+      <w:rPr>
+        <w:rFonts w:ascii="Wingdings" w:hAnsi="Wingdings" w:hint="default"/>
+        <w:sz w:val="20"/>
+      </w:rPr>
+    </w:lvl>
+    <w:lvl w:ilvl="5" w:tentative="1">
+      <w:start w:val="1"/>
+      <w:numFmt w:val="bullet"/>
+      <w:lvlText w:val=""/>
+      <w:lvlJc w:val="left"/>
+      <w:pPr>
+        <w:tabs>
+          <w:tab w:val="num" w:pos="4320"/>
+        </w:tabs>
+        <w:ind w:left="4320" w:hanging="360"/>
+      </w:pPr>
+      <w:rPr>
+        <w:rFonts w:ascii="Wingdings" w:hAnsi="Wingdings" w:hint="default"/>
+        <w:sz w:val="20"/>
+      </w:rPr>
+    </w:lvl>
+    <w:lvl w:ilvl="6" w:tentative="1">
+      <w:start w:val="1"/>
+      <w:numFmt w:val="bullet"/>
+      <w:lvlText w:val=""/>
+      <w:lvlJc w:val="left"/>
+      <w:pPr>
+        <w:tabs>
+          <w:tab w:val="num" w:pos="5040"/>
+        </w:tabs>
+        <w:ind w:left="5040" w:hanging="360"/>
+      </w:pPr>
+      <w:rPr>
+        <w:rFonts w:ascii="Wingdings" w:hAnsi="Wingdings" w:hint="default"/>
+        <w:sz w:val="20"/>
+      </w:rPr>
+    </w:lvl>
+    <w:lvl w:ilvl="7" w:tentative="1">
+      <w:start w:val="1"/>
+      <w:numFmt w:val="bullet"/>
+      <w:lvlText w:val=""/>
+      <w:lvlJc w:val="left"/>
+      <w:pPr>
+        <w:tabs>
+          <w:tab w:val="num" w:pos="5760"/>
+        </w:tabs>
+        <w:ind w:left="5760" w:hanging="360"/>
+      </w:pPr>
+      <w:rPr>
+        <w:rFonts w:ascii="Wingdings" w:hAnsi="Wingdings" w:hint="default"/>
+        <w:sz w:val="20"/>
+      </w:rPr>
+    </w:lvl>
+    <w:lvl w:ilvl="8" w:tentative="1">
+      <w:start w:val="1"/>
+      <w:numFmt w:val="bullet"/>
+      <w:lvlText w:val=""/>
+      <w:lvlJc w:val="left"/>
+      <w:pPr>
+        <w:tabs>
+          <w:tab w:val="num" w:pos="6480"/>
+        </w:tabs>
+        <w:ind w:left="6480" w:hanging="360"/>
+      </w:pPr>
+      <w:rPr>
+        <w:rFonts w:ascii="Wingdings" w:hAnsi="Wingdings" w:hint="default"/>
+        <w:sz w:val="20"/>
+      </w:rPr>
+    </w:lvl>
+  </w:abstractNum>
+  <w:abstractNum w:abstractNumId="9" w15:restartNumberingAfterBreak="0">
+    <w:nsid w:val="20A470E5"/>
+    <w:multiLevelType w:val="multilevel"/>
+    <w:tmpl w:val="A45863FA"/>
+    <w:lvl w:ilvl="0">
+      <w:start w:val="1"/>
+      <w:numFmt w:val="bullet"/>
+      <w:lvlText w:val=""/>
+      <w:lvlJc w:val="left"/>
+      <w:pPr>
+        <w:tabs>
+          <w:tab w:val="num" w:pos="720"/>
+        </w:tabs>
+        <w:ind w:left="720" w:hanging="360"/>
+      </w:pPr>
+      <w:rPr>
+        <w:rFonts w:ascii="Symbol" w:hAnsi="Symbol" w:hint="default"/>
+        <w:sz w:val="20"/>
+      </w:rPr>
+    </w:lvl>
+    <w:lvl w:ilvl="1">
+      <w:start w:val="1"/>
+      <w:numFmt w:val="decimal"/>
+      <w:lvlText w:val="%2."/>
+      <w:lvlJc w:val="left"/>
+      <w:pPr>
+        <w:tabs>
+          <w:tab w:val="num" w:pos="1440"/>
+        </w:tabs>
+        <w:ind w:left="1440" w:hanging="360"/>
+      </w:pPr>
+    </w:lvl>
+    <w:lvl w:ilvl="2" w:tentative="1">
+      <w:start w:val="1"/>
+      <w:numFmt w:val="bullet"/>
+      <w:lvlText w:val=""/>
+      <w:lvlJc w:val="left"/>
+      <w:pPr>
+        <w:tabs>
+          <w:tab w:val="num" w:pos="2160"/>
+        </w:tabs>
+        <w:ind w:left="2160" w:hanging="360"/>
+      </w:pPr>
+      <w:rPr>
+        <w:rFonts w:ascii="Wingdings" w:hAnsi="Wingdings" w:hint="default"/>
+        <w:sz w:val="20"/>
+      </w:rPr>
+    </w:lvl>
+    <w:lvl w:ilvl="3" w:tentative="1">
+      <w:start w:val="1"/>
+      <w:numFmt w:val="bullet"/>
+      <w:lvlText w:val=""/>
+      <w:lvlJc w:val="left"/>
+      <w:pPr>
+        <w:tabs>
+          <w:tab w:val="num" w:pos="2880"/>
+        </w:tabs>
+        <w:ind w:left="2880" w:hanging="360"/>
+      </w:pPr>
+      <w:rPr>
+        <w:rFonts w:ascii="Wingdings" w:hAnsi="Wingdings" w:hint="default"/>
+        <w:sz w:val="20"/>
+      </w:rPr>
+    </w:lvl>
+    <w:lvl w:ilvl="4" w:tentative="1">
+      <w:start w:val="1"/>
+      <w:numFmt w:val="bullet"/>
+      <w:lvlText w:val=""/>
+      <w:lvlJc w:val="left"/>
+      <w:pPr>
+        <w:tabs>
+          <w:tab w:val="num" w:pos="3600"/>
+        </w:tabs>
+        <w:ind w:left="3600" w:hanging="360"/>
+      </w:pPr>
+      <w:rPr>
+        <w:rFonts w:ascii="Wingdings" w:hAnsi="Wingdings" w:hint="default"/>
+        <w:sz w:val="20"/>
+      </w:rPr>
+    </w:lvl>
+    <w:lvl w:ilvl="5" w:tentative="1">
+      <w:start w:val="1"/>
+      <w:numFmt w:val="bullet"/>
+      <w:lvlText w:val=""/>
+      <w:lvlJc w:val="left"/>
+      <w:pPr>
+        <w:tabs>
+          <w:tab w:val="num" w:pos="4320"/>
+        </w:tabs>
+        <w:ind w:left="4320" w:hanging="360"/>
+      </w:pPr>
+      <w:rPr>
+        <w:rFonts w:ascii="Wingdings" w:hAnsi="Wingdings" w:hint="default"/>
+        <w:sz w:val="20"/>
+      </w:rPr>
+    </w:lvl>
+    <w:lvl w:ilvl="6" w:tentative="1">
+      <w:start w:val="1"/>
+      <w:numFmt w:val="bullet"/>
+      <w:lvlText w:val=""/>
+      <w:lvlJc w:val="left"/>
+      <w:pPr>
+        <w:tabs>
+          <w:tab w:val="num" w:pos="5040"/>
+        </w:tabs>
+        <w:ind w:left="5040" w:hanging="360"/>
+      </w:pPr>
+      <w:rPr>
+        <w:rFonts w:ascii="Wingdings" w:hAnsi="Wingdings" w:hint="default"/>
+        <w:sz w:val="20"/>
+      </w:rPr>
+    </w:lvl>
+    <w:lvl w:ilvl="7" w:tentative="1">
+      <w:start w:val="1"/>
+      <w:numFmt w:val="bullet"/>
+      <w:lvlText w:val=""/>
+      <w:lvlJc w:val="left"/>
+      <w:pPr>
+        <w:tabs>
+          <w:tab w:val="num" w:pos="5760"/>
+        </w:tabs>
+        <w:ind w:left="5760" w:hanging="360"/>
+      </w:pPr>
+      <w:rPr>
+        <w:rFonts w:ascii="Wingdings" w:hAnsi="Wingdings" w:hint="default"/>
+        <w:sz w:val="20"/>
+      </w:rPr>
+    </w:lvl>
+    <w:lvl w:ilvl="8" w:tentative="1">
+      <w:start w:val="1"/>
+      <w:numFmt w:val="bullet"/>
+      <w:lvlText w:val=""/>
+      <w:lvlJc w:val="left"/>
+      <w:pPr>
+        <w:tabs>
+          <w:tab w:val="num" w:pos="6480"/>
+        </w:tabs>
+        <w:ind w:left="6480" w:hanging="360"/>
+      </w:pPr>
+      <w:rPr>
+        <w:rFonts w:ascii="Wingdings" w:hAnsi="Wingdings" w:hint="default"/>
+        <w:sz w:val="20"/>
+      </w:rPr>
+    </w:lvl>
+  </w:abstractNum>
+  <w:abstractNum w:abstractNumId="10" w15:restartNumberingAfterBreak="0">
+    <w:nsid w:val="2961348A"/>
+    <w:multiLevelType w:val="multilevel"/>
+    <w:tmpl w:val="B810CCE4"/>
+    <w:lvl w:ilvl="0">
+      <w:start w:val="1"/>
+      <w:numFmt w:val="bullet"/>
+      <w:lvlText w:val=""/>
+      <w:lvlJc w:val="left"/>
+      <w:pPr>
+        <w:tabs>
+          <w:tab w:val="num" w:pos="720"/>
+        </w:tabs>
+        <w:ind w:left="720" w:hanging="360"/>
+      </w:pPr>
+      <w:rPr>
+        <w:rFonts w:ascii="Symbol" w:hAnsi="Symbol" w:hint="default"/>
+        <w:sz w:val="20"/>
+      </w:rPr>
+    </w:lvl>
+    <w:lvl w:ilvl="1">
+      <w:start w:val="1"/>
+      <w:numFmt w:val="bullet"/>
+      <w:lvlText w:val="o"/>
+      <w:lvlJc w:val="left"/>
+      <w:pPr>
+        <w:tabs>
+          <w:tab w:val="num" w:pos="1440"/>
+        </w:tabs>
+        <w:ind w:left="1440" w:hanging="360"/>
+      </w:pPr>
+      <w:rPr>
+        <w:rFonts w:ascii="Courier New" w:hAnsi="Courier New" w:hint="default"/>
+        <w:sz w:val="20"/>
+      </w:rPr>
+    </w:lvl>
+    <w:lvl w:ilvl="2" w:tentative="1">
+      <w:start w:val="1"/>
+      <w:numFmt w:val="bullet"/>
+      <w:lvlText w:val=""/>
+      <w:lvlJc w:val="left"/>
+      <w:pPr>
+        <w:tabs>
+          <w:tab w:val="num" w:pos="2160"/>
+        </w:tabs>
+        <w:ind w:left="2160" w:hanging="360"/>
+      </w:pPr>
+      <w:rPr>
+        <w:rFonts w:ascii="Wingdings" w:hAnsi="Wingdings" w:hint="default"/>
+        <w:sz w:val="20"/>
+      </w:rPr>
+    </w:lvl>
+    <w:lvl w:ilvl="3" w:tentative="1">
+      <w:start w:val="1"/>
+      <w:numFmt w:val="bullet"/>
+      <w:lvlText w:val=""/>
+      <w:lvlJc w:val="left"/>
+      <w:pPr>
+        <w:tabs>
+          <w:tab w:val="num" w:pos="2880"/>
+        </w:tabs>
+        <w:ind w:left="2880" w:hanging="360"/>
+      </w:pPr>
+      <w:rPr>
+        <w:rFonts w:ascii="Wingdings" w:hAnsi="Wingdings" w:hint="default"/>
+        <w:sz w:val="20"/>
+      </w:rPr>
+    </w:lvl>
+    <w:lvl w:ilvl="4" w:tentative="1">
+      <w:start w:val="1"/>
+      <w:numFmt w:val="bullet"/>
+      <w:lvlText w:val=""/>
+      <w:lvlJc w:val="left"/>
+      <w:pPr>
+        <w:tabs>
+          <w:tab w:val="num" w:pos="3600"/>
+        </w:tabs>
+        <w:ind w:left="3600" w:hanging="360"/>
+      </w:pPr>
+      <w:rPr>
+        <w:rFonts w:ascii="Wingdings" w:hAnsi="Wingdings" w:hint="default"/>
+        <w:sz w:val="20"/>
+      </w:rPr>
+    </w:lvl>
+    <w:lvl w:ilvl="5" w:tentative="1">
+      <w:start w:val="1"/>
+      <w:numFmt w:val="bullet"/>
+      <w:lvlText w:val=""/>
+      <w:lvlJc w:val="left"/>
+      <w:pPr>
+        <w:tabs>
+          <w:tab w:val="num" w:pos="4320"/>
+        </w:tabs>
+        <w:ind w:left="4320" w:hanging="360"/>
+      </w:pPr>
+      <w:rPr>
+        <w:rFonts w:ascii="Wingdings" w:hAnsi="Wingdings" w:hint="default"/>
+        <w:sz w:val="20"/>
+      </w:rPr>
+    </w:lvl>
+    <w:lvl w:ilvl="6" w:tentative="1">
+      <w:start w:val="1"/>
+      <w:numFmt w:val="bullet"/>
+      <w:lvlText w:val=""/>
+      <w:lvlJc w:val="left"/>
+      <w:pPr>
+        <w:tabs>
+          <w:tab w:val="num" w:pos="5040"/>
+        </w:tabs>
+        <w:ind w:left="5040" w:hanging="360"/>
+      </w:pPr>
+      <w:rPr>
+        <w:rFonts w:ascii="Wingdings" w:hAnsi="Wingdings" w:hint="default"/>
+        <w:sz w:val="20"/>
+      </w:rPr>
+    </w:lvl>
+    <w:lvl w:ilvl="7" w:tentative="1">
+      <w:start w:val="1"/>
+      <w:numFmt w:val="bullet"/>
+      <w:lvlText w:val=""/>
+      <w:lvlJc w:val="left"/>
+      <w:pPr>
+        <w:tabs>
+          <w:tab w:val="num" w:pos="5760"/>
+        </w:tabs>
+        <w:ind w:left="5760" w:hanging="360"/>
+      </w:pPr>
+      <w:rPr>
+        <w:rFonts w:ascii="Wingdings" w:hAnsi="Wingdings" w:hint="default"/>
+        <w:sz w:val="20"/>
+      </w:rPr>
+    </w:lvl>
+    <w:lvl w:ilvl="8" w:tentative="1">
+      <w:start w:val="1"/>
+      <w:numFmt w:val="bullet"/>
+      <w:lvlText w:val=""/>
+      <w:lvlJc w:val="left"/>
+      <w:pPr>
+        <w:tabs>
+          <w:tab w:val="num" w:pos="6480"/>
+        </w:tabs>
+        <w:ind w:left="6480" w:hanging="360"/>
+      </w:pPr>
+      <w:rPr>
+        <w:rFonts w:ascii="Wingdings" w:hAnsi="Wingdings" w:hint="default"/>
+        <w:sz w:val="20"/>
+      </w:rPr>
+    </w:lvl>
+  </w:abstractNum>
+  <w:abstractNum w:abstractNumId="11" w15:restartNumberingAfterBreak="0">
+    <w:nsid w:val="2CE34CF0"/>
+    <w:multiLevelType w:val="multilevel"/>
+    <w:tmpl w:val="921E2798"/>
+    <w:lvl w:ilvl="0">
+      <w:start w:val="1"/>
+      <w:numFmt w:val="bullet"/>
+      <w:lvlText w:val=""/>
+      <w:lvlJc w:val="left"/>
+      <w:pPr>
+        <w:tabs>
+          <w:tab w:val="num" w:pos="720"/>
+        </w:tabs>
+        <w:ind w:left="720" w:hanging="360"/>
+      </w:pPr>
+      <w:rPr>
+        <w:rFonts w:ascii="Symbol" w:hAnsi="Symbol" w:hint="default"/>
+        <w:sz w:val="20"/>
+      </w:rPr>
+    </w:lvl>
+    <w:lvl w:ilvl="1" w:tentative="1">
+      <w:start w:val="1"/>
+      <w:numFmt w:val="bullet"/>
+      <w:lvlText w:val="o"/>
+      <w:lvlJc w:val="left"/>
+      <w:pPr>
+        <w:tabs>
+          <w:tab w:val="num" w:pos="1440"/>
+        </w:tabs>
+        <w:ind w:left="1440" w:hanging="360"/>
+      </w:pPr>
+      <w:rPr>
+        <w:rFonts w:ascii="Courier New" w:hAnsi="Courier New" w:hint="default"/>
+        <w:sz w:val="20"/>
+      </w:rPr>
+    </w:lvl>
+    <w:lvl w:ilvl="2" w:tentative="1">
+      <w:start w:val="1"/>
+      <w:numFmt w:val="bullet"/>
+      <w:lvlText w:val=""/>
+      <w:lvlJc w:val="left"/>
+      <w:pPr>
+        <w:tabs>
+          <w:tab w:val="num" w:pos="2160"/>
+        </w:tabs>
+        <w:ind w:left="2160" w:hanging="360"/>
+      </w:pPr>
+      <w:rPr>
+        <w:rFonts w:ascii="Wingdings" w:hAnsi="Wingdings" w:hint="default"/>
+        <w:sz w:val="20"/>
+      </w:rPr>
+    </w:lvl>
+    <w:lvl w:ilvl="3" w:tentative="1">
+      <w:start w:val="1"/>
+      <w:numFmt w:val="bullet"/>
+      <w:lvlText w:val=""/>
+      <w:lvlJc w:val="left"/>
+      <w:pPr>
+        <w:tabs>
+          <w:tab w:val="num" w:pos="2880"/>
+        </w:tabs>
+        <w:ind w:left="2880" w:hanging="360"/>
+      </w:pPr>
+      <w:rPr>
+        <w:rFonts w:ascii="Wingdings" w:hAnsi="Wingdings" w:hint="default"/>
+        <w:sz w:val="20"/>
+      </w:rPr>
+    </w:lvl>
+    <w:lvl w:ilvl="4" w:tentative="1">
+      <w:start w:val="1"/>
+      <w:numFmt w:val="bullet"/>
+      <w:lvlText w:val=""/>
+      <w:lvlJc w:val="left"/>
+      <w:pPr>
+        <w:tabs>
+          <w:tab w:val="num" w:pos="3600"/>
+        </w:tabs>
+        <w:ind w:left="3600" w:hanging="360"/>
+      </w:pPr>
+      <w:rPr>
+        <w:rFonts w:ascii="Wingdings" w:hAnsi="Wingdings" w:hint="default"/>
+        <w:sz w:val="20"/>
+      </w:rPr>
+    </w:lvl>
+    <w:lvl w:ilvl="5" w:tentative="1">
+      <w:start w:val="1"/>
+      <w:numFmt w:val="bullet"/>
+      <w:lvlText w:val=""/>
+      <w:lvlJc w:val="left"/>
+      <w:pPr>
+        <w:tabs>
+          <w:tab w:val="num" w:pos="4320"/>
+        </w:tabs>
+        <w:ind w:left="4320" w:hanging="360"/>
+      </w:pPr>
+      <w:rPr>
+        <w:rFonts w:ascii="Wingdings" w:hAnsi="Wingdings" w:hint="default"/>
+        <w:sz w:val="20"/>
+      </w:rPr>
+    </w:lvl>
+    <w:lvl w:ilvl="6" w:tentative="1">
+      <w:start w:val="1"/>
+      <w:numFmt w:val="bullet"/>
+      <w:lvlText w:val=""/>
+      <w:lvlJc w:val="left"/>
+      <w:pPr>
+        <w:tabs>
+          <w:tab w:val="num" w:pos="5040"/>
+        </w:tabs>
+        <w:ind w:left="5040" w:hanging="360"/>
+      </w:pPr>
+      <w:rPr>
+        <w:rFonts w:ascii="Wingdings" w:hAnsi="Wingdings" w:hint="default"/>
+        <w:sz w:val="20"/>
+      </w:rPr>
+    </w:lvl>
+    <w:lvl w:ilvl="7" w:tentative="1">
+      <w:start w:val="1"/>
+      <w:numFmt w:val="bullet"/>
+      <w:lvlText w:val=""/>
+      <w:lvlJc w:val="left"/>
+      <w:pPr>
+        <w:tabs>
+          <w:tab w:val="num" w:pos="5760"/>
+        </w:tabs>
+        <w:ind w:left="5760" w:hanging="360"/>
+      </w:pPr>
+      <w:rPr>
+        <w:rFonts w:ascii="Wingdings" w:hAnsi="Wingdings" w:hint="default"/>
+        <w:sz w:val="20"/>
+      </w:rPr>
+    </w:lvl>
+    <w:lvl w:ilvl="8" w:tentative="1">
+      <w:start w:val="1"/>
+      <w:numFmt w:val="bullet"/>
+      <w:lvlText w:val=""/>
+      <w:lvlJc w:val="left"/>
+      <w:pPr>
+        <w:tabs>
+          <w:tab w:val="num" w:pos="6480"/>
+        </w:tabs>
+        <w:ind w:left="6480" w:hanging="360"/>
+      </w:pPr>
+      <w:rPr>
+        <w:rFonts w:ascii="Wingdings" w:hAnsi="Wingdings" w:hint="default"/>
+        <w:sz w:val="20"/>
+      </w:rPr>
+    </w:lvl>
+  </w:abstractNum>
+  <w:abstractNum w:abstractNumId="12" w15:restartNumberingAfterBreak="0">
     <w:nsid w:val="3B85134D"/>
     <w:multiLevelType w:val="multilevel"/>
     <w:tmpl w:val="6F1C14C4"/>
@@ -6556,7 +9803,7 @@
       </w:rPr>
     </w:lvl>
   </w:abstractNum>
-  <w:abstractNum w:abstractNumId="3" w15:restartNumberingAfterBreak="0">
+  <w:abstractNum w:abstractNumId="13" w15:restartNumberingAfterBreak="0">
     <w:nsid w:val="3D5118E4"/>
     <w:multiLevelType w:val="multilevel"/>
     <w:tmpl w:val="D714D544"/>
@@ -6701,7 +9948,156 @@
       </w:rPr>
     </w:lvl>
   </w:abstractNum>
-  <w:abstractNum w:abstractNumId="4" w15:restartNumberingAfterBreak="0">
+  <w:abstractNum w:abstractNumId="14" w15:restartNumberingAfterBreak="0">
+    <w:nsid w:val="3F323135"/>
+    <w:multiLevelType w:val="multilevel"/>
+    <w:tmpl w:val="0422E32A"/>
+    <w:lvl w:ilvl="0">
+      <w:start w:val="1"/>
+      <w:numFmt w:val="bullet"/>
+      <w:lvlText w:val=""/>
+      <w:lvlJc w:val="left"/>
+      <w:pPr>
+        <w:tabs>
+          <w:tab w:val="num" w:pos="720"/>
+        </w:tabs>
+        <w:ind w:left="720" w:hanging="360"/>
+      </w:pPr>
+      <w:rPr>
+        <w:rFonts w:ascii="Symbol" w:hAnsi="Symbol" w:hint="default"/>
+        <w:sz w:val="20"/>
+      </w:rPr>
+    </w:lvl>
+    <w:lvl w:ilvl="1">
+      <w:start w:val="1"/>
+      <w:numFmt w:val="bullet"/>
+      <w:lvlText w:val="o"/>
+      <w:lvlJc w:val="left"/>
+      <w:pPr>
+        <w:tabs>
+          <w:tab w:val="num" w:pos="1440"/>
+        </w:tabs>
+        <w:ind w:left="1440" w:hanging="360"/>
+      </w:pPr>
+      <w:rPr>
+        <w:rFonts w:ascii="Courier New" w:hAnsi="Courier New" w:hint="default"/>
+        <w:sz w:val="20"/>
+      </w:rPr>
+    </w:lvl>
+    <w:lvl w:ilvl="2" w:tentative="1">
+      <w:start w:val="1"/>
+      <w:numFmt w:val="bullet"/>
+      <w:lvlText w:val=""/>
+      <w:lvlJc w:val="left"/>
+      <w:pPr>
+        <w:tabs>
+          <w:tab w:val="num" w:pos="2160"/>
+        </w:tabs>
+        <w:ind w:left="2160" w:hanging="360"/>
+      </w:pPr>
+      <w:rPr>
+        <w:rFonts w:ascii="Wingdings" w:hAnsi="Wingdings" w:hint="default"/>
+        <w:sz w:val="20"/>
+      </w:rPr>
+    </w:lvl>
+    <w:lvl w:ilvl="3" w:tentative="1">
+      <w:start w:val="1"/>
+      <w:numFmt w:val="bullet"/>
+      <w:lvlText w:val=""/>
+      <w:lvlJc w:val="left"/>
+      <w:pPr>
+        <w:tabs>
+          <w:tab w:val="num" w:pos="2880"/>
+        </w:tabs>
+        <w:ind w:left="2880" w:hanging="360"/>
+      </w:pPr>
+      <w:rPr>
+        <w:rFonts w:ascii="Wingdings" w:hAnsi="Wingdings" w:hint="default"/>
+        <w:sz w:val="20"/>
+      </w:rPr>
+    </w:lvl>
+    <w:lvl w:ilvl="4" w:tentative="1">
+      <w:start w:val="1"/>
+      <w:numFmt w:val="bullet"/>
+      <w:lvlText w:val=""/>
+      <w:lvlJc w:val="left"/>
+      <w:pPr>
+        <w:tabs>
+          <w:tab w:val="num" w:pos="3600"/>
+        </w:tabs>
+        <w:ind w:left="3600" w:hanging="360"/>
+      </w:pPr>
+      <w:rPr>
+        <w:rFonts w:ascii="Wingdings" w:hAnsi="Wingdings" w:hint="default"/>
+        <w:sz w:val="20"/>
+      </w:rPr>
+    </w:lvl>
+    <w:lvl w:ilvl="5" w:tentative="1">
+      <w:start w:val="1"/>
+      <w:numFmt w:val="bullet"/>
+      <w:lvlText w:val=""/>
+      <w:lvlJc w:val="left"/>
+      <w:pPr>
+        <w:tabs>
+          <w:tab w:val="num" w:pos="4320"/>
+        </w:tabs>
+        <w:ind w:left="4320" w:hanging="360"/>
+      </w:pPr>
+      <w:rPr>
+        <w:rFonts w:ascii="Wingdings" w:hAnsi="Wingdings" w:hint="default"/>
+        <w:sz w:val="20"/>
+      </w:rPr>
+    </w:lvl>
+    <w:lvl w:ilvl="6" w:tentative="1">
+      <w:start w:val="1"/>
+      <w:numFmt w:val="bullet"/>
+      <w:lvlText w:val=""/>
+      <w:lvlJc w:val="left"/>
+      <w:pPr>
+        <w:tabs>
+          <w:tab w:val="num" w:pos="5040"/>
+        </w:tabs>
+        <w:ind w:left="5040" w:hanging="360"/>
+      </w:pPr>
+      <w:rPr>
+        <w:rFonts w:ascii="Wingdings" w:hAnsi="Wingdings" w:hint="default"/>
+        <w:sz w:val="20"/>
+      </w:rPr>
+    </w:lvl>
+    <w:lvl w:ilvl="7" w:tentative="1">
+      <w:start w:val="1"/>
+      <w:numFmt w:val="bullet"/>
+      <w:lvlText w:val=""/>
+      <w:lvlJc w:val="left"/>
+      <w:pPr>
+        <w:tabs>
+          <w:tab w:val="num" w:pos="5760"/>
+        </w:tabs>
+        <w:ind w:left="5760" w:hanging="360"/>
+      </w:pPr>
+      <w:rPr>
+        <w:rFonts w:ascii="Wingdings" w:hAnsi="Wingdings" w:hint="default"/>
+        <w:sz w:val="20"/>
+      </w:rPr>
+    </w:lvl>
+    <w:lvl w:ilvl="8" w:tentative="1">
+      <w:start w:val="1"/>
+      <w:numFmt w:val="bullet"/>
+      <w:lvlText w:val=""/>
+      <w:lvlJc w:val="left"/>
+      <w:pPr>
+        <w:tabs>
+          <w:tab w:val="num" w:pos="6480"/>
+        </w:tabs>
+        <w:ind w:left="6480" w:hanging="360"/>
+      </w:pPr>
+      <w:rPr>
+        <w:rFonts w:ascii="Wingdings" w:hAnsi="Wingdings" w:hint="default"/>
+        <w:sz w:val="20"/>
+      </w:rPr>
+    </w:lvl>
+  </w:abstractNum>
+  <w:abstractNum w:abstractNumId="15" w15:restartNumberingAfterBreak="0">
     <w:nsid w:val="3FD91E68"/>
     <w:multiLevelType w:val="multilevel"/>
     <w:tmpl w:val="50E84A36"/>
@@ -6850,7 +10246,156 @@
       </w:rPr>
     </w:lvl>
   </w:abstractNum>
-  <w:abstractNum w:abstractNumId="5" w15:restartNumberingAfterBreak="0">
+  <w:abstractNum w:abstractNumId="16" w15:restartNumberingAfterBreak="0">
+    <w:nsid w:val="41661CE3"/>
+    <w:multiLevelType w:val="multilevel"/>
+    <w:tmpl w:val="C428EA94"/>
+    <w:lvl w:ilvl="0">
+      <w:start w:val="1"/>
+      <w:numFmt w:val="bullet"/>
+      <w:lvlText w:val=""/>
+      <w:lvlJc w:val="left"/>
+      <w:pPr>
+        <w:tabs>
+          <w:tab w:val="num" w:pos="720"/>
+        </w:tabs>
+        <w:ind w:left="720" w:hanging="360"/>
+      </w:pPr>
+      <w:rPr>
+        <w:rFonts w:ascii="Symbol" w:hAnsi="Symbol" w:hint="default"/>
+        <w:sz w:val="20"/>
+      </w:rPr>
+    </w:lvl>
+    <w:lvl w:ilvl="1" w:tentative="1">
+      <w:start w:val="1"/>
+      <w:numFmt w:val="bullet"/>
+      <w:lvlText w:val="o"/>
+      <w:lvlJc w:val="left"/>
+      <w:pPr>
+        <w:tabs>
+          <w:tab w:val="num" w:pos="1440"/>
+        </w:tabs>
+        <w:ind w:left="1440" w:hanging="360"/>
+      </w:pPr>
+      <w:rPr>
+        <w:rFonts w:ascii="Courier New" w:hAnsi="Courier New" w:hint="default"/>
+        <w:sz w:val="20"/>
+      </w:rPr>
+    </w:lvl>
+    <w:lvl w:ilvl="2" w:tentative="1">
+      <w:start w:val="1"/>
+      <w:numFmt w:val="bullet"/>
+      <w:lvlText w:val=""/>
+      <w:lvlJc w:val="left"/>
+      <w:pPr>
+        <w:tabs>
+          <w:tab w:val="num" w:pos="2160"/>
+        </w:tabs>
+        <w:ind w:left="2160" w:hanging="360"/>
+      </w:pPr>
+      <w:rPr>
+        <w:rFonts w:ascii="Wingdings" w:hAnsi="Wingdings" w:hint="default"/>
+        <w:sz w:val="20"/>
+      </w:rPr>
+    </w:lvl>
+    <w:lvl w:ilvl="3" w:tentative="1">
+      <w:start w:val="1"/>
+      <w:numFmt w:val="bullet"/>
+      <w:lvlText w:val=""/>
+      <w:lvlJc w:val="left"/>
+      <w:pPr>
+        <w:tabs>
+          <w:tab w:val="num" w:pos="2880"/>
+        </w:tabs>
+        <w:ind w:left="2880" w:hanging="360"/>
+      </w:pPr>
+      <w:rPr>
+        <w:rFonts w:ascii="Wingdings" w:hAnsi="Wingdings" w:hint="default"/>
+        <w:sz w:val="20"/>
+      </w:rPr>
+    </w:lvl>
+    <w:lvl w:ilvl="4" w:tentative="1">
+      <w:start w:val="1"/>
+      <w:numFmt w:val="bullet"/>
+      <w:lvlText w:val=""/>
+      <w:lvlJc w:val="left"/>
+      <w:pPr>
+        <w:tabs>
+          <w:tab w:val="num" w:pos="3600"/>
+        </w:tabs>
+        <w:ind w:left="3600" w:hanging="360"/>
+      </w:pPr>
+      <w:rPr>
+        <w:rFonts w:ascii="Wingdings" w:hAnsi="Wingdings" w:hint="default"/>
+        <w:sz w:val="20"/>
+      </w:rPr>
+    </w:lvl>
+    <w:lvl w:ilvl="5" w:tentative="1">
+      <w:start w:val="1"/>
+      <w:numFmt w:val="bullet"/>
+      <w:lvlText w:val=""/>
+      <w:lvlJc w:val="left"/>
+      <w:pPr>
+        <w:tabs>
+          <w:tab w:val="num" w:pos="4320"/>
+        </w:tabs>
+        <w:ind w:left="4320" w:hanging="360"/>
+      </w:pPr>
+      <w:rPr>
+        <w:rFonts w:ascii="Wingdings" w:hAnsi="Wingdings" w:hint="default"/>
+        <w:sz w:val="20"/>
+      </w:rPr>
+    </w:lvl>
+    <w:lvl w:ilvl="6" w:tentative="1">
+      <w:start w:val="1"/>
+      <w:numFmt w:val="bullet"/>
+      <w:lvlText w:val=""/>
+      <w:lvlJc w:val="left"/>
+      <w:pPr>
+        <w:tabs>
+          <w:tab w:val="num" w:pos="5040"/>
+        </w:tabs>
+        <w:ind w:left="5040" w:hanging="360"/>
+      </w:pPr>
+      <w:rPr>
+        <w:rFonts w:ascii="Wingdings" w:hAnsi="Wingdings" w:hint="default"/>
+        <w:sz w:val="20"/>
+      </w:rPr>
+    </w:lvl>
+    <w:lvl w:ilvl="7" w:tentative="1">
+      <w:start w:val="1"/>
+      <w:numFmt w:val="bullet"/>
+      <w:lvlText w:val=""/>
+      <w:lvlJc w:val="left"/>
+      <w:pPr>
+        <w:tabs>
+          <w:tab w:val="num" w:pos="5760"/>
+        </w:tabs>
+        <w:ind w:left="5760" w:hanging="360"/>
+      </w:pPr>
+      <w:rPr>
+        <w:rFonts w:ascii="Wingdings" w:hAnsi="Wingdings" w:hint="default"/>
+        <w:sz w:val="20"/>
+      </w:rPr>
+    </w:lvl>
+    <w:lvl w:ilvl="8" w:tentative="1">
+      <w:start w:val="1"/>
+      <w:numFmt w:val="bullet"/>
+      <w:lvlText w:val=""/>
+      <w:lvlJc w:val="left"/>
+      <w:pPr>
+        <w:tabs>
+          <w:tab w:val="num" w:pos="6480"/>
+        </w:tabs>
+        <w:ind w:left="6480" w:hanging="360"/>
+      </w:pPr>
+      <w:rPr>
+        <w:rFonts w:ascii="Wingdings" w:hAnsi="Wingdings" w:hint="default"/>
+        <w:sz w:val="20"/>
+      </w:rPr>
+    </w:lvl>
+  </w:abstractNum>
+  <w:abstractNum w:abstractNumId="17" w15:restartNumberingAfterBreak="0">
     <w:nsid w:val="418C4BCD"/>
     <w:multiLevelType w:val="hybridMultilevel"/>
     <w:tmpl w:val="414A399E"/>
@@ -6939,7 +10484,7 @@
       </w:pPr>
     </w:lvl>
   </w:abstractNum>
-  <w:abstractNum w:abstractNumId="6" w15:restartNumberingAfterBreak="0">
+  <w:abstractNum w:abstractNumId="18" w15:restartNumberingAfterBreak="0">
     <w:nsid w:val="41D378D8"/>
     <w:multiLevelType w:val="hybridMultilevel"/>
     <w:tmpl w:val="FD10E5CC"/>
@@ -7028,7 +10573,305 @@
       </w:pPr>
     </w:lvl>
   </w:abstractNum>
-  <w:abstractNum w:abstractNumId="7" w15:restartNumberingAfterBreak="0">
+  <w:abstractNum w:abstractNumId="19" w15:restartNumberingAfterBreak="0">
+    <w:nsid w:val="46556E4C"/>
+    <w:multiLevelType w:val="multilevel"/>
+    <w:tmpl w:val="77E2ACCE"/>
+    <w:lvl w:ilvl="0">
+      <w:start w:val="1"/>
+      <w:numFmt w:val="bullet"/>
+      <w:lvlText w:val=""/>
+      <w:lvlJc w:val="left"/>
+      <w:pPr>
+        <w:tabs>
+          <w:tab w:val="num" w:pos="720"/>
+        </w:tabs>
+        <w:ind w:left="720" w:hanging="360"/>
+      </w:pPr>
+      <w:rPr>
+        <w:rFonts w:ascii="Symbol" w:hAnsi="Symbol" w:hint="default"/>
+        <w:sz w:val="20"/>
+      </w:rPr>
+    </w:lvl>
+    <w:lvl w:ilvl="1" w:tentative="1">
+      <w:start w:val="1"/>
+      <w:numFmt w:val="bullet"/>
+      <w:lvlText w:val="o"/>
+      <w:lvlJc w:val="left"/>
+      <w:pPr>
+        <w:tabs>
+          <w:tab w:val="num" w:pos="1440"/>
+        </w:tabs>
+        <w:ind w:left="1440" w:hanging="360"/>
+      </w:pPr>
+      <w:rPr>
+        <w:rFonts w:ascii="Courier New" w:hAnsi="Courier New" w:hint="default"/>
+        <w:sz w:val="20"/>
+      </w:rPr>
+    </w:lvl>
+    <w:lvl w:ilvl="2" w:tentative="1">
+      <w:start w:val="1"/>
+      <w:numFmt w:val="bullet"/>
+      <w:lvlText w:val=""/>
+      <w:lvlJc w:val="left"/>
+      <w:pPr>
+        <w:tabs>
+          <w:tab w:val="num" w:pos="2160"/>
+        </w:tabs>
+        <w:ind w:left="2160" w:hanging="360"/>
+      </w:pPr>
+      <w:rPr>
+        <w:rFonts w:ascii="Wingdings" w:hAnsi="Wingdings" w:hint="default"/>
+        <w:sz w:val="20"/>
+      </w:rPr>
+    </w:lvl>
+    <w:lvl w:ilvl="3" w:tentative="1">
+      <w:start w:val="1"/>
+      <w:numFmt w:val="bullet"/>
+      <w:lvlText w:val=""/>
+      <w:lvlJc w:val="left"/>
+      <w:pPr>
+        <w:tabs>
+          <w:tab w:val="num" w:pos="2880"/>
+        </w:tabs>
+        <w:ind w:left="2880" w:hanging="360"/>
+      </w:pPr>
+      <w:rPr>
+        <w:rFonts w:ascii="Wingdings" w:hAnsi="Wingdings" w:hint="default"/>
+        <w:sz w:val="20"/>
+      </w:rPr>
+    </w:lvl>
+    <w:lvl w:ilvl="4" w:tentative="1">
+      <w:start w:val="1"/>
+      <w:numFmt w:val="bullet"/>
+      <w:lvlText w:val=""/>
+      <w:lvlJc w:val="left"/>
+      <w:pPr>
+        <w:tabs>
+          <w:tab w:val="num" w:pos="3600"/>
+        </w:tabs>
+        <w:ind w:left="3600" w:hanging="360"/>
+      </w:pPr>
+      <w:rPr>
+        <w:rFonts w:ascii="Wingdings" w:hAnsi="Wingdings" w:hint="default"/>
+        <w:sz w:val="20"/>
+      </w:rPr>
+    </w:lvl>
+    <w:lvl w:ilvl="5" w:tentative="1">
+      <w:start w:val="1"/>
+      <w:numFmt w:val="bullet"/>
+      <w:lvlText w:val=""/>
+      <w:lvlJc w:val="left"/>
+      <w:pPr>
+        <w:tabs>
+          <w:tab w:val="num" w:pos="4320"/>
+        </w:tabs>
+        <w:ind w:left="4320" w:hanging="360"/>
+      </w:pPr>
+      <w:rPr>
+        <w:rFonts w:ascii="Wingdings" w:hAnsi="Wingdings" w:hint="default"/>
+        <w:sz w:val="20"/>
+      </w:rPr>
+    </w:lvl>
+    <w:lvl w:ilvl="6" w:tentative="1">
+      <w:start w:val="1"/>
+      <w:numFmt w:val="bullet"/>
+      <w:lvlText w:val=""/>
+      <w:lvlJc w:val="left"/>
+      <w:pPr>
+        <w:tabs>
+          <w:tab w:val="num" w:pos="5040"/>
+        </w:tabs>
+        <w:ind w:left="5040" w:hanging="360"/>
+      </w:pPr>
+      <w:rPr>
+        <w:rFonts w:ascii="Wingdings" w:hAnsi="Wingdings" w:hint="default"/>
+        <w:sz w:val="20"/>
+      </w:rPr>
+    </w:lvl>
+    <w:lvl w:ilvl="7" w:tentative="1">
+      <w:start w:val="1"/>
+      <w:numFmt w:val="bullet"/>
+      <w:lvlText w:val=""/>
+      <w:lvlJc w:val="left"/>
+      <w:pPr>
+        <w:tabs>
+          <w:tab w:val="num" w:pos="5760"/>
+        </w:tabs>
+        <w:ind w:left="5760" w:hanging="360"/>
+      </w:pPr>
+      <w:rPr>
+        <w:rFonts w:ascii="Wingdings" w:hAnsi="Wingdings" w:hint="default"/>
+        <w:sz w:val="20"/>
+      </w:rPr>
+    </w:lvl>
+    <w:lvl w:ilvl="8" w:tentative="1">
+      <w:start w:val="1"/>
+      <w:numFmt w:val="bullet"/>
+      <w:lvlText w:val=""/>
+      <w:lvlJc w:val="left"/>
+      <w:pPr>
+        <w:tabs>
+          <w:tab w:val="num" w:pos="6480"/>
+        </w:tabs>
+        <w:ind w:left="6480" w:hanging="360"/>
+      </w:pPr>
+      <w:rPr>
+        <w:rFonts w:ascii="Wingdings" w:hAnsi="Wingdings" w:hint="default"/>
+        <w:sz w:val="20"/>
+      </w:rPr>
+    </w:lvl>
+  </w:abstractNum>
+  <w:abstractNum w:abstractNumId="20" w15:restartNumberingAfterBreak="0">
+    <w:nsid w:val="4A3C277F"/>
+    <w:multiLevelType w:val="multilevel"/>
+    <w:tmpl w:val="E6D8AD82"/>
+    <w:lvl w:ilvl="0">
+      <w:start w:val="1"/>
+      <w:numFmt w:val="bullet"/>
+      <w:lvlText w:val=""/>
+      <w:lvlJc w:val="left"/>
+      <w:pPr>
+        <w:tabs>
+          <w:tab w:val="num" w:pos="720"/>
+        </w:tabs>
+        <w:ind w:left="720" w:hanging="360"/>
+      </w:pPr>
+      <w:rPr>
+        <w:rFonts w:ascii="Symbol" w:hAnsi="Symbol" w:hint="default"/>
+        <w:sz w:val="20"/>
+      </w:rPr>
+    </w:lvl>
+    <w:lvl w:ilvl="1">
+      <w:start w:val="1"/>
+      <w:numFmt w:val="bullet"/>
+      <w:lvlText w:val="o"/>
+      <w:lvlJc w:val="left"/>
+      <w:pPr>
+        <w:tabs>
+          <w:tab w:val="num" w:pos="1440"/>
+        </w:tabs>
+        <w:ind w:left="1440" w:hanging="360"/>
+      </w:pPr>
+      <w:rPr>
+        <w:rFonts w:ascii="Courier New" w:hAnsi="Courier New" w:hint="default"/>
+        <w:sz w:val="20"/>
+      </w:rPr>
+    </w:lvl>
+    <w:lvl w:ilvl="2" w:tentative="1">
+      <w:start w:val="1"/>
+      <w:numFmt w:val="bullet"/>
+      <w:lvlText w:val=""/>
+      <w:lvlJc w:val="left"/>
+      <w:pPr>
+        <w:tabs>
+          <w:tab w:val="num" w:pos="2160"/>
+        </w:tabs>
+        <w:ind w:left="2160" w:hanging="360"/>
+      </w:pPr>
+      <w:rPr>
+        <w:rFonts w:ascii="Wingdings" w:hAnsi="Wingdings" w:hint="default"/>
+        <w:sz w:val="20"/>
+      </w:rPr>
+    </w:lvl>
+    <w:lvl w:ilvl="3" w:tentative="1">
+      <w:start w:val="1"/>
+      <w:numFmt w:val="bullet"/>
+      <w:lvlText w:val=""/>
+      <w:lvlJc w:val="left"/>
+      <w:pPr>
+        <w:tabs>
+          <w:tab w:val="num" w:pos="2880"/>
+        </w:tabs>
+        <w:ind w:left="2880" w:hanging="360"/>
+      </w:pPr>
+      <w:rPr>
+        <w:rFonts w:ascii="Wingdings" w:hAnsi="Wingdings" w:hint="default"/>
+        <w:sz w:val="20"/>
+      </w:rPr>
+    </w:lvl>
+    <w:lvl w:ilvl="4" w:tentative="1">
+      <w:start w:val="1"/>
+      <w:numFmt w:val="bullet"/>
+      <w:lvlText w:val=""/>
+      <w:lvlJc w:val="left"/>
+      <w:pPr>
+        <w:tabs>
+          <w:tab w:val="num" w:pos="3600"/>
+        </w:tabs>
+        <w:ind w:left="3600" w:hanging="360"/>
+      </w:pPr>
+      <w:rPr>
+        <w:rFonts w:ascii="Wingdings" w:hAnsi="Wingdings" w:hint="default"/>
+        <w:sz w:val="20"/>
+      </w:rPr>
+    </w:lvl>
+    <w:lvl w:ilvl="5" w:tentative="1">
+      <w:start w:val="1"/>
+      <w:numFmt w:val="bullet"/>
+      <w:lvlText w:val=""/>
+      <w:lvlJc w:val="left"/>
+      <w:pPr>
+        <w:tabs>
+          <w:tab w:val="num" w:pos="4320"/>
+        </w:tabs>
+        <w:ind w:left="4320" w:hanging="360"/>
+      </w:pPr>
+      <w:rPr>
+        <w:rFonts w:ascii="Wingdings" w:hAnsi="Wingdings" w:hint="default"/>
+        <w:sz w:val="20"/>
+      </w:rPr>
+    </w:lvl>
+    <w:lvl w:ilvl="6" w:tentative="1">
+      <w:start w:val="1"/>
+      <w:numFmt w:val="bullet"/>
+      <w:lvlText w:val=""/>
+      <w:lvlJc w:val="left"/>
+      <w:pPr>
+        <w:tabs>
+          <w:tab w:val="num" w:pos="5040"/>
+        </w:tabs>
+        <w:ind w:left="5040" w:hanging="360"/>
+      </w:pPr>
+      <w:rPr>
+        <w:rFonts w:ascii="Wingdings" w:hAnsi="Wingdings" w:hint="default"/>
+        <w:sz w:val="20"/>
+      </w:rPr>
+    </w:lvl>
+    <w:lvl w:ilvl="7" w:tentative="1">
+      <w:start w:val="1"/>
+      <w:numFmt w:val="bullet"/>
+      <w:lvlText w:val=""/>
+      <w:lvlJc w:val="left"/>
+      <w:pPr>
+        <w:tabs>
+          <w:tab w:val="num" w:pos="5760"/>
+        </w:tabs>
+        <w:ind w:left="5760" w:hanging="360"/>
+      </w:pPr>
+      <w:rPr>
+        <w:rFonts w:ascii="Wingdings" w:hAnsi="Wingdings" w:hint="default"/>
+        <w:sz w:val="20"/>
+      </w:rPr>
+    </w:lvl>
+    <w:lvl w:ilvl="8" w:tentative="1">
+      <w:start w:val="1"/>
+      <w:numFmt w:val="bullet"/>
+      <w:lvlText w:val=""/>
+      <w:lvlJc w:val="left"/>
+      <w:pPr>
+        <w:tabs>
+          <w:tab w:val="num" w:pos="6480"/>
+        </w:tabs>
+        <w:ind w:left="6480" w:hanging="360"/>
+      </w:pPr>
+      <w:rPr>
+        <w:rFonts w:ascii="Wingdings" w:hAnsi="Wingdings" w:hint="default"/>
+        <w:sz w:val="20"/>
+      </w:rPr>
+    </w:lvl>
+  </w:abstractNum>
+  <w:abstractNum w:abstractNumId="21" w15:restartNumberingAfterBreak="0">
     <w:nsid w:val="4AF85DB1"/>
     <w:multiLevelType w:val="hybridMultilevel"/>
     <w:tmpl w:val="4B8CBDE2"/>
@@ -7141,7 +10984,305 @@
       </w:rPr>
     </w:lvl>
   </w:abstractNum>
-  <w:abstractNum w:abstractNumId="8" w15:restartNumberingAfterBreak="0">
+  <w:abstractNum w:abstractNumId="22" w15:restartNumberingAfterBreak="0">
+    <w:nsid w:val="4C4419A9"/>
+    <w:multiLevelType w:val="multilevel"/>
+    <w:tmpl w:val="345AD22C"/>
+    <w:lvl w:ilvl="0">
+      <w:start w:val="1"/>
+      <w:numFmt w:val="bullet"/>
+      <w:lvlText w:val=""/>
+      <w:lvlJc w:val="left"/>
+      <w:pPr>
+        <w:tabs>
+          <w:tab w:val="num" w:pos="720"/>
+        </w:tabs>
+        <w:ind w:left="720" w:hanging="360"/>
+      </w:pPr>
+      <w:rPr>
+        <w:rFonts w:ascii="Symbol" w:hAnsi="Symbol" w:hint="default"/>
+        <w:sz w:val="20"/>
+      </w:rPr>
+    </w:lvl>
+    <w:lvl w:ilvl="1">
+      <w:start w:val="1"/>
+      <w:numFmt w:val="bullet"/>
+      <w:lvlText w:val="o"/>
+      <w:lvlJc w:val="left"/>
+      <w:pPr>
+        <w:tabs>
+          <w:tab w:val="num" w:pos="1440"/>
+        </w:tabs>
+        <w:ind w:left="1440" w:hanging="360"/>
+      </w:pPr>
+      <w:rPr>
+        <w:rFonts w:ascii="Courier New" w:hAnsi="Courier New" w:hint="default"/>
+        <w:sz w:val="20"/>
+      </w:rPr>
+    </w:lvl>
+    <w:lvl w:ilvl="2" w:tentative="1">
+      <w:start w:val="1"/>
+      <w:numFmt w:val="bullet"/>
+      <w:lvlText w:val=""/>
+      <w:lvlJc w:val="left"/>
+      <w:pPr>
+        <w:tabs>
+          <w:tab w:val="num" w:pos="2160"/>
+        </w:tabs>
+        <w:ind w:left="2160" w:hanging="360"/>
+      </w:pPr>
+      <w:rPr>
+        <w:rFonts w:ascii="Wingdings" w:hAnsi="Wingdings" w:hint="default"/>
+        <w:sz w:val="20"/>
+      </w:rPr>
+    </w:lvl>
+    <w:lvl w:ilvl="3" w:tentative="1">
+      <w:start w:val="1"/>
+      <w:numFmt w:val="bullet"/>
+      <w:lvlText w:val=""/>
+      <w:lvlJc w:val="left"/>
+      <w:pPr>
+        <w:tabs>
+          <w:tab w:val="num" w:pos="2880"/>
+        </w:tabs>
+        <w:ind w:left="2880" w:hanging="360"/>
+      </w:pPr>
+      <w:rPr>
+        <w:rFonts w:ascii="Wingdings" w:hAnsi="Wingdings" w:hint="default"/>
+        <w:sz w:val="20"/>
+      </w:rPr>
+    </w:lvl>
+    <w:lvl w:ilvl="4" w:tentative="1">
+      <w:start w:val="1"/>
+      <w:numFmt w:val="bullet"/>
+      <w:lvlText w:val=""/>
+      <w:lvlJc w:val="left"/>
+      <w:pPr>
+        <w:tabs>
+          <w:tab w:val="num" w:pos="3600"/>
+        </w:tabs>
+        <w:ind w:left="3600" w:hanging="360"/>
+      </w:pPr>
+      <w:rPr>
+        <w:rFonts w:ascii="Wingdings" w:hAnsi="Wingdings" w:hint="default"/>
+        <w:sz w:val="20"/>
+      </w:rPr>
+    </w:lvl>
+    <w:lvl w:ilvl="5" w:tentative="1">
+      <w:start w:val="1"/>
+      <w:numFmt w:val="bullet"/>
+      <w:lvlText w:val=""/>
+      <w:lvlJc w:val="left"/>
+      <w:pPr>
+        <w:tabs>
+          <w:tab w:val="num" w:pos="4320"/>
+        </w:tabs>
+        <w:ind w:left="4320" w:hanging="360"/>
+      </w:pPr>
+      <w:rPr>
+        <w:rFonts w:ascii="Wingdings" w:hAnsi="Wingdings" w:hint="default"/>
+        <w:sz w:val="20"/>
+      </w:rPr>
+    </w:lvl>
+    <w:lvl w:ilvl="6" w:tentative="1">
+      <w:start w:val="1"/>
+      <w:numFmt w:val="bullet"/>
+      <w:lvlText w:val=""/>
+      <w:lvlJc w:val="left"/>
+      <w:pPr>
+        <w:tabs>
+          <w:tab w:val="num" w:pos="5040"/>
+        </w:tabs>
+        <w:ind w:left="5040" w:hanging="360"/>
+      </w:pPr>
+      <w:rPr>
+        <w:rFonts w:ascii="Wingdings" w:hAnsi="Wingdings" w:hint="default"/>
+        <w:sz w:val="20"/>
+      </w:rPr>
+    </w:lvl>
+    <w:lvl w:ilvl="7" w:tentative="1">
+      <w:start w:val="1"/>
+      <w:numFmt w:val="bullet"/>
+      <w:lvlText w:val=""/>
+      <w:lvlJc w:val="left"/>
+      <w:pPr>
+        <w:tabs>
+          <w:tab w:val="num" w:pos="5760"/>
+        </w:tabs>
+        <w:ind w:left="5760" w:hanging="360"/>
+      </w:pPr>
+      <w:rPr>
+        <w:rFonts w:ascii="Wingdings" w:hAnsi="Wingdings" w:hint="default"/>
+        <w:sz w:val="20"/>
+      </w:rPr>
+    </w:lvl>
+    <w:lvl w:ilvl="8" w:tentative="1">
+      <w:start w:val="1"/>
+      <w:numFmt w:val="bullet"/>
+      <w:lvlText w:val=""/>
+      <w:lvlJc w:val="left"/>
+      <w:pPr>
+        <w:tabs>
+          <w:tab w:val="num" w:pos="6480"/>
+        </w:tabs>
+        <w:ind w:left="6480" w:hanging="360"/>
+      </w:pPr>
+      <w:rPr>
+        <w:rFonts w:ascii="Wingdings" w:hAnsi="Wingdings" w:hint="default"/>
+        <w:sz w:val="20"/>
+      </w:rPr>
+    </w:lvl>
+  </w:abstractNum>
+  <w:abstractNum w:abstractNumId="23" w15:restartNumberingAfterBreak="0">
+    <w:nsid w:val="560A00BF"/>
+    <w:multiLevelType w:val="multilevel"/>
+    <w:tmpl w:val="B48AC4B6"/>
+    <w:lvl w:ilvl="0">
+      <w:start w:val="1"/>
+      <w:numFmt w:val="bullet"/>
+      <w:lvlText w:val=""/>
+      <w:lvlJc w:val="left"/>
+      <w:pPr>
+        <w:tabs>
+          <w:tab w:val="num" w:pos="720"/>
+        </w:tabs>
+        <w:ind w:left="720" w:hanging="360"/>
+      </w:pPr>
+      <w:rPr>
+        <w:rFonts w:ascii="Symbol" w:hAnsi="Symbol" w:hint="default"/>
+        <w:sz w:val="20"/>
+      </w:rPr>
+    </w:lvl>
+    <w:lvl w:ilvl="1">
+      <w:start w:val="1"/>
+      <w:numFmt w:val="bullet"/>
+      <w:lvlText w:val="o"/>
+      <w:lvlJc w:val="left"/>
+      <w:pPr>
+        <w:tabs>
+          <w:tab w:val="num" w:pos="1440"/>
+        </w:tabs>
+        <w:ind w:left="1440" w:hanging="360"/>
+      </w:pPr>
+      <w:rPr>
+        <w:rFonts w:ascii="Courier New" w:hAnsi="Courier New" w:hint="default"/>
+        <w:sz w:val="20"/>
+      </w:rPr>
+    </w:lvl>
+    <w:lvl w:ilvl="2" w:tentative="1">
+      <w:start w:val="1"/>
+      <w:numFmt w:val="bullet"/>
+      <w:lvlText w:val=""/>
+      <w:lvlJc w:val="left"/>
+      <w:pPr>
+        <w:tabs>
+          <w:tab w:val="num" w:pos="2160"/>
+        </w:tabs>
+        <w:ind w:left="2160" w:hanging="360"/>
+      </w:pPr>
+      <w:rPr>
+        <w:rFonts w:ascii="Wingdings" w:hAnsi="Wingdings" w:hint="default"/>
+        <w:sz w:val="20"/>
+      </w:rPr>
+    </w:lvl>
+    <w:lvl w:ilvl="3" w:tentative="1">
+      <w:start w:val="1"/>
+      <w:numFmt w:val="bullet"/>
+      <w:lvlText w:val=""/>
+      <w:lvlJc w:val="left"/>
+      <w:pPr>
+        <w:tabs>
+          <w:tab w:val="num" w:pos="2880"/>
+        </w:tabs>
+        <w:ind w:left="2880" w:hanging="360"/>
+      </w:pPr>
+      <w:rPr>
+        <w:rFonts w:ascii="Wingdings" w:hAnsi="Wingdings" w:hint="default"/>
+        <w:sz w:val="20"/>
+      </w:rPr>
+    </w:lvl>
+    <w:lvl w:ilvl="4" w:tentative="1">
+      <w:start w:val="1"/>
+      <w:numFmt w:val="bullet"/>
+      <w:lvlText w:val=""/>
+      <w:lvlJc w:val="left"/>
+      <w:pPr>
+        <w:tabs>
+          <w:tab w:val="num" w:pos="3600"/>
+        </w:tabs>
+        <w:ind w:left="3600" w:hanging="360"/>
+      </w:pPr>
+      <w:rPr>
+        <w:rFonts w:ascii="Wingdings" w:hAnsi="Wingdings" w:hint="default"/>
+        <w:sz w:val="20"/>
+      </w:rPr>
+    </w:lvl>
+    <w:lvl w:ilvl="5" w:tentative="1">
+      <w:start w:val="1"/>
+      <w:numFmt w:val="bullet"/>
+      <w:lvlText w:val=""/>
+      <w:lvlJc w:val="left"/>
+      <w:pPr>
+        <w:tabs>
+          <w:tab w:val="num" w:pos="4320"/>
+        </w:tabs>
+        <w:ind w:left="4320" w:hanging="360"/>
+      </w:pPr>
+      <w:rPr>
+        <w:rFonts w:ascii="Wingdings" w:hAnsi="Wingdings" w:hint="default"/>
+        <w:sz w:val="20"/>
+      </w:rPr>
+    </w:lvl>
+    <w:lvl w:ilvl="6" w:tentative="1">
+      <w:start w:val="1"/>
+      <w:numFmt w:val="bullet"/>
+      <w:lvlText w:val=""/>
+      <w:lvlJc w:val="left"/>
+      <w:pPr>
+        <w:tabs>
+          <w:tab w:val="num" w:pos="5040"/>
+        </w:tabs>
+        <w:ind w:left="5040" w:hanging="360"/>
+      </w:pPr>
+      <w:rPr>
+        <w:rFonts w:ascii="Wingdings" w:hAnsi="Wingdings" w:hint="default"/>
+        <w:sz w:val="20"/>
+      </w:rPr>
+    </w:lvl>
+    <w:lvl w:ilvl="7" w:tentative="1">
+      <w:start w:val="1"/>
+      <w:numFmt w:val="bullet"/>
+      <w:lvlText w:val=""/>
+      <w:lvlJc w:val="left"/>
+      <w:pPr>
+        <w:tabs>
+          <w:tab w:val="num" w:pos="5760"/>
+        </w:tabs>
+        <w:ind w:left="5760" w:hanging="360"/>
+      </w:pPr>
+      <w:rPr>
+        <w:rFonts w:ascii="Wingdings" w:hAnsi="Wingdings" w:hint="default"/>
+        <w:sz w:val="20"/>
+      </w:rPr>
+    </w:lvl>
+    <w:lvl w:ilvl="8" w:tentative="1">
+      <w:start w:val="1"/>
+      <w:numFmt w:val="bullet"/>
+      <w:lvlText w:val=""/>
+      <w:lvlJc w:val="left"/>
+      <w:pPr>
+        <w:tabs>
+          <w:tab w:val="num" w:pos="6480"/>
+        </w:tabs>
+        <w:ind w:left="6480" w:hanging="360"/>
+      </w:pPr>
+      <w:rPr>
+        <w:rFonts w:ascii="Wingdings" w:hAnsi="Wingdings" w:hint="default"/>
+        <w:sz w:val="20"/>
+      </w:rPr>
+    </w:lvl>
+  </w:abstractNum>
+  <w:abstractNum w:abstractNumId="24" w15:restartNumberingAfterBreak="0">
     <w:nsid w:val="60EB515D"/>
     <w:multiLevelType w:val="multilevel"/>
     <w:tmpl w:val="6BAE68B2"/>
@@ -7290,7 +11431,450 @@
       </w:rPr>
     </w:lvl>
   </w:abstractNum>
-  <w:abstractNum w:abstractNumId="9" w15:restartNumberingAfterBreak="0">
+  <w:abstractNum w:abstractNumId="25" w15:restartNumberingAfterBreak="0">
+    <w:nsid w:val="62CA2517"/>
+    <w:multiLevelType w:val="multilevel"/>
+    <w:tmpl w:val="4AC60D4C"/>
+    <w:lvl w:ilvl="0">
+      <w:start w:val="1"/>
+      <w:numFmt w:val="bullet"/>
+      <w:lvlText w:val=""/>
+      <w:lvlJc w:val="left"/>
+      <w:pPr>
+        <w:tabs>
+          <w:tab w:val="num" w:pos="720"/>
+        </w:tabs>
+        <w:ind w:left="720" w:hanging="360"/>
+      </w:pPr>
+      <w:rPr>
+        <w:rFonts w:ascii="Symbol" w:hAnsi="Symbol" w:hint="default"/>
+        <w:sz w:val="20"/>
+      </w:rPr>
+    </w:lvl>
+    <w:lvl w:ilvl="1" w:tentative="1">
+      <w:start w:val="1"/>
+      <w:numFmt w:val="bullet"/>
+      <w:lvlText w:val="o"/>
+      <w:lvlJc w:val="left"/>
+      <w:pPr>
+        <w:tabs>
+          <w:tab w:val="num" w:pos="1440"/>
+        </w:tabs>
+        <w:ind w:left="1440" w:hanging="360"/>
+      </w:pPr>
+      <w:rPr>
+        <w:rFonts w:ascii="Courier New" w:hAnsi="Courier New" w:hint="default"/>
+        <w:sz w:val="20"/>
+      </w:rPr>
+    </w:lvl>
+    <w:lvl w:ilvl="2" w:tentative="1">
+      <w:start w:val="1"/>
+      <w:numFmt w:val="bullet"/>
+      <w:lvlText w:val=""/>
+      <w:lvlJc w:val="left"/>
+      <w:pPr>
+        <w:tabs>
+          <w:tab w:val="num" w:pos="2160"/>
+        </w:tabs>
+        <w:ind w:left="2160" w:hanging="360"/>
+      </w:pPr>
+      <w:rPr>
+        <w:rFonts w:ascii="Wingdings" w:hAnsi="Wingdings" w:hint="default"/>
+        <w:sz w:val="20"/>
+      </w:rPr>
+    </w:lvl>
+    <w:lvl w:ilvl="3" w:tentative="1">
+      <w:start w:val="1"/>
+      <w:numFmt w:val="bullet"/>
+      <w:lvlText w:val=""/>
+      <w:lvlJc w:val="left"/>
+      <w:pPr>
+        <w:tabs>
+          <w:tab w:val="num" w:pos="2880"/>
+        </w:tabs>
+        <w:ind w:left="2880" w:hanging="360"/>
+      </w:pPr>
+      <w:rPr>
+        <w:rFonts w:ascii="Wingdings" w:hAnsi="Wingdings" w:hint="default"/>
+        <w:sz w:val="20"/>
+      </w:rPr>
+    </w:lvl>
+    <w:lvl w:ilvl="4" w:tentative="1">
+      <w:start w:val="1"/>
+      <w:numFmt w:val="bullet"/>
+      <w:lvlText w:val=""/>
+      <w:lvlJc w:val="left"/>
+      <w:pPr>
+        <w:tabs>
+          <w:tab w:val="num" w:pos="3600"/>
+        </w:tabs>
+        <w:ind w:left="3600" w:hanging="360"/>
+      </w:pPr>
+      <w:rPr>
+        <w:rFonts w:ascii="Wingdings" w:hAnsi="Wingdings" w:hint="default"/>
+        <w:sz w:val="20"/>
+      </w:rPr>
+    </w:lvl>
+    <w:lvl w:ilvl="5" w:tentative="1">
+      <w:start w:val="1"/>
+      <w:numFmt w:val="bullet"/>
+      <w:lvlText w:val=""/>
+      <w:lvlJc w:val="left"/>
+      <w:pPr>
+        <w:tabs>
+          <w:tab w:val="num" w:pos="4320"/>
+        </w:tabs>
+        <w:ind w:left="4320" w:hanging="360"/>
+      </w:pPr>
+      <w:rPr>
+        <w:rFonts w:ascii="Wingdings" w:hAnsi="Wingdings" w:hint="default"/>
+        <w:sz w:val="20"/>
+      </w:rPr>
+    </w:lvl>
+    <w:lvl w:ilvl="6" w:tentative="1">
+      <w:start w:val="1"/>
+      <w:numFmt w:val="bullet"/>
+      <w:lvlText w:val=""/>
+      <w:lvlJc w:val="left"/>
+      <w:pPr>
+        <w:tabs>
+          <w:tab w:val="num" w:pos="5040"/>
+        </w:tabs>
+        <w:ind w:left="5040" w:hanging="360"/>
+      </w:pPr>
+      <w:rPr>
+        <w:rFonts w:ascii="Wingdings" w:hAnsi="Wingdings" w:hint="default"/>
+        <w:sz w:val="20"/>
+      </w:rPr>
+    </w:lvl>
+    <w:lvl w:ilvl="7" w:tentative="1">
+      <w:start w:val="1"/>
+      <w:numFmt w:val="bullet"/>
+      <w:lvlText w:val=""/>
+      <w:lvlJc w:val="left"/>
+      <w:pPr>
+        <w:tabs>
+          <w:tab w:val="num" w:pos="5760"/>
+        </w:tabs>
+        <w:ind w:left="5760" w:hanging="360"/>
+      </w:pPr>
+      <w:rPr>
+        <w:rFonts w:ascii="Wingdings" w:hAnsi="Wingdings" w:hint="default"/>
+        <w:sz w:val="20"/>
+      </w:rPr>
+    </w:lvl>
+    <w:lvl w:ilvl="8" w:tentative="1">
+      <w:start w:val="1"/>
+      <w:numFmt w:val="bullet"/>
+      <w:lvlText w:val=""/>
+      <w:lvlJc w:val="left"/>
+      <w:pPr>
+        <w:tabs>
+          <w:tab w:val="num" w:pos="6480"/>
+        </w:tabs>
+        <w:ind w:left="6480" w:hanging="360"/>
+      </w:pPr>
+      <w:rPr>
+        <w:rFonts w:ascii="Wingdings" w:hAnsi="Wingdings" w:hint="default"/>
+        <w:sz w:val="20"/>
+      </w:rPr>
+    </w:lvl>
+  </w:abstractNum>
+  <w:abstractNum w:abstractNumId="26" w15:restartNumberingAfterBreak="0">
+    <w:nsid w:val="684852EE"/>
+    <w:multiLevelType w:val="multilevel"/>
+    <w:tmpl w:val="71926C90"/>
+    <w:lvl w:ilvl="0">
+      <w:start w:val="1"/>
+      <w:numFmt w:val="bullet"/>
+      <w:lvlText w:val=""/>
+      <w:lvlJc w:val="left"/>
+      <w:pPr>
+        <w:tabs>
+          <w:tab w:val="num" w:pos="720"/>
+        </w:tabs>
+        <w:ind w:left="720" w:hanging="360"/>
+      </w:pPr>
+      <w:rPr>
+        <w:rFonts w:ascii="Symbol" w:hAnsi="Symbol" w:hint="default"/>
+        <w:sz w:val="20"/>
+      </w:rPr>
+    </w:lvl>
+    <w:lvl w:ilvl="1">
+      <w:start w:val="1"/>
+      <w:numFmt w:val="decimal"/>
+      <w:lvlText w:val="%2."/>
+      <w:lvlJc w:val="left"/>
+      <w:pPr>
+        <w:tabs>
+          <w:tab w:val="num" w:pos="1440"/>
+        </w:tabs>
+        <w:ind w:left="1440" w:hanging="360"/>
+      </w:pPr>
+    </w:lvl>
+    <w:lvl w:ilvl="2" w:tentative="1">
+      <w:start w:val="1"/>
+      <w:numFmt w:val="bullet"/>
+      <w:lvlText w:val=""/>
+      <w:lvlJc w:val="left"/>
+      <w:pPr>
+        <w:tabs>
+          <w:tab w:val="num" w:pos="2160"/>
+        </w:tabs>
+        <w:ind w:left="2160" w:hanging="360"/>
+      </w:pPr>
+      <w:rPr>
+        <w:rFonts w:ascii="Wingdings" w:hAnsi="Wingdings" w:hint="default"/>
+        <w:sz w:val="20"/>
+      </w:rPr>
+    </w:lvl>
+    <w:lvl w:ilvl="3" w:tentative="1">
+      <w:start w:val="1"/>
+      <w:numFmt w:val="bullet"/>
+      <w:lvlText w:val=""/>
+      <w:lvlJc w:val="left"/>
+      <w:pPr>
+        <w:tabs>
+          <w:tab w:val="num" w:pos="2880"/>
+        </w:tabs>
+        <w:ind w:left="2880" w:hanging="360"/>
+      </w:pPr>
+      <w:rPr>
+        <w:rFonts w:ascii="Wingdings" w:hAnsi="Wingdings" w:hint="default"/>
+        <w:sz w:val="20"/>
+      </w:rPr>
+    </w:lvl>
+    <w:lvl w:ilvl="4" w:tentative="1">
+      <w:start w:val="1"/>
+      <w:numFmt w:val="bullet"/>
+      <w:lvlText w:val=""/>
+      <w:lvlJc w:val="left"/>
+      <w:pPr>
+        <w:tabs>
+          <w:tab w:val="num" w:pos="3600"/>
+        </w:tabs>
+        <w:ind w:left="3600" w:hanging="360"/>
+      </w:pPr>
+      <w:rPr>
+        <w:rFonts w:ascii="Wingdings" w:hAnsi="Wingdings" w:hint="default"/>
+        <w:sz w:val="20"/>
+      </w:rPr>
+    </w:lvl>
+    <w:lvl w:ilvl="5" w:tentative="1">
+      <w:start w:val="1"/>
+      <w:numFmt w:val="bullet"/>
+      <w:lvlText w:val=""/>
+      <w:lvlJc w:val="left"/>
+      <w:pPr>
+        <w:tabs>
+          <w:tab w:val="num" w:pos="4320"/>
+        </w:tabs>
+        <w:ind w:left="4320" w:hanging="360"/>
+      </w:pPr>
+      <w:rPr>
+        <w:rFonts w:ascii="Wingdings" w:hAnsi="Wingdings" w:hint="default"/>
+        <w:sz w:val="20"/>
+      </w:rPr>
+    </w:lvl>
+    <w:lvl w:ilvl="6" w:tentative="1">
+      <w:start w:val="1"/>
+      <w:numFmt w:val="bullet"/>
+      <w:lvlText w:val=""/>
+      <w:lvlJc w:val="left"/>
+      <w:pPr>
+        <w:tabs>
+          <w:tab w:val="num" w:pos="5040"/>
+        </w:tabs>
+        <w:ind w:left="5040" w:hanging="360"/>
+      </w:pPr>
+      <w:rPr>
+        <w:rFonts w:ascii="Wingdings" w:hAnsi="Wingdings" w:hint="default"/>
+        <w:sz w:val="20"/>
+      </w:rPr>
+    </w:lvl>
+    <w:lvl w:ilvl="7" w:tentative="1">
+      <w:start w:val="1"/>
+      <w:numFmt w:val="bullet"/>
+      <w:lvlText w:val=""/>
+      <w:lvlJc w:val="left"/>
+      <w:pPr>
+        <w:tabs>
+          <w:tab w:val="num" w:pos="5760"/>
+        </w:tabs>
+        <w:ind w:left="5760" w:hanging="360"/>
+      </w:pPr>
+      <w:rPr>
+        <w:rFonts w:ascii="Wingdings" w:hAnsi="Wingdings" w:hint="default"/>
+        <w:sz w:val="20"/>
+      </w:rPr>
+    </w:lvl>
+    <w:lvl w:ilvl="8" w:tentative="1">
+      <w:start w:val="1"/>
+      <w:numFmt w:val="bullet"/>
+      <w:lvlText w:val=""/>
+      <w:lvlJc w:val="left"/>
+      <w:pPr>
+        <w:tabs>
+          <w:tab w:val="num" w:pos="6480"/>
+        </w:tabs>
+        <w:ind w:left="6480" w:hanging="360"/>
+      </w:pPr>
+      <w:rPr>
+        <w:rFonts w:ascii="Wingdings" w:hAnsi="Wingdings" w:hint="default"/>
+        <w:sz w:val="20"/>
+      </w:rPr>
+    </w:lvl>
+  </w:abstractNum>
+  <w:abstractNum w:abstractNumId="27" w15:restartNumberingAfterBreak="0">
+    <w:nsid w:val="6A116F59"/>
+    <w:multiLevelType w:val="multilevel"/>
+    <w:tmpl w:val="08A05CDC"/>
+    <w:lvl w:ilvl="0">
+      <w:start w:val="1"/>
+      <w:numFmt w:val="bullet"/>
+      <w:lvlText w:val=""/>
+      <w:lvlJc w:val="left"/>
+      <w:pPr>
+        <w:tabs>
+          <w:tab w:val="num" w:pos="720"/>
+        </w:tabs>
+        <w:ind w:left="720" w:hanging="360"/>
+      </w:pPr>
+      <w:rPr>
+        <w:rFonts w:ascii="Symbol" w:hAnsi="Symbol" w:hint="default"/>
+        <w:sz w:val="20"/>
+      </w:rPr>
+    </w:lvl>
+    <w:lvl w:ilvl="1" w:tentative="1">
+      <w:start w:val="1"/>
+      <w:numFmt w:val="bullet"/>
+      <w:lvlText w:val="o"/>
+      <w:lvlJc w:val="left"/>
+      <w:pPr>
+        <w:tabs>
+          <w:tab w:val="num" w:pos="1440"/>
+        </w:tabs>
+        <w:ind w:left="1440" w:hanging="360"/>
+      </w:pPr>
+      <w:rPr>
+        <w:rFonts w:ascii="Courier New" w:hAnsi="Courier New" w:hint="default"/>
+        <w:sz w:val="20"/>
+      </w:rPr>
+    </w:lvl>
+    <w:lvl w:ilvl="2" w:tentative="1">
+      <w:start w:val="1"/>
+      <w:numFmt w:val="bullet"/>
+      <w:lvlText w:val=""/>
+      <w:lvlJc w:val="left"/>
+      <w:pPr>
+        <w:tabs>
+          <w:tab w:val="num" w:pos="2160"/>
+        </w:tabs>
+        <w:ind w:left="2160" w:hanging="360"/>
+      </w:pPr>
+      <w:rPr>
+        <w:rFonts w:ascii="Wingdings" w:hAnsi="Wingdings" w:hint="default"/>
+        <w:sz w:val="20"/>
+      </w:rPr>
+    </w:lvl>
+    <w:lvl w:ilvl="3" w:tentative="1">
+      <w:start w:val="1"/>
+      <w:numFmt w:val="bullet"/>
+      <w:lvlText w:val=""/>
+      <w:lvlJc w:val="left"/>
+      <w:pPr>
+        <w:tabs>
+          <w:tab w:val="num" w:pos="2880"/>
+        </w:tabs>
+        <w:ind w:left="2880" w:hanging="360"/>
+      </w:pPr>
+      <w:rPr>
+        <w:rFonts w:ascii="Wingdings" w:hAnsi="Wingdings" w:hint="default"/>
+        <w:sz w:val="20"/>
+      </w:rPr>
+    </w:lvl>
+    <w:lvl w:ilvl="4" w:tentative="1">
+      <w:start w:val="1"/>
+      <w:numFmt w:val="bullet"/>
+      <w:lvlText w:val=""/>
+      <w:lvlJc w:val="left"/>
+      <w:pPr>
+        <w:tabs>
+          <w:tab w:val="num" w:pos="3600"/>
+        </w:tabs>
+        <w:ind w:left="3600" w:hanging="360"/>
+      </w:pPr>
+      <w:rPr>
+        <w:rFonts w:ascii="Wingdings" w:hAnsi="Wingdings" w:hint="default"/>
+        <w:sz w:val="20"/>
+      </w:rPr>
+    </w:lvl>
+    <w:lvl w:ilvl="5" w:tentative="1">
+      <w:start w:val="1"/>
+      <w:numFmt w:val="bullet"/>
+      <w:lvlText w:val=""/>
+      <w:lvlJc w:val="left"/>
+      <w:pPr>
+        <w:tabs>
+          <w:tab w:val="num" w:pos="4320"/>
+        </w:tabs>
+        <w:ind w:left="4320" w:hanging="360"/>
+      </w:pPr>
+      <w:rPr>
+        <w:rFonts w:ascii="Wingdings" w:hAnsi="Wingdings" w:hint="default"/>
+        <w:sz w:val="20"/>
+      </w:rPr>
+    </w:lvl>
+    <w:lvl w:ilvl="6" w:tentative="1">
+      <w:start w:val="1"/>
+      <w:numFmt w:val="bullet"/>
+      <w:lvlText w:val=""/>
+      <w:lvlJc w:val="left"/>
+      <w:pPr>
+        <w:tabs>
+          <w:tab w:val="num" w:pos="5040"/>
+        </w:tabs>
+        <w:ind w:left="5040" w:hanging="360"/>
+      </w:pPr>
+      <w:rPr>
+        <w:rFonts w:ascii="Wingdings" w:hAnsi="Wingdings" w:hint="default"/>
+        <w:sz w:val="20"/>
+      </w:rPr>
+    </w:lvl>
+    <w:lvl w:ilvl="7" w:tentative="1">
+      <w:start w:val="1"/>
+      <w:numFmt w:val="bullet"/>
+      <w:lvlText w:val=""/>
+      <w:lvlJc w:val="left"/>
+      <w:pPr>
+        <w:tabs>
+          <w:tab w:val="num" w:pos="5760"/>
+        </w:tabs>
+        <w:ind w:left="5760" w:hanging="360"/>
+      </w:pPr>
+      <w:rPr>
+        <w:rFonts w:ascii="Wingdings" w:hAnsi="Wingdings" w:hint="default"/>
+        <w:sz w:val="20"/>
+      </w:rPr>
+    </w:lvl>
+    <w:lvl w:ilvl="8" w:tentative="1">
+      <w:start w:val="1"/>
+      <w:numFmt w:val="bullet"/>
+      <w:lvlText w:val=""/>
+      <w:lvlJc w:val="left"/>
+      <w:pPr>
+        <w:tabs>
+          <w:tab w:val="num" w:pos="6480"/>
+        </w:tabs>
+        <w:ind w:left="6480" w:hanging="360"/>
+      </w:pPr>
+      <w:rPr>
+        <w:rFonts w:ascii="Wingdings" w:hAnsi="Wingdings" w:hint="default"/>
+        <w:sz w:val="20"/>
+      </w:rPr>
+    </w:lvl>
+  </w:abstractNum>
+  <w:abstractNum w:abstractNumId="28" w15:restartNumberingAfterBreak="0">
     <w:nsid w:val="6B4921F1"/>
     <w:multiLevelType w:val="multilevel"/>
     <w:tmpl w:val="834A1112"/>
@@ -7439,7 +12023,454 @@
       </w:rPr>
     </w:lvl>
   </w:abstractNum>
-  <w:abstractNum w:abstractNumId="10" w15:restartNumberingAfterBreak="0">
+  <w:abstractNum w:abstractNumId="29" w15:restartNumberingAfterBreak="0">
+    <w:nsid w:val="6EC4303D"/>
+    <w:multiLevelType w:val="multilevel"/>
+    <w:tmpl w:val="A0FA14E0"/>
+    <w:lvl w:ilvl="0">
+      <w:start w:val="1"/>
+      <w:numFmt w:val="bullet"/>
+      <w:lvlText w:val=""/>
+      <w:lvlJc w:val="left"/>
+      <w:pPr>
+        <w:tabs>
+          <w:tab w:val="num" w:pos="720"/>
+        </w:tabs>
+        <w:ind w:left="720" w:hanging="360"/>
+      </w:pPr>
+      <w:rPr>
+        <w:rFonts w:ascii="Symbol" w:hAnsi="Symbol" w:hint="default"/>
+        <w:sz w:val="20"/>
+      </w:rPr>
+    </w:lvl>
+    <w:lvl w:ilvl="1" w:tentative="1">
+      <w:start w:val="1"/>
+      <w:numFmt w:val="bullet"/>
+      <w:lvlText w:val="o"/>
+      <w:lvlJc w:val="left"/>
+      <w:pPr>
+        <w:tabs>
+          <w:tab w:val="num" w:pos="1440"/>
+        </w:tabs>
+        <w:ind w:left="1440" w:hanging="360"/>
+      </w:pPr>
+      <w:rPr>
+        <w:rFonts w:ascii="Courier New" w:hAnsi="Courier New" w:hint="default"/>
+        <w:sz w:val="20"/>
+      </w:rPr>
+    </w:lvl>
+    <w:lvl w:ilvl="2" w:tentative="1">
+      <w:start w:val="1"/>
+      <w:numFmt w:val="bullet"/>
+      <w:lvlText w:val=""/>
+      <w:lvlJc w:val="left"/>
+      <w:pPr>
+        <w:tabs>
+          <w:tab w:val="num" w:pos="2160"/>
+        </w:tabs>
+        <w:ind w:left="2160" w:hanging="360"/>
+      </w:pPr>
+      <w:rPr>
+        <w:rFonts w:ascii="Wingdings" w:hAnsi="Wingdings" w:hint="default"/>
+        <w:sz w:val="20"/>
+      </w:rPr>
+    </w:lvl>
+    <w:lvl w:ilvl="3" w:tentative="1">
+      <w:start w:val="1"/>
+      <w:numFmt w:val="bullet"/>
+      <w:lvlText w:val=""/>
+      <w:lvlJc w:val="left"/>
+      <w:pPr>
+        <w:tabs>
+          <w:tab w:val="num" w:pos="2880"/>
+        </w:tabs>
+        <w:ind w:left="2880" w:hanging="360"/>
+      </w:pPr>
+      <w:rPr>
+        <w:rFonts w:ascii="Wingdings" w:hAnsi="Wingdings" w:hint="default"/>
+        <w:sz w:val="20"/>
+      </w:rPr>
+    </w:lvl>
+    <w:lvl w:ilvl="4" w:tentative="1">
+      <w:start w:val="1"/>
+      <w:numFmt w:val="bullet"/>
+      <w:lvlText w:val=""/>
+      <w:lvlJc w:val="left"/>
+      <w:pPr>
+        <w:tabs>
+          <w:tab w:val="num" w:pos="3600"/>
+        </w:tabs>
+        <w:ind w:left="3600" w:hanging="360"/>
+      </w:pPr>
+      <w:rPr>
+        <w:rFonts w:ascii="Wingdings" w:hAnsi="Wingdings" w:hint="default"/>
+        <w:sz w:val="20"/>
+      </w:rPr>
+    </w:lvl>
+    <w:lvl w:ilvl="5" w:tentative="1">
+      <w:start w:val="1"/>
+      <w:numFmt w:val="bullet"/>
+      <w:lvlText w:val=""/>
+      <w:lvlJc w:val="left"/>
+      <w:pPr>
+        <w:tabs>
+          <w:tab w:val="num" w:pos="4320"/>
+        </w:tabs>
+        <w:ind w:left="4320" w:hanging="360"/>
+      </w:pPr>
+      <w:rPr>
+        <w:rFonts w:ascii="Wingdings" w:hAnsi="Wingdings" w:hint="default"/>
+        <w:sz w:val="20"/>
+      </w:rPr>
+    </w:lvl>
+    <w:lvl w:ilvl="6" w:tentative="1">
+      <w:start w:val="1"/>
+      <w:numFmt w:val="bullet"/>
+      <w:lvlText w:val=""/>
+      <w:lvlJc w:val="left"/>
+      <w:pPr>
+        <w:tabs>
+          <w:tab w:val="num" w:pos="5040"/>
+        </w:tabs>
+        <w:ind w:left="5040" w:hanging="360"/>
+      </w:pPr>
+      <w:rPr>
+        <w:rFonts w:ascii="Wingdings" w:hAnsi="Wingdings" w:hint="default"/>
+        <w:sz w:val="20"/>
+      </w:rPr>
+    </w:lvl>
+    <w:lvl w:ilvl="7" w:tentative="1">
+      <w:start w:val="1"/>
+      <w:numFmt w:val="bullet"/>
+      <w:lvlText w:val=""/>
+      <w:lvlJc w:val="left"/>
+      <w:pPr>
+        <w:tabs>
+          <w:tab w:val="num" w:pos="5760"/>
+        </w:tabs>
+        <w:ind w:left="5760" w:hanging="360"/>
+      </w:pPr>
+      <w:rPr>
+        <w:rFonts w:ascii="Wingdings" w:hAnsi="Wingdings" w:hint="default"/>
+        <w:sz w:val="20"/>
+      </w:rPr>
+    </w:lvl>
+    <w:lvl w:ilvl="8" w:tentative="1">
+      <w:start w:val="1"/>
+      <w:numFmt w:val="bullet"/>
+      <w:lvlText w:val=""/>
+      <w:lvlJc w:val="left"/>
+      <w:pPr>
+        <w:tabs>
+          <w:tab w:val="num" w:pos="6480"/>
+        </w:tabs>
+        <w:ind w:left="6480" w:hanging="360"/>
+      </w:pPr>
+      <w:rPr>
+        <w:rFonts w:ascii="Wingdings" w:hAnsi="Wingdings" w:hint="default"/>
+        <w:sz w:val="20"/>
+      </w:rPr>
+    </w:lvl>
+  </w:abstractNum>
+  <w:abstractNum w:abstractNumId="30" w15:restartNumberingAfterBreak="0">
+    <w:nsid w:val="72A56F43"/>
+    <w:multiLevelType w:val="multilevel"/>
+    <w:tmpl w:val="763E8D92"/>
+    <w:lvl w:ilvl="0">
+      <w:start w:val="1"/>
+      <w:numFmt w:val="bullet"/>
+      <w:lvlText w:val=""/>
+      <w:lvlJc w:val="left"/>
+      <w:pPr>
+        <w:tabs>
+          <w:tab w:val="num" w:pos="720"/>
+        </w:tabs>
+        <w:ind w:left="720" w:hanging="360"/>
+      </w:pPr>
+      <w:rPr>
+        <w:rFonts w:ascii="Symbol" w:hAnsi="Symbol" w:hint="default"/>
+        <w:sz w:val="20"/>
+      </w:rPr>
+    </w:lvl>
+    <w:lvl w:ilvl="1" w:tentative="1">
+      <w:start w:val="1"/>
+      <w:numFmt w:val="bullet"/>
+      <w:lvlText w:val="o"/>
+      <w:lvlJc w:val="left"/>
+      <w:pPr>
+        <w:tabs>
+          <w:tab w:val="num" w:pos="1440"/>
+        </w:tabs>
+        <w:ind w:left="1440" w:hanging="360"/>
+      </w:pPr>
+      <w:rPr>
+        <w:rFonts w:ascii="Courier New" w:hAnsi="Courier New" w:hint="default"/>
+        <w:sz w:val="20"/>
+      </w:rPr>
+    </w:lvl>
+    <w:lvl w:ilvl="2" w:tentative="1">
+      <w:start w:val="1"/>
+      <w:numFmt w:val="bullet"/>
+      <w:lvlText w:val=""/>
+      <w:lvlJc w:val="left"/>
+      <w:pPr>
+        <w:tabs>
+          <w:tab w:val="num" w:pos="2160"/>
+        </w:tabs>
+        <w:ind w:left="2160" w:hanging="360"/>
+      </w:pPr>
+      <w:rPr>
+        <w:rFonts w:ascii="Wingdings" w:hAnsi="Wingdings" w:hint="default"/>
+        <w:sz w:val="20"/>
+      </w:rPr>
+    </w:lvl>
+    <w:lvl w:ilvl="3" w:tentative="1">
+      <w:start w:val="1"/>
+      <w:numFmt w:val="bullet"/>
+      <w:lvlText w:val=""/>
+      <w:lvlJc w:val="left"/>
+      <w:pPr>
+        <w:tabs>
+          <w:tab w:val="num" w:pos="2880"/>
+        </w:tabs>
+        <w:ind w:left="2880" w:hanging="360"/>
+      </w:pPr>
+      <w:rPr>
+        <w:rFonts w:ascii="Wingdings" w:hAnsi="Wingdings" w:hint="default"/>
+        <w:sz w:val="20"/>
+      </w:rPr>
+    </w:lvl>
+    <w:lvl w:ilvl="4" w:tentative="1">
+      <w:start w:val="1"/>
+      <w:numFmt w:val="bullet"/>
+      <w:lvlText w:val=""/>
+      <w:lvlJc w:val="left"/>
+      <w:pPr>
+        <w:tabs>
+          <w:tab w:val="num" w:pos="3600"/>
+        </w:tabs>
+        <w:ind w:left="3600" w:hanging="360"/>
+      </w:pPr>
+      <w:rPr>
+        <w:rFonts w:ascii="Wingdings" w:hAnsi="Wingdings" w:hint="default"/>
+        <w:sz w:val="20"/>
+      </w:rPr>
+    </w:lvl>
+    <w:lvl w:ilvl="5" w:tentative="1">
+      <w:start w:val="1"/>
+      <w:numFmt w:val="bullet"/>
+      <w:lvlText w:val=""/>
+      <w:lvlJc w:val="left"/>
+      <w:pPr>
+        <w:tabs>
+          <w:tab w:val="num" w:pos="4320"/>
+        </w:tabs>
+        <w:ind w:left="4320" w:hanging="360"/>
+      </w:pPr>
+      <w:rPr>
+        <w:rFonts w:ascii="Wingdings" w:hAnsi="Wingdings" w:hint="default"/>
+        <w:sz w:val="20"/>
+      </w:rPr>
+    </w:lvl>
+    <w:lvl w:ilvl="6" w:tentative="1">
+      <w:start w:val="1"/>
+      <w:numFmt w:val="bullet"/>
+      <w:lvlText w:val=""/>
+      <w:lvlJc w:val="left"/>
+      <w:pPr>
+        <w:tabs>
+          <w:tab w:val="num" w:pos="5040"/>
+        </w:tabs>
+        <w:ind w:left="5040" w:hanging="360"/>
+      </w:pPr>
+      <w:rPr>
+        <w:rFonts w:ascii="Wingdings" w:hAnsi="Wingdings" w:hint="default"/>
+        <w:sz w:val="20"/>
+      </w:rPr>
+    </w:lvl>
+    <w:lvl w:ilvl="7" w:tentative="1">
+      <w:start w:val="1"/>
+      <w:numFmt w:val="bullet"/>
+      <w:lvlText w:val=""/>
+      <w:lvlJc w:val="left"/>
+      <w:pPr>
+        <w:tabs>
+          <w:tab w:val="num" w:pos="5760"/>
+        </w:tabs>
+        <w:ind w:left="5760" w:hanging="360"/>
+      </w:pPr>
+      <w:rPr>
+        <w:rFonts w:ascii="Wingdings" w:hAnsi="Wingdings" w:hint="default"/>
+        <w:sz w:val="20"/>
+      </w:rPr>
+    </w:lvl>
+    <w:lvl w:ilvl="8" w:tentative="1">
+      <w:start w:val="1"/>
+      <w:numFmt w:val="bullet"/>
+      <w:lvlText w:val=""/>
+      <w:lvlJc w:val="left"/>
+      <w:pPr>
+        <w:tabs>
+          <w:tab w:val="num" w:pos="6480"/>
+        </w:tabs>
+        <w:ind w:left="6480" w:hanging="360"/>
+      </w:pPr>
+      <w:rPr>
+        <w:rFonts w:ascii="Wingdings" w:hAnsi="Wingdings" w:hint="default"/>
+        <w:sz w:val="20"/>
+      </w:rPr>
+    </w:lvl>
+  </w:abstractNum>
+  <w:abstractNum w:abstractNumId="31" w15:restartNumberingAfterBreak="0">
+    <w:nsid w:val="748E4305"/>
+    <w:multiLevelType w:val="multilevel"/>
+    <w:tmpl w:val="9DCAD0F4"/>
+    <w:lvl w:ilvl="0">
+      <w:start w:val="1"/>
+      <w:numFmt w:val="bullet"/>
+      <w:lvlText w:val=""/>
+      <w:lvlJc w:val="left"/>
+      <w:pPr>
+        <w:tabs>
+          <w:tab w:val="num" w:pos="720"/>
+        </w:tabs>
+        <w:ind w:left="720" w:hanging="360"/>
+      </w:pPr>
+      <w:rPr>
+        <w:rFonts w:ascii="Symbol" w:hAnsi="Symbol" w:hint="default"/>
+        <w:sz w:val="20"/>
+      </w:rPr>
+    </w:lvl>
+    <w:lvl w:ilvl="1" w:tentative="1">
+      <w:start w:val="1"/>
+      <w:numFmt w:val="bullet"/>
+      <w:lvlText w:val="o"/>
+      <w:lvlJc w:val="left"/>
+      <w:pPr>
+        <w:tabs>
+          <w:tab w:val="num" w:pos="1440"/>
+        </w:tabs>
+        <w:ind w:left="1440" w:hanging="360"/>
+      </w:pPr>
+      <w:rPr>
+        <w:rFonts w:ascii="Courier New" w:hAnsi="Courier New" w:hint="default"/>
+        <w:sz w:val="20"/>
+      </w:rPr>
+    </w:lvl>
+    <w:lvl w:ilvl="2" w:tentative="1">
+      <w:start w:val="1"/>
+      <w:numFmt w:val="bullet"/>
+      <w:lvlText w:val=""/>
+      <w:lvlJc w:val="left"/>
+      <w:pPr>
+        <w:tabs>
+          <w:tab w:val="num" w:pos="2160"/>
+        </w:tabs>
+        <w:ind w:left="2160" w:hanging="360"/>
+      </w:pPr>
+      <w:rPr>
+        <w:rFonts w:ascii="Wingdings" w:hAnsi="Wingdings" w:hint="default"/>
+        <w:sz w:val="20"/>
+      </w:rPr>
+    </w:lvl>
+    <w:lvl w:ilvl="3" w:tentative="1">
+      <w:start w:val="1"/>
+      <w:numFmt w:val="bullet"/>
+      <w:lvlText w:val=""/>
+      <w:lvlJc w:val="left"/>
+      <w:pPr>
+        <w:tabs>
+          <w:tab w:val="num" w:pos="2880"/>
+        </w:tabs>
+        <w:ind w:left="2880" w:hanging="360"/>
+      </w:pPr>
+      <w:rPr>
+        <w:rFonts w:ascii="Wingdings" w:hAnsi="Wingdings" w:hint="default"/>
+        <w:sz w:val="20"/>
+      </w:rPr>
+    </w:lvl>
+    <w:lvl w:ilvl="4" w:tentative="1">
+      <w:start w:val="1"/>
+      <w:numFmt w:val="bullet"/>
+      <w:lvlText w:val=""/>
+      <w:lvlJc w:val="left"/>
+      <w:pPr>
+        <w:tabs>
+          <w:tab w:val="num" w:pos="3600"/>
+        </w:tabs>
+        <w:ind w:left="3600" w:hanging="360"/>
+      </w:pPr>
+      <w:rPr>
+        <w:rFonts w:ascii="Wingdings" w:hAnsi="Wingdings" w:hint="default"/>
+        <w:sz w:val="20"/>
+      </w:rPr>
+    </w:lvl>
+    <w:lvl w:ilvl="5" w:tentative="1">
+      <w:start w:val="1"/>
+      <w:numFmt w:val="bullet"/>
+      <w:lvlText w:val=""/>
+      <w:lvlJc w:val="left"/>
+      <w:pPr>
+        <w:tabs>
+          <w:tab w:val="num" w:pos="4320"/>
+        </w:tabs>
+        <w:ind w:left="4320" w:hanging="360"/>
+      </w:pPr>
+      <w:rPr>
+        <w:rFonts w:ascii="Wingdings" w:hAnsi="Wingdings" w:hint="default"/>
+        <w:sz w:val="20"/>
+      </w:rPr>
+    </w:lvl>
+    <w:lvl w:ilvl="6" w:tentative="1">
+      <w:start w:val="1"/>
+      <w:numFmt w:val="bullet"/>
+      <w:lvlText w:val=""/>
+      <w:lvlJc w:val="left"/>
+      <w:pPr>
+        <w:tabs>
+          <w:tab w:val="num" w:pos="5040"/>
+        </w:tabs>
+        <w:ind w:left="5040" w:hanging="360"/>
+      </w:pPr>
+      <w:rPr>
+        <w:rFonts w:ascii="Wingdings" w:hAnsi="Wingdings" w:hint="default"/>
+        <w:sz w:val="20"/>
+      </w:rPr>
+    </w:lvl>
+    <w:lvl w:ilvl="7" w:tentative="1">
+      <w:start w:val="1"/>
+      <w:numFmt w:val="bullet"/>
+      <w:lvlText w:val=""/>
+      <w:lvlJc w:val="left"/>
+      <w:pPr>
+        <w:tabs>
+          <w:tab w:val="num" w:pos="5760"/>
+        </w:tabs>
+        <w:ind w:left="5760" w:hanging="360"/>
+      </w:pPr>
+      <w:rPr>
+        <w:rFonts w:ascii="Wingdings" w:hAnsi="Wingdings" w:hint="default"/>
+        <w:sz w:val="20"/>
+      </w:rPr>
+    </w:lvl>
+    <w:lvl w:ilvl="8" w:tentative="1">
+      <w:start w:val="1"/>
+      <w:numFmt w:val="bullet"/>
+      <w:lvlText w:val=""/>
+      <w:lvlJc w:val="left"/>
+      <w:pPr>
+        <w:tabs>
+          <w:tab w:val="num" w:pos="6480"/>
+        </w:tabs>
+        <w:ind w:left="6480" w:hanging="360"/>
+      </w:pPr>
+      <w:rPr>
+        <w:rFonts w:ascii="Wingdings" w:hAnsi="Wingdings" w:hint="default"/>
+        <w:sz w:val="20"/>
+      </w:rPr>
+    </w:lvl>
+  </w:abstractNum>
+  <w:abstractNum w:abstractNumId="32" w15:restartNumberingAfterBreak="0">
     <w:nsid w:val="775F3B12"/>
     <w:multiLevelType w:val="multilevel"/>
     <w:tmpl w:val="D08293F6"/>
@@ -7588,38 +12619,560 @@
       </w:rPr>
     </w:lvl>
   </w:abstractNum>
+  <w:abstractNum w:abstractNumId="33" w15:restartNumberingAfterBreak="0">
+    <w:nsid w:val="7A10150C"/>
+    <w:multiLevelType w:val="multilevel"/>
+    <w:tmpl w:val="50BA6024"/>
+    <w:lvl w:ilvl="0">
+      <w:start w:val="1"/>
+      <w:numFmt w:val="bullet"/>
+      <w:lvlText w:val=""/>
+      <w:lvlJc w:val="left"/>
+      <w:pPr>
+        <w:tabs>
+          <w:tab w:val="num" w:pos="720"/>
+        </w:tabs>
+        <w:ind w:left="720" w:hanging="360"/>
+      </w:pPr>
+      <w:rPr>
+        <w:rFonts w:ascii="Symbol" w:hAnsi="Symbol" w:hint="default"/>
+        <w:sz w:val="20"/>
+      </w:rPr>
+    </w:lvl>
+    <w:lvl w:ilvl="1" w:tentative="1">
+      <w:start w:val="1"/>
+      <w:numFmt w:val="bullet"/>
+      <w:lvlText w:val="o"/>
+      <w:lvlJc w:val="left"/>
+      <w:pPr>
+        <w:tabs>
+          <w:tab w:val="num" w:pos="1440"/>
+        </w:tabs>
+        <w:ind w:left="1440" w:hanging="360"/>
+      </w:pPr>
+      <w:rPr>
+        <w:rFonts w:ascii="Courier New" w:hAnsi="Courier New" w:hint="default"/>
+        <w:sz w:val="20"/>
+      </w:rPr>
+    </w:lvl>
+    <w:lvl w:ilvl="2" w:tentative="1">
+      <w:start w:val="1"/>
+      <w:numFmt w:val="bullet"/>
+      <w:lvlText w:val=""/>
+      <w:lvlJc w:val="left"/>
+      <w:pPr>
+        <w:tabs>
+          <w:tab w:val="num" w:pos="2160"/>
+        </w:tabs>
+        <w:ind w:left="2160" w:hanging="360"/>
+      </w:pPr>
+      <w:rPr>
+        <w:rFonts w:ascii="Wingdings" w:hAnsi="Wingdings" w:hint="default"/>
+        <w:sz w:val="20"/>
+      </w:rPr>
+    </w:lvl>
+    <w:lvl w:ilvl="3" w:tentative="1">
+      <w:start w:val="1"/>
+      <w:numFmt w:val="bullet"/>
+      <w:lvlText w:val=""/>
+      <w:lvlJc w:val="left"/>
+      <w:pPr>
+        <w:tabs>
+          <w:tab w:val="num" w:pos="2880"/>
+        </w:tabs>
+        <w:ind w:left="2880" w:hanging="360"/>
+      </w:pPr>
+      <w:rPr>
+        <w:rFonts w:ascii="Wingdings" w:hAnsi="Wingdings" w:hint="default"/>
+        <w:sz w:val="20"/>
+      </w:rPr>
+    </w:lvl>
+    <w:lvl w:ilvl="4" w:tentative="1">
+      <w:start w:val="1"/>
+      <w:numFmt w:val="bullet"/>
+      <w:lvlText w:val=""/>
+      <w:lvlJc w:val="left"/>
+      <w:pPr>
+        <w:tabs>
+          <w:tab w:val="num" w:pos="3600"/>
+        </w:tabs>
+        <w:ind w:left="3600" w:hanging="360"/>
+      </w:pPr>
+      <w:rPr>
+        <w:rFonts w:ascii="Wingdings" w:hAnsi="Wingdings" w:hint="default"/>
+        <w:sz w:val="20"/>
+      </w:rPr>
+    </w:lvl>
+    <w:lvl w:ilvl="5" w:tentative="1">
+      <w:start w:val="1"/>
+      <w:numFmt w:val="bullet"/>
+      <w:lvlText w:val=""/>
+      <w:lvlJc w:val="left"/>
+      <w:pPr>
+        <w:tabs>
+          <w:tab w:val="num" w:pos="4320"/>
+        </w:tabs>
+        <w:ind w:left="4320" w:hanging="360"/>
+      </w:pPr>
+      <w:rPr>
+        <w:rFonts w:ascii="Wingdings" w:hAnsi="Wingdings" w:hint="default"/>
+        <w:sz w:val="20"/>
+      </w:rPr>
+    </w:lvl>
+    <w:lvl w:ilvl="6" w:tentative="1">
+      <w:start w:val="1"/>
+      <w:numFmt w:val="bullet"/>
+      <w:lvlText w:val=""/>
+      <w:lvlJc w:val="left"/>
+      <w:pPr>
+        <w:tabs>
+          <w:tab w:val="num" w:pos="5040"/>
+        </w:tabs>
+        <w:ind w:left="5040" w:hanging="360"/>
+      </w:pPr>
+      <w:rPr>
+        <w:rFonts w:ascii="Wingdings" w:hAnsi="Wingdings" w:hint="default"/>
+        <w:sz w:val="20"/>
+      </w:rPr>
+    </w:lvl>
+    <w:lvl w:ilvl="7" w:tentative="1">
+      <w:start w:val="1"/>
+      <w:numFmt w:val="bullet"/>
+      <w:lvlText w:val=""/>
+      <w:lvlJc w:val="left"/>
+      <w:pPr>
+        <w:tabs>
+          <w:tab w:val="num" w:pos="5760"/>
+        </w:tabs>
+        <w:ind w:left="5760" w:hanging="360"/>
+      </w:pPr>
+      <w:rPr>
+        <w:rFonts w:ascii="Wingdings" w:hAnsi="Wingdings" w:hint="default"/>
+        <w:sz w:val="20"/>
+      </w:rPr>
+    </w:lvl>
+    <w:lvl w:ilvl="8" w:tentative="1">
+      <w:start w:val="1"/>
+      <w:numFmt w:val="bullet"/>
+      <w:lvlText w:val=""/>
+      <w:lvlJc w:val="left"/>
+      <w:pPr>
+        <w:tabs>
+          <w:tab w:val="num" w:pos="6480"/>
+        </w:tabs>
+        <w:ind w:left="6480" w:hanging="360"/>
+      </w:pPr>
+      <w:rPr>
+        <w:rFonts w:ascii="Wingdings" w:hAnsi="Wingdings" w:hint="default"/>
+        <w:sz w:val="20"/>
+      </w:rPr>
+    </w:lvl>
+  </w:abstractNum>
+  <w:abstractNum w:abstractNumId="34" w15:restartNumberingAfterBreak="0">
+    <w:nsid w:val="7A2F3C19"/>
+    <w:multiLevelType w:val="multilevel"/>
+    <w:tmpl w:val="A4C24C04"/>
+    <w:lvl w:ilvl="0">
+      <w:start w:val="1"/>
+      <w:numFmt w:val="bullet"/>
+      <w:lvlText w:val=""/>
+      <w:lvlJc w:val="left"/>
+      <w:pPr>
+        <w:tabs>
+          <w:tab w:val="num" w:pos="720"/>
+        </w:tabs>
+        <w:ind w:left="720" w:hanging="360"/>
+      </w:pPr>
+      <w:rPr>
+        <w:rFonts w:ascii="Symbol" w:hAnsi="Symbol" w:hint="default"/>
+        <w:sz w:val="20"/>
+      </w:rPr>
+    </w:lvl>
+    <w:lvl w:ilvl="1" w:tentative="1">
+      <w:start w:val="1"/>
+      <w:numFmt w:val="bullet"/>
+      <w:lvlText w:val="o"/>
+      <w:lvlJc w:val="left"/>
+      <w:pPr>
+        <w:tabs>
+          <w:tab w:val="num" w:pos="1440"/>
+        </w:tabs>
+        <w:ind w:left="1440" w:hanging="360"/>
+      </w:pPr>
+      <w:rPr>
+        <w:rFonts w:ascii="Courier New" w:hAnsi="Courier New" w:hint="default"/>
+        <w:sz w:val="20"/>
+      </w:rPr>
+    </w:lvl>
+    <w:lvl w:ilvl="2" w:tentative="1">
+      <w:start w:val="1"/>
+      <w:numFmt w:val="bullet"/>
+      <w:lvlText w:val=""/>
+      <w:lvlJc w:val="left"/>
+      <w:pPr>
+        <w:tabs>
+          <w:tab w:val="num" w:pos="2160"/>
+        </w:tabs>
+        <w:ind w:left="2160" w:hanging="360"/>
+      </w:pPr>
+      <w:rPr>
+        <w:rFonts w:ascii="Wingdings" w:hAnsi="Wingdings" w:hint="default"/>
+        <w:sz w:val="20"/>
+      </w:rPr>
+    </w:lvl>
+    <w:lvl w:ilvl="3" w:tentative="1">
+      <w:start w:val="1"/>
+      <w:numFmt w:val="bullet"/>
+      <w:lvlText w:val=""/>
+      <w:lvlJc w:val="left"/>
+      <w:pPr>
+        <w:tabs>
+          <w:tab w:val="num" w:pos="2880"/>
+        </w:tabs>
+        <w:ind w:left="2880" w:hanging="360"/>
+      </w:pPr>
+      <w:rPr>
+        <w:rFonts w:ascii="Wingdings" w:hAnsi="Wingdings" w:hint="default"/>
+        <w:sz w:val="20"/>
+      </w:rPr>
+    </w:lvl>
+    <w:lvl w:ilvl="4" w:tentative="1">
+      <w:start w:val="1"/>
+      <w:numFmt w:val="bullet"/>
+      <w:lvlText w:val=""/>
+      <w:lvlJc w:val="left"/>
+      <w:pPr>
+        <w:tabs>
+          <w:tab w:val="num" w:pos="3600"/>
+        </w:tabs>
+        <w:ind w:left="3600" w:hanging="360"/>
+      </w:pPr>
+      <w:rPr>
+        <w:rFonts w:ascii="Wingdings" w:hAnsi="Wingdings" w:hint="default"/>
+        <w:sz w:val="20"/>
+      </w:rPr>
+    </w:lvl>
+    <w:lvl w:ilvl="5" w:tentative="1">
+      <w:start w:val="1"/>
+      <w:numFmt w:val="bullet"/>
+      <w:lvlText w:val=""/>
+      <w:lvlJc w:val="left"/>
+      <w:pPr>
+        <w:tabs>
+          <w:tab w:val="num" w:pos="4320"/>
+        </w:tabs>
+        <w:ind w:left="4320" w:hanging="360"/>
+      </w:pPr>
+      <w:rPr>
+        <w:rFonts w:ascii="Wingdings" w:hAnsi="Wingdings" w:hint="default"/>
+        <w:sz w:val="20"/>
+      </w:rPr>
+    </w:lvl>
+    <w:lvl w:ilvl="6" w:tentative="1">
+      <w:start w:val="1"/>
+      <w:numFmt w:val="bullet"/>
+      <w:lvlText w:val=""/>
+      <w:lvlJc w:val="left"/>
+      <w:pPr>
+        <w:tabs>
+          <w:tab w:val="num" w:pos="5040"/>
+        </w:tabs>
+        <w:ind w:left="5040" w:hanging="360"/>
+      </w:pPr>
+      <w:rPr>
+        <w:rFonts w:ascii="Wingdings" w:hAnsi="Wingdings" w:hint="default"/>
+        <w:sz w:val="20"/>
+      </w:rPr>
+    </w:lvl>
+    <w:lvl w:ilvl="7" w:tentative="1">
+      <w:start w:val="1"/>
+      <w:numFmt w:val="bullet"/>
+      <w:lvlText w:val=""/>
+      <w:lvlJc w:val="left"/>
+      <w:pPr>
+        <w:tabs>
+          <w:tab w:val="num" w:pos="5760"/>
+        </w:tabs>
+        <w:ind w:left="5760" w:hanging="360"/>
+      </w:pPr>
+      <w:rPr>
+        <w:rFonts w:ascii="Wingdings" w:hAnsi="Wingdings" w:hint="default"/>
+        <w:sz w:val="20"/>
+      </w:rPr>
+    </w:lvl>
+    <w:lvl w:ilvl="8" w:tentative="1">
+      <w:start w:val="1"/>
+      <w:numFmt w:val="bullet"/>
+      <w:lvlText w:val=""/>
+      <w:lvlJc w:val="left"/>
+      <w:pPr>
+        <w:tabs>
+          <w:tab w:val="num" w:pos="6480"/>
+        </w:tabs>
+        <w:ind w:left="6480" w:hanging="360"/>
+      </w:pPr>
+      <w:rPr>
+        <w:rFonts w:ascii="Wingdings" w:hAnsi="Wingdings" w:hint="default"/>
+        <w:sz w:val="20"/>
+      </w:rPr>
+    </w:lvl>
+  </w:abstractNum>
+  <w:abstractNum w:abstractNumId="35" w15:restartNumberingAfterBreak="0">
+    <w:nsid w:val="7AE15489"/>
+    <w:multiLevelType w:val="multilevel"/>
+    <w:tmpl w:val="CA640E82"/>
+    <w:lvl w:ilvl="0">
+      <w:start w:val="1"/>
+      <w:numFmt w:val="bullet"/>
+      <w:lvlText w:val=""/>
+      <w:lvlJc w:val="left"/>
+      <w:pPr>
+        <w:tabs>
+          <w:tab w:val="num" w:pos="720"/>
+        </w:tabs>
+        <w:ind w:left="720" w:hanging="360"/>
+      </w:pPr>
+      <w:rPr>
+        <w:rFonts w:ascii="Symbol" w:hAnsi="Symbol" w:hint="default"/>
+        <w:sz w:val="20"/>
+      </w:rPr>
+    </w:lvl>
+    <w:lvl w:ilvl="1" w:tentative="1">
+      <w:start w:val="1"/>
+      <w:numFmt w:val="bullet"/>
+      <w:lvlText w:val="o"/>
+      <w:lvlJc w:val="left"/>
+      <w:pPr>
+        <w:tabs>
+          <w:tab w:val="num" w:pos="1440"/>
+        </w:tabs>
+        <w:ind w:left="1440" w:hanging="360"/>
+      </w:pPr>
+      <w:rPr>
+        <w:rFonts w:ascii="Courier New" w:hAnsi="Courier New" w:hint="default"/>
+        <w:sz w:val="20"/>
+      </w:rPr>
+    </w:lvl>
+    <w:lvl w:ilvl="2" w:tentative="1">
+      <w:start w:val="1"/>
+      <w:numFmt w:val="bullet"/>
+      <w:lvlText w:val=""/>
+      <w:lvlJc w:val="left"/>
+      <w:pPr>
+        <w:tabs>
+          <w:tab w:val="num" w:pos="2160"/>
+        </w:tabs>
+        <w:ind w:left="2160" w:hanging="360"/>
+      </w:pPr>
+      <w:rPr>
+        <w:rFonts w:ascii="Wingdings" w:hAnsi="Wingdings" w:hint="default"/>
+        <w:sz w:val="20"/>
+      </w:rPr>
+    </w:lvl>
+    <w:lvl w:ilvl="3" w:tentative="1">
+      <w:start w:val="1"/>
+      <w:numFmt w:val="bullet"/>
+      <w:lvlText w:val=""/>
+      <w:lvlJc w:val="left"/>
+      <w:pPr>
+        <w:tabs>
+          <w:tab w:val="num" w:pos="2880"/>
+        </w:tabs>
+        <w:ind w:left="2880" w:hanging="360"/>
+      </w:pPr>
+      <w:rPr>
+        <w:rFonts w:ascii="Wingdings" w:hAnsi="Wingdings" w:hint="default"/>
+        <w:sz w:val="20"/>
+      </w:rPr>
+    </w:lvl>
+    <w:lvl w:ilvl="4" w:tentative="1">
+      <w:start w:val="1"/>
+      <w:numFmt w:val="bullet"/>
+      <w:lvlText w:val=""/>
+      <w:lvlJc w:val="left"/>
+      <w:pPr>
+        <w:tabs>
+          <w:tab w:val="num" w:pos="3600"/>
+        </w:tabs>
+        <w:ind w:left="3600" w:hanging="360"/>
+      </w:pPr>
+      <w:rPr>
+        <w:rFonts w:ascii="Wingdings" w:hAnsi="Wingdings" w:hint="default"/>
+        <w:sz w:val="20"/>
+      </w:rPr>
+    </w:lvl>
+    <w:lvl w:ilvl="5" w:tentative="1">
+      <w:start w:val="1"/>
+      <w:numFmt w:val="bullet"/>
+      <w:lvlText w:val=""/>
+      <w:lvlJc w:val="left"/>
+      <w:pPr>
+        <w:tabs>
+          <w:tab w:val="num" w:pos="4320"/>
+        </w:tabs>
+        <w:ind w:left="4320" w:hanging="360"/>
+      </w:pPr>
+      <w:rPr>
+        <w:rFonts w:ascii="Wingdings" w:hAnsi="Wingdings" w:hint="default"/>
+        <w:sz w:val="20"/>
+      </w:rPr>
+    </w:lvl>
+    <w:lvl w:ilvl="6" w:tentative="1">
+      <w:start w:val="1"/>
+      <w:numFmt w:val="bullet"/>
+      <w:lvlText w:val=""/>
+      <w:lvlJc w:val="left"/>
+      <w:pPr>
+        <w:tabs>
+          <w:tab w:val="num" w:pos="5040"/>
+        </w:tabs>
+        <w:ind w:left="5040" w:hanging="360"/>
+      </w:pPr>
+      <w:rPr>
+        <w:rFonts w:ascii="Wingdings" w:hAnsi="Wingdings" w:hint="default"/>
+        <w:sz w:val="20"/>
+      </w:rPr>
+    </w:lvl>
+    <w:lvl w:ilvl="7" w:tentative="1">
+      <w:start w:val="1"/>
+      <w:numFmt w:val="bullet"/>
+      <w:lvlText w:val=""/>
+      <w:lvlJc w:val="left"/>
+      <w:pPr>
+        <w:tabs>
+          <w:tab w:val="num" w:pos="5760"/>
+        </w:tabs>
+        <w:ind w:left="5760" w:hanging="360"/>
+      </w:pPr>
+      <w:rPr>
+        <w:rFonts w:ascii="Wingdings" w:hAnsi="Wingdings" w:hint="default"/>
+        <w:sz w:val="20"/>
+      </w:rPr>
+    </w:lvl>
+    <w:lvl w:ilvl="8" w:tentative="1">
+      <w:start w:val="1"/>
+      <w:numFmt w:val="bullet"/>
+      <w:lvlText w:val=""/>
+      <w:lvlJc w:val="left"/>
+      <w:pPr>
+        <w:tabs>
+          <w:tab w:val="num" w:pos="6480"/>
+        </w:tabs>
+        <w:ind w:left="6480" w:hanging="360"/>
+      </w:pPr>
+      <w:rPr>
+        <w:rFonts w:ascii="Wingdings" w:hAnsi="Wingdings" w:hint="default"/>
+        <w:sz w:val="20"/>
+      </w:rPr>
+    </w:lvl>
+  </w:abstractNum>
   <w:num w:numId="1" w16cid:durableId="1831555814">
-    <w:abstractNumId w:val="6"/>
+    <w:abstractNumId w:val="18"/>
   </w:num>
   <w:num w:numId="2" w16cid:durableId="1991447259">
-    <w:abstractNumId w:val="5"/>
+    <w:abstractNumId w:val="17"/>
   </w:num>
   <w:num w:numId="3" w16cid:durableId="1568413708">
-    <w:abstractNumId w:val="3"/>
+    <w:abstractNumId w:val="13"/>
   </w:num>
   <w:num w:numId="4" w16cid:durableId="858547525">
-    <w:abstractNumId w:val="4"/>
+    <w:abstractNumId w:val="15"/>
   </w:num>
   <w:num w:numId="5" w16cid:durableId="443236301">
-    <w:abstractNumId w:val="7"/>
+    <w:abstractNumId w:val="21"/>
   </w:num>
   <w:num w:numId="6" w16cid:durableId="307903055">
-    <w:abstractNumId w:val="2"/>
+    <w:abstractNumId w:val="12"/>
   </w:num>
   <w:num w:numId="7" w16cid:durableId="597981148">
-    <w:abstractNumId w:val="1"/>
+    <w:abstractNumId w:val="6"/>
   </w:num>
   <w:num w:numId="8" w16cid:durableId="42993690">
     <w:abstractNumId w:val="0"/>
   </w:num>
   <w:num w:numId="9" w16cid:durableId="1721243538">
+    <w:abstractNumId w:val="32"/>
+  </w:num>
+  <w:num w:numId="10" w16cid:durableId="51320849">
+    <w:abstractNumId w:val="24"/>
+  </w:num>
+  <w:num w:numId="11" w16cid:durableId="410009215">
+    <w:abstractNumId w:val="28"/>
+  </w:num>
+  <w:num w:numId="12" w16cid:durableId="1261647470">
+    <w:abstractNumId w:val="25"/>
+  </w:num>
+  <w:num w:numId="13" w16cid:durableId="2129421732">
+    <w:abstractNumId w:val="19"/>
+  </w:num>
+  <w:num w:numId="14" w16cid:durableId="1134911750">
+    <w:abstractNumId w:val="2"/>
+  </w:num>
+  <w:num w:numId="15" w16cid:durableId="933592109">
+    <w:abstractNumId w:val="26"/>
+  </w:num>
+  <w:num w:numId="16" w16cid:durableId="628517195">
+    <w:abstractNumId w:val="11"/>
+  </w:num>
+  <w:num w:numId="17" w16cid:durableId="734399370">
+    <w:abstractNumId w:val="14"/>
+  </w:num>
+  <w:num w:numId="18" w16cid:durableId="329409435">
+    <w:abstractNumId w:val="23"/>
+  </w:num>
+  <w:num w:numId="19" w16cid:durableId="1389380555">
+    <w:abstractNumId w:val="34"/>
+  </w:num>
+  <w:num w:numId="20" w16cid:durableId="1455363450">
+    <w:abstractNumId w:val="33"/>
+  </w:num>
+  <w:num w:numId="21" w16cid:durableId="1153059888">
+    <w:abstractNumId w:val="7"/>
+  </w:num>
+  <w:num w:numId="22" w16cid:durableId="1250038956">
+    <w:abstractNumId w:val="1"/>
+  </w:num>
+  <w:num w:numId="23" w16cid:durableId="2039038283">
+    <w:abstractNumId w:val="16"/>
+  </w:num>
+  <w:num w:numId="24" w16cid:durableId="26301349">
     <w:abstractNumId w:val="10"/>
   </w:num>
-  <w:num w:numId="10" w16cid:durableId="51320849">
+  <w:num w:numId="25" w16cid:durableId="668797273">
+    <w:abstractNumId w:val="5"/>
+  </w:num>
+  <w:num w:numId="26" w16cid:durableId="1755592331">
+    <w:abstractNumId w:val="20"/>
+  </w:num>
+  <w:num w:numId="27" w16cid:durableId="1947350058">
+    <w:abstractNumId w:val="9"/>
+  </w:num>
+  <w:num w:numId="28" w16cid:durableId="1384912609">
+    <w:abstractNumId w:val="31"/>
+  </w:num>
+  <w:num w:numId="29" w16cid:durableId="1559706074">
+    <w:abstractNumId w:val="30"/>
+  </w:num>
+  <w:num w:numId="30" w16cid:durableId="2004965948">
     <w:abstractNumId w:val="8"/>
   </w:num>
-  <w:num w:numId="11" w16cid:durableId="410009215">
-    <w:abstractNumId w:val="9"/>
+  <w:num w:numId="31" w16cid:durableId="2105414353">
+    <w:abstractNumId w:val="35"/>
+  </w:num>
+  <w:num w:numId="32" w16cid:durableId="224033158">
+    <w:abstractNumId w:val="3"/>
+  </w:num>
+  <w:num w:numId="33" w16cid:durableId="1649279881">
+    <w:abstractNumId w:val="27"/>
+  </w:num>
+  <w:num w:numId="34" w16cid:durableId="739640296">
+    <w:abstractNumId w:val="22"/>
+  </w:num>
+  <w:num w:numId="35" w16cid:durableId="51122316">
+    <w:abstractNumId w:val="4"/>
+  </w:num>
+  <w:num w:numId="36" w16cid:durableId="572549302">
+    <w:abstractNumId w:val="29"/>
   </w:num>
 </w:numbering>
 </file>
